--- a/TotNgiepGTVT/NguyenTungDuong_5240294_BaoCaoThucTap.docx
+++ b/TotNgiepGTVT/NguyenTungDuong_5240294_BaoCaoThucTap.docx
@@ -153,7 +153,7 @@
                     </wp:anchor>
                   </w:drawing>
                 </mc:Choice>
-                <mc:Fallback xmlns:w16sdtfl="http://schemas.microsoft.com/office/word/2024/wordml/sdtformatlock" xmlns:w16du="http://schemas.microsoft.com/office/word/2023/wordml/word16du" xmlns:w16sdtdh="http://schemas.microsoft.com/office/word/2020/wordml/sdtdatahash" xmlns:w16="http://schemas.microsoft.com/office/word/2018/wordml" xmlns:w16cex="http://schemas.microsoft.com/office/word/2018/wordml/cex" xmlns:oel="http://schemas.microsoft.com/office/2019/extlst">
+                <mc:Fallback xmlns:oel="http://schemas.microsoft.com/office/2019/extlst" xmlns:w16cex="http://schemas.microsoft.com/office/word/2018/wordml/cex" xmlns:w16="http://schemas.microsoft.com/office/word/2018/wordml" xmlns:w16sdtdh="http://schemas.microsoft.com/office/word/2020/wordml/sdtdatahash" xmlns:w16du="http://schemas.microsoft.com/office/word/2023/wordml/word16du" xmlns:w16sdtfl="http://schemas.microsoft.com/office/word/2024/wordml/sdtformatlock">
                   <w:pict>
                     <v:line w14:anchorId="4FD8A98E" id="Straight Connector 11" o:spid="_x0000_s1026" style="position:absolute;z-index:251659264;visibility:visible;mso-wrap-style:square;mso-width-percent:0;mso-height-percent:0;mso-wrap-distance-left:9pt;mso-wrap-distance-top:0;mso-wrap-distance-right:9pt;mso-wrap-distance-bottom:0;mso-position-horizontal:absolute;mso-position-horizontal-relative:text;mso-position-vertical:absolute;mso-position-vertical-relative:text;mso-width-percent:0;mso-height-percent:0;mso-width-relative:page;mso-height-relative:page" from="154.4pt,9.35pt" to="287.4pt,9.35pt" o:gfxdata="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" strokeweight="1pt"/>
                   </w:pict>
@@ -184,7 +184,6 @@
             </w:pPr>
             <w:r>
               <w:rPr>
-                <w:rFonts w:asciiTheme="majorHAnsi" w:hAnsiTheme="majorHAnsi" w:cstheme="majorHAnsi"/>
                 <w:noProof/>
                 <w:sz w:val="30"/>
                 <w:szCs w:val="30"/>
@@ -728,12 +727,14 @@
                     <w:widowControl w:val="0"/>
                     <w:spacing w:line="360" w:lineRule="auto"/>
                     <w:rPr>
+                      <w:rFonts w:ascii="Times New Roman" w:hAnsi="Times New Roman"/>
                       <w:sz w:val="30"/>
                       <w:szCs w:val="30"/>
                     </w:rPr>
                   </w:pPr>
                   <w:r>
                     <w:rPr>
+                      <w:rFonts w:ascii="Times New Roman" w:hAnsi="Times New Roman"/>
                       <w:sz w:val="30"/>
                       <w:szCs w:val="30"/>
                     </w:rPr>
@@ -741,18 +742,11 @@
                   </w:r>
                   <w:r>
                     <w:rPr>
-                      <w:sz w:val="30"/>
-                      <w:szCs w:val="30"/>
-                    </w:rPr>
-                    <w:t xml:space="preserve"> </w:t>
-                  </w:r>
-                  <w:r>
-                    <w:rPr>
                       <w:rFonts w:ascii="Times New Roman" w:hAnsi="Times New Roman"/>
                       <w:sz w:val="30"/>
                       <w:szCs w:val="30"/>
                     </w:rPr>
-                    <w:t>TS. Nguyễn Đình Dương</w:t>
+                    <w:t xml:space="preserve"> TS. Nguyễn Đình Dương</w:t>
                   </w:r>
                 </w:p>
               </w:tc>
@@ -779,23 +773,7 @@
                       <w:sz w:val="30"/>
                       <w:szCs w:val="30"/>
                     </w:rPr>
-                    <w:t>CBHD</w:t>
-                  </w:r>
-                  <w:r>
-                    <w:rPr>
-                      <w:rFonts w:ascii="Times New Roman" w:hAnsi="Times New Roman"/>
-                      <w:sz w:val="30"/>
-                      <w:szCs w:val="30"/>
-                    </w:rPr>
-                    <w:t xml:space="preserve"> tại đơn vị </w:t>
-                  </w:r>
-                  <w:r>
-                    <w:rPr>
-                      <w:rFonts w:ascii="Times New Roman" w:hAnsi="Times New Roman"/>
-                      <w:sz w:val="30"/>
-                      <w:szCs w:val="30"/>
-                    </w:rPr>
-                    <w:t>TT</w:t>
+                    <w:t>CBHD tại đơn vị TT</w:t>
                   </w:r>
                 </w:p>
               </w:tc>
@@ -809,12 +787,14 @@
                     <w:widowControl w:val="0"/>
                     <w:spacing w:line="360" w:lineRule="auto"/>
                     <w:rPr>
+                      <w:rFonts w:ascii="Times New Roman" w:hAnsi="Times New Roman"/>
                       <w:sz w:val="30"/>
                       <w:szCs w:val="30"/>
                     </w:rPr>
                   </w:pPr>
                   <w:r>
                     <w:rPr>
+                      <w:rFonts w:ascii="Times New Roman" w:hAnsi="Times New Roman"/>
                       <w:sz w:val="30"/>
                       <w:szCs w:val="30"/>
                     </w:rPr>
@@ -822,6 +802,7 @@
                   </w:r>
                   <w:r>
                     <w:rPr>
+                      <w:rFonts w:ascii="Times New Roman" w:hAnsi="Times New Roman"/>
                       <w:sz w:val="30"/>
                       <w:szCs w:val="30"/>
                     </w:rPr>
@@ -1108,7 +1089,7 @@
                     </wp:anchor>
                   </w:drawing>
                 </mc:Choice>
-                <mc:Fallback xmlns:w16sdtfl="http://schemas.microsoft.com/office/word/2024/wordml/sdtformatlock" xmlns:w16du="http://schemas.microsoft.com/office/word/2023/wordml/word16du" xmlns:w16sdtdh="http://schemas.microsoft.com/office/word/2020/wordml/sdtdatahash" xmlns:w16="http://schemas.microsoft.com/office/word/2018/wordml" xmlns:w16cex="http://schemas.microsoft.com/office/word/2018/wordml/cex" xmlns:oel="http://schemas.microsoft.com/office/2019/extlst">
+                <mc:Fallback xmlns:oel="http://schemas.microsoft.com/office/2019/extlst" xmlns:w16cex="http://schemas.microsoft.com/office/word/2018/wordml/cex" xmlns:w16="http://schemas.microsoft.com/office/word/2018/wordml" xmlns:w16sdtdh="http://schemas.microsoft.com/office/word/2020/wordml/sdtdatahash" xmlns:w16du="http://schemas.microsoft.com/office/word/2023/wordml/word16du" xmlns:w16sdtfl="http://schemas.microsoft.com/office/word/2024/wordml/sdtformatlock">
                   <w:pict>
                     <v:line w14:anchorId="3B6789C4" id="Straight Connector 2" o:spid="_x0000_s1026" style="position:absolute;z-index:251661312;visibility:visible;mso-wrap-style:square;mso-width-percent:0;mso-height-percent:0;mso-wrap-distance-left:9pt;mso-wrap-distance-top:0;mso-wrap-distance-right:9pt;mso-wrap-distance-bottom:0;mso-position-horizontal:absolute;mso-position-horizontal-relative:text;mso-position-vertical:absolute;mso-position-vertical-relative:text;mso-width-percent:0;mso-height-percent:0;mso-width-relative:page;mso-height-relative:page" from="154.4pt,9.35pt" to="287.4pt,9.35pt" o:gfxdata="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" strokeweight="1pt"/>
                   </w:pict>
@@ -1134,7 +1115,6 @@
               </w:tabs>
               <w:ind w:firstLine="3402"/>
               <w:rPr>
-                <w:rFonts w:asciiTheme="majorHAnsi" w:hAnsiTheme="majorHAnsi" w:cstheme="majorHAnsi"/>
                 <w:noProof/>
                 <w:sz w:val="30"/>
                 <w:szCs w:val="30"/>
@@ -1150,7 +1130,6 @@
               </w:tabs>
               <w:ind w:firstLine="3402"/>
               <w:rPr>
-                <w:rFonts w:asciiTheme="majorHAnsi" w:hAnsiTheme="majorHAnsi" w:cstheme="majorHAnsi"/>
                 <w:noProof/>
                 <w:sz w:val="30"/>
                 <w:szCs w:val="30"/>
@@ -1568,6 +1547,7 @@
                     <w:widowControl w:val="0"/>
                     <w:spacing w:line="360" w:lineRule="auto"/>
                     <w:rPr>
+                      <w:rFonts w:ascii="Times New Roman" w:hAnsi="Times New Roman"/>
                       <w:sz w:val="30"/>
                       <w:szCs w:val="30"/>
                     </w:rPr>
@@ -1592,6 +1572,7 @@
                     <w:widowControl w:val="0"/>
                     <w:spacing w:line="360" w:lineRule="auto"/>
                     <w:rPr>
+                      <w:rFonts w:ascii="Times New Roman" w:hAnsi="Times New Roman"/>
                       <w:sz w:val="30"/>
                       <w:szCs w:val="30"/>
                     </w:rPr>
@@ -1644,12 +1625,14 @@
                     <w:widowControl w:val="0"/>
                     <w:spacing w:line="360" w:lineRule="auto"/>
                     <w:rPr>
+                      <w:rFonts w:ascii="Times New Roman" w:hAnsi="Times New Roman"/>
                       <w:sz w:val="30"/>
                       <w:szCs w:val="30"/>
                     </w:rPr>
                   </w:pPr>
                   <w:r>
                     <w:rPr>
+                      <w:rFonts w:ascii="Times New Roman" w:hAnsi="Times New Roman"/>
                       <w:sz w:val="30"/>
                       <w:szCs w:val="30"/>
                     </w:rPr>
@@ -1657,18 +1640,11 @@
                   </w:r>
                   <w:r>
                     <w:rPr>
-                      <w:sz w:val="30"/>
-                      <w:szCs w:val="30"/>
-                    </w:rPr>
-                    <w:t xml:space="preserve"> </w:t>
-                  </w:r>
-                  <w:r>
-                    <w:rPr>
                       <w:rFonts w:ascii="Times New Roman" w:hAnsi="Times New Roman"/>
                       <w:sz w:val="30"/>
                       <w:szCs w:val="30"/>
                     </w:rPr>
-                    <w:t>K28.2</w:t>
+                    <w:t xml:space="preserve"> K28.2</w:t>
                   </w:r>
                 </w:p>
               </w:tc>
@@ -1695,23 +1671,7 @@
                       <w:sz w:val="30"/>
                       <w:szCs w:val="30"/>
                     </w:rPr>
-                    <w:t>CBHD</w:t>
-                  </w:r>
-                  <w:r>
-                    <w:rPr>
-                      <w:rFonts w:ascii="Times New Roman" w:hAnsi="Times New Roman"/>
-                      <w:sz w:val="30"/>
-                      <w:szCs w:val="30"/>
-                    </w:rPr>
-                    <w:t xml:space="preserve"> tại đơn vị </w:t>
-                  </w:r>
-                  <w:r>
-                    <w:rPr>
-                      <w:rFonts w:ascii="Times New Roman" w:hAnsi="Times New Roman"/>
-                      <w:sz w:val="30"/>
-                      <w:szCs w:val="30"/>
-                    </w:rPr>
-                    <w:t>TT</w:t>
+                    <w:t>CBHD tại đơn vị TT</w:t>
                   </w:r>
                 </w:p>
               </w:tc>
@@ -1725,12 +1685,14 @@
                     <w:widowControl w:val="0"/>
                     <w:spacing w:line="360" w:lineRule="auto"/>
                     <w:rPr>
+                      <w:rFonts w:ascii="Times New Roman" w:hAnsi="Times New Roman"/>
                       <w:sz w:val="30"/>
                       <w:szCs w:val="30"/>
                     </w:rPr>
                   </w:pPr>
                   <w:r>
                     <w:rPr>
+                      <w:rFonts w:ascii="Times New Roman" w:hAnsi="Times New Roman"/>
                       <w:sz w:val="30"/>
                       <w:szCs w:val="30"/>
                     </w:rPr>
@@ -1738,6 +1700,7 @@
                   </w:r>
                   <w:r>
                     <w:rPr>
+                      <w:rFonts w:ascii="Times New Roman" w:hAnsi="Times New Roman"/>
                       <w:sz w:val="30"/>
                       <w:szCs w:val="30"/>
                     </w:rPr>
@@ -1790,6 +1753,7 @@
                     <w:widowControl w:val="0"/>
                     <w:spacing w:line="360" w:lineRule="auto"/>
                     <w:rPr>
+                      <w:rFonts w:ascii="Times New Roman" w:hAnsi="Times New Roman"/>
                       <w:sz w:val="30"/>
                       <w:szCs w:val="30"/>
                     </w:rPr>
@@ -1800,23 +1764,7 @@
                       <w:sz w:val="30"/>
                       <w:szCs w:val="30"/>
                     </w:rPr>
-                    <w:t>Công</w:t>
-                  </w:r>
-                  <w:r>
-                    <w:rPr>
-                      <w:rFonts w:ascii="Times New Roman" w:hAnsi="Times New Roman"/>
-                      <w:sz w:val="30"/>
-                      <w:szCs w:val="30"/>
-                    </w:rPr>
-                    <w:t xml:space="preserve"> </w:t>
-                  </w:r>
-                  <w:r>
-                    <w:rPr>
-                      <w:rFonts w:ascii="Times New Roman" w:hAnsi="Times New Roman"/>
-                      <w:sz w:val="30"/>
-                      <w:szCs w:val="30"/>
-                    </w:rPr>
-                    <w:t>ty Cổ phần Tập đoàn Thiên Hoàng</w:t>
+                    <w:t>Công ty Cổ phần Tập đoàn Thiên Hoàng</w:t>
                   </w:r>
                 </w:p>
               </w:tc>
@@ -1832,6 +1780,7 @@
                     <w:widowControl w:val="0"/>
                     <w:spacing w:line="360" w:lineRule="auto"/>
                     <w:rPr>
+                      <w:rFonts w:ascii="Times New Roman" w:hAnsi="Times New Roman"/>
                       <w:sz w:val="30"/>
                       <w:szCs w:val="30"/>
                     </w:rPr>
@@ -1856,6 +1805,7 @@
                     <w:widowControl w:val="0"/>
                     <w:spacing w:line="360" w:lineRule="auto"/>
                     <w:rPr>
+                      <w:rFonts w:ascii="Times New Roman" w:hAnsi="Times New Roman"/>
                       <w:sz w:val="30"/>
                       <w:szCs w:val="30"/>
                     </w:rPr>
@@ -2101,7 +2051,7 @@
               </wp:anchor>
             </w:drawing>
           </mc:Choice>
-          <mc:Fallback xmlns:w16sdtfl="http://schemas.microsoft.com/office/word/2024/wordml/sdtformatlock" xmlns:w16du="http://schemas.microsoft.com/office/word/2023/wordml/word16du" xmlns:w16sdtdh="http://schemas.microsoft.com/office/word/2020/wordml/sdtdatahash" xmlns:w16="http://schemas.microsoft.com/office/word/2018/wordml" xmlns:w16cex="http://schemas.microsoft.com/office/word/2018/wordml/cex" xmlns:oel="http://schemas.microsoft.com/office/2019/extlst">
+          <mc:Fallback xmlns:oel="http://schemas.microsoft.com/office/2019/extlst" xmlns:w16cex="http://schemas.microsoft.com/office/word/2018/wordml/cex" xmlns:w16="http://schemas.microsoft.com/office/word/2018/wordml" xmlns:w16sdtdh="http://schemas.microsoft.com/office/word/2020/wordml/sdtdatahash" xmlns:w16du="http://schemas.microsoft.com/office/word/2023/wordml/word16du" xmlns:w16sdtfl="http://schemas.microsoft.com/office/word/2024/wordml/sdtformatlock">
             <w:pict>
               <v:shapetype w14:anchorId="0F898CB3" id="_x0000_t32" coordsize="21600,21600" o:spt="32" o:oned="t" path="m,l21600,21600e" filled="f">
                 <v:path arrowok="t" fillok="f" o:connecttype="none"/>
@@ -2335,14 +2285,7 @@
           <w:sz w:val="24"/>
           <w:szCs w:val="24"/>
         </w:rPr>
-        <w:t xml:space="preserve"> </w:t>
-      </w:r>
-      <w:r>
-        <w:rPr>
-          <w:sz w:val="24"/>
-          <w:szCs w:val="24"/>
-        </w:rPr>
-        <w:t>Lê Anh Minh</w:t>
+        <w:t xml:space="preserve"> Lê Anh Minh</w:t>
       </w:r>
       <w:r>
         <w:rPr>
@@ -2977,14 +2920,7 @@
           <w:color w:val="auto"/>
           <w:szCs w:val="26"/>
         </w:rPr>
-        <w:t xml:space="preserve">  </w:t>
-      </w:r>
-      <w:r>
-        <w:rPr>
-          <w:color w:val="auto"/>
-          <w:szCs w:val="26"/>
-        </w:rPr>
-        <w:t>Trước hết, em xin bày tỏ lòng biết ơn đến Khoa Công nghệ thông tin, Trường Đại học Giao thông Vận tải đã tạo điều kiện cho chúng em có cơ hội học tập, rèn luyện và tiếp cận với môi trường làm việc thực tế. Những kiến thức chuyên môn, kỹ năng thực hành và tư duy nghề nghiệp mà chúng em được học tại trường là nền tảng quan trọng giúp chúng em vận dụng hiệu quả trong quá trình thực tập.</w:t>
+        <w:t xml:space="preserve">  Trước hết, em xin bày tỏ lòng biết ơn đến Khoa Công nghệ thông tin, Trường Đại học Giao thông Vận tải đã tạo điều kiện cho chúng em có cơ hội học tập, rèn luyện và tiếp cận với môi trường làm việc thực tế. Những kiến thức chuyên môn, kỹ năng thực hành và tư duy nghề nghiệp mà chúng em được học tại trường là nền tảng quan trọng giúp chúng em vận dụng hiệu quả trong quá trình thực tập.</w:t>
       </w:r>
     </w:p>
     <w:p>
@@ -3001,14 +2937,7 @@
           <w:color w:val="auto"/>
           <w:szCs w:val="26"/>
         </w:rPr>
-        <w:t xml:space="preserve">  </w:t>
-      </w:r>
-      <w:r>
-        <w:rPr>
-          <w:color w:val="auto"/>
-          <w:szCs w:val="26"/>
-        </w:rPr>
-        <w:t xml:space="preserve">Em xin gửi lời cảm ơn sâu sắc đến </w:t>
+        <w:t xml:space="preserve">  Em xin gửi lời cảm ơn sâu sắc đến </w:t>
       </w:r>
       <w:r>
         <w:rPr>
@@ -3041,14 +2970,7 @@
           <w:color w:val="auto"/>
           <w:szCs w:val="26"/>
         </w:rPr>
-        <w:t xml:space="preserve">  </w:t>
-      </w:r>
-      <w:r>
-        <w:rPr>
-          <w:color w:val="auto"/>
-          <w:szCs w:val="26"/>
-        </w:rPr>
-        <w:t xml:space="preserve">Em cũng xin chân thành cảm ơn </w:t>
+        <w:t xml:space="preserve">  Em cũng xin chân thành cảm ơn </w:t>
       </w:r>
       <w:r>
         <w:rPr>
@@ -3081,14 +3003,7 @@
           <w:color w:val="auto"/>
           <w:szCs w:val="26"/>
         </w:rPr>
-        <w:t xml:space="preserve">  </w:t>
-      </w:r>
-      <w:r>
-        <w:rPr>
-          <w:color w:val="auto"/>
-          <w:szCs w:val="26"/>
-        </w:rPr>
-        <w:t>Trong suốt quá trình thực tập, nhờ sự hướng dẫn và đồng hành của quý Thầy Cô và các anh/chị tại công ty, em đã học được cách làm việc nhóm hiệu quả, quản lý thời gian hợp lý và giải quyết vấn đề một cách chuyên nghiệp. Những kiến thức và kỹ năng này sẽ là hành trang quý báu đối với em trong quá trình học tập và làm việc sau này.</w:t>
+        <w:t xml:space="preserve">  Trong suốt quá trình thực tập, nhờ sự hướng dẫn và đồng hành của quý Thầy Cô và các anh/chị tại công ty, em đã học được cách làm việc nhóm hiệu quả, quản lý thời gian hợp lý và giải quyết vấn đề một cách chuyên nghiệp. Những kiến thức và kỹ năng này sẽ là hành trang quý báu đối với em trong quá trình học tập và làm việc sau này.</w:t>
       </w:r>
     </w:p>
     <w:p>
@@ -3105,35 +3020,15 @@
           <w:color w:val="auto"/>
           <w:szCs w:val="26"/>
         </w:rPr>
-        <w:t xml:space="preserve">  </w:t>
+        <w:t xml:space="preserve">  Em xin cam đoan sẽ luôn trân trọng và vận dụng những kiến thức, kinh nghiệm mà quý Thầy Cô và các anh/chị đã truyền đạt.</w:t>
       </w:r>
       <w:r>
         <w:rPr>
           <w:color w:val="auto"/>
           <w:szCs w:val="26"/>
         </w:rPr>
-        <w:t>Em xin cam đoan sẽ luôn trân trọng và vận dụng những kiến thức, kinh nghiệm mà quý Thầy Cô và các anh/chị đã truyền đạt.</w:t>
-      </w:r>
-      <w:r>
-        <w:rPr>
-          <w:color w:val="auto"/>
-          <w:szCs w:val="26"/>
-        </w:rPr>
         <w:br/>
-      </w:r>
-      <w:r>
-        <w:rPr>
-          <w:color w:val="auto"/>
-          <w:szCs w:val="26"/>
-        </w:rPr>
-        <w:t xml:space="preserve">  </w:t>
-      </w:r>
-      <w:r>
-        <w:rPr>
-          <w:color w:val="auto"/>
-          <w:szCs w:val="26"/>
-        </w:rPr>
-        <w:t>Cuối cùng, em xin kính chúc quý Thầy Cô cùng toàn thể anh/chị tại công ty luôn dồi dào sức khỏe, thành công trong công việc và tiếp tục đồng hành cùng nhiều thế hệ sinh viên trong tương lai.</w:t>
+        <w:t xml:space="preserve">  Cuối cùng, em xin kính chúc quý Thầy Cô cùng toàn thể anh/chị tại công ty luôn dồi dào sức khỏe, thành công trong công việc và tiếp tục đồng hành cùng nhiều thế hệ sinh viên trong tương lai.</w:t>
       </w:r>
     </w:p>
     <w:p>
@@ -3206,6 +3101,9 @@
         <w:p>
           <w:pPr>
             <w:pStyle w:val="TOCHeading"/>
+            <w:rPr>
+              <w:rFonts w:ascii="Times New Roman" w:hAnsi="Times New Roman" w:cs="Times New Roman"/>
+            </w:rPr>
           </w:pPr>
         </w:p>
         <w:p>
@@ -4862,37 +4760,7 @@
       </w:sdtContent>
     </w:sdt>
     <w:p/>
-    <w:p>
-      <w:pPr>
-        <w:pStyle w:val="Heading1"/>
-        <w:numPr>
-          <w:ilvl w:val="0"/>
-          <w:numId w:val="0"/>
-        </w:numPr>
-        <w:ind w:left="720"/>
-      </w:pPr>
-      <w:bookmarkStart w:id="3" w:name="_Toc219921019"/>
-      <w:r>
-        <w:t>DANH MỤC HÌNH VẼ (nếu có)</w:t>
-      </w:r>
-      <w:bookmarkEnd w:id="3"/>
-    </w:p>
     <w:p/>
-    <w:p>
-      <w:pPr>
-        <w:pStyle w:val="Heading1"/>
-        <w:numPr>
-          <w:ilvl w:val="0"/>
-          <w:numId w:val="0"/>
-        </w:numPr>
-        <w:ind w:left="720"/>
-      </w:pPr>
-      <w:bookmarkStart w:id="4" w:name="_Toc219921020"/>
-      <w:r>
-        <w:t>DANH MỤC BẢNG BIỂU (nếu có)</w:t>
-      </w:r>
-      <w:bookmarkEnd w:id="4"/>
-    </w:p>
     <w:p/>
     <w:p>
       <w:pPr>
@@ -4903,12 +4771,31 @@
         </w:numPr>
         <w:ind w:left="720" w:hanging="181"/>
       </w:pPr>
-      <w:bookmarkStart w:id="5" w:name="_Toc219921021"/>
-      <w:r>
-        <w:lastRenderedPageBreak/>
+      <w:bookmarkStart w:id="3" w:name="_Toc219921021"/>
+    </w:p>
+    <w:p>
+      <w:pPr>
+        <w:pStyle w:val="Heading1"/>
+        <w:numPr>
+          <w:ilvl w:val="0"/>
+          <w:numId w:val="0"/>
+        </w:numPr>
+        <w:ind w:left="720" w:hanging="181"/>
+      </w:pPr>
+    </w:p>
+    <w:p>
+      <w:pPr>
+        <w:pStyle w:val="Heading1"/>
+        <w:numPr>
+          <w:ilvl w:val="0"/>
+          <w:numId w:val="0"/>
+        </w:numPr>
+        <w:ind w:left="720" w:hanging="181"/>
+      </w:pPr>
+      <w:r>
         <w:t>DANH MỤC TỪ VIẾT TẮT (Nếu có)</w:t>
       </w:r>
-      <w:bookmarkEnd w:id="5"/>
+      <w:bookmarkEnd w:id="3"/>
     </w:p>
     <w:p/>
     <w:p>
@@ -4928,22 +4815,28 @@
         </w:numPr>
         <w:jc w:val="left"/>
       </w:pPr>
-      <w:bookmarkStart w:id="6" w:name="_Toc219921022"/>
+      <w:bookmarkStart w:id="4" w:name="_Toc219921022"/>
       <w:r>
         <w:lastRenderedPageBreak/>
         <w:t>1. GIỚI THIỆU CHUNG VỀ ĐƠN VỊ THỰC TẬP</w:t>
       </w:r>
-      <w:bookmarkEnd w:id="6"/>
+      <w:bookmarkEnd w:id="4"/>
     </w:p>
     <w:p>
       <w:pPr>
         <w:pStyle w:val="Heading2"/>
-      </w:pPr>
-      <w:bookmarkStart w:id="7" w:name="_Toc219921023"/>
-      <w:r>
+        <w:rPr>
+          <w:rFonts w:cs="Times New Roman"/>
+        </w:rPr>
+      </w:pPr>
+      <w:bookmarkStart w:id="5" w:name="_Toc219921023"/>
+      <w:r>
+        <w:rPr>
+          <w:rFonts w:cs="Times New Roman"/>
+        </w:rPr>
         <w:t>1.1. Thông tin chung về đơn vị thực tập</w:t>
       </w:r>
-      <w:bookmarkEnd w:id="7"/>
+      <w:bookmarkEnd w:id="5"/>
     </w:p>
     <w:p>
       <w:pPr>
@@ -5465,7 +5358,7 @@
         <w:pStyle w:val="ListParagraph"/>
         <w:numPr>
           <w:ilvl w:val="0"/>
-          <w:numId w:val="30"/>
+          <w:numId w:val="16"/>
         </w:numPr>
         <w:rPr>
           <w:szCs w:val="26"/>
@@ -5692,26 +5585,29 @@
     <w:p>
       <w:pPr>
         <w:pStyle w:val="Heading2"/>
-      </w:pPr>
-      <w:bookmarkStart w:id="8" w:name="_Toc219921024"/>
-      <w:r>
+        <w:rPr>
+          <w:rFonts w:cs="Times New Roman"/>
+        </w:rPr>
+      </w:pPr>
+      <w:bookmarkStart w:id="6" w:name="_Toc219921024"/>
+      <w:r>
+        <w:rPr>
+          <w:rFonts w:cs="Times New Roman"/>
+        </w:rPr>
         <w:t>1.2. Chức năng, nhiệm vụ của bộ phận thực tập</w:t>
       </w:r>
-      <w:bookmarkEnd w:id="8"/>
+      <w:bookmarkEnd w:id="6"/>
     </w:p>
     <w:p>
       <w:pPr>
         <w:pStyle w:val="ListParagraph"/>
         <w:numPr>
           <w:ilvl w:val="0"/>
-          <w:numId w:val="27"/>
+          <w:numId w:val="15"/>
         </w:numPr>
       </w:pPr>
       <w:r>
-        <w:t xml:space="preserve">     </w:t>
-      </w:r>
-      <w:r>
-        <w:t xml:space="preserve">Trung tâm Sản xuất Phần mềm số 3 là đơn vị chuyên trách thực hiện các hoạt động </w:t>
+        <w:t xml:space="preserve">     Trung tâm Sản xuất Phần mềm số 3 là đơn vị chuyên trách thực hiện các hoạt động </w:t>
       </w:r>
       <w:r>
         <w:rPr>
@@ -5734,14 +5630,11 @@
         <w:pStyle w:val="ListParagraph"/>
         <w:numPr>
           <w:ilvl w:val="0"/>
-          <w:numId w:val="27"/>
+          <w:numId w:val="15"/>
         </w:numPr>
       </w:pPr>
       <w:r>
-        <w:t xml:space="preserve">    </w:t>
-      </w:r>
-      <w:r>
-        <w:t xml:space="preserve">Chức năng chính của Trung tâm là </w:t>
+        <w:t xml:space="preserve">    Chức năng chính của Trung tâm là </w:t>
       </w:r>
       <w:r>
         <w:rPr>
@@ -5758,18 +5651,30 @@
     <w:p>
       <w:pPr>
         <w:pStyle w:val="Heading2"/>
-      </w:pPr>
-      <w:bookmarkStart w:id="9" w:name="_Toc219921025"/>
-      <w:r>
+        <w:rPr>
+          <w:rFonts w:cs="Times New Roman"/>
+        </w:rPr>
+      </w:pPr>
+      <w:bookmarkStart w:id="7" w:name="_Toc219921025"/>
+      <w:r>
+        <w:rPr>
+          <w:rFonts w:cs="Times New Roman"/>
+        </w:rPr>
         <w:t>1.3. Môi trường làm việc và quy trình công tác</w:t>
       </w:r>
-      <w:bookmarkEnd w:id="9"/>
+      <w:bookmarkEnd w:id="7"/>
     </w:p>
     <w:p>
       <w:pPr>
         <w:pStyle w:val="Heading2"/>
-      </w:pPr>
-      <w:r>
+        <w:rPr>
+          <w:rFonts w:cs="Times New Roman"/>
+        </w:rPr>
+      </w:pPr>
+      <w:r>
+        <w:rPr>
+          <w:rFonts w:cs="Times New Roman"/>
+        </w:rPr>
         <w:t xml:space="preserve">1.3.1 Môi trường làm việc </w:t>
       </w:r>
     </w:p>
@@ -5778,14 +5683,11 @@
         <w:pStyle w:val="ListParagraph"/>
         <w:numPr>
           <w:ilvl w:val="0"/>
-          <w:numId w:val="31"/>
+          <w:numId w:val="17"/>
         </w:numPr>
       </w:pPr>
       <w:r>
-        <w:t xml:space="preserve">   </w:t>
-      </w:r>
-      <w:r>
-        <w:t>Công ty Cổ phần Tập đoàn Công nghệ Thiên Hoàng xây dựng môi trường làm việc chuyên nghiệp, năng động và thân thiện, tạo điều kiện để nhân viên phát huy tối đa năng lực cá nhân. Công ty chú trọng đào tạo và phát triển nguồn nhân lực thông qua các chương trình huấn luyện về chuyên môn, kỹ năng mềm và văn hóa doanh nghiệp.</w:t>
+        <w:t xml:space="preserve">   Công ty Cổ phần Tập đoàn Công nghệ Thiên Hoàng xây dựng môi trường làm việc chuyên nghiệp, năng động và thân thiện, tạo điều kiện để nhân viên phát huy tối đa năng lực cá nhân. Công ty chú trọng đào tạo và phát triển nguồn nhân lực thông qua các chương trình huấn luyện về chuyên môn, kỹ năng mềm và văn hóa doanh nghiệp.</w:t>
       </w:r>
     </w:p>
     <w:p>
@@ -5793,25 +5695,31 @@
         <w:pStyle w:val="ListParagraph"/>
         <w:numPr>
           <w:ilvl w:val="0"/>
-          <w:numId w:val="31"/>
+          <w:numId w:val="17"/>
         </w:numPr>
       </w:pPr>
       <w:r>
-        <w:t xml:space="preserve">   </w:t>
-      </w:r>
-      <w:r>
-        <w:t>Không khí làm việc đề cao tinh thần hợp tác, tôn trọng và hỗ trợ lẫn nhau giữa các phòng ban. Bên cạnh đó, công ty khuyến khích sự sáng tạo, chủ động trong công việc và tinh thần trách nhiệm cao của mỗi cá nhân. Nhân viên được trang bị đầy đủ cơ sở vật chất, công cụ làm việc hiện đại nhằm nâng cao hiệu quả và chất lượng công việc.</w:t>
+        <w:t xml:space="preserve">   Không khí làm việc đề cao tinh thần hợp tác, tôn trọng và hỗ trợ lẫn nhau giữa các phòng ban. Bên cạnh đó, công ty khuyến khích sự sáng tạo, chủ động trong công việc và tinh thần trách nhiệm cao của mỗi cá nhân. Nhân viên được trang bị đầy đủ cơ sở vật chất, công cụ làm việc hiện đại nhằm nâng cao hiệu quả và chất lượng công việc.</w:t>
       </w:r>
     </w:p>
     <w:p>
       <w:pPr>
         <w:pStyle w:val="Heading2"/>
-      </w:pPr>
-      <w:r>
+        <w:rPr>
+          <w:rFonts w:cs="Times New Roman"/>
+        </w:rPr>
+      </w:pPr>
+      <w:r>
+        <w:rPr>
+          <w:rFonts w:cs="Times New Roman"/>
+        </w:rPr>
         <w:lastRenderedPageBreak/>
         <w:t xml:space="preserve">1.3.2 </w:t>
       </w:r>
       <w:r>
+        <w:rPr>
+          <w:rFonts w:cs="Times New Roman"/>
+        </w:rPr>
         <w:t>Quy trình công tác</w:t>
       </w:r>
     </w:p>
@@ -5820,14 +5728,11 @@
         <w:pStyle w:val="ListParagraph"/>
         <w:numPr>
           <w:ilvl w:val="0"/>
-          <w:numId w:val="32"/>
+          <w:numId w:val="18"/>
         </w:numPr>
       </w:pPr>
       <w:r>
-        <w:t xml:space="preserve">  </w:t>
-      </w:r>
-      <w:r>
-        <w:t>Quy trình công tác tại công ty được xây dựng rõ ràng, khoa học và tuân thủ các quy định nội bộ cũng như pháp luật hiện hành. Mỗi dự án đều được thực hiện theo các bước cụ thể như: tiếp nhận yêu cầu từ khách hàng, phân tích nhu cầu, lập kế hoạch triển khai, thực hiện, kiểm tra chất lượng và bàn giao sản phẩm đúng thời hạn.</w:t>
+        <w:t xml:space="preserve">  Quy trình công tác tại công ty được xây dựng rõ ràng, khoa học và tuân thủ các quy định nội bộ cũng như pháp luật hiện hành. Mỗi dự án đều được thực hiện theo các bước cụ thể như: tiếp nhận yêu cầu từ khách hàng, phân tích nhu cầu, lập kế hoạch triển khai, thực hiện, kiểm tra chất lượng và bàn giao sản phẩm đúng thời hạn.</w:t>
       </w:r>
     </w:p>
     <w:p>
@@ -5835,14 +5740,11 @@
         <w:pStyle w:val="ListParagraph"/>
         <w:numPr>
           <w:ilvl w:val="0"/>
-          <w:numId w:val="32"/>
+          <w:numId w:val="18"/>
         </w:numPr>
       </w:pPr>
       <w:r>
-        <w:t xml:space="preserve">  </w:t>
-      </w:r>
-      <w:r>
-        <w:t>Trong quá trình thực hiện, các bộ phận thường xuyên phối hợp và báo cáo tiến độ để kịp thời điều chỉnh khi có phát sinh. Công ty áp dụng các quy trình quản lý chất lượng theo tiêu chuẩn nhằm đảm bảo sản phẩm và dịch vụ đạt chất lượng cao nhất trước khi cung cấp cho khách hàng.</w:t>
+        <w:t xml:space="preserve">  Trong quá trình thực hiện, các bộ phận thường xuyên phối hợp và báo cáo tiến độ để kịp thời điều chỉnh khi có phát sinh. Công ty áp dụng các quy trình quản lý chất lượng theo tiêu chuẩn nhằm đảm bảo sản phẩm và dịch vụ đạt chất lượng cao nhất trước khi cung cấp cho khách hàng.</w:t>
       </w:r>
     </w:p>
     <w:p>
@@ -5850,14 +5752,11 @@
         <w:pStyle w:val="ListParagraph"/>
         <w:numPr>
           <w:ilvl w:val="0"/>
-          <w:numId w:val="32"/>
+          <w:numId w:val="18"/>
         </w:numPr>
       </w:pPr>
       <w:r>
-        <w:t xml:space="preserve">  </w:t>
-      </w:r>
-      <w:r>
-        <w:t>Ngoài ra, công ty luôn chú trọng cải tiến quy trình làm việc, ứng dụng công nghệ mới để tối ưu thời gian, chi phí và nâng cao sự hài lòng của khách hàng.</w:t>
+        <w:t xml:space="preserve">  Ngoài ra, công ty luôn chú trọng cải tiến quy trình làm việc, ứng dụng công nghệ mới để tối ưu thời gian, chi phí và nâng cao sự hài lòng của khách hàng.</w:t>
       </w:r>
     </w:p>
     <w:p/>
@@ -5870,27 +5769,33 @@
         </w:numPr>
         <w:jc w:val="left"/>
       </w:pPr>
-      <w:bookmarkStart w:id="10" w:name="_Toc219921026"/>
+      <w:bookmarkStart w:id="8" w:name="_Toc219921026"/>
       <w:r>
         <w:t>2. NỘI DUNG THỰC TẬP</w:t>
       </w:r>
-      <w:bookmarkEnd w:id="10"/>
+      <w:bookmarkEnd w:id="8"/>
     </w:p>
     <w:p>
       <w:pPr>
         <w:pStyle w:val="Heading2"/>
-      </w:pPr>
-      <w:bookmarkStart w:id="11" w:name="_Toc219921027"/>
-      <w:r>
+        <w:rPr>
+          <w:rFonts w:cs="Times New Roman"/>
+        </w:rPr>
+      </w:pPr>
+      <w:bookmarkStart w:id="9" w:name="_Toc219921027"/>
+      <w:r>
+        <w:rPr>
+          <w:rFonts w:cs="Times New Roman"/>
+        </w:rPr>
         <w:t>2.1. Mục tiêu và yêu cầu của đợt thực tập</w:t>
       </w:r>
-      <w:bookmarkEnd w:id="11"/>
+      <w:bookmarkEnd w:id="9"/>
     </w:p>
     <w:p>
       <w:pPr>
         <w:spacing w:line="276" w:lineRule="auto"/>
       </w:pPr>
-      <w:bookmarkStart w:id="12" w:name="_Toc219921028"/>
+      <w:bookmarkStart w:id="10" w:name="_Toc219921028"/>
       <w:r>
         <w:t>Mục tiêu của đợt thực tập nhằm giúp em vận dụng kiến thức lý thuyết đã học vào môi trường làm việc thực tế, đồng thời tiếp cận với quy trình phát triển phần mềm trong doanh nghiệp công nghệ thông tin.</w:t>
       </w:r>
@@ -5908,7 +5813,7 @@
         <w:pStyle w:val="ListParagraph"/>
         <w:numPr>
           <w:ilvl w:val="0"/>
-          <w:numId w:val="7"/>
+          <w:numId w:val="5"/>
         </w:numPr>
         <w:spacing w:line="276" w:lineRule="auto"/>
       </w:pPr>
@@ -5921,7 +5826,7 @@
         <w:pStyle w:val="ListParagraph"/>
         <w:numPr>
           <w:ilvl w:val="0"/>
-          <w:numId w:val="7"/>
+          <w:numId w:val="5"/>
         </w:numPr>
         <w:spacing w:line="276" w:lineRule="auto"/>
       </w:pPr>
@@ -5934,7 +5839,7 @@
         <w:pStyle w:val="ListParagraph"/>
         <w:numPr>
           <w:ilvl w:val="0"/>
-          <w:numId w:val="7"/>
+          <w:numId w:val="5"/>
         </w:numPr>
         <w:spacing w:line="276" w:lineRule="auto"/>
       </w:pPr>
@@ -5947,7 +5852,7 @@
         <w:pStyle w:val="ListParagraph"/>
         <w:numPr>
           <w:ilvl w:val="0"/>
-          <w:numId w:val="7"/>
+          <w:numId w:val="5"/>
         </w:numPr>
         <w:spacing w:line="276" w:lineRule="auto"/>
       </w:pPr>
@@ -5960,7 +5865,7 @@
         <w:pStyle w:val="ListParagraph"/>
         <w:numPr>
           <w:ilvl w:val="0"/>
-          <w:numId w:val="7"/>
+          <w:numId w:val="5"/>
         </w:numPr>
         <w:spacing w:line="276" w:lineRule="auto"/>
       </w:pPr>
@@ -5982,11 +5887,17 @@
     <w:p>
       <w:pPr>
         <w:pStyle w:val="Heading2"/>
-      </w:pPr>
-      <w:r>
+        <w:rPr>
+          <w:rFonts w:cs="Times New Roman"/>
+        </w:rPr>
+      </w:pPr>
+      <w:r>
+        <w:rPr>
+          <w:rFonts w:cs="Times New Roman"/>
+        </w:rPr>
         <w:t>2.2. Kế hoạch thực tập</w:t>
       </w:r>
-      <w:bookmarkEnd w:id="12"/>
+      <w:bookmarkEnd w:id="10"/>
     </w:p>
     <w:tbl>
       <w:tblPr>
@@ -6013,7 +5924,7 @@
                 <w:bCs/>
               </w:rPr>
             </w:pPr>
-            <w:bookmarkStart w:id="13" w:name="_Toc219921029"/>
+            <w:bookmarkStart w:id="11" w:name="_Toc219921029"/>
             <w:r>
               <w:rPr>
                 <w:rFonts w:ascii="Times New Roman" w:hAnsi="Times New Roman"/>
@@ -6082,31 +5993,7 @@
               <w:rPr>
                 <w:rFonts w:ascii="Times New Roman" w:hAnsi="Times New Roman"/>
               </w:rPr>
-              <w:t>Web Development Overview Lesson</w:t>
-            </w:r>
-            <w:r>
-              <w:rPr>
-                <w:rFonts w:ascii="Times New Roman" w:hAnsi="Times New Roman"/>
-              </w:rPr>
-              <w:t xml:space="preserve">, </w:t>
-            </w:r>
-            <w:r>
-              <w:rPr>
-                <w:rFonts w:ascii="Times New Roman" w:hAnsi="Times New Roman"/>
-              </w:rPr>
-              <w:t>HTML Lesson</w:t>
-            </w:r>
-            <w:r>
-              <w:rPr>
-                <w:rFonts w:ascii="Times New Roman" w:hAnsi="Times New Roman"/>
-              </w:rPr>
-              <w:t xml:space="preserve">, </w:t>
-            </w:r>
-            <w:r>
-              <w:rPr>
-                <w:rFonts w:ascii="Times New Roman" w:hAnsi="Times New Roman"/>
-              </w:rPr>
-              <w:t>CSS Lesson</w:t>
+              <w:t>Web Development Overview Lesson, HTML Lesson, CSS Lesson</w:t>
             </w:r>
           </w:p>
         </w:tc>
@@ -6144,31 +6031,7 @@
               <w:rPr>
                 <w:rFonts w:ascii="Times New Roman" w:hAnsi="Times New Roman"/>
               </w:rPr>
-              <w:t>Javascript Lesson</w:t>
-            </w:r>
-            <w:r>
-              <w:rPr>
-                <w:rFonts w:ascii="Times New Roman" w:hAnsi="Times New Roman"/>
-              </w:rPr>
-              <w:t xml:space="preserve">, </w:t>
-            </w:r>
-            <w:r>
-              <w:rPr>
-                <w:rFonts w:ascii="Times New Roman" w:hAnsi="Times New Roman"/>
-              </w:rPr>
-              <w:t>ReactJS Lesson</w:t>
-            </w:r>
-            <w:r>
-              <w:rPr>
-                <w:rFonts w:ascii="Times New Roman" w:hAnsi="Times New Roman"/>
-              </w:rPr>
-              <w:t xml:space="preserve">, </w:t>
-            </w:r>
-            <w:r>
-              <w:rPr>
-                <w:rFonts w:ascii="Times New Roman" w:hAnsi="Times New Roman"/>
-              </w:rPr>
-              <w:t>VueJS</w:t>
+              <w:t>Javascript Lesson, ReactJS Lesson, VueJS</w:t>
             </w:r>
           </w:p>
         </w:tc>
@@ -6206,58 +6069,7 @@
               <w:rPr>
                 <w:rFonts w:ascii="Times New Roman" w:hAnsi="Times New Roman"/>
               </w:rPr>
-              <w:t>VueJS</w:t>
-            </w:r>
-            <w:r>
-              <w:rPr>
-                <w:rFonts w:ascii="Times New Roman" w:hAnsi="Times New Roman"/>
-              </w:rPr>
-              <w:t xml:space="preserve">, C# </w:t>
-            </w:r>
-            <w:r>
-              <w:rPr>
-                <w:rFonts w:ascii="Times New Roman" w:hAnsi="Times New Roman"/>
-              </w:rPr>
-              <w:t>Lesson</w:t>
-            </w:r>
-            <w:r>
-              <w:rPr>
-                <w:rFonts w:ascii="Times New Roman" w:hAnsi="Times New Roman"/>
-              </w:rPr>
-              <w:t xml:space="preserve">, </w:t>
-            </w:r>
-            <w:r>
-              <w:rPr>
-                <w:rFonts w:ascii="Times New Roman" w:hAnsi="Times New Roman"/>
-              </w:rPr>
-              <w:t>C# Exercise</w:t>
-            </w:r>
-            <w:r>
-              <w:rPr>
-                <w:rFonts w:ascii="Times New Roman" w:hAnsi="Times New Roman"/>
-              </w:rPr>
-              <w:t>,</w:t>
-            </w:r>
-            <w:r>
-              <w:t xml:space="preserve"> </w:t>
-            </w:r>
-            <w:r>
-              <w:rPr>
-                <w:rFonts w:ascii="Times New Roman" w:hAnsi="Times New Roman"/>
-              </w:rPr>
-              <w:t>SQL Lesson</w:t>
-            </w:r>
-            <w:r>
-              <w:rPr>
-                <w:rFonts w:ascii="Times New Roman" w:hAnsi="Times New Roman"/>
-              </w:rPr>
-              <w:t xml:space="preserve">, </w:t>
-            </w:r>
-            <w:r>
-              <w:rPr>
-                <w:rFonts w:ascii="Times New Roman" w:hAnsi="Times New Roman"/>
-              </w:rPr>
-              <w:t>SQL Exercise</w:t>
+              <w:t>VueJS, C# Lesson, C# Exercise, SQL Lesson, SQL Exercise</w:t>
             </w:r>
           </w:p>
         </w:tc>
@@ -6291,6 +6103,12 @@
                 <w:rFonts w:ascii="Times New Roman" w:hAnsi="Times New Roman"/>
               </w:rPr>
             </w:pPr>
+            <w:r>
+              <w:rPr>
+                <w:rFonts w:ascii="Times New Roman" w:hAnsi="Times New Roman"/>
+              </w:rPr>
+              <w:t>Entity Framework Core, ASP.NET Core</w:t>
+            </w:r>
           </w:p>
         </w:tc>
       </w:tr>
@@ -6298,11 +6116,17 @@
     <w:p>
       <w:pPr>
         <w:pStyle w:val="Heading2"/>
-      </w:pPr>
-      <w:r>
+        <w:rPr>
+          <w:rFonts w:cs="Times New Roman"/>
+        </w:rPr>
+      </w:pPr>
+      <w:r>
+        <w:rPr>
+          <w:rFonts w:cs="Times New Roman"/>
+        </w:rPr>
         <w:t>2.3. Các công việc đã thực hiện</w:t>
       </w:r>
-      <w:bookmarkEnd w:id="13"/>
+      <w:bookmarkEnd w:id="11"/>
     </w:p>
     <w:tbl>
       <w:tblPr>
@@ -6329,7 +6153,7 @@
                 <w:bCs/>
               </w:rPr>
             </w:pPr>
-            <w:bookmarkStart w:id="14" w:name="_Toc219921030"/>
+            <w:bookmarkStart w:id="12" w:name="_Toc219921030"/>
             <w:r>
               <w:rPr>
                 <w:rFonts w:ascii="Times New Roman" w:hAnsi="Times New Roman"/>
@@ -6451,7 +6275,7 @@
               <w:pStyle w:val="ListParagraph"/>
               <w:numPr>
                 <w:ilvl w:val="0"/>
-                <w:numId w:val="10"/>
+                <w:numId w:val="6"/>
               </w:numPr>
               <w:spacing w:line="276" w:lineRule="auto"/>
               <w:rPr>
@@ -6470,7 +6294,7 @@
               <w:pStyle w:val="ListParagraph"/>
               <w:numPr>
                 <w:ilvl w:val="0"/>
-                <w:numId w:val="11"/>
+                <w:numId w:val="7"/>
               </w:numPr>
               <w:spacing w:line="276" w:lineRule="auto"/>
               <w:rPr>
@@ -6489,7 +6313,7 @@
               <w:pStyle w:val="ListParagraph"/>
               <w:numPr>
                 <w:ilvl w:val="0"/>
-                <w:numId w:val="10"/>
+                <w:numId w:val="6"/>
               </w:numPr>
               <w:spacing w:line="276" w:lineRule="auto"/>
               <w:rPr>
@@ -6508,7 +6332,7 @@
               <w:pStyle w:val="ListParagraph"/>
               <w:numPr>
                 <w:ilvl w:val="0"/>
-                <w:numId w:val="11"/>
+                <w:numId w:val="7"/>
               </w:numPr>
               <w:spacing w:line="276" w:lineRule="auto"/>
               <w:rPr>
@@ -6539,7 +6363,7 @@
               <w:pStyle w:val="ListParagraph"/>
               <w:numPr>
                 <w:ilvl w:val="0"/>
-                <w:numId w:val="11"/>
+                <w:numId w:val="7"/>
               </w:numPr>
               <w:spacing w:line="276" w:lineRule="auto"/>
               <w:rPr>
@@ -6558,7 +6382,7 @@
               <w:pStyle w:val="ListParagraph"/>
               <w:numPr>
                 <w:ilvl w:val="0"/>
-                <w:numId w:val="11"/>
+                <w:numId w:val="7"/>
               </w:numPr>
               <w:spacing w:line="276" w:lineRule="auto"/>
               <w:rPr>
@@ -6577,7 +6401,7 @@
               <w:pStyle w:val="ListParagraph"/>
               <w:numPr>
                 <w:ilvl w:val="0"/>
-                <w:numId w:val="10"/>
+                <w:numId w:val="6"/>
               </w:numPr>
               <w:spacing w:line="276" w:lineRule="auto"/>
               <w:rPr>
@@ -6596,7 +6420,7 @@
               <w:pStyle w:val="ListParagraph"/>
               <w:numPr>
                 <w:ilvl w:val="0"/>
-                <w:numId w:val="12"/>
+                <w:numId w:val="8"/>
               </w:numPr>
               <w:spacing w:line="276" w:lineRule="auto"/>
               <w:rPr>
@@ -6621,7 +6445,7 @@
               <w:pStyle w:val="ListParagraph"/>
               <w:numPr>
                 <w:ilvl w:val="0"/>
-                <w:numId w:val="12"/>
+                <w:numId w:val="8"/>
               </w:numPr>
               <w:spacing w:line="276" w:lineRule="auto"/>
               <w:rPr>
@@ -6640,7 +6464,7 @@
               <w:pStyle w:val="ListParagraph"/>
               <w:numPr>
                 <w:ilvl w:val="0"/>
-                <w:numId w:val="12"/>
+                <w:numId w:val="8"/>
               </w:numPr>
               <w:spacing w:line="276" w:lineRule="auto"/>
               <w:rPr>
@@ -6659,7 +6483,7 @@
               <w:pStyle w:val="ListParagraph"/>
               <w:numPr>
                 <w:ilvl w:val="0"/>
-                <w:numId w:val="10"/>
+                <w:numId w:val="6"/>
               </w:numPr>
               <w:spacing w:line="276" w:lineRule="auto"/>
               <w:rPr>
@@ -6678,7 +6502,7 @@
               <w:pStyle w:val="ListParagraph"/>
               <w:numPr>
                 <w:ilvl w:val="0"/>
-                <w:numId w:val="15"/>
+                <w:numId w:val="9"/>
               </w:numPr>
               <w:spacing w:line="276" w:lineRule="auto"/>
               <w:rPr>
@@ -6733,19 +6557,7 @@
               <w:rPr>
                 <w:rFonts w:ascii="Times New Roman" w:hAnsi="Times New Roman"/>
               </w:rPr>
-              <w:t>(1</w:t>
-            </w:r>
-            <w:r>
-              <w:rPr>
-                <w:rFonts w:ascii="Times New Roman" w:hAnsi="Times New Roman"/>
-              </w:rPr>
-              <w:t>9</w:t>
-            </w:r>
-            <w:r>
-              <w:rPr>
-                <w:rFonts w:ascii="Times New Roman" w:hAnsi="Times New Roman"/>
-              </w:rPr>
-              <w:t>/01/2026</w:t>
+              <w:t>(19/01/2026</w:t>
             </w:r>
           </w:p>
           <w:p>
@@ -6775,13 +6587,7 @@
               <w:rPr>
                 <w:rFonts w:ascii="Times New Roman" w:hAnsi="Times New Roman"/>
               </w:rPr>
-              <w:t>23</w:t>
-            </w:r>
-            <w:r>
-              <w:rPr>
-                <w:rFonts w:ascii="Times New Roman" w:hAnsi="Times New Roman"/>
-              </w:rPr>
-              <w:t>/01/2026)</w:t>
+              <w:t>23/01/2026)</w:t>
             </w:r>
           </w:p>
           <w:p>
@@ -6803,15 +6609,22 @@
               <w:pStyle w:val="ListParagraph"/>
               <w:numPr>
                 <w:ilvl w:val="0"/>
-                <w:numId w:val="36"/>
+                <w:numId w:val="20"/>
               </w:numPr>
               <w:spacing w:line="276" w:lineRule="auto"/>
+              <w:rPr>
+                <w:rFonts w:ascii="Times New Roman" w:hAnsi="Times New Roman"/>
+              </w:rPr>
             </w:pPr>
             <w:r>
+              <w:rPr>
+                <w:rFonts w:ascii="Times New Roman" w:hAnsi="Times New Roman"/>
+              </w:rPr>
               <w:t>Học JavaScript cơ bản (tiếp):</w:t>
             </w:r>
             <w:r>
               <w:rPr>
+                <w:rFonts w:ascii="Times New Roman" w:hAnsi="Times New Roman"/>
                 <w:color w:val="auto"/>
                 <w:sz w:val="24"/>
                 <w:szCs w:val="24"/>
@@ -6824,7 +6637,7 @@
               <w:pStyle w:val="ListParagraph"/>
               <w:numPr>
                 <w:ilvl w:val="0"/>
-                <w:numId w:val="33"/>
+                <w:numId w:val="19"/>
               </w:numPr>
               <w:spacing w:line="276" w:lineRule="auto"/>
               <w:rPr>
@@ -6843,7 +6656,7 @@
               <w:pStyle w:val="ListParagraph"/>
               <w:numPr>
                 <w:ilvl w:val="0"/>
-                <w:numId w:val="33"/>
+                <w:numId w:val="19"/>
               </w:numPr>
               <w:spacing w:line="276" w:lineRule="auto"/>
               <w:rPr>
@@ -6862,7 +6675,7 @@
               <w:pStyle w:val="ListParagraph"/>
               <w:numPr>
                 <w:ilvl w:val="0"/>
-                <w:numId w:val="33"/>
+                <w:numId w:val="19"/>
               </w:numPr>
               <w:spacing w:line="276" w:lineRule="auto"/>
               <w:rPr>
@@ -6881,11 +6694,17 @@
               <w:pStyle w:val="ListParagraph"/>
               <w:numPr>
                 <w:ilvl w:val="0"/>
-                <w:numId w:val="36"/>
+                <w:numId w:val="20"/>
               </w:numPr>
               <w:spacing w:line="276" w:lineRule="auto"/>
+              <w:rPr>
+                <w:rFonts w:ascii="Times New Roman" w:hAnsi="Times New Roman"/>
+              </w:rPr>
             </w:pPr>
             <w:r>
+              <w:rPr>
+                <w:rFonts w:ascii="Times New Roman" w:hAnsi="Times New Roman"/>
+              </w:rPr>
               <w:t xml:space="preserve">Học và thực hành reactjs </w:t>
             </w:r>
           </w:p>
@@ -6894,7 +6713,7 @@
               <w:pStyle w:val="ListParagraph"/>
               <w:numPr>
                 <w:ilvl w:val="0"/>
-                <w:numId w:val="33"/>
+                <w:numId w:val="19"/>
               </w:numPr>
               <w:spacing w:line="276" w:lineRule="auto"/>
               <w:rPr>
@@ -6905,13 +6724,7 @@
               <w:rPr>
                 <w:rFonts w:ascii="Times New Roman" w:hAnsi="Times New Roman"/>
               </w:rPr>
-              <w:t xml:space="preserve">   </w:t>
-            </w:r>
-            <w:r>
-              <w:rPr>
-                <w:rFonts w:ascii="Times New Roman" w:hAnsi="Times New Roman"/>
-              </w:rPr>
-              <w:t xml:space="preserve">Components and Props, State and Lifecycle, Handling Events, Conditional Rendering, Lists and Keys, Forms, Lifting State Up, Composition vs Inheritance, Thinking </w:t>
+              <w:t xml:space="preserve">   Components and Props, State and Lifecycle, Handling Events, Conditional Rendering, Lists and Keys, Forms, Lifting State Up, Composition vs Inheritance, Thinking </w:t>
             </w:r>
             <w:r>
               <w:rPr>
@@ -6926,7 +6739,7 @@
               <w:pStyle w:val="ListParagraph"/>
               <w:numPr>
                 <w:ilvl w:val="0"/>
-                <w:numId w:val="33"/>
+                <w:numId w:val="19"/>
               </w:numPr>
               <w:spacing w:line="276" w:lineRule="auto"/>
               <w:rPr>
@@ -6937,13 +6750,7 @@
               <w:rPr>
                 <w:rFonts w:ascii="Times New Roman" w:hAnsi="Times New Roman"/>
               </w:rPr>
-              <w:t xml:space="preserve">   Thực hành xây dưng tiếp Danh sách sinh viên </w:t>
-            </w:r>
-            <w:r>
-              <w:rPr>
-                <w:rFonts w:ascii="Times New Roman" w:hAnsi="Times New Roman"/>
-              </w:rPr>
-              <w:t>React App</w:t>
+              <w:t xml:space="preserve">   Thực hành xây dưng tiếp Danh sách sinh viên React App</w:t>
             </w:r>
           </w:p>
           <w:p>
@@ -6951,7 +6758,7 @@
               <w:pStyle w:val="ListParagraph"/>
               <w:numPr>
                 <w:ilvl w:val="0"/>
-                <w:numId w:val="33"/>
+                <w:numId w:val="19"/>
               </w:numPr>
               <w:spacing w:line="276" w:lineRule="auto"/>
               <w:rPr>
@@ -6962,13 +6769,7 @@
               <w:rPr>
                 <w:rFonts w:ascii="Times New Roman" w:hAnsi="Times New Roman"/>
               </w:rPr>
-              <w:t xml:space="preserve">   </w:t>
-            </w:r>
-            <w:r>
-              <w:rPr>
-                <w:rFonts w:ascii="Times New Roman" w:hAnsi="Times New Roman"/>
-              </w:rPr>
-              <w:t>Xây dựng game tic-tac-toe trên React App</w:t>
+              <w:t xml:space="preserve">   Xây dựng game tic-tac-toe trên React App</w:t>
             </w:r>
           </w:p>
           <w:p>
@@ -6976,7 +6777,7 @@
               <w:pStyle w:val="ListParagraph"/>
               <w:numPr>
                 <w:ilvl w:val="0"/>
-                <w:numId w:val="36"/>
+                <w:numId w:val="20"/>
               </w:numPr>
               <w:spacing w:line="276" w:lineRule="auto"/>
               <w:rPr>
@@ -6995,7 +6796,7 @@
               <w:pStyle w:val="ListParagraph"/>
               <w:numPr>
                 <w:ilvl w:val="0"/>
-                <w:numId w:val="38"/>
+                <w:numId w:val="21"/>
               </w:numPr>
               <w:spacing w:line="276" w:lineRule="auto"/>
               <w:rPr>
@@ -7045,19 +6846,7 @@
               <w:rPr>
                 <w:rFonts w:ascii="Times New Roman" w:hAnsi="Times New Roman"/>
               </w:rPr>
-              <w:t>(</w:t>
-            </w:r>
-            <w:r>
-              <w:rPr>
-                <w:rFonts w:ascii="Times New Roman" w:hAnsi="Times New Roman"/>
-              </w:rPr>
-              <w:t>26</w:t>
-            </w:r>
-            <w:r>
-              <w:rPr>
-                <w:rFonts w:ascii="Times New Roman" w:hAnsi="Times New Roman"/>
-              </w:rPr>
-              <w:t>/01/2026</w:t>
+              <w:t>(26/01/2026</w:t>
             </w:r>
           </w:p>
           <w:p>
@@ -7087,13 +6876,7 @@
               <w:rPr>
                 <w:rFonts w:ascii="Times New Roman" w:hAnsi="Times New Roman"/>
               </w:rPr>
-              <w:t>30</w:t>
-            </w:r>
-            <w:r>
-              <w:rPr>
-                <w:rFonts w:ascii="Times New Roman" w:hAnsi="Times New Roman"/>
-              </w:rPr>
-              <w:t>/01/2026)</w:t>
+              <w:t>30/01/2026)</w:t>
             </w:r>
           </w:p>
           <w:p>
@@ -7115,7 +6898,7 @@
               <w:pStyle w:val="ListParagraph"/>
               <w:numPr>
                 <w:ilvl w:val="0"/>
-                <w:numId w:val="36"/>
+                <w:numId w:val="20"/>
               </w:numPr>
               <w:spacing w:line="276" w:lineRule="auto"/>
               <w:rPr>
@@ -7134,7 +6917,7 @@
               <w:pStyle w:val="ListParagraph"/>
               <w:numPr>
                 <w:ilvl w:val="0"/>
-                <w:numId w:val="38"/>
+                <w:numId w:val="21"/>
               </w:numPr>
               <w:spacing w:line="276" w:lineRule="auto"/>
               <w:rPr>
@@ -7153,7 +6936,7 @@
               <w:pStyle w:val="ListParagraph"/>
               <w:numPr>
                 <w:ilvl w:val="0"/>
-                <w:numId w:val="36"/>
+                <w:numId w:val="20"/>
               </w:numPr>
               <w:spacing w:line="276" w:lineRule="auto"/>
               <w:rPr>
@@ -7172,7 +6955,7 @@
               <w:pStyle w:val="ListParagraph"/>
               <w:numPr>
                 <w:ilvl w:val="0"/>
-                <w:numId w:val="38"/>
+                <w:numId w:val="21"/>
               </w:numPr>
               <w:spacing w:line="276" w:lineRule="auto"/>
               <w:rPr>
@@ -7198,7 +6981,7 @@
               <w:pStyle w:val="ListParagraph"/>
               <w:numPr>
                 <w:ilvl w:val="0"/>
-                <w:numId w:val="38"/>
+                <w:numId w:val="21"/>
               </w:numPr>
               <w:spacing w:line="276" w:lineRule="auto"/>
               <w:rPr>
@@ -7209,13 +6992,7 @@
               <w:rPr>
                 <w:rFonts w:ascii="Times New Roman" w:hAnsi="Times New Roman"/>
               </w:rPr>
-              <w:t xml:space="preserve">    Thực hành: </w:t>
-            </w:r>
-            <w:r>
-              <w:rPr>
-                <w:rFonts w:ascii="Times New Roman" w:hAnsi="Times New Roman"/>
-              </w:rPr>
-              <w:t>Xây dựng ứng dụng quản lý sinh viên tương tự như bài Front-End. Sử dụng OOP. Nhập liệu và tìm kiếm thông tin sinh viên dùng giao diện command line (không cần dựng GUI - Winform).</w:t>
+              <w:t xml:space="preserve">    Thực hành: Xây dựng ứng dụng quản lý sinh viên tương tự như bài Front-End. Sử dụng OOP. Nhập liệu và tìm kiếm thông tin sinh viên dùng giao diện command line (không cần dựng GUI - Winform).</w:t>
             </w:r>
           </w:p>
           <w:p>
@@ -7223,7 +7000,7 @@
               <w:pStyle w:val="ListParagraph"/>
               <w:numPr>
                 <w:ilvl w:val="0"/>
-                <w:numId w:val="36"/>
+                <w:numId w:val="20"/>
               </w:numPr>
               <w:spacing w:line="276" w:lineRule="auto"/>
               <w:rPr>
@@ -7242,15 +7019,389 @@
               <w:pStyle w:val="ListParagraph"/>
               <w:numPr>
                 <w:ilvl w:val="0"/>
-                <w:numId w:val="39"/>
+                <w:numId w:val="22"/>
               </w:numPr>
               <w:spacing w:line="276" w:lineRule="auto"/>
+              <w:rPr>
+                <w:rFonts w:ascii="Times New Roman" w:hAnsi="Times New Roman"/>
+              </w:rPr>
             </w:pPr>
             <w:r>
               <w:rPr>
                 <w:rFonts w:ascii="Times New Roman" w:hAnsi="Times New Roman"/>
               </w:rPr>
               <w:t>HOME, Intro, Syntax, Select, Select Distinct, Where, And, Or, Not, Order By, Insert Into, Null Values, Update, Delete, Select Top, Min and Max, Count, Avg, Sum, Like, Wildcards, In, Between, Aliases, Joins, Inner Join, Left Join, Right Join, Full Join, Self Join, Union, Group By, Having, Exists, Any, All, Select Into, Insert Into Select, Case, Null Functions, Stored Procedures, Comments, Operators, Database, Create DB, Drop DB, Backup DB, Create Table, Drop Table, Alter Table, Constraints, Not Null, Unique, Primary Key, Foreign Key, Check, Default, Index, Auto Increment, Dates, Views, Injection, Hosting, Data Types, References, Keywords, MySQL Functions, SQL Server Functions, MS Access Functions, Quick Ref, Examples, Examples, Quiz, Exercises, Certificate</w:t>
+            </w:r>
+          </w:p>
+          <w:p>
+            <w:pPr>
+              <w:pStyle w:val="ListParagraph"/>
+              <w:numPr>
+                <w:ilvl w:val="0"/>
+                <w:numId w:val="22"/>
+              </w:numPr>
+              <w:spacing w:line="276" w:lineRule="auto"/>
+              <w:rPr>
+                <w:rFonts w:ascii="Times New Roman" w:hAnsi="Times New Roman"/>
+              </w:rPr>
+            </w:pPr>
+            <w:r>
+              <w:rPr>
+                <w:rFonts w:ascii="Times New Roman" w:hAnsi="Times New Roman"/>
+              </w:rPr>
+              <w:t xml:space="preserve">Thực hành: Cài đặt SQL Server, SQL Server Management Studio Tool. </w:t>
+            </w:r>
+          </w:p>
+          <w:p>
+            <w:pPr>
+              <w:pStyle w:val="ListParagraph"/>
+              <w:numPr>
+                <w:ilvl w:val="0"/>
+                <w:numId w:val="22"/>
+              </w:numPr>
+              <w:spacing w:line="276" w:lineRule="auto"/>
+              <w:rPr>
+                <w:rFonts w:ascii="Times New Roman" w:hAnsi="Times New Roman"/>
+              </w:rPr>
+            </w:pPr>
+            <w:r>
+              <w:rPr>
+                <w:rFonts w:ascii="Times New Roman" w:hAnsi="Times New Roman"/>
+              </w:rPr>
+              <w:t>Tạo CSDL QLSINHVIEN:</w:t>
+            </w:r>
+          </w:p>
+          <w:p>
+            <w:pPr>
+              <w:pStyle w:val="ListParagraph"/>
+              <w:numPr>
+                <w:ilvl w:val="0"/>
+                <w:numId w:val="22"/>
+              </w:numPr>
+              <w:spacing w:before="100" w:beforeAutospacing="1" w:after="100" w:afterAutospacing="1"/>
+              <w:jc w:val="left"/>
+              <w:rPr>
+                <w:rFonts w:ascii="Times New Roman" w:hAnsi="Times New Roman"/>
+                <w:color w:val="auto"/>
+                <w:szCs w:val="26"/>
+              </w:rPr>
+            </w:pPr>
+            <w:r>
+              <w:rPr>
+                <w:rFonts w:ascii="Times New Roman" w:hAnsi="Times New Roman"/>
+                <w:color w:val="auto"/>
+                <w:szCs w:val="26"/>
+              </w:rPr>
+              <w:t>Cài đặt SQL Server, SQL Server Management Studio Tool.</w:t>
+            </w:r>
+          </w:p>
+          <w:p>
+            <w:pPr>
+              <w:pStyle w:val="ListParagraph"/>
+              <w:numPr>
+                <w:ilvl w:val="0"/>
+                <w:numId w:val="22"/>
+              </w:numPr>
+              <w:spacing w:before="100" w:beforeAutospacing="1" w:after="100" w:afterAutospacing="1"/>
+              <w:jc w:val="left"/>
+              <w:rPr>
+                <w:rFonts w:ascii="Times New Roman" w:hAnsi="Times New Roman"/>
+                <w:color w:val="auto"/>
+                <w:szCs w:val="26"/>
+              </w:rPr>
+            </w:pPr>
+            <w:r>
+              <w:rPr>
+                <w:rFonts w:ascii="Times New Roman" w:hAnsi="Times New Roman"/>
+                <w:color w:val="auto"/>
+                <w:szCs w:val="26"/>
+              </w:rPr>
+              <w:t>Tạo CSDL QLSINHVIEN. Tạo các bảng dữ liệu:</w:t>
+            </w:r>
+          </w:p>
+          <w:p>
+            <w:pPr>
+              <w:pStyle w:val="ListParagraph"/>
+              <w:numPr>
+                <w:ilvl w:val="0"/>
+                <w:numId w:val="24"/>
+              </w:numPr>
+              <w:spacing w:before="100" w:beforeAutospacing="1" w:after="100" w:afterAutospacing="1"/>
+              <w:jc w:val="left"/>
+              <w:rPr>
+                <w:rFonts w:ascii="Times New Roman" w:hAnsi="Times New Roman"/>
+                <w:color w:val="auto"/>
+                <w:szCs w:val="26"/>
+              </w:rPr>
+            </w:pPr>
+            <w:r>
+              <w:rPr>
+                <w:rFonts w:ascii="Times New Roman" w:hAnsi="Times New Roman"/>
+                <w:color w:val="auto"/>
+                <w:szCs w:val="26"/>
+              </w:rPr>
+              <w:t>SINH_VIEN (SINH_VIEN_ID Auto Increment PK, MA_SINH_VIEN, TEN_SINH_VIEN, NGAY_SINH, GIOI_TINH, KHOA_ID FK);</w:t>
+            </w:r>
+          </w:p>
+          <w:p>
+            <w:pPr>
+              <w:pStyle w:val="ListParagraph"/>
+              <w:numPr>
+                <w:ilvl w:val="0"/>
+                <w:numId w:val="24"/>
+              </w:numPr>
+              <w:spacing w:before="100" w:beforeAutospacing="1" w:after="100" w:afterAutospacing="1"/>
+              <w:jc w:val="left"/>
+              <w:rPr>
+                <w:rFonts w:ascii="Times New Roman" w:hAnsi="Times New Roman"/>
+                <w:color w:val="auto"/>
+                <w:szCs w:val="26"/>
+              </w:rPr>
+            </w:pPr>
+            <w:r>
+              <w:rPr>
+                <w:rFonts w:ascii="Times New Roman" w:hAnsi="Times New Roman"/>
+                <w:color w:val="auto"/>
+                <w:szCs w:val="26"/>
+              </w:rPr>
+              <w:t>KHOA (KHOA_ID Auto Increment PK, SO_HIEU_KHOA, TEN_KHOA).</w:t>
+            </w:r>
+          </w:p>
+          <w:p>
+            <w:pPr>
+              <w:pStyle w:val="ListParagraph"/>
+              <w:numPr>
+                <w:ilvl w:val="0"/>
+                <w:numId w:val="25"/>
+              </w:numPr>
+              <w:spacing w:before="100" w:beforeAutospacing="1" w:after="100" w:afterAutospacing="1"/>
+              <w:jc w:val="left"/>
+              <w:rPr>
+                <w:rFonts w:ascii="Times New Roman" w:hAnsi="Times New Roman"/>
+                <w:color w:val="auto"/>
+                <w:szCs w:val="26"/>
+              </w:rPr>
+            </w:pPr>
+            <w:r>
+              <w:rPr>
+                <w:rFonts w:ascii="Times New Roman" w:hAnsi="Times New Roman"/>
+                <w:color w:val="auto"/>
+                <w:szCs w:val="26"/>
+              </w:rPr>
+              <w:t>Nhập dữ liệu demo cho 2 Khoa CNTT và Điện tử viễn thông, nhập dữ liệu 20 sinh viên trong đó 15 sinh viên thuộc khoa CNTT và 5 sinh viên thuộc khoa Điện tử viễn thông.</w:t>
+            </w:r>
+          </w:p>
+          <w:p>
+            <w:pPr>
+              <w:pStyle w:val="ListParagraph"/>
+              <w:numPr>
+                <w:ilvl w:val="0"/>
+                <w:numId w:val="25"/>
+              </w:numPr>
+              <w:spacing w:before="100" w:beforeAutospacing="1" w:after="100" w:afterAutospacing="1"/>
+              <w:jc w:val="left"/>
+              <w:rPr>
+                <w:rFonts w:ascii="Times New Roman" w:hAnsi="Times New Roman"/>
+                <w:color w:val="auto"/>
+                <w:szCs w:val="26"/>
+              </w:rPr>
+            </w:pPr>
+            <w:r>
+              <w:rPr>
+                <w:rFonts w:ascii="Times New Roman" w:hAnsi="Times New Roman"/>
+                <w:color w:val="auto"/>
+                <w:szCs w:val="26"/>
+              </w:rPr>
+              <w:lastRenderedPageBreak/>
+              <w:t>Viết query:</w:t>
+            </w:r>
+          </w:p>
+          <w:p>
+            <w:pPr>
+              <w:pStyle w:val="ListParagraph"/>
+              <w:numPr>
+                <w:ilvl w:val="0"/>
+                <w:numId w:val="25"/>
+              </w:numPr>
+              <w:spacing w:before="100" w:beforeAutospacing="1" w:after="100" w:afterAutospacing="1"/>
+              <w:jc w:val="left"/>
+              <w:rPr>
+                <w:rFonts w:ascii="Times New Roman" w:hAnsi="Times New Roman"/>
+                <w:color w:val="auto"/>
+                <w:szCs w:val="26"/>
+              </w:rPr>
+            </w:pPr>
+            <w:r>
+              <w:rPr>
+                <w:rFonts w:ascii="Times New Roman" w:hAnsi="Times New Roman"/>
+                <w:color w:val="auto"/>
+                <w:szCs w:val="26"/>
+              </w:rPr>
+              <w:t>Đếm số lượng sinh viên trong bảng SINH_VIEN;</w:t>
+            </w:r>
+          </w:p>
+          <w:p>
+            <w:pPr>
+              <w:numPr>
+                <w:ilvl w:val="1"/>
+                <w:numId w:val="23"/>
+              </w:numPr>
+              <w:spacing w:before="100" w:beforeAutospacing="1" w:after="100" w:afterAutospacing="1"/>
+              <w:jc w:val="left"/>
+              <w:rPr>
+                <w:rFonts w:ascii="Times New Roman" w:hAnsi="Times New Roman"/>
+                <w:color w:val="auto"/>
+                <w:szCs w:val="26"/>
+              </w:rPr>
+            </w:pPr>
+            <w:r>
+              <w:rPr>
+                <w:rFonts w:ascii="Times New Roman" w:hAnsi="Times New Roman"/>
+                <w:color w:val="auto"/>
+                <w:szCs w:val="26"/>
+              </w:rPr>
+              <w:t>Đếm số lượng sinh viên theo KHOA;</w:t>
+            </w:r>
+          </w:p>
+          <w:p>
+            <w:pPr>
+              <w:numPr>
+                <w:ilvl w:val="1"/>
+                <w:numId w:val="23"/>
+              </w:numPr>
+              <w:spacing w:before="100" w:beforeAutospacing="1" w:after="100" w:afterAutospacing="1"/>
+              <w:jc w:val="left"/>
+              <w:rPr>
+                <w:rFonts w:ascii="Times New Roman" w:hAnsi="Times New Roman"/>
+                <w:color w:val="auto"/>
+                <w:szCs w:val="26"/>
+              </w:rPr>
+            </w:pPr>
+            <w:r>
+              <w:rPr>
+                <w:rFonts w:ascii="Times New Roman" w:hAnsi="Times New Roman"/>
+                <w:color w:val="auto"/>
+                <w:szCs w:val="26"/>
+              </w:rPr>
+              <w:t>Lấy danh sách sinh viên khoa CNTT;</w:t>
+            </w:r>
+          </w:p>
+          <w:p>
+            <w:pPr>
+              <w:numPr>
+                <w:ilvl w:val="1"/>
+                <w:numId w:val="23"/>
+              </w:numPr>
+              <w:spacing w:before="100" w:beforeAutospacing="1" w:after="100" w:afterAutospacing="1"/>
+              <w:jc w:val="left"/>
+              <w:rPr>
+                <w:rFonts w:ascii="Times New Roman" w:hAnsi="Times New Roman"/>
+                <w:color w:val="auto"/>
+                <w:szCs w:val="26"/>
+              </w:rPr>
+            </w:pPr>
+            <w:r>
+              <w:rPr>
+                <w:rFonts w:ascii="Times New Roman" w:hAnsi="Times New Roman"/>
+                <w:color w:val="auto"/>
+                <w:szCs w:val="26"/>
+              </w:rPr>
+              <w:t>Lấy danh sách sinh viên khoa CNTT là nữ;</w:t>
+            </w:r>
+          </w:p>
+          <w:p>
+            <w:pPr>
+              <w:numPr>
+                <w:ilvl w:val="1"/>
+                <w:numId w:val="23"/>
+              </w:numPr>
+              <w:spacing w:before="100" w:beforeAutospacing="1" w:after="100" w:afterAutospacing="1"/>
+              <w:jc w:val="left"/>
+              <w:rPr>
+                <w:rFonts w:ascii="Times New Roman" w:hAnsi="Times New Roman"/>
+                <w:color w:val="auto"/>
+                <w:szCs w:val="26"/>
+              </w:rPr>
+            </w:pPr>
+            <w:r>
+              <w:rPr>
+                <w:rFonts w:ascii="Times New Roman" w:hAnsi="Times New Roman"/>
+                <w:color w:val="auto"/>
+                <w:szCs w:val="26"/>
+              </w:rPr>
+              <w:t>Lấy danh sách sinh viên khoa CNTT là nữ và sinh từ tháng 7 trở ra;</w:t>
+            </w:r>
+          </w:p>
+          <w:p>
+            <w:pPr>
+              <w:numPr>
+                <w:ilvl w:val="1"/>
+                <w:numId w:val="23"/>
+              </w:numPr>
+              <w:spacing w:before="100" w:beforeAutospacing="1"/>
+              <w:jc w:val="left"/>
+              <w:rPr>
+                <w:rFonts w:ascii="Times New Roman" w:hAnsi="Times New Roman"/>
+                <w:color w:val="auto"/>
+                <w:szCs w:val="26"/>
+              </w:rPr>
+            </w:pPr>
+            <w:r>
+              <w:rPr>
+                <w:rFonts w:ascii="Times New Roman" w:hAnsi="Times New Roman"/>
+                <w:color w:val="auto"/>
+                <w:szCs w:val="26"/>
+              </w:rPr>
+              <w:t>Lấy danh sách sinh viên nhóm theo hai khoa (GROUP BY) với điều kiện chung GIOI_TINH là Nam.</w:t>
+            </w:r>
+          </w:p>
+          <w:p>
+            <w:pPr>
+              <w:pStyle w:val="ListParagraph"/>
+              <w:numPr>
+                <w:ilvl w:val="0"/>
+                <w:numId w:val="26"/>
+              </w:numPr>
+              <w:spacing w:before="100" w:beforeAutospacing="1" w:after="100" w:afterAutospacing="1"/>
+              <w:jc w:val="left"/>
+              <w:rPr>
+                <w:rFonts w:ascii="Times New Roman" w:hAnsi="Times New Roman"/>
+                <w:color w:val="auto"/>
+                <w:szCs w:val="26"/>
+              </w:rPr>
+            </w:pPr>
+            <w:r>
+              <w:rPr>
+                <w:rFonts w:ascii="Times New Roman" w:hAnsi="Times New Roman"/>
+                <w:color w:val="auto"/>
+                <w:szCs w:val="26"/>
+              </w:rPr>
+              <w:t>Viết function: Tạo hàm fn_LayMaVaTenSinhVien (gộp MA_SINH_VIEN và TEN_SINH_VIEN có dấu "_" phân cách).</w:t>
+            </w:r>
+          </w:p>
+          <w:p>
+            <w:pPr>
+              <w:pStyle w:val="ListParagraph"/>
+              <w:numPr>
+                <w:ilvl w:val="0"/>
+                <w:numId w:val="26"/>
+              </w:numPr>
+              <w:spacing w:before="100" w:beforeAutospacing="1" w:after="100" w:afterAutospacing="1"/>
+              <w:jc w:val="left"/>
+              <w:rPr>
+                <w:rFonts w:ascii="Times New Roman" w:hAnsi="Times New Roman"/>
+                <w:color w:val="auto"/>
+                <w:sz w:val="24"/>
+                <w:szCs w:val="24"/>
+              </w:rPr>
+            </w:pPr>
+            <w:r>
+              <w:rPr>
+                <w:rFonts w:ascii="Times New Roman" w:hAnsi="Times New Roman"/>
+                <w:color w:val="auto"/>
+                <w:szCs w:val="26"/>
+              </w:rPr>
+              <w:t>Viết stored procedure: Tạo các thủ tục sp_ThemSinhVien; sp_SuaTTSinhVien; sp_XoaSinhVien (xóa 1 sinh viên theo SINH_VIEN_ID); sp_TimKiemSinhVien (với điều kiện tìm gần đúng MA_SINH_VIEN, TEN_SINH_VIEN, GIOI_TINH, NGAY_SINH từ ngày – đến ngày).</w:t>
             </w:r>
           </w:p>
         </w:tc>
@@ -7284,11 +7435,537 @@
           </w:tcPr>
           <w:p>
             <w:pPr>
+              <w:pStyle w:val="ListParagraph"/>
+              <w:numPr>
+                <w:ilvl w:val="0"/>
+                <w:numId w:val="20"/>
+              </w:numPr>
               <w:spacing w:line="276" w:lineRule="auto"/>
               <w:rPr>
                 <w:rFonts w:ascii="Times New Roman" w:hAnsi="Times New Roman"/>
+                <w:szCs w:val="26"/>
               </w:rPr>
             </w:pPr>
+            <w:r>
+              <w:rPr>
+                <w:rFonts w:ascii="Times New Roman" w:hAnsi="Times New Roman"/>
+                <w:szCs w:val="26"/>
+              </w:rPr>
+              <w:t>Tìm hiểu về Entity Framework Core và ASP.NET Core</w:t>
+            </w:r>
+            <w:r>
+              <w:rPr>
+                <w:rFonts w:ascii="Times New Roman" w:hAnsi="Times New Roman"/>
+                <w:szCs w:val="26"/>
+              </w:rPr>
+              <w:t>:</w:t>
+            </w:r>
+          </w:p>
+          <w:p>
+            <w:pPr>
+              <w:pStyle w:val="Heading3"/>
+              <w:numPr>
+                <w:ilvl w:val="0"/>
+                <w:numId w:val="27"/>
+              </w:numPr>
+              <w:spacing w:before="0" w:after="0"/>
+              <w:outlineLvl w:val="2"/>
+              <w:rPr>
+                <w:rFonts w:ascii="Times New Roman" w:hAnsi="Times New Roman" w:cs="Times New Roman"/>
+                <w:color w:val="auto"/>
+                <w:sz w:val="26"/>
+                <w:szCs w:val="26"/>
+              </w:rPr>
+            </w:pPr>
+            <w:r>
+              <w:rPr>
+                <w:rFonts w:ascii="Times New Roman" w:hAnsi="Times New Roman" w:cs="Times New Roman"/>
+                <w:sz w:val="26"/>
+                <w:szCs w:val="26"/>
+              </w:rPr>
+              <w:t>ASP.NET Core Overview</w:t>
+            </w:r>
+          </w:p>
+          <w:p>
+            <w:pPr>
+              <w:pStyle w:val="NormalWeb"/>
+              <w:numPr>
+                <w:ilvl w:val="0"/>
+                <w:numId w:val="28"/>
+              </w:numPr>
+              <w:rPr>
+                <w:rFonts w:ascii="Times New Roman" w:hAnsi="Times New Roman"/>
+                <w:sz w:val="26"/>
+                <w:szCs w:val="26"/>
+              </w:rPr>
+            </w:pPr>
+            <w:r>
+              <w:rPr>
+                <w:rFonts w:ascii="Times New Roman" w:hAnsi="Times New Roman"/>
+                <w:sz w:val="26"/>
+                <w:szCs w:val="26"/>
+              </w:rPr>
+              <w:t>Giới thiệu, So sánh, Get started, Tutorials</w:t>
+            </w:r>
+          </w:p>
+          <w:p>
+            <w:pPr>
+              <w:pStyle w:val="Heading3"/>
+              <w:numPr>
+                <w:ilvl w:val="0"/>
+                <w:numId w:val="27"/>
+              </w:numPr>
+              <w:spacing w:before="0" w:after="0"/>
+              <w:outlineLvl w:val="2"/>
+              <w:rPr>
+                <w:rFonts w:ascii="Times New Roman" w:hAnsi="Times New Roman" w:cs="Times New Roman"/>
+                <w:sz w:val="26"/>
+                <w:szCs w:val="26"/>
+              </w:rPr>
+            </w:pPr>
+            <w:r>
+              <w:rPr>
+                <w:rFonts w:ascii="Times New Roman" w:hAnsi="Times New Roman" w:cs="Times New Roman"/>
+                <w:sz w:val="26"/>
+                <w:szCs w:val="26"/>
+              </w:rPr>
+              <w:t>Web Apps</w:t>
+            </w:r>
+          </w:p>
+          <w:p>
+            <w:pPr>
+              <w:pStyle w:val="NormalWeb"/>
+              <w:numPr>
+                <w:ilvl w:val="1"/>
+                <w:numId w:val="30"/>
+              </w:numPr>
+              <w:rPr>
+                <w:rFonts w:ascii="Times New Roman" w:hAnsi="Times New Roman"/>
+                <w:sz w:val="26"/>
+                <w:szCs w:val="26"/>
+              </w:rPr>
+            </w:pPr>
+            <w:r>
+              <w:rPr>
+                <w:rFonts w:ascii="Times New Roman" w:hAnsi="Times New Roman"/>
+                <w:sz w:val="26"/>
+                <w:szCs w:val="26"/>
+              </w:rPr>
+              <w:t>Razor Pages, MVC, Blazor</w:t>
+            </w:r>
+          </w:p>
+          <w:p>
+            <w:pPr>
+              <w:pStyle w:val="Heading3"/>
+              <w:numPr>
+                <w:ilvl w:val="0"/>
+                <w:numId w:val="31"/>
+              </w:numPr>
+              <w:spacing w:before="0" w:after="0"/>
+              <w:outlineLvl w:val="2"/>
+              <w:rPr>
+                <w:rFonts w:ascii="Times New Roman" w:hAnsi="Times New Roman" w:cs="Times New Roman"/>
+                <w:sz w:val="26"/>
+                <w:szCs w:val="26"/>
+              </w:rPr>
+            </w:pPr>
+            <w:r>
+              <w:rPr>
+                <w:rFonts w:ascii="Times New Roman" w:hAnsi="Times New Roman" w:cs="Times New Roman"/>
+                <w:sz w:val="26"/>
+                <w:szCs w:val="26"/>
+              </w:rPr>
+              <w:t>Web API</w:t>
+            </w:r>
+          </w:p>
+          <w:p>
+            <w:pPr>
+              <w:pStyle w:val="NormalWeb"/>
+              <w:numPr>
+                <w:ilvl w:val="1"/>
+                <w:numId w:val="30"/>
+              </w:numPr>
+              <w:rPr>
+                <w:rFonts w:ascii="Times New Roman" w:hAnsi="Times New Roman"/>
+                <w:sz w:val="26"/>
+                <w:szCs w:val="26"/>
+              </w:rPr>
+            </w:pPr>
+            <w:r>
+              <w:rPr>
+                <w:rFonts w:ascii="Times New Roman" w:hAnsi="Times New Roman"/>
+                <w:sz w:val="26"/>
+                <w:szCs w:val="26"/>
+              </w:rPr>
+              <w:t>Controllers API, Minimal API, MongoDB, Swagger/OpenAPI</w:t>
+            </w:r>
+          </w:p>
+          <w:p>
+            <w:pPr>
+              <w:pStyle w:val="Heading3"/>
+              <w:numPr>
+                <w:ilvl w:val="0"/>
+                <w:numId w:val="31"/>
+              </w:numPr>
+              <w:spacing w:before="0" w:after="0"/>
+              <w:outlineLvl w:val="2"/>
+              <w:rPr>
+                <w:rFonts w:ascii="Times New Roman" w:hAnsi="Times New Roman" w:cs="Times New Roman"/>
+                <w:sz w:val="26"/>
+                <w:szCs w:val="26"/>
+              </w:rPr>
+            </w:pPr>
+            <w:r>
+              <w:rPr>
+                <w:rFonts w:ascii="Times New Roman" w:hAnsi="Times New Roman" w:cs="Times New Roman"/>
+                <w:sz w:val="26"/>
+                <w:szCs w:val="26"/>
+              </w:rPr>
+              <w:t>Real-time &amp; Remote</w:t>
+            </w:r>
+          </w:p>
+          <w:p>
+            <w:pPr>
+              <w:pStyle w:val="NormalWeb"/>
+              <w:numPr>
+                <w:ilvl w:val="1"/>
+                <w:numId w:val="30"/>
+              </w:numPr>
+              <w:rPr>
+                <w:rFonts w:ascii="Times New Roman" w:hAnsi="Times New Roman"/>
+                <w:sz w:val="26"/>
+                <w:szCs w:val="26"/>
+              </w:rPr>
+            </w:pPr>
+            <w:r>
+              <w:rPr>
+                <w:rFonts w:ascii="Times New Roman" w:hAnsi="Times New Roman"/>
+                <w:sz w:val="26"/>
+                <w:szCs w:val="26"/>
+              </w:rPr>
+              <w:t>SignalR, gRPC</w:t>
+            </w:r>
+          </w:p>
+          <w:p>
+            <w:pPr>
+              <w:pStyle w:val="Heading3"/>
+              <w:numPr>
+                <w:ilvl w:val="0"/>
+                <w:numId w:val="31"/>
+              </w:numPr>
+              <w:spacing w:before="0" w:after="0"/>
+              <w:outlineLvl w:val="2"/>
+              <w:rPr>
+                <w:rFonts w:ascii="Times New Roman" w:hAnsi="Times New Roman" w:cs="Times New Roman"/>
+                <w:sz w:val="26"/>
+                <w:szCs w:val="26"/>
+              </w:rPr>
+            </w:pPr>
+            <w:r>
+              <w:rPr>
+                <w:rFonts w:ascii="Times New Roman" w:hAnsi="Times New Roman" w:cs="Times New Roman"/>
+                <w:sz w:val="26"/>
+                <w:szCs w:val="26"/>
+              </w:rPr>
+              <w:t>Data Access (EF Core)</w:t>
+            </w:r>
+          </w:p>
+          <w:p>
+            <w:pPr>
+              <w:pStyle w:val="NormalWeb"/>
+              <w:numPr>
+                <w:ilvl w:val="1"/>
+                <w:numId w:val="30"/>
+              </w:numPr>
+              <w:rPr>
+                <w:rFonts w:ascii="Times New Roman" w:hAnsi="Times New Roman"/>
+                <w:sz w:val="26"/>
+                <w:szCs w:val="26"/>
+              </w:rPr>
+            </w:pPr>
+            <w:r>
+              <w:rPr>
+                <w:rFonts w:ascii="Times New Roman" w:hAnsi="Times New Roman"/>
+                <w:sz w:val="26"/>
+                <w:szCs w:val="26"/>
+              </w:rPr>
+              <w:t>CRUD, Migrations, Query data, Save data, Change tracking</w:t>
+            </w:r>
+          </w:p>
+          <w:p>
+            <w:pPr>
+              <w:pStyle w:val="Heading3"/>
+              <w:numPr>
+                <w:ilvl w:val="0"/>
+                <w:numId w:val="31"/>
+              </w:numPr>
+              <w:spacing w:before="0" w:after="0"/>
+              <w:outlineLvl w:val="2"/>
+              <w:rPr>
+                <w:rFonts w:ascii="Times New Roman" w:hAnsi="Times New Roman" w:cs="Times New Roman"/>
+                <w:sz w:val="26"/>
+                <w:szCs w:val="26"/>
+              </w:rPr>
+            </w:pPr>
+            <w:r>
+              <w:rPr>
+                <w:rFonts w:ascii="Times New Roman" w:hAnsi="Times New Roman" w:cs="Times New Roman"/>
+                <w:sz w:val="26"/>
+                <w:szCs w:val="26"/>
+              </w:rPr>
+              <w:t>Cloud &amp; Deployment</w:t>
+            </w:r>
+          </w:p>
+          <w:p>
+            <w:pPr>
+              <w:pStyle w:val="NormalWeb"/>
+              <w:numPr>
+                <w:ilvl w:val="1"/>
+                <w:numId w:val="30"/>
+              </w:numPr>
+              <w:rPr>
+                <w:rFonts w:ascii="Times New Roman" w:hAnsi="Times New Roman"/>
+                <w:sz w:val="26"/>
+                <w:szCs w:val="26"/>
+              </w:rPr>
+            </w:pPr>
+            <w:r>
+              <w:rPr>
+                <w:rFonts w:ascii="Times New Roman" w:hAnsi="Times New Roman"/>
+                <w:sz w:val="26"/>
+                <w:szCs w:val="26"/>
+              </w:rPr>
+              <w:t>Microservices, Deploy, Logging &amp; Monitoring, Security</w:t>
+            </w:r>
+          </w:p>
+          <w:p>
+            <w:pPr>
+              <w:pStyle w:val="Heading3"/>
+              <w:numPr>
+                <w:ilvl w:val="0"/>
+                <w:numId w:val="29"/>
+              </w:numPr>
+              <w:spacing w:before="0" w:after="0"/>
+              <w:outlineLvl w:val="2"/>
+              <w:rPr>
+                <w:rFonts w:ascii="Times New Roman" w:hAnsi="Times New Roman" w:cs="Times New Roman"/>
+                <w:sz w:val="26"/>
+                <w:szCs w:val="26"/>
+              </w:rPr>
+            </w:pPr>
+            <w:r>
+              <w:rPr>
+                <w:rFonts w:ascii="Times New Roman" w:hAnsi="Times New Roman" w:cs="Times New Roman"/>
+                <w:sz w:val="26"/>
+                <w:szCs w:val="26"/>
+              </w:rPr>
+              <w:t>Fundamentals</w:t>
+            </w:r>
+          </w:p>
+          <w:p>
+            <w:pPr>
+              <w:pStyle w:val="NormalWeb"/>
+              <w:numPr>
+                <w:ilvl w:val="1"/>
+                <w:numId w:val="30"/>
+              </w:numPr>
+              <w:rPr>
+                <w:rFonts w:ascii="Times New Roman" w:hAnsi="Times New Roman"/>
+                <w:sz w:val="26"/>
+                <w:szCs w:val="26"/>
+              </w:rPr>
+            </w:pPr>
+            <w:r>
+              <w:rPr>
+                <w:rFonts w:ascii="Times New Roman" w:hAnsi="Times New Roman"/>
+                <w:sz w:val="26"/>
+                <w:szCs w:val="26"/>
+              </w:rPr>
+              <w:t>Startup, Dependency Injection, Middleware</w:t>
+            </w:r>
+          </w:p>
+          <w:p>
+            <w:pPr>
+              <w:pStyle w:val="Heading3"/>
+              <w:numPr>
+                <w:ilvl w:val="0"/>
+                <w:numId w:val="29"/>
+              </w:numPr>
+              <w:spacing w:before="0" w:after="0"/>
+              <w:outlineLvl w:val="2"/>
+              <w:rPr>
+                <w:rFonts w:ascii="Times New Roman" w:hAnsi="Times New Roman" w:cs="Times New Roman"/>
+                <w:sz w:val="26"/>
+                <w:szCs w:val="26"/>
+              </w:rPr>
+            </w:pPr>
+            <w:r>
+              <w:rPr>
+                <w:rFonts w:ascii="Times New Roman" w:hAnsi="Times New Roman" w:cs="Times New Roman"/>
+                <w:sz w:val="26"/>
+                <w:szCs w:val="26"/>
+              </w:rPr>
+              <w:t>Host &amp; Configuration</w:t>
+            </w:r>
+          </w:p>
+          <w:p>
+            <w:pPr>
+              <w:pStyle w:val="NormalWeb"/>
+              <w:numPr>
+                <w:ilvl w:val="1"/>
+                <w:numId w:val="30"/>
+              </w:numPr>
+              <w:rPr>
+                <w:rFonts w:ascii="Times New Roman" w:hAnsi="Times New Roman"/>
+                <w:sz w:val="26"/>
+                <w:szCs w:val="26"/>
+              </w:rPr>
+            </w:pPr>
+            <w:r>
+              <w:rPr>
+                <w:rFonts w:ascii="Times New Roman" w:hAnsi="Times New Roman"/>
+                <w:sz w:val="26"/>
+                <w:szCs w:val="26"/>
+              </w:rPr>
+              <w:t>Host, Servers, Configuration, Environments</w:t>
+            </w:r>
+          </w:p>
+          <w:p>
+            <w:pPr>
+              <w:pStyle w:val="Heading3"/>
+              <w:numPr>
+                <w:ilvl w:val="0"/>
+                <w:numId w:val="29"/>
+              </w:numPr>
+              <w:spacing w:before="0" w:after="0"/>
+              <w:outlineLvl w:val="2"/>
+              <w:rPr>
+                <w:rFonts w:ascii="Times New Roman" w:hAnsi="Times New Roman" w:cs="Times New Roman"/>
+                <w:sz w:val="26"/>
+                <w:szCs w:val="26"/>
+              </w:rPr>
+            </w:pPr>
+            <w:r>
+              <w:rPr>
+                <w:rFonts w:ascii="Times New Roman" w:hAnsi="Times New Roman" w:cs="Times New Roman"/>
+                <w:sz w:val="26"/>
+                <w:szCs w:val="26"/>
+              </w:rPr>
+              <w:t>Routing &amp; HTTP</w:t>
+            </w:r>
+          </w:p>
+          <w:p>
+            <w:pPr>
+              <w:pStyle w:val="NormalWeb"/>
+              <w:numPr>
+                <w:ilvl w:val="1"/>
+                <w:numId w:val="30"/>
+              </w:numPr>
+              <w:rPr>
+                <w:rFonts w:ascii="Times New Roman" w:hAnsi="Times New Roman"/>
+                <w:sz w:val="26"/>
+                <w:szCs w:val="26"/>
+              </w:rPr>
+            </w:pPr>
+            <w:r>
+              <w:rPr>
+                <w:rFonts w:ascii="Times New Roman" w:hAnsi="Times New Roman"/>
+                <w:sz w:val="26"/>
+                <w:szCs w:val="26"/>
+              </w:rPr>
+              <w:t>Routing, Error handling, HTTP requests, Static files</w:t>
+            </w:r>
+          </w:p>
+          <w:p>
+            <w:pPr>
+              <w:pStyle w:val="Heading3"/>
+              <w:numPr>
+                <w:ilvl w:val="0"/>
+                <w:numId w:val="29"/>
+              </w:numPr>
+              <w:spacing w:before="0" w:after="0"/>
+              <w:outlineLvl w:val="2"/>
+              <w:rPr>
+                <w:rFonts w:ascii="Times New Roman" w:hAnsi="Times New Roman" w:cs="Times New Roman"/>
+                <w:sz w:val="26"/>
+                <w:szCs w:val="26"/>
+              </w:rPr>
+            </w:pPr>
+            <w:r>
+              <w:rPr>
+                <w:rFonts w:ascii="Times New Roman" w:hAnsi="Times New Roman" w:cs="Times New Roman"/>
+                <w:sz w:val="26"/>
+                <w:szCs w:val="26"/>
+              </w:rPr>
+              <w:lastRenderedPageBreak/>
+              <w:t>Testing &amp; Debugging</w:t>
+            </w:r>
+          </w:p>
+          <w:p>
+            <w:pPr>
+              <w:pStyle w:val="NormalWeb"/>
+              <w:numPr>
+                <w:ilvl w:val="1"/>
+                <w:numId w:val="30"/>
+              </w:numPr>
+              <w:rPr>
+                <w:rFonts w:ascii="Times New Roman" w:hAnsi="Times New Roman"/>
+                <w:sz w:val="26"/>
+                <w:szCs w:val="26"/>
+              </w:rPr>
+            </w:pPr>
+            <w:r>
+              <w:rPr>
+                <w:rFonts w:ascii="Times New Roman" w:hAnsi="Times New Roman"/>
+                <w:sz w:val="26"/>
+                <w:szCs w:val="26"/>
+              </w:rPr>
+              <w:t>Unit test, Integration test, Debug, Logging</w:t>
+            </w:r>
+          </w:p>
+          <w:p>
+            <w:pPr>
+              <w:pStyle w:val="NormalWeb"/>
+              <w:numPr>
+                <w:ilvl w:val="0"/>
+                <w:numId w:val="20"/>
+              </w:numPr>
+              <w:rPr>
+                <w:rFonts w:ascii="Times New Roman" w:hAnsi="Times New Roman"/>
+                <w:sz w:val="26"/>
+                <w:szCs w:val="26"/>
+              </w:rPr>
+            </w:pPr>
+            <w:r>
+              <w:rPr>
+                <w:rFonts w:ascii="Times New Roman" w:hAnsi="Times New Roman"/>
+                <w:sz w:val="26"/>
+                <w:szCs w:val="26"/>
+              </w:rPr>
+              <w:t>Bài tập 3: Xây dựng ứng dụng Web API, EF core cho phần Back-End cung cấp các services phục vụ cho bài toán quản lý sinh viên đã xây dựng ở phần Front-end (ReactJS)</w:t>
+            </w:r>
+          </w:p>
+          <w:p>
+            <w:pPr>
+              <w:pStyle w:val="NormalWeb"/>
+              <w:numPr>
+                <w:ilvl w:val="0"/>
+                <w:numId w:val="20"/>
+              </w:numPr>
+              <w:rPr>
+                <w:rFonts w:ascii="Times New Roman" w:hAnsi="Times New Roman"/>
+                <w:sz w:val="26"/>
+                <w:szCs w:val="26"/>
+              </w:rPr>
+            </w:pPr>
+            <w:r>
+              <w:rPr>
+                <w:rFonts w:ascii="Times New Roman" w:hAnsi="Times New Roman"/>
+                <w:sz w:val="26"/>
+                <w:szCs w:val="26"/>
+              </w:rPr>
+              <w:t>Hoàn thành hỗ trợ big data leader giao</w:t>
+            </w:r>
           </w:p>
         </w:tc>
       </w:tr>
@@ -7296,8 +7973,14 @@
     <w:p>
       <w:pPr>
         <w:pStyle w:val="Heading3"/>
-      </w:pPr>
-      <w:r>
+        <w:rPr>
+          <w:rFonts w:cs="Times New Roman"/>
+        </w:rPr>
+      </w:pPr>
+      <w:r>
+        <w:rPr>
+          <w:rFonts w:cs="Times New Roman"/>
+        </w:rPr>
         <w:lastRenderedPageBreak/>
         <w:t>2.3.2. Vai trò và trách nhiệm của sinh viên</w:t>
       </w:r>
@@ -7307,10 +7990,11 @@
         <w:pStyle w:val="Heading2"/>
         <w:numPr>
           <w:ilvl w:val="0"/>
-          <w:numId w:val="15"/>
+          <w:numId w:val="9"/>
         </w:numPr>
         <w:spacing w:before="0" w:after="0"/>
         <w:rPr>
+          <w:rFonts w:cs="Times New Roman"/>
           <w:b w:val="0"/>
           <w:bCs/>
           <w:sz w:val="26"/>
@@ -7318,6 +8002,7 @@
       </w:pPr>
       <w:r>
         <w:rPr>
+          <w:rFonts w:cs="Times New Roman"/>
           <w:b w:val="0"/>
           <w:bCs/>
           <w:sz w:val="26"/>
@@ -7330,10 +8015,11 @@
         <w:pStyle w:val="Heading2"/>
         <w:numPr>
           <w:ilvl w:val="0"/>
-          <w:numId w:val="15"/>
+          <w:numId w:val="9"/>
         </w:numPr>
         <w:spacing w:before="0" w:after="0"/>
         <w:rPr>
+          <w:rFonts w:cs="Times New Roman"/>
           <w:b w:val="0"/>
           <w:bCs/>
           <w:sz w:val="26"/>
@@ -7341,19 +8027,37 @@
       </w:pPr>
       <w:r>
         <w:rPr>
+          <w:rFonts w:cs="Times New Roman"/>
           <w:b w:val="0"/>
           <w:bCs/>
           <w:sz w:val="26"/>
         </w:rPr>
-        <w:t>Học tập các công nghệ mới theo roadmap đ</w:t>
-      </w:r>
-      <w:r>
-        <w:rPr>
+        <w:t>Học tập các công nghệ mới theo roadmap được giao</w:t>
+      </w:r>
+    </w:p>
+    <w:p>
+      <w:pPr>
+        <w:pStyle w:val="Heading2"/>
+        <w:numPr>
+          <w:ilvl w:val="0"/>
+          <w:numId w:val="9"/>
+        </w:numPr>
+        <w:spacing w:before="0" w:after="0"/>
+        <w:rPr>
+          <w:rFonts w:cs="Times New Roman"/>
           <w:b w:val="0"/>
           <w:bCs/>
           <w:sz w:val="26"/>
         </w:rPr>
-        <w:t>ược giao</w:t>
+      </w:pPr>
+      <w:r>
+        <w:rPr>
+          <w:rFonts w:cs="Times New Roman"/>
+          <w:b w:val="0"/>
+          <w:bCs/>
+          <w:sz w:val="26"/>
+        </w:rPr>
+        <w:t>Chủ động tìm hiểu tài liệu và hỏi mentor khi gặp khó khăn trong quá trình làm việc.</w:t>
       </w:r>
     </w:p>
     <w:p>
@@ -7361,10 +8065,11 @@
         <w:pStyle w:val="Heading2"/>
         <w:numPr>
           <w:ilvl w:val="0"/>
-          <w:numId w:val="15"/>
+          <w:numId w:val="9"/>
         </w:numPr>
         <w:spacing w:before="0" w:after="0"/>
         <w:rPr>
+          <w:rFonts w:cs="Times New Roman"/>
           <w:b w:val="0"/>
           <w:bCs/>
           <w:sz w:val="26"/>
@@ -7372,11 +8077,12 @@
       </w:pPr>
       <w:r>
         <w:rPr>
+          <w:rFonts w:cs="Times New Roman"/>
           <w:b w:val="0"/>
           <w:bCs/>
           <w:sz w:val="26"/>
         </w:rPr>
-        <w:t>Chủ động tìm hiểu tài liệu và hỏi mentor khi gặp khó khăn trong quá trình làm việc.</w:t>
+        <w:t>Hoàn thành công việc đúng thời hạn và đảm bảo chất lượng theo yêu cầu.</w:t>
       </w:r>
     </w:p>
     <w:p>
@@ -7384,10 +8090,11 @@
         <w:pStyle w:val="Heading2"/>
         <w:numPr>
           <w:ilvl w:val="0"/>
-          <w:numId w:val="15"/>
+          <w:numId w:val="9"/>
         </w:numPr>
         <w:spacing w:before="0" w:after="0"/>
         <w:rPr>
+          <w:rFonts w:cs="Times New Roman"/>
           <w:b w:val="0"/>
           <w:bCs/>
           <w:sz w:val="26"/>
@@ -7395,11 +8102,12 @@
       </w:pPr>
       <w:r>
         <w:rPr>
+          <w:rFonts w:cs="Times New Roman"/>
           <w:b w:val="0"/>
           <w:bCs/>
           <w:sz w:val="26"/>
         </w:rPr>
-        <w:t>Hoàn thành công việc đúng thời hạn và đảm bảo chất lượng theo yêu cầu.</w:t>
+        <w:t>Báo cáo tiến độ công việc hằng ngày hoặc hằng tuần cho người hướng dẫn.</w:t>
       </w:r>
     </w:p>
     <w:p>
@@ -7407,10 +8115,11 @@
         <w:pStyle w:val="Heading2"/>
         <w:numPr>
           <w:ilvl w:val="0"/>
-          <w:numId w:val="15"/>
+          <w:numId w:val="9"/>
         </w:numPr>
         <w:spacing w:before="0" w:after="0"/>
         <w:rPr>
+          <w:rFonts w:cs="Times New Roman"/>
           <w:b w:val="0"/>
           <w:bCs/>
           <w:sz w:val="26"/>
@@ -7418,11 +8127,12 @@
       </w:pPr>
       <w:r>
         <w:rPr>
+          <w:rFonts w:cs="Times New Roman"/>
           <w:b w:val="0"/>
           <w:bCs/>
           <w:sz w:val="26"/>
         </w:rPr>
-        <w:t>Báo cáo tiến độ công việc hằng ngày hoặc hằng tuần cho người hướng dẫn.</w:t>
+        <w:t>Tuân thủ nội quy, quy định và giờ giấc làm việc của công ty.</w:t>
       </w:r>
     </w:p>
     <w:p>
@@ -7430,10 +8140,11 @@
         <w:pStyle w:val="Heading2"/>
         <w:numPr>
           <w:ilvl w:val="0"/>
-          <w:numId w:val="15"/>
+          <w:numId w:val="9"/>
         </w:numPr>
         <w:spacing w:before="0" w:after="0"/>
         <w:rPr>
+          <w:rFonts w:cs="Times New Roman"/>
           <w:b w:val="0"/>
           <w:bCs/>
           <w:sz w:val="26"/>
@@ -7441,11 +8152,12 @@
       </w:pPr>
       <w:r>
         <w:rPr>
+          <w:rFonts w:cs="Times New Roman"/>
           <w:b w:val="0"/>
           <w:bCs/>
           <w:sz w:val="26"/>
         </w:rPr>
-        <w:t>Tuân thủ nội quy, quy định và giờ giấc làm việc của công ty.</w:t>
+        <w:t>Giữ gìn thái độ nghiêm túc, tinh thần học hỏi và hợp tác với các thành viên trong nhóm.</w:t>
       </w:r>
     </w:p>
     <w:p>
@@ -7453,10 +8165,11 @@
         <w:pStyle w:val="Heading2"/>
         <w:numPr>
           <w:ilvl w:val="0"/>
-          <w:numId w:val="15"/>
+          <w:numId w:val="9"/>
         </w:numPr>
         <w:spacing w:before="0" w:after="0"/>
         <w:rPr>
+          <w:rFonts w:cs="Times New Roman"/>
           <w:b w:val="0"/>
           <w:bCs/>
           <w:sz w:val="26"/>
@@ -7464,115 +8177,99 @@
       </w:pPr>
       <w:r>
         <w:rPr>
+          <w:rFonts w:cs="Times New Roman"/>
           <w:b w:val="0"/>
           <w:bCs/>
           <w:sz w:val="26"/>
         </w:rPr>
-        <w:t>Giữ gìn thái độ nghiêm túc, tinh thần học hỏi và hợp tác với các thành viên trong nhóm.</w:t>
-      </w:r>
-    </w:p>
-    <w:p>
-      <w:pPr>
-        <w:pStyle w:val="Heading2"/>
+        <w:t>Bảo mật thông tin và dữ liệu của công ty trong quá trình thực tập.</w:t>
+      </w:r>
+    </w:p>
+    <w:p>
+      <w:pPr>
+        <w:pStyle w:val="Heading3"/>
+        <w:rPr>
+          <w:rFonts w:cs="Times New Roman"/>
+        </w:rPr>
+      </w:pPr>
+      <w:r>
+        <w:rPr>
+          <w:rFonts w:cs="Times New Roman"/>
+        </w:rPr>
+        <w:t>2.3.3. Kết quả đạt được</w:t>
+      </w:r>
+    </w:p>
+    <w:p>
+      <w:r>
+        <w:t>Sau quá trình thực tập tại công ty, sinh viên đã đạt được các kết quả sau:</w:t>
+      </w:r>
+    </w:p>
+    <w:p>
+      <w:pPr>
         <w:numPr>
           <w:ilvl w:val="0"/>
-          <w:numId w:val="15"/>
+          <w:numId w:val="14"/>
         </w:numPr>
-        <w:spacing w:before="0" w:after="0"/>
-        <w:rPr>
-          <w:b w:val="0"/>
-          <w:bCs/>
-          <w:sz w:val="26"/>
-        </w:rPr>
-      </w:pPr>
-      <w:r>
-        <w:rPr>
-          <w:b w:val="0"/>
-          <w:bCs/>
-          <w:sz w:val="26"/>
-        </w:rPr>
-        <w:t>Bảo mật thông tin và dữ liệu của công ty trong quá trình thực tập.</w:t>
-      </w:r>
-    </w:p>
-    <w:p>
-      <w:pPr>
-        <w:pStyle w:val="Heading3"/>
-      </w:pPr>
-      <w:r>
-        <w:t>2.3.3. Kết quả đạt được</w:t>
-      </w:r>
-    </w:p>
-    <w:p>
-      <w:r>
-        <w:t>Sau quá trình thực tập tại công ty, sinh viên đã đạt được các kết quả sau:</w:t>
+      </w:pPr>
+      <w:r>
+        <w:t>Hoàn thành các task và bài tập theo roadmap đào tạo của công ty.</w:t>
       </w:r>
     </w:p>
     <w:p>
       <w:pPr>
         <w:numPr>
           <w:ilvl w:val="0"/>
-          <w:numId w:val="25"/>
+          <w:numId w:val="14"/>
         </w:numPr>
       </w:pPr>
       <w:r>
-        <w:t>Hoàn thành các task và bài tập theo roadmap đào tạo của công ty.</w:t>
+        <w:t>Nắm được kiến thức cơ bản về lập trình web frontend với HTML, CSS, JavaScript và Bootstrap.</w:t>
       </w:r>
     </w:p>
     <w:p>
       <w:pPr>
         <w:numPr>
           <w:ilvl w:val="0"/>
-          <w:numId w:val="25"/>
+          <w:numId w:val="14"/>
         </w:numPr>
       </w:pPr>
       <w:r>
-        <w:t>Nắm được kiến thức cơ bản về lập trình web frontend với HTML, CSS, JavaScript và Bootstrap.</w:t>
+        <w:t>Hiểu cách xây dựng giao diện theo mô hình component với ReactJS và VueJS ở mức cơ bản.</w:t>
       </w:r>
     </w:p>
     <w:p>
       <w:pPr>
         <w:numPr>
           <w:ilvl w:val="0"/>
-          <w:numId w:val="25"/>
+          <w:numId w:val="14"/>
         </w:numPr>
       </w:pPr>
       <w:r>
-        <w:t>Hiểu cách xây dựng giao diện theo mô hình component với ReactJS và VueJS ở mức cơ bản.</w:t>
+        <w:t>Có kiến thức nền tảng về backend với C# và thao tác cơ bản với cơ sở dữ liệu bằng SQL.</w:t>
       </w:r>
     </w:p>
     <w:p>
       <w:pPr>
         <w:numPr>
           <w:ilvl w:val="0"/>
-          <w:numId w:val="25"/>
+          <w:numId w:val="14"/>
         </w:numPr>
       </w:pPr>
       <w:r>
-        <w:t>Có kiến thức nền tảng về backend với C# và thao tác cơ bản với cơ sở dữ liệu bằng SQL.</w:t>
+        <w:t>Cải thiện kỹ năng tự học, giải quyết vấn đề</w:t>
+      </w:r>
+      <w:r>
+        <w:t>.</w:t>
       </w:r>
     </w:p>
     <w:p>
       <w:pPr>
         <w:numPr>
           <w:ilvl w:val="0"/>
-          <w:numId w:val="25"/>
+          <w:numId w:val="14"/>
         </w:numPr>
       </w:pPr>
       <w:r>
-        <w:t>Cải thiện kỹ năng tự học, giải quyết vấn đề</w:t>
-      </w:r>
-      <w:r>
-        <w:t>.</w:t>
-      </w:r>
-    </w:p>
-    <w:p>
-      <w:pPr>
-        <w:numPr>
-          <w:ilvl w:val="0"/>
-          <w:numId w:val="25"/>
-        </w:numPr>
-      </w:pPr>
-      <w:r>
         <w:t>Nâng cao ý thức kỷ luật, trách nhiệm và tác phong làm việc chuyên nghiệp.</w:t>
       </w:r>
     </w:p>
@@ -7580,18 +8277,24 @@
     <w:p>
       <w:pPr>
         <w:pStyle w:val="Heading2"/>
-      </w:pPr>
-      <w:r>
+        <w:rPr>
+          <w:rFonts w:cs="Times New Roman"/>
+        </w:rPr>
+      </w:pPr>
+      <w:r>
+        <w:rPr>
+          <w:rFonts w:cs="Times New Roman"/>
+        </w:rPr>
         <w:t>2.4. Công nghệ, công cụ và kỹ thuật sử dụng</w:t>
       </w:r>
-      <w:bookmarkEnd w:id="14"/>
+      <w:bookmarkEnd w:id="12"/>
     </w:p>
     <w:p>
       <w:pPr>
         <w:pStyle w:val="ListParagraph"/>
         <w:numPr>
           <w:ilvl w:val="0"/>
-          <w:numId w:val="17"/>
+          <w:numId w:val="10"/>
         </w:numPr>
       </w:pPr>
       <w:r>
@@ -7603,7 +8306,7 @@
         <w:pStyle w:val="ListParagraph"/>
         <w:numPr>
           <w:ilvl w:val="0"/>
-          <w:numId w:val="19"/>
+          <w:numId w:val="11"/>
         </w:numPr>
       </w:pPr>
       <w:r>
@@ -7622,7 +8325,7 @@
         <w:pStyle w:val="ListParagraph"/>
         <w:numPr>
           <w:ilvl w:val="0"/>
-          <w:numId w:val="19"/>
+          <w:numId w:val="11"/>
         </w:numPr>
       </w:pPr>
       <w:r>
@@ -7641,7 +8344,7 @@
         <w:pStyle w:val="ListParagraph"/>
         <w:numPr>
           <w:ilvl w:val="0"/>
-          <w:numId w:val="19"/>
+          <w:numId w:val="11"/>
         </w:numPr>
       </w:pPr>
       <w:r>
@@ -7660,7 +8363,7 @@
         <w:pStyle w:val="ListParagraph"/>
         <w:numPr>
           <w:ilvl w:val="0"/>
-          <w:numId w:val="19"/>
+          <w:numId w:val="11"/>
         </w:numPr>
       </w:pPr>
       <w:r>
@@ -7679,7 +8382,7 @@
         <w:pStyle w:val="ListParagraph"/>
         <w:numPr>
           <w:ilvl w:val="0"/>
-          <w:numId w:val="19"/>
+          <w:numId w:val="11"/>
         </w:numPr>
       </w:pPr>
       <w:r>
@@ -7692,19 +8395,13 @@
       <w:r>
         <w:t>: Truy vấn và quản lý dữ liệu trong cơ sở dữ liệu.</w:t>
       </w:r>
-    </w:p>
-    <w:p>
-      <w:pPr>
-        <w:pStyle w:val="ListParagraph"/>
-        <w:ind w:left="1080"/>
-      </w:pPr>
     </w:p>
     <w:p>
       <w:pPr>
         <w:pStyle w:val="ListParagraph"/>
         <w:numPr>
           <w:ilvl w:val="0"/>
-          <w:numId w:val="17"/>
+          <w:numId w:val="10"/>
         </w:numPr>
         <w:rPr>
           <w:b/>
@@ -7724,7 +8421,7 @@
         <w:pStyle w:val="ListParagraph"/>
         <w:numPr>
           <w:ilvl w:val="0"/>
-          <w:numId w:val="21"/>
+          <w:numId w:val="12"/>
         </w:numPr>
       </w:pPr>
       <w:r>
@@ -7743,7 +8440,7 @@
         <w:pStyle w:val="ListParagraph"/>
         <w:numPr>
           <w:ilvl w:val="0"/>
-          <w:numId w:val="21"/>
+          <w:numId w:val="12"/>
         </w:numPr>
       </w:pPr>
       <w:r>
@@ -7762,7 +8459,7 @@
         <w:pStyle w:val="ListParagraph"/>
         <w:numPr>
           <w:ilvl w:val="0"/>
-          <w:numId w:val="21"/>
+          <w:numId w:val="12"/>
         </w:numPr>
       </w:pPr>
       <w:r>
@@ -7770,6 +8467,7 @@
           <w:b/>
           <w:bCs/>
         </w:rPr>
+        <w:lastRenderedPageBreak/>
         <w:t>VueJS</w:t>
       </w:r>
       <w:r>
@@ -7781,7 +8479,7 @@
         <w:pStyle w:val="ListParagraph"/>
         <w:numPr>
           <w:ilvl w:val="0"/>
-          <w:numId w:val="21"/>
+          <w:numId w:val="12"/>
         </w:numPr>
       </w:pPr>
       <w:r>
@@ -7794,19 +8492,13 @@
       <w:r>
         <w:t>: Nền tảng phát triển ứng dụng backend bằng C#.</w:t>
       </w:r>
-    </w:p>
-    <w:p>
-      <w:pPr>
-        <w:pStyle w:val="ListParagraph"/>
-        <w:ind w:left="1080"/>
-      </w:pPr>
     </w:p>
     <w:p>
       <w:pPr>
         <w:pStyle w:val="ListParagraph"/>
         <w:numPr>
           <w:ilvl w:val="0"/>
-          <w:numId w:val="17"/>
+          <w:numId w:val="10"/>
         </w:numPr>
         <w:rPr>
           <w:b/>
@@ -7826,7 +8518,7 @@
         <w:pStyle w:val="ListParagraph"/>
         <w:numPr>
           <w:ilvl w:val="0"/>
-          <w:numId w:val="23"/>
+          <w:numId w:val="13"/>
         </w:numPr>
       </w:pPr>
       <w:r>
@@ -7845,7 +8537,7 @@
         <w:pStyle w:val="ListParagraph"/>
         <w:numPr>
           <w:ilvl w:val="0"/>
-          <w:numId w:val="23"/>
+          <w:numId w:val="13"/>
         </w:numPr>
       </w:pPr>
       <w:r>
@@ -7853,7 +8545,6 @@
           <w:b/>
           <w:bCs/>
         </w:rPr>
-        <w:lastRenderedPageBreak/>
         <w:t>Visual Studio</w:t>
       </w:r>
       <w:r>
@@ -7865,7 +8556,7 @@
         <w:pStyle w:val="ListParagraph"/>
         <w:numPr>
           <w:ilvl w:val="0"/>
-          <w:numId w:val="23"/>
+          <w:numId w:val="13"/>
         </w:numPr>
       </w:pPr>
       <w:r>
@@ -7884,7 +8575,7 @@
         <w:pStyle w:val="ListParagraph"/>
         <w:numPr>
           <w:ilvl w:val="0"/>
-          <w:numId w:val="23"/>
+          <w:numId w:val="13"/>
         </w:numPr>
       </w:pPr>
       <w:r>
@@ -7908,88 +8599,1612 @@
         </w:numPr>
         <w:jc w:val="left"/>
       </w:pPr>
-      <w:bookmarkStart w:id="15" w:name="_Toc219921031"/>
+      <w:bookmarkStart w:id="13" w:name="_Toc219921031"/>
       <w:r>
         <w:t>3. KẾT QUẢ VÀ ĐÁNH GIÁ</w:t>
       </w:r>
+      <w:bookmarkEnd w:id="13"/>
+    </w:p>
+    <w:p>
+      <w:pPr>
+        <w:pStyle w:val="Heading2"/>
+        <w:rPr>
+          <w:rFonts w:cs="Times New Roman"/>
+        </w:rPr>
+      </w:pPr>
+      <w:bookmarkStart w:id="14" w:name="_Toc219921032"/>
+      <w:r>
+        <w:rPr>
+          <w:rFonts w:cs="Times New Roman"/>
+        </w:rPr>
+        <w:t>3.1. Kết quả đạt được trong quá trình thực tập</w:t>
+      </w:r>
+      <w:bookmarkEnd w:id="14"/>
+    </w:p>
+    <w:p>
+      <w:pPr>
+        <w:jc w:val="left"/>
+        <w:rPr>
+          <w:color w:val="auto"/>
+          <w:szCs w:val="26"/>
+        </w:rPr>
+      </w:pPr>
+      <w:r>
+        <w:rPr>
+          <w:color w:val="auto"/>
+          <w:szCs w:val="26"/>
+        </w:rPr>
+        <w:t>Trong 4 tuần thực tập, em đã được đào tạo và thực hành về lập trình Web Fullstack. Kết quả đạt được như sau:</w:t>
+      </w:r>
+    </w:p>
+    <w:p>
+      <w:pPr>
+        <w:numPr>
+          <w:ilvl w:val="0"/>
+          <w:numId w:val="32"/>
+        </w:numPr>
+        <w:spacing w:before="100" w:beforeAutospacing="1" w:after="100" w:afterAutospacing="1"/>
+        <w:jc w:val="left"/>
+        <w:rPr>
+          <w:color w:val="auto"/>
+          <w:szCs w:val="26"/>
+        </w:rPr>
+      </w:pPr>
+      <w:r>
+        <w:rPr>
+          <w:color w:val="auto"/>
+          <w:szCs w:val="26"/>
+        </w:rPr>
+        <w:t>Hiểu tổng quan về Web Development: frontend, backend và quy trình phát triển website.</w:t>
+      </w:r>
+    </w:p>
+    <w:p>
+      <w:pPr>
+        <w:numPr>
+          <w:ilvl w:val="0"/>
+          <w:numId w:val="32"/>
+        </w:numPr>
+        <w:spacing w:before="100" w:beforeAutospacing="1" w:after="100" w:afterAutospacing="1"/>
+        <w:jc w:val="left"/>
+        <w:rPr>
+          <w:color w:val="auto"/>
+          <w:szCs w:val="26"/>
+        </w:rPr>
+      </w:pPr>
+      <w:r>
+        <w:rPr>
+          <w:color w:val="auto"/>
+          <w:szCs w:val="26"/>
+        </w:rPr>
+        <w:t>Xây dựng được các trang web bằng HTML, CSS và JavaScript.</w:t>
+      </w:r>
+    </w:p>
+    <w:p>
+      <w:pPr>
+        <w:numPr>
+          <w:ilvl w:val="0"/>
+          <w:numId w:val="32"/>
+        </w:numPr>
+        <w:spacing w:before="100" w:beforeAutospacing="1" w:after="100" w:afterAutospacing="1"/>
+        <w:jc w:val="left"/>
+        <w:rPr>
+          <w:color w:val="auto"/>
+          <w:szCs w:val="26"/>
+        </w:rPr>
+      </w:pPr>
+      <w:r>
+        <w:rPr>
+          <w:color w:val="auto"/>
+          <w:szCs w:val="26"/>
+        </w:rPr>
+        <w:t xml:space="preserve">Hoàn thành bài tập </w:t>
+      </w:r>
+      <w:r>
+        <w:rPr>
+          <w:b/>
+          <w:bCs/>
+          <w:color w:val="auto"/>
+          <w:szCs w:val="26"/>
+        </w:rPr>
+        <w:t>Danh sách sinh viên</w:t>
+      </w:r>
+      <w:r>
+        <w:rPr>
+          <w:color w:val="auto"/>
+          <w:szCs w:val="26"/>
+        </w:rPr>
+        <w:t xml:space="preserve"> (HTML, CSS, JS và ReactJS).</w:t>
+      </w:r>
+    </w:p>
+    <w:p>
+      <w:pPr>
+        <w:numPr>
+          <w:ilvl w:val="0"/>
+          <w:numId w:val="32"/>
+        </w:numPr>
+        <w:spacing w:before="100" w:beforeAutospacing="1" w:after="100" w:afterAutospacing="1"/>
+        <w:jc w:val="left"/>
+        <w:rPr>
+          <w:color w:val="auto"/>
+          <w:szCs w:val="26"/>
+        </w:rPr>
+      </w:pPr>
+      <w:r>
+        <w:rPr>
+          <w:color w:val="auto"/>
+          <w:szCs w:val="26"/>
+        </w:rPr>
+        <w:t xml:space="preserve">Xây dựng hoàn chỉnh game </w:t>
+      </w:r>
+      <w:r>
+        <w:rPr>
+          <w:b/>
+          <w:bCs/>
+          <w:color w:val="auto"/>
+          <w:szCs w:val="26"/>
+        </w:rPr>
+        <w:t>Tic-Tac-Toe</w:t>
+      </w:r>
+      <w:r>
+        <w:rPr>
+          <w:color w:val="auto"/>
+          <w:szCs w:val="26"/>
+        </w:rPr>
+        <w:t xml:space="preserve"> bằng JavaScript và ReactJS.</w:t>
+      </w:r>
+    </w:p>
+    <w:p>
+      <w:pPr>
+        <w:numPr>
+          <w:ilvl w:val="0"/>
+          <w:numId w:val="32"/>
+        </w:numPr>
+        <w:spacing w:before="100" w:beforeAutospacing="1" w:after="100" w:afterAutospacing="1"/>
+        <w:jc w:val="left"/>
+        <w:rPr>
+          <w:color w:val="auto"/>
+          <w:szCs w:val="26"/>
+        </w:rPr>
+      </w:pPr>
+      <w:r>
+        <w:rPr>
+          <w:color w:val="auto"/>
+          <w:szCs w:val="26"/>
+        </w:rPr>
+        <w:t>Tìm hiểu và thực hành cơ bản về VueJS.</w:t>
+      </w:r>
+    </w:p>
+    <w:p>
+      <w:pPr>
+        <w:numPr>
+          <w:ilvl w:val="0"/>
+          <w:numId w:val="32"/>
+        </w:numPr>
+        <w:spacing w:before="100" w:beforeAutospacing="1" w:after="100" w:afterAutospacing="1"/>
+        <w:jc w:val="left"/>
+        <w:rPr>
+          <w:color w:val="auto"/>
+          <w:szCs w:val="26"/>
+        </w:rPr>
+      </w:pPr>
+      <w:r>
+        <w:rPr>
+          <w:color w:val="auto"/>
+          <w:szCs w:val="26"/>
+        </w:rPr>
+        <w:t>Lập trình ứng dụng quản lý sinh viên bằng C# (OOP, giao diện command line).</w:t>
+      </w:r>
+    </w:p>
+    <w:p>
+      <w:pPr>
+        <w:numPr>
+          <w:ilvl w:val="0"/>
+          <w:numId w:val="32"/>
+        </w:numPr>
+        <w:spacing w:before="100" w:beforeAutospacing="1" w:after="100" w:afterAutospacing="1"/>
+        <w:jc w:val="left"/>
+        <w:rPr>
+          <w:color w:val="auto"/>
+          <w:szCs w:val="26"/>
+        </w:rPr>
+      </w:pPr>
+      <w:r>
+        <w:rPr>
+          <w:color w:val="auto"/>
+          <w:szCs w:val="26"/>
+        </w:rPr>
+        <w:t>Thiết kế và thao tác cơ sở dữ liệu SQL Server (tạo bảng, query, function, stored procedure).</w:t>
+      </w:r>
+    </w:p>
+    <w:p>
+      <w:pPr>
+        <w:numPr>
+          <w:ilvl w:val="0"/>
+          <w:numId w:val="32"/>
+        </w:numPr>
+        <w:spacing w:before="100" w:beforeAutospacing="1" w:after="100" w:afterAutospacing="1"/>
+        <w:jc w:val="left"/>
+        <w:rPr>
+          <w:color w:val="auto"/>
+          <w:szCs w:val="26"/>
+        </w:rPr>
+      </w:pPr>
+      <w:r>
+        <w:rPr>
+          <w:color w:val="auto"/>
+          <w:szCs w:val="26"/>
+        </w:rPr>
+        <w:t>Xây dựng Web API sử dụng ASP.NET Core và Entity Framework Core cho bài toán quản lý sinh viên.</w:t>
+      </w:r>
+    </w:p>
+    <w:p>
+      <w:pPr>
+        <w:numPr>
+          <w:ilvl w:val="0"/>
+          <w:numId w:val="32"/>
+        </w:numPr>
+        <w:spacing w:before="100" w:beforeAutospacing="1"/>
+        <w:jc w:val="left"/>
+        <w:rPr>
+          <w:color w:val="auto"/>
+          <w:sz w:val="24"/>
+          <w:szCs w:val="24"/>
+        </w:rPr>
+      </w:pPr>
+      <w:r>
+        <w:rPr>
+          <w:color w:val="auto"/>
+          <w:szCs w:val="26"/>
+        </w:rPr>
+        <w:t>Hoàn thành nhiệm vụ hỗ trợ do Big Data Leader giao</w:t>
+      </w:r>
+      <w:r>
+        <w:rPr>
+          <w:color w:val="auto"/>
+          <w:sz w:val="24"/>
+          <w:szCs w:val="24"/>
+        </w:rPr>
+        <w:t>.</w:t>
+      </w:r>
+    </w:p>
+    <w:p>
+      <w:pPr>
+        <w:jc w:val="left"/>
+        <w:rPr>
+          <w:b/>
+          <w:color w:val="auto"/>
+          <w:sz w:val="24"/>
+          <w:szCs w:val="24"/>
+        </w:rPr>
+      </w:pPr>
+      <w:r>
+        <w:t>Qua đó, em đã hiểu rõ hơn mô hình phát triển hệ thống gồm: Frontend – Backend – Database.</w:t>
+      </w:r>
+    </w:p>
+    <w:p>
+      <w:pPr>
+        <w:pStyle w:val="Heading2"/>
+        <w:rPr>
+          <w:rFonts w:cs="Times New Roman"/>
+        </w:rPr>
+      </w:pPr>
+      <w:bookmarkStart w:id="15" w:name="_Toc219921033"/>
+      <w:r>
+        <w:rPr>
+          <w:rFonts w:cs="Times New Roman"/>
+        </w:rPr>
+        <w:t>3.2. Kiến thức và kỹ năng tích lũy được</w:t>
+      </w:r>
       <w:bookmarkEnd w:id="15"/>
     </w:p>
     <w:p>
       <w:pPr>
+        <w:pStyle w:val="Heading3"/>
+        <w:rPr>
+          <w:color w:val="auto"/>
+          <w:sz w:val="27"/>
+        </w:rPr>
+      </w:pPr>
+      <w:r>
+        <w:t>3.2.1. Kiến thức chuyên môn</w:t>
+      </w:r>
+    </w:p>
+    <w:p>
+      <w:pPr>
+        <w:pStyle w:val="Heading3"/>
+      </w:pPr>
+      <w:r>
+        <w:t>1. HTML, CSS, JavaScript</w:t>
+      </w:r>
+    </w:p>
+    <w:p>
+      <w:pPr>
+        <w:pStyle w:val="NormalWeb"/>
+        <w:numPr>
+          <w:ilvl w:val="0"/>
+          <w:numId w:val="33"/>
+        </w:numPr>
+        <w:jc w:val="left"/>
+        <w:rPr>
+          <w:sz w:val="26"/>
+          <w:szCs w:val="26"/>
+        </w:rPr>
+      </w:pPr>
+      <w:r>
+        <w:rPr>
+          <w:sz w:val="26"/>
+          <w:szCs w:val="26"/>
+        </w:rPr>
+        <w:t>Tạo cấu trúc website bằng HTML (form, table, list, image…).</w:t>
+      </w:r>
+    </w:p>
+    <w:p>
+      <w:pPr>
+        <w:pStyle w:val="NormalWeb"/>
+        <w:numPr>
+          <w:ilvl w:val="0"/>
+          <w:numId w:val="33"/>
+        </w:numPr>
+        <w:spacing w:before="100" w:beforeAutospacing="1" w:after="100" w:afterAutospacing="1"/>
+        <w:jc w:val="left"/>
+        <w:rPr>
+          <w:sz w:val="26"/>
+          <w:szCs w:val="26"/>
+        </w:rPr>
+      </w:pPr>
+      <w:r>
+        <w:rPr>
+          <w:sz w:val="26"/>
+          <w:szCs w:val="26"/>
+        </w:rPr>
+        <w:t>Thiết kế giao diện bằng CSS (grid, margin, padding, z-index…).</w:t>
+      </w:r>
+    </w:p>
+    <w:p>
+      <w:pPr>
+        <w:pStyle w:val="NormalWeb"/>
+        <w:numPr>
+          <w:ilvl w:val="0"/>
+          <w:numId w:val="33"/>
+        </w:numPr>
+        <w:spacing w:before="100" w:beforeAutospacing="1" w:after="100" w:afterAutospacing="1"/>
+        <w:jc w:val="left"/>
+        <w:rPr>
+          <w:sz w:val="26"/>
+          <w:szCs w:val="26"/>
+        </w:rPr>
+      </w:pPr>
+      <w:r>
+        <w:rPr>
+          <w:sz w:val="26"/>
+          <w:szCs w:val="26"/>
+        </w:rPr>
+        <w:t>Xử lý sự kiện và thao tác DOM bằng JavaScript.</w:t>
+      </w:r>
+    </w:p>
+    <w:p>
+      <w:pPr>
+        <w:pStyle w:val="NormalWeb"/>
+        <w:numPr>
+          <w:ilvl w:val="0"/>
+          <w:numId w:val="33"/>
+        </w:numPr>
+        <w:spacing w:before="100" w:beforeAutospacing="1" w:after="100" w:afterAutospacing="1"/>
+        <w:jc w:val="left"/>
+        <w:rPr>
+          <w:sz w:val="26"/>
+          <w:szCs w:val="26"/>
+        </w:rPr>
+      </w:pPr>
+      <w:r>
+        <w:rPr>
+          <w:sz w:val="26"/>
+          <w:szCs w:val="26"/>
+        </w:rPr>
+        <w:t>Sử dụng Web APIs, Fetch API, Web Storage API.</w:t>
+      </w:r>
+    </w:p>
+    <w:p>
+      <w:pPr>
+        <w:pStyle w:val="Heading3"/>
+      </w:pPr>
+      <w:r>
+        <w:t>2. ReactJS</w:t>
+      </w:r>
+    </w:p>
+    <w:p>
+      <w:pPr>
+        <w:pStyle w:val="NormalWeb"/>
+        <w:numPr>
+          <w:ilvl w:val="0"/>
+          <w:numId w:val="34"/>
+        </w:numPr>
+        <w:spacing w:after="100" w:afterAutospacing="1"/>
+        <w:jc w:val="left"/>
+        <w:rPr>
+          <w:sz w:val="26"/>
+          <w:szCs w:val="26"/>
+        </w:rPr>
+      </w:pPr>
+      <w:r>
+        <w:rPr>
+          <w:sz w:val="26"/>
+          <w:szCs w:val="26"/>
+        </w:rPr>
+        <w:t>Hiểu về Components, Props, State.</w:t>
+      </w:r>
+    </w:p>
+    <w:p>
+      <w:pPr>
+        <w:pStyle w:val="NormalWeb"/>
+        <w:numPr>
+          <w:ilvl w:val="0"/>
+          <w:numId w:val="34"/>
+        </w:numPr>
+        <w:spacing w:before="100" w:beforeAutospacing="1" w:after="100" w:afterAutospacing="1"/>
+        <w:jc w:val="left"/>
+        <w:rPr>
+          <w:sz w:val="26"/>
+          <w:szCs w:val="26"/>
+        </w:rPr>
+      </w:pPr>
+      <w:r>
+        <w:rPr>
+          <w:sz w:val="26"/>
+          <w:szCs w:val="26"/>
+        </w:rPr>
+        <w:t>Sử dụng Hooks (useState, useEffect).</w:t>
+      </w:r>
+    </w:p>
+    <w:p>
+      <w:pPr>
+        <w:pStyle w:val="NormalWeb"/>
+        <w:numPr>
+          <w:ilvl w:val="0"/>
+          <w:numId w:val="34"/>
+        </w:numPr>
+        <w:spacing w:before="100" w:beforeAutospacing="1" w:after="100" w:afterAutospacing="1"/>
+        <w:jc w:val="left"/>
+        <w:rPr>
+          <w:sz w:val="26"/>
+          <w:szCs w:val="26"/>
+        </w:rPr>
+      </w:pPr>
+      <w:r>
+        <w:rPr>
+          <w:sz w:val="26"/>
+          <w:szCs w:val="26"/>
+        </w:rPr>
+        <w:t>Xây dựng ứng dụng quản lý sinh viên bằng React App.</w:t>
+      </w:r>
+    </w:p>
+    <w:p>
+      <w:pPr>
+        <w:pStyle w:val="NormalWeb"/>
+        <w:numPr>
+          <w:ilvl w:val="0"/>
+          <w:numId w:val="34"/>
+        </w:numPr>
+        <w:spacing w:before="100" w:beforeAutospacing="1"/>
+        <w:jc w:val="left"/>
+        <w:rPr>
+          <w:sz w:val="26"/>
+          <w:szCs w:val="26"/>
+        </w:rPr>
+      </w:pPr>
+      <w:r>
+        <w:rPr>
+          <w:sz w:val="26"/>
+          <w:szCs w:val="26"/>
+        </w:rPr>
+        <w:t>Xây dựng game Tic-Tac-Toe trên React.</w:t>
+      </w:r>
+    </w:p>
+    <w:p>
+      <w:pPr>
+        <w:pStyle w:val="NormalWeb"/>
+      </w:pPr>
+      <w:r>
+        <w:lastRenderedPageBreak/>
+        <w:t>Em hiểu cách chia component và quản lý state trong ứng dụng thực tế.</w:t>
+      </w:r>
+    </w:p>
+    <w:p>
+      <w:pPr>
+        <w:pStyle w:val="Heading3"/>
+      </w:pPr>
+      <w:r>
+        <w:t>3. VueJS</w:t>
+      </w:r>
+    </w:p>
+    <w:p>
+      <w:pPr>
+        <w:pStyle w:val="NormalWeb"/>
+        <w:numPr>
+          <w:ilvl w:val="0"/>
+          <w:numId w:val="35"/>
+        </w:numPr>
+        <w:jc w:val="left"/>
+        <w:rPr>
+          <w:sz w:val="26"/>
+          <w:szCs w:val="26"/>
+        </w:rPr>
+      </w:pPr>
+      <w:r>
+        <w:rPr>
+          <w:sz w:val="26"/>
+          <w:szCs w:val="26"/>
+        </w:rPr>
+        <w:t>Hiểu Template Syntax và Reactivity.</w:t>
+      </w:r>
+    </w:p>
+    <w:p>
+      <w:pPr>
+        <w:pStyle w:val="NormalWeb"/>
+        <w:numPr>
+          <w:ilvl w:val="0"/>
+          <w:numId w:val="35"/>
+        </w:numPr>
+        <w:spacing w:before="100" w:beforeAutospacing="1"/>
+        <w:jc w:val="left"/>
+        <w:rPr>
+          <w:sz w:val="26"/>
+          <w:szCs w:val="26"/>
+        </w:rPr>
+      </w:pPr>
+      <w:r>
+        <w:rPr>
+          <w:sz w:val="26"/>
+          <w:szCs w:val="26"/>
+        </w:rPr>
+        <w:t>Sử dụng Computed, Watchers, Lifecycle Hooks.</w:t>
+      </w:r>
+    </w:p>
+    <w:p>
+      <w:pPr>
+        <w:pStyle w:val="NormalWeb"/>
+        <w:numPr>
+          <w:ilvl w:val="0"/>
+          <w:numId w:val="35"/>
+        </w:numPr>
+        <w:spacing w:before="100" w:beforeAutospacing="1"/>
+        <w:jc w:val="left"/>
+        <w:rPr>
+          <w:sz w:val="26"/>
+          <w:szCs w:val="26"/>
+        </w:rPr>
+      </w:pPr>
+      <w:r>
+        <w:rPr>
+          <w:sz w:val="26"/>
+          <w:szCs w:val="26"/>
+        </w:rPr>
+        <w:t>Tìm hiểu Routing, State Management và SSR.</w:t>
+      </w:r>
+    </w:p>
+    <w:p>
+      <w:pPr>
+        <w:pStyle w:val="Heading3"/>
+      </w:pPr>
+      <w:r>
+        <w:t>4. C# và OOP</w:t>
+      </w:r>
+    </w:p>
+    <w:p>
+      <w:pPr>
+        <w:pStyle w:val="NormalWeb"/>
+        <w:numPr>
+          <w:ilvl w:val="0"/>
+          <w:numId w:val="36"/>
+        </w:numPr>
+        <w:jc w:val="left"/>
+        <w:rPr>
+          <w:sz w:val="26"/>
+          <w:szCs w:val="26"/>
+        </w:rPr>
+      </w:pPr>
+      <w:r>
+        <w:rPr>
+          <w:sz w:val="26"/>
+          <w:szCs w:val="26"/>
+        </w:rPr>
+        <w:t>Nắm vững biến, kiểu dữ liệu, vòng lặp, điều kiện.</w:t>
+      </w:r>
+    </w:p>
+    <w:p>
+      <w:pPr>
+        <w:pStyle w:val="NormalWeb"/>
+        <w:numPr>
+          <w:ilvl w:val="0"/>
+          <w:numId w:val="36"/>
+        </w:numPr>
+        <w:jc w:val="left"/>
+        <w:rPr>
+          <w:sz w:val="26"/>
+          <w:szCs w:val="26"/>
+        </w:rPr>
+      </w:pPr>
+      <w:r>
+        <w:rPr>
+          <w:sz w:val="26"/>
+          <w:szCs w:val="26"/>
+        </w:rPr>
+        <w:t>Áp dụng OOP: Class, Object, Inheritance, Polymorphism.</w:t>
+      </w:r>
+    </w:p>
+    <w:p>
+      <w:pPr>
+        <w:pStyle w:val="NormalWeb"/>
+        <w:numPr>
+          <w:ilvl w:val="0"/>
+          <w:numId w:val="36"/>
+        </w:numPr>
+        <w:jc w:val="left"/>
+        <w:rPr>
+          <w:sz w:val="26"/>
+          <w:szCs w:val="26"/>
+        </w:rPr>
+      </w:pPr>
+      <w:r>
+        <w:rPr>
+          <w:sz w:val="26"/>
+          <w:szCs w:val="26"/>
+        </w:rPr>
+        <w:t>Xây dựng chương trình quản lý sinh viên bằng command line.</w:t>
+      </w:r>
+    </w:p>
+    <w:p>
+      <w:pPr>
+        <w:pStyle w:val="Heading3"/>
+      </w:pPr>
+      <w:r>
+        <w:t>5. SQL Server</w:t>
+      </w:r>
+    </w:p>
+    <w:p>
+      <w:pPr>
+        <w:pStyle w:val="NormalWeb"/>
+        <w:numPr>
+          <w:ilvl w:val="0"/>
+          <w:numId w:val="37"/>
+        </w:numPr>
+        <w:jc w:val="left"/>
+        <w:rPr>
+          <w:sz w:val="26"/>
+          <w:szCs w:val="26"/>
+        </w:rPr>
+      </w:pPr>
+      <w:r>
+        <w:rPr>
+          <w:sz w:val="26"/>
+          <w:szCs w:val="26"/>
+        </w:rPr>
+        <w:t>Cài đặt SQL Server và SSMS.</w:t>
+      </w:r>
+    </w:p>
+    <w:p>
+      <w:pPr>
+        <w:pStyle w:val="NormalWeb"/>
+        <w:numPr>
+          <w:ilvl w:val="0"/>
+          <w:numId w:val="37"/>
+        </w:numPr>
+        <w:jc w:val="left"/>
+        <w:rPr>
+          <w:sz w:val="26"/>
+          <w:szCs w:val="26"/>
+        </w:rPr>
+      </w:pPr>
+      <w:r>
+        <w:rPr>
+          <w:sz w:val="26"/>
+          <w:szCs w:val="26"/>
+        </w:rPr>
+        <w:t>Tạo CSDL QLSINHVIEN.</w:t>
+      </w:r>
+    </w:p>
+    <w:p>
+      <w:pPr>
+        <w:pStyle w:val="NormalWeb"/>
+        <w:numPr>
+          <w:ilvl w:val="0"/>
+          <w:numId w:val="37"/>
+        </w:numPr>
+        <w:jc w:val="left"/>
+        <w:rPr>
+          <w:sz w:val="26"/>
+          <w:szCs w:val="26"/>
+        </w:rPr>
+      </w:pPr>
+      <w:r>
+        <w:rPr>
+          <w:sz w:val="26"/>
+          <w:szCs w:val="26"/>
+        </w:rPr>
+        <w:t>Viết query: SELECT, JOIN, GROUP BY, COUNT…</w:t>
+      </w:r>
+    </w:p>
+    <w:p>
+      <w:pPr>
+        <w:pStyle w:val="NormalWeb"/>
+        <w:numPr>
+          <w:ilvl w:val="0"/>
+          <w:numId w:val="37"/>
+        </w:numPr>
+        <w:jc w:val="left"/>
+        <w:rPr>
+          <w:sz w:val="26"/>
+          <w:szCs w:val="26"/>
+        </w:rPr>
+      </w:pPr>
+      <w:r>
+        <w:rPr>
+          <w:sz w:val="26"/>
+          <w:szCs w:val="26"/>
+        </w:rPr>
+        <w:t>Viết Function và Stored Procedure.</w:t>
+      </w:r>
+    </w:p>
+    <w:p>
+      <w:pPr>
+        <w:pStyle w:val="NormalWeb"/>
+        <w:numPr>
+          <w:ilvl w:val="0"/>
+          <w:numId w:val="37"/>
+        </w:numPr>
+        <w:jc w:val="left"/>
+        <w:rPr>
+          <w:sz w:val="26"/>
+          <w:szCs w:val="26"/>
+        </w:rPr>
+      </w:pPr>
+      <w:r>
+        <w:rPr>
+          <w:sz w:val="26"/>
+          <w:szCs w:val="26"/>
+        </w:rPr>
+        <w:t>Hiểu cách thiết kế quan hệ giữa bảng SINH_VIEN và KHOA.</w:t>
+      </w:r>
+    </w:p>
+    <w:p>
+      <w:pPr>
+        <w:pStyle w:val="Heading3"/>
+      </w:pPr>
+      <w:r>
+        <w:t>6. ASP.NET Core và Entity Framework Core</w:t>
+      </w:r>
+    </w:p>
+    <w:p>
+      <w:pPr>
+        <w:pStyle w:val="NormalWeb"/>
+        <w:numPr>
+          <w:ilvl w:val="0"/>
+          <w:numId w:val="38"/>
+        </w:numPr>
+        <w:jc w:val="left"/>
+        <w:rPr>
+          <w:sz w:val="26"/>
+          <w:szCs w:val="26"/>
+        </w:rPr>
+      </w:pPr>
+      <w:r>
+        <w:rPr>
+          <w:sz w:val="26"/>
+          <w:szCs w:val="26"/>
+        </w:rPr>
+        <w:t>Xây dựng Web API bằng ASP.NET Core.</w:t>
+      </w:r>
+    </w:p>
+    <w:p>
+      <w:pPr>
+        <w:pStyle w:val="NormalWeb"/>
+        <w:numPr>
+          <w:ilvl w:val="0"/>
+          <w:numId w:val="38"/>
+        </w:numPr>
+        <w:jc w:val="left"/>
+        <w:rPr>
+          <w:sz w:val="26"/>
+          <w:szCs w:val="26"/>
+        </w:rPr>
+      </w:pPr>
+      <w:r>
+        <w:rPr>
+          <w:sz w:val="26"/>
+          <w:szCs w:val="26"/>
+        </w:rPr>
+        <w:t>Thực hiện CRUD bằng EF Core.</w:t>
+      </w:r>
+    </w:p>
+    <w:p>
+      <w:pPr>
+        <w:pStyle w:val="NormalWeb"/>
+        <w:numPr>
+          <w:ilvl w:val="0"/>
+          <w:numId w:val="38"/>
+        </w:numPr>
+        <w:jc w:val="left"/>
+        <w:rPr>
+          <w:sz w:val="26"/>
+          <w:szCs w:val="26"/>
+        </w:rPr>
+      </w:pPr>
+      <w:r>
+        <w:rPr>
+          <w:sz w:val="26"/>
+          <w:szCs w:val="26"/>
+        </w:rPr>
+        <w:t>Kết nối ReactJS với Web API.</w:t>
+      </w:r>
+    </w:p>
+    <w:p>
+      <w:pPr>
+        <w:pStyle w:val="NormalWeb"/>
+        <w:numPr>
+          <w:ilvl w:val="0"/>
+          <w:numId w:val="38"/>
+        </w:numPr>
+        <w:jc w:val="left"/>
+        <w:rPr>
+          <w:sz w:val="26"/>
+          <w:szCs w:val="26"/>
+        </w:rPr>
+      </w:pPr>
+      <w:r>
+        <w:rPr>
+          <w:sz w:val="26"/>
+          <w:szCs w:val="26"/>
+        </w:rPr>
+        <w:t>Sử dụng Swagger để test API.</w:t>
+      </w:r>
+    </w:p>
+    <w:p>
+      <w:pPr>
+        <w:pStyle w:val="Heading3"/>
+        <w:rPr>
+          <w:color w:val="auto"/>
+          <w:sz w:val="27"/>
+        </w:rPr>
+      </w:pPr>
+      <w:r>
+        <w:t>3.2.2. Kỹ năng làm việc nhóm</w:t>
+      </w:r>
+    </w:p>
+    <w:p>
+      <w:pPr>
+        <w:pStyle w:val="NormalWeb"/>
+        <w:numPr>
+          <w:ilvl w:val="0"/>
+          <w:numId w:val="39"/>
+        </w:numPr>
+        <w:jc w:val="left"/>
+        <w:rPr>
+          <w:sz w:val="26"/>
+          <w:szCs w:val="26"/>
+        </w:rPr>
+      </w:pPr>
+      <w:r>
+        <w:rPr>
+          <w:sz w:val="26"/>
+          <w:szCs w:val="26"/>
+        </w:rPr>
+        <w:t>Làm việc theo yêu cầu từ Leader.</w:t>
+      </w:r>
+    </w:p>
+    <w:p>
+      <w:pPr>
+        <w:pStyle w:val="NormalWeb"/>
+        <w:numPr>
+          <w:ilvl w:val="0"/>
+          <w:numId w:val="39"/>
+        </w:numPr>
+        <w:jc w:val="left"/>
+        <w:rPr>
+          <w:sz w:val="26"/>
+          <w:szCs w:val="26"/>
+        </w:rPr>
+      </w:pPr>
+      <w:r>
+        <w:rPr>
+          <w:sz w:val="26"/>
+          <w:szCs w:val="26"/>
+        </w:rPr>
+        <w:t xml:space="preserve">Báo cáo tiến độ công việc mỗi </w:t>
+      </w:r>
+      <w:r>
+        <w:rPr>
+          <w:sz w:val="26"/>
+          <w:szCs w:val="26"/>
+        </w:rPr>
+        <w:t>ngày</w:t>
+      </w:r>
+      <w:r>
+        <w:rPr>
+          <w:sz w:val="26"/>
+          <w:szCs w:val="26"/>
+        </w:rPr>
+        <w:t>.</w:t>
+      </w:r>
+    </w:p>
+    <w:p>
+      <w:pPr>
+        <w:pStyle w:val="NormalWeb"/>
+        <w:numPr>
+          <w:ilvl w:val="0"/>
+          <w:numId w:val="39"/>
+        </w:numPr>
+        <w:jc w:val="left"/>
+        <w:rPr>
+          <w:sz w:val="26"/>
+          <w:szCs w:val="26"/>
+        </w:rPr>
+      </w:pPr>
+      <w:r>
+        <w:rPr>
+          <w:sz w:val="26"/>
+          <w:szCs w:val="26"/>
+        </w:rPr>
+        <w:t>Hỗ trợ các thành viên khi cần.</w:t>
+      </w:r>
+    </w:p>
+    <w:p>
+      <w:pPr>
+        <w:pStyle w:val="NormalWeb"/>
+        <w:numPr>
+          <w:ilvl w:val="0"/>
+          <w:numId w:val="39"/>
+        </w:numPr>
+        <w:jc w:val="left"/>
+        <w:rPr>
+          <w:sz w:val="26"/>
+          <w:szCs w:val="26"/>
+        </w:rPr>
+      </w:pPr>
+      <w:r>
+        <w:rPr>
+          <w:sz w:val="26"/>
+          <w:szCs w:val="26"/>
+        </w:rPr>
+        <w:t>Chủ động tìm tài liệu và tự học công nghệ mới.</w:t>
+      </w:r>
+    </w:p>
+    <w:p>
+      <w:pPr>
+        <w:pStyle w:val="Heading3"/>
+        <w:rPr>
+          <w:color w:val="auto"/>
+          <w:sz w:val="27"/>
+        </w:rPr>
+      </w:pPr>
+      <w:r>
+        <w:t>3.2.3. Kỹ năng phân tích, giải quyết vấn đề</w:t>
+      </w:r>
+    </w:p>
+    <w:p>
+      <w:pPr>
+        <w:pStyle w:val="NormalWeb"/>
+        <w:numPr>
+          <w:ilvl w:val="0"/>
+          <w:numId w:val="40"/>
+        </w:numPr>
+        <w:jc w:val="left"/>
+        <w:rPr>
+          <w:sz w:val="26"/>
+          <w:szCs w:val="26"/>
+        </w:rPr>
+      </w:pPr>
+      <w:r>
+        <w:rPr>
+          <w:sz w:val="26"/>
+          <w:szCs w:val="26"/>
+        </w:rPr>
+        <w:t>Phân tích yêu cầu bài toán quản lý sinh viên.</w:t>
+      </w:r>
+    </w:p>
+    <w:p>
+      <w:pPr>
+        <w:pStyle w:val="NormalWeb"/>
+        <w:numPr>
+          <w:ilvl w:val="0"/>
+          <w:numId w:val="40"/>
+        </w:numPr>
+        <w:jc w:val="left"/>
+        <w:rPr>
+          <w:sz w:val="26"/>
+          <w:szCs w:val="26"/>
+        </w:rPr>
+      </w:pPr>
+      <w:r>
+        <w:rPr>
+          <w:sz w:val="26"/>
+          <w:szCs w:val="26"/>
+        </w:rPr>
+        <w:t>Thiết kế database phù hợp.</w:t>
+      </w:r>
+    </w:p>
+    <w:p>
+      <w:pPr>
+        <w:pStyle w:val="NormalWeb"/>
+        <w:numPr>
+          <w:ilvl w:val="0"/>
+          <w:numId w:val="40"/>
+        </w:numPr>
+        <w:jc w:val="left"/>
+        <w:rPr>
+          <w:sz w:val="26"/>
+          <w:szCs w:val="26"/>
+        </w:rPr>
+      </w:pPr>
+      <w:r>
+        <w:rPr>
+          <w:sz w:val="26"/>
+          <w:szCs w:val="26"/>
+        </w:rPr>
+        <w:t>Xử lý lỗi khi kết nối Frontend và Backend.</w:t>
+      </w:r>
+    </w:p>
+    <w:p>
+      <w:pPr>
+        <w:pStyle w:val="NormalWeb"/>
+        <w:numPr>
+          <w:ilvl w:val="0"/>
+          <w:numId w:val="40"/>
+        </w:numPr>
+        <w:jc w:val="left"/>
+        <w:rPr>
+          <w:sz w:val="26"/>
+          <w:szCs w:val="26"/>
+        </w:rPr>
+      </w:pPr>
+      <w:r>
+        <w:rPr>
+          <w:sz w:val="26"/>
+          <w:szCs w:val="26"/>
+        </w:rPr>
+        <w:t>Debug chương trình và tối ưu code.</w:t>
+      </w:r>
+    </w:p>
+    <w:p>
+      <w:pPr>
         <w:pStyle w:val="Heading2"/>
-      </w:pPr>
-      <w:bookmarkStart w:id="16" w:name="_Toc219921032"/>
-      <w:r>
-        <w:t>3.1. Kết quả đạt được trong quá trình thực tập</w:t>
+        <w:rPr>
+          <w:rFonts w:cs="Times New Roman"/>
+        </w:rPr>
+      </w:pPr>
+      <w:bookmarkStart w:id="16" w:name="_Toc219921034"/>
+      <w:r>
+        <w:rPr>
+          <w:rFonts w:cs="Times New Roman"/>
+        </w:rPr>
+        <w:t>3.3. Thuận lợi và khó khăn</w:t>
       </w:r>
       <w:bookmarkEnd w:id="16"/>
     </w:p>
+    <w:p>
+      <w:pPr>
+        <w:pStyle w:val="Heading3"/>
+        <w:rPr>
+          <w:color w:val="auto"/>
+          <w:sz w:val="27"/>
+        </w:rPr>
+      </w:pPr>
+      <w:r>
+        <w:t>Thuận lợi</w:t>
+      </w:r>
+    </w:p>
+    <w:p>
+      <w:pPr>
+        <w:pStyle w:val="NormalWeb"/>
+        <w:numPr>
+          <w:ilvl w:val="0"/>
+          <w:numId w:val="41"/>
+        </w:numPr>
+        <w:jc w:val="left"/>
+        <w:rPr>
+          <w:sz w:val="26"/>
+          <w:szCs w:val="26"/>
+        </w:rPr>
+      </w:pPr>
+      <w:r>
+        <w:rPr>
+          <w:sz w:val="26"/>
+          <w:szCs w:val="26"/>
+        </w:rPr>
+        <w:t>Được đào tạo bài bản từ cơ bản đến nâng cao.</w:t>
+      </w:r>
+    </w:p>
+    <w:p>
+      <w:pPr>
+        <w:pStyle w:val="NormalWeb"/>
+        <w:numPr>
+          <w:ilvl w:val="0"/>
+          <w:numId w:val="41"/>
+        </w:numPr>
+        <w:jc w:val="left"/>
+        <w:rPr>
+          <w:sz w:val="26"/>
+          <w:szCs w:val="26"/>
+        </w:rPr>
+      </w:pPr>
+      <w:r>
+        <w:rPr>
+          <w:sz w:val="26"/>
+          <w:szCs w:val="26"/>
+        </w:rPr>
+        <w:t>Có bài tập thực hành sau mỗi phần học.</w:t>
+      </w:r>
+    </w:p>
+    <w:p>
+      <w:pPr>
+        <w:pStyle w:val="NormalWeb"/>
+        <w:numPr>
+          <w:ilvl w:val="0"/>
+          <w:numId w:val="41"/>
+        </w:numPr>
+        <w:jc w:val="left"/>
+        <w:rPr>
+          <w:sz w:val="26"/>
+          <w:szCs w:val="26"/>
+        </w:rPr>
+      </w:pPr>
+      <w:r>
+        <w:rPr>
+          <w:sz w:val="26"/>
+          <w:szCs w:val="26"/>
+        </w:rPr>
+        <w:t>Được Leader hướng dẫn và hỗ trợ.</w:t>
+      </w:r>
+    </w:p>
+    <w:p>
+      <w:pPr>
+        <w:pStyle w:val="Heading3"/>
+        <w:rPr>
+          <w:color w:val="auto"/>
+          <w:sz w:val="27"/>
+        </w:rPr>
+      </w:pPr>
+      <w:r>
+        <w:lastRenderedPageBreak/>
+        <w:t>Khó khăn</w:t>
+      </w:r>
+    </w:p>
+    <w:p>
+      <w:pPr>
+        <w:pStyle w:val="NormalWeb"/>
+        <w:rPr>
+          <w:sz w:val="26"/>
+          <w:szCs w:val="26"/>
+        </w:rPr>
+      </w:pPr>
+      <w:r>
+        <w:rPr>
+          <w:sz w:val="26"/>
+          <w:szCs w:val="26"/>
+        </w:rPr>
+        <w:t>Trong quá trình thực tập, em gặp một số khó khăn do sự thay đổi về công nghệ so với nền tảng trước đây. Ban đầu em theo học và thực hành với Java Spring Boot kết hợp ReactJS và MySQL. Tuy nhiên, trong thời gian thực tập, em được đào tạo và làm việc với C#, ASP.NET Core, Entity Framework Core và SQL Server.</w:t>
+      </w:r>
+    </w:p>
+    <w:p>
+      <w:pPr>
+        <w:pStyle w:val="NormalWeb"/>
+        <w:rPr>
+          <w:sz w:val="26"/>
+          <w:szCs w:val="26"/>
+        </w:rPr>
+      </w:pPr>
+      <w:r>
+        <w:rPr>
+          <w:sz w:val="26"/>
+          <w:szCs w:val="26"/>
+        </w:rPr>
+        <w:t>Sự khác biệt giữa hai nền tảng khiến em mất thời gian để thích nghi, đặc biệt là:</w:t>
+      </w:r>
+    </w:p>
+    <w:p>
+      <w:pPr>
+        <w:pStyle w:val="NormalWeb"/>
+        <w:numPr>
+          <w:ilvl w:val="0"/>
+          <w:numId w:val="44"/>
+        </w:numPr>
+        <w:spacing w:after="100" w:afterAutospacing="1"/>
+        <w:jc w:val="left"/>
+        <w:rPr>
+          <w:sz w:val="26"/>
+          <w:szCs w:val="26"/>
+        </w:rPr>
+      </w:pPr>
+      <w:r>
+        <w:rPr>
+          <w:sz w:val="26"/>
+          <w:szCs w:val="26"/>
+        </w:rPr>
+        <w:t>Phải làm quen với cú pháp và cách tổ chức dự án trong C# và ASP.NET Core, vì trước đó em quen với cấu trúc của Spring Boot.</w:t>
+      </w:r>
+    </w:p>
+    <w:p>
+      <w:pPr>
+        <w:pStyle w:val="NormalWeb"/>
+        <w:numPr>
+          <w:ilvl w:val="0"/>
+          <w:numId w:val="44"/>
+        </w:numPr>
+        <w:spacing w:before="100" w:beforeAutospacing="1" w:after="100" w:afterAutospacing="1"/>
+        <w:jc w:val="left"/>
+        <w:rPr>
+          <w:sz w:val="26"/>
+          <w:szCs w:val="26"/>
+        </w:rPr>
+      </w:pPr>
+      <w:r>
+        <w:rPr>
+          <w:sz w:val="26"/>
+          <w:szCs w:val="26"/>
+        </w:rPr>
+        <w:t>Cách cấu hình, xử lý Dependency Injection và Middleware trong ASP.NET Core khác với Spring Boot nên ban đầu còn nhầm lẫn.</w:t>
+      </w:r>
+    </w:p>
+    <w:p>
+      <w:pPr>
+        <w:pStyle w:val="NormalWeb"/>
+        <w:numPr>
+          <w:ilvl w:val="0"/>
+          <w:numId w:val="44"/>
+        </w:numPr>
+        <w:spacing w:before="100" w:beforeAutospacing="1" w:after="100" w:afterAutospacing="1"/>
+        <w:jc w:val="left"/>
+        <w:rPr>
+          <w:sz w:val="26"/>
+          <w:szCs w:val="26"/>
+        </w:rPr>
+      </w:pPr>
+      <w:r>
+        <w:rPr>
+          <w:sz w:val="26"/>
+          <w:szCs w:val="26"/>
+        </w:rPr>
+        <w:t>Khi sử dụng Entity Framework Core, em phải thay đổi tư duy từ viết query SQL trực tiếp sang sử dụng ORM.</w:t>
+      </w:r>
+    </w:p>
+    <w:p>
+      <w:pPr>
+        <w:pStyle w:val="NormalWeb"/>
+        <w:numPr>
+          <w:ilvl w:val="0"/>
+          <w:numId w:val="44"/>
+        </w:numPr>
+        <w:spacing w:before="100" w:beforeAutospacing="1"/>
+        <w:jc w:val="left"/>
+        <w:rPr>
+          <w:sz w:val="26"/>
+          <w:szCs w:val="26"/>
+        </w:rPr>
+      </w:pPr>
+      <w:r>
+        <w:rPr>
+          <w:sz w:val="26"/>
+          <w:szCs w:val="26"/>
+        </w:rPr>
+        <w:t>Thời gian thực tập ngắn nên em phải vừa học công nghệ mới vừa hoàn thành bài tập được giao.</w:t>
+      </w:r>
+    </w:p>
+    <w:p>
+      <w:pPr>
+        <w:pStyle w:val="NormalWeb"/>
+        <w:rPr>
+          <w:sz w:val="26"/>
+          <w:szCs w:val="26"/>
+        </w:rPr>
+      </w:pPr>
+      <w:r>
+        <w:rPr>
+          <w:sz w:val="26"/>
+          <w:szCs w:val="26"/>
+        </w:rPr>
+        <w:t>Tuy nhiên, nhờ có nền tảng trước đó về Java Spring Boot và ReactJS, em có thể hiểu nhanh mô hình phát triển Web và từng bước thích nghi với công nghệ mới.</w:t>
+      </w:r>
+    </w:p>
     <w:p/>
     <w:p>
       <w:pPr>
+        <w:pStyle w:val="Heading1"/>
+        <w:numPr>
+          <w:ilvl w:val="0"/>
+          <w:numId w:val="0"/>
+        </w:numPr>
+        <w:spacing w:after="0"/>
+        <w:jc w:val="left"/>
+      </w:pPr>
+      <w:r>
+        <w:t xml:space="preserve">4. </w:t>
+      </w:r>
+      <w:bookmarkStart w:id="17" w:name="_Toc219921035"/>
+      <w:r>
+        <w:t>NHẬN XÉT VÀ ĐỊNH HƯỚNG</w:t>
+      </w:r>
+      <w:bookmarkEnd w:id="17"/>
+    </w:p>
+    <w:p>
+      <w:pPr>
         <w:pStyle w:val="Heading2"/>
-      </w:pPr>
-      <w:bookmarkStart w:id="17" w:name="_Toc219921033"/>
-      <w:r>
-        <w:t>3.2. Kiến thức và kỹ năng tích lũy được</w:t>
-      </w:r>
-      <w:bookmarkEnd w:id="17"/>
-    </w:p>
-    <w:p>
-      <w:pPr>
-        <w:rPr>
-          <w:szCs w:val="26"/>
-        </w:rPr>
-      </w:pPr>
-      <w:r>
-        <w:rPr>
-          <w:szCs w:val="26"/>
-        </w:rPr>
-        <w:t>Kiến thức chuyên môn</w:t>
-      </w:r>
-    </w:p>
-    <w:p>
-      <w:pPr>
-        <w:rPr>
-          <w:szCs w:val="26"/>
-        </w:rPr>
-      </w:pPr>
-      <w:r>
-        <w:rPr>
-          <w:szCs w:val="26"/>
-        </w:rPr>
-        <w:t>Kỹ năng làm việc nhóm</w:t>
-      </w:r>
-    </w:p>
-    <w:p>
-      <w:pPr>
-        <w:rPr>
-          <w:szCs w:val="26"/>
-        </w:rPr>
-      </w:pPr>
-      <w:r>
-        <w:rPr>
-          <w:szCs w:val="26"/>
-        </w:rPr>
-        <w:t>Kỹ năng phân tích, giải quyết vấn đề</w:t>
-      </w:r>
-    </w:p>
-    <w:p>
-      <w:pPr>
-        <w:rPr>
-          <w:szCs w:val="26"/>
-        </w:rPr>
-      </w:pPr>
+        <w:rPr>
+          <w:rFonts w:cs="Times New Roman"/>
+        </w:rPr>
+      </w:pPr>
+      <w:bookmarkStart w:id="18" w:name="_Toc219921036"/>
+      <w:r>
+        <w:rPr>
+          <w:rFonts w:cs="Times New Roman"/>
+        </w:rPr>
+        <w:t>4.1. Nhận xét chung về đợt thực tập</w:t>
+      </w:r>
+      <w:bookmarkEnd w:id="18"/>
+    </w:p>
+    <w:p>
+      <w:r>
+        <w:t>Đợt thực tập giúp em hiểu rõ quy trình phát triển một hệ thống Web Fullstack. Em được trải nghiệm từ Frontend (ReactJS) đến Backend (ASP.NET Core, EF Core) và Database (SQL Server). Đây là nền tảng quan trọng cho công việc sau này.</w:t>
+      </w:r>
     </w:p>
     <w:p>
       <w:pPr>
         <w:pStyle w:val="Heading2"/>
-      </w:pPr>
-      <w:bookmarkStart w:id="18" w:name="_Toc219921034"/>
-      <w:r>
-        <w:t>3.3. Thuận lợi và khó khăn</w:t>
-      </w:r>
-      <w:bookmarkEnd w:id="18"/>
+        <w:rPr>
+          <w:rFonts w:cs="Times New Roman"/>
+        </w:rPr>
+      </w:pPr>
+      <w:bookmarkStart w:id="19" w:name="_Toc219921037"/>
+      <w:r>
+        <w:rPr>
+          <w:rFonts w:cs="Times New Roman"/>
+        </w:rPr>
+        <w:t>4.2. Bài học kinh nghiệm rút ra</w:t>
+      </w:r>
+      <w:bookmarkEnd w:id="19"/>
+    </w:p>
+    <w:p>
+      <w:pPr>
+        <w:pStyle w:val="ListParagraph"/>
+        <w:numPr>
+          <w:ilvl w:val="0"/>
+          <w:numId w:val="42"/>
+        </w:numPr>
+        <w:jc w:val="left"/>
+        <w:rPr>
+          <w:color w:val="auto"/>
+          <w:szCs w:val="26"/>
+        </w:rPr>
+      </w:pPr>
+      <w:r>
+        <w:rPr>
+          <w:color w:val="auto"/>
+          <w:szCs w:val="26"/>
+        </w:rPr>
+        <w:t>Phải nắm chắc kiến thức cơ bản trước khi học framework.</w:t>
+      </w:r>
+    </w:p>
+    <w:p>
+      <w:pPr>
+        <w:pStyle w:val="ListParagraph"/>
+        <w:numPr>
+          <w:ilvl w:val="0"/>
+          <w:numId w:val="42"/>
+        </w:numPr>
+        <w:spacing w:before="100" w:beforeAutospacing="1" w:after="100" w:afterAutospacing="1"/>
+        <w:jc w:val="left"/>
+        <w:rPr>
+          <w:color w:val="auto"/>
+          <w:szCs w:val="26"/>
+        </w:rPr>
+      </w:pPr>
+      <w:r>
+        <w:rPr>
+          <w:color w:val="auto"/>
+          <w:szCs w:val="26"/>
+        </w:rPr>
+        <w:t>Luôn thực hành song song với lý thuyết.</w:t>
+      </w:r>
+    </w:p>
+    <w:p>
+      <w:pPr>
+        <w:pStyle w:val="ListParagraph"/>
+        <w:numPr>
+          <w:ilvl w:val="0"/>
+          <w:numId w:val="42"/>
+        </w:numPr>
+        <w:spacing w:before="100" w:beforeAutospacing="1" w:after="100" w:afterAutospacing="1"/>
+        <w:jc w:val="left"/>
+        <w:rPr>
+          <w:color w:val="auto"/>
+          <w:szCs w:val="26"/>
+        </w:rPr>
+      </w:pPr>
+      <w:r>
+        <w:rPr>
+          <w:color w:val="auto"/>
+          <w:szCs w:val="26"/>
+        </w:rPr>
+        <w:t>Chia nhỏ vấn đề để dễ giải quyết.</w:t>
+      </w:r>
+    </w:p>
+    <w:p>
+      <w:pPr>
+        <w:pStyle w:val="ListParagraph"/>
+        <w:numPr>
+          <w:ilvl w:val="0"/>
+          <w:numId w:val="42"/>
+        </w:numPr>
+        <w:spacing w:before="100" w:beforeAutospacing="1"/>
+        <w:jc w:val="left"/>
+        <w:rPr>
+          <w:color w:val="auto"/>
+          <w:szCs w:val="26"/>
+        </w:rPr>
+      </w:pPr>
+      <w:r>
+        <w:rPr>
+          <w:color w:val="auto"/>
+          <w:szCs w:val="26"/>
+        </w:rPr>
+        <w:t>Tự học và cập nhật công nghệ là điều bắt buộc trong ngành IT.</w:t>
+      </w:r>
+    </w:p>
+    <w:p>
+      <w:pPr>
+        <w:pStyle w:val="Heading2"/>
+        <w:rPr>
+          <w:rFonts w:cs="Times New Roman"/>
+        </w:rPr>
+      </w:pPr>
+      <w:bookmarkStart w:id="20" w:name="_Toc219921038"/>
+      <w:r>
+        <w:rPr>
+          <w:rFonts w:cs="Times New Roman"/>
+        </w:rPr>
+        <w:t>4.3. Định hướng nghề nghiệp và học tập sau thực tập</w:t>
+      </w:r>
+      <w:bookmarkEnd w:id="20"/>
+    </w:p>
+    <w:p>
+      <w:pPr>
+        <w:jc w:val="left"/>
+        <w:rPr>
+          <w:color w:val="auto"/>
+          <w:szCs w:val="26"/>
+        </w:rPr>
+      </w:pPr>
+      <w:r>
+        <w:rPr>
+          <w:color w:val="auto"/>
+          <w:szCs w:val="26"/>
+        </w:rPr>
+        <w:t xml:space="preserve">Sau đợt thực tập, em định hướng phát triển theo hướng </w:t>
+      </w:r>
+      <w:r>
+        <w:rPr>
+          <w:b/>
+          <w:bCs/>
+          <w:color w:val="auto"/>
+          <w:szCs w:val="26"/>
+        </w:rPr>
+        <w:t>Lập trình viên Web Fullstack (ReactJS + ASP.NET Core)</w:t>
+      </w:r>
+      <w:r>
+        <w:rPr>
+          <w:color w:val="auto"/>
+          <w:szCs w:val="26"/>
+        </w:rPr>
+        <w:t>.</w:t>
+      </w:r>
+    </w:p>
+    <w:p>
+      <w:pPr>
+        <w:jc w:val="left"/>
+        <w:rPr>
+          <w:color w:val="auto"/>
+          <w:szCs w:val="26"/>
+        </w:rPr>
+      </w:pPr>
+      <w:r>
+        <w:rPr>
+          <w:color w:val="auto"/>
+          <w:szCs w:val="26"/>
+        </w:rPr>
+        <w:t>Trong thời gian tới, em sẽ:</w:t>
+      </w:r>
+    </w:p>
+    <w:p>
+      <w:pPr>
+        <w:numPr>
+          <w:ilvl w:val="0"/>
+          <w:numId w:val="43"/>
+        </w:numPr>
+        <w:jc w:val="left"/>
+        <w:rPr>
+          <w:color w:val="auto"/>
+          <w:szCs w:val="26"/>
+        </w:rPr>
+      </w:pPr>
+      <w:r>
+        <w:rPr>
+          <w:color w:val="auto"/>
+          <w:szCs w:val="26"/>
+        </w:rPr>
+        <w:t>Học nâng cao về ReactJS</w:t>
+      </w:r>
+      <w:r>
+        <w:rPr>
+          <w:color w:val="auto"/>
+          <w:szCs w:val="26"/>
+        </w:rPr>
+        <w:t>, NextJS</w:t>
+      </w:r>
+      <w:r>
+        <w:rPr>
+          <w:color w:val="auto"/>
+          <w:szCs w:val="26"/>
+        </w:rPr>
+        <w:t xml:space="preserve"> và tối ưu hiệu năng.</w:t>
+      </w:r>
+    </w:p>
+    <w:p>
+      <w:pPr>
+        <w:numPr>
+          <w:ilvl w:val="0"/>
+          <w:numId w:val="43"/>
+        </w:numPr>
+        <w:jc w:val="left"/>
+        <w:rPr>
+          <w:color w:val="auto"/>
+          <w:szCs w:val="26"/>
+        </w:rPr>
+      </w:pPr>
+      <w:r>
+        <w:rPr>
+          <w:color w:val="auto"/>
+          <w:szCs w:val="26"/>
+        </w:rPr>
+        <w:t>Nghiên cứu sâu hơn về Entity Framework Core.</w:t>
+      </w:r>
+    </w:p>
+    <w:p>
+      <w:pPr>
+        <w:numPr>
+          <w:ilvl w:val="0"/>
+          <w:numId w:val="43"/>
+        </w:numPr>
+        <w:jc w:val="left"/>
+        <w:rPr>
+          <w:color w:val="auto"/>
+          <w:szCs w:val="26"/>
+        </w:rPr>
+      </w:pPr>
+      <w:r>
+        <w:rPr>
+          <w:color w:val="auto"/>
+          <w:szCs w:val="26"/>
+        </w:rPr>
+        <w:t>Tìm hiểu thêm về Docker và Cloud Deployment.</w:t>
+      </w:r>
+    </w:p>
+    <w:p>
+      <w:pPr>
+        <w:numPr>
+          <w:ilvl w:val="0"/>
+          <w:numId w:val="43"/>
+        </w:numPr>
+        <w:jc w:val="left"/>
+        <w:rPr>
+          <w:color w:val="auto"/>
+          <w:szCs w:val="26"/>
+        </w:rPr>
+      </w:pPr>
+      <w:r>
+        <w:rPr>
+          <w:color w:val="auto"/>
+          <w:szCs w:val="26"/>
+        </w:rPr>
+        <w:t>Thực hành xây dựng các dự án cá nhân để nâng cao kỹ năng.</w:t>
+      </w:r>
     </w:p>
     <w:p/>
     <w:p>
@@ -8001,41 +10216,164 @@
         </w:numPr>
         <w:jc w:val="left"/>
       </w:pPr>
-      <w:bookmarkStart w:id="19" w:name="_Toc219921035"/>
-      <w:r>
-        <w:t>4. NHẬN XÉT VÀ ĐỊNH HƯỚNG</w:t>
-      </w:r>
-      <w:bookmarkEnd w:id="19"/>
-    </w:p>
-    <w:p>
-      <w:pPr>
-        <w:pStyle w:val="Heading2"/>
-      </w:pPr>
-      <w:bookmarkStart w:id="20" w:name="_Toc219921036"/>
-      <w:r>
-        <w:t>4.1. Nhận xét chung về đợt thực tập</w:t>
-      </w:r>
-      <w:bookmarkEnd w:id="20"/>
-    </w:p>
-    <w:p>
-      <w:pPr>
-        <w:pStyle w:val="Heading2"/>
-      </w:pPr>
-      <w:bookmarkStart w:id="21" w:name="_Toc219921037"/>
-      <w:r>
-        <w:t>4.2. Bài học kinh nghiệm rút ra</w:t>
+      <w:bookmarkStart w:id="21" w:name="_Toc219921039"/>
+      <w:r>
+        <w:t>TÀI LIỆU THAM KHẢO</w:t>
       </w:r>
       <w:bookmarkEnd w:id="21"/>
     </w:p>
     <w:p>
       <w:pPr>
-        <w:pStyle w:val="Heading2"/>
-      </w:pPr>
-      <w:bookmarkStart w:id="22" w:name="_Toc219921038"/>
-      <w:r>
-        <w:t>4.3. Định hướng nghề nghiệp và học tập sau thực tập</w:t>
-      </w:r>
-      <w:bookmarkEnd w:id="22"/>
+        <w:pStyle w:val="NormalWeb"/>
+        <w:rPr>
+          <w:color w:val="auto"/>
+          <w:sz w:val="26"/>
+          <w:szCs w:val="26"/>
+        </w:rPr>
+      </w:pPr>
+      <w:r>
+        <w:rPr>
+          <w:sz w:val="26"/>
+          <w:szCs w:val="26"/>
+        </w:rPr>
+        <w:t xml:space="preserve">[1] I. Sommerville, </w:t>
+      </w:r>
+      <w:r>
+        <w:rPr>
+          <w:rStyle w:val="Emphasis"/>
+          <w:sz w:val="26"/>
+          <w:szCs w:val="26"/>
+        </w:rPr>
+        <w:t>Software Engineering</w:t>
+      </w:r>
+      <w:r>
+        <w:rPr>
+          <w:sz w:val="26"/>
+          <w:szCs w:val="26"/>
+        </w:rPr>
+        <w:t>, 10th ed. Boston, MA, USA: Pearson, 2016.</w:t>
+      </w:r>
+    </w:p>
+    <w:p>
+      <w:pPr>
+        <w:pStyle w:val="NormalWeb"/>
+        <w:rPr>
+          <w:sz w:val="26"/>
+          <w:szCs w:val="26"/>
+        </w:rPr>
+      </w:pPr>
+      <w:r>
+        <w:rPr>
+          <w:sz w:val="26"/>
+          <w:szCs w:val="26"/>
+        </w:rPr>
+        <w:t xml:space="preserve">[2] Microsoft, “ASP.NET Core Documentation,” 2023. [Online]. Available: </w:t>
+      </w:r>
+      <w:hyperlink r:id="rId9" w:tgtFrame="_new" w:history="1">
+        <w:r>
+          <w:rPr>
+            <w:rStyle w:val="Hyperlink"/>
+            <w:sz w:val="26"/>
+            <w:szCs w:val="26"/>
+          </w:rPr>
+          <w:t>https://learn.microsoft.com</w:t>
+        </w:r>
+      </w:hyperlink>
+    </w:p>
+    <w:p>
+      <w:pPr>
+        <w:pStyle w:val="NormalWeb"/>
+        <w:rPr>
+          <w:sz w:val="26"/>
+          <w:szCs w:val="26"/>
+        </w:rPr>
+      </w:pPr>
+      <w:r>
+        <w:rPr>
+          <w:sz w:val="26"/>
+          <w:szCs w:val="26"/>
+        </w:rPr>
+        <w:lastRenderedPageBreak/>
+        <w:t>[3] Microsoft, “Entity Framework Core Documentation,” 2023. [Online]. Available: https://learn.microsoft.com/ef/core</w:t>
+      </w:r>
+    </w:p>
+    <w:p>
+      <w:pPr>
+        <w:pStyle w:val="NormalWeb"/>
+        <w:rPr>
+          <w:sz w:val="26"/>
+          <w:szCs w:val="26"/>
+        </w:rPr>
+      </w:pPr>
+      <w:r>
+        <w:rPr>
+          <w:sz w:val="26"/>
+          <w:szCs w:val="26"/>
+        </w:rPr>
+        <w:t xml:space="preserve">[4] React Team, “React Documentation,” 2023. [Online]. Available: </w:t>
+      </w:r>
+      <w:hyperlink r:id="rId10" w:tgtFrame="_new" w:history="1">
+        <w:r>
+          <w:rPr>
+            <w:rStyle w:val="Hyperlink"/>
+            <w:sz w:val="26"/>
+            <w:szCs w:val="26"/>
+          </w:rPr>
+          <w:t>https://react.dev</w:t>
+        </w:r>
+      </w:hyperlink>
+    </w:p>
+    <w:p>
+      <w:pPr>
+        <w:pStyle w:val="NormalWeb"/>
+        <w:rPr>
+          <w:sz w:val="26"/>
+          <w:szCs w:val="26"/>
+        </w:rPr>
+      </w:pPr>
+      <w:r>
+        <w:rPr>
+          <w:sz w:val="26"/>
+          <w:szCs w:val="26"/>
+        </w:rPr>
+        <w:t xml:space="preserve">[5] Vue Team, “Vue.js Guide,” 2023. [Online]. Available: </w:t>
+      </w:r>
+      <w:hyperlink r:id="rId11" w:tgtFrame="_new" w:history="1">
+        <w:r>
+          <w:rPr>
+            <w:rStyle w:val="Hyperlink"/>
+            <w:sz w:val="26"/>
+            <w:szCs w:val="26"/>
+          </w:rPr>
+          <w:t>https://vuejs.org</w:t>
+        </w:r>
+      </w:hyperlink>
+    </w:p>
+    <w:p>
+      <w:pPr>
+        <w:pStyle w:val="NormalWeb"/>
+        <w:rPr>
+          <w:sz w:val="26"/>
+          <w:szCs w:val="26"/>
+        </w:rPr>
+      </w:pPr>
+      <w:r>
+        <w:rPr>
+          <w:sz w:val="26"/>
+          <w:szCs w:val="26"/>
+        </w:rPr>
+        <w:t xml:space="preserve">[6] W3Schools, “HTML, CSS, JavaScript, C#, SQL Tutorials,” 2023. [Online]. Available: </w:t>
+      </w:r>
+      <w:hyperlink r:id="rId12" w:tgtFrame="_new" w:history="1">
+        <w:r>
+          <w:rPr>
+            <w:rStyle w:val="Hyperlink"/>
+            <w:sz w:val="26"/>
+            <w:szCs w:val="26"/>
+          </w:rPr>
+          <w:t>https://www.w3schools.com</w:t>
+        </w:r>
+      </w:hyperlink>
     </w:p>
     <w:p/>
     <w:p>
@@ -8047,90 +10385,107 @@
         </w:numPr>
         <w:jc w:val="left"/>
       </w:pPr>
-      <w:bookmarkStart w:id="23" w:name="_Toc219921039"/>
-      <w:r>
-        <w:t>TÀI LIỆU THAM KHẢO</w:t>
-      </w:r>
+      <w:bookmarkStart w:id="22" w:name="_Toc219921040"/>
+      <w:r>
+        <w:lastRenderedPageBreak/>
+        <w:t>PHỤ LỤC (NẾU CÓ)</w:t>
+      </w:r>
+      <w:bookmarkEnd w:id="22"/>
+      <w:r>
+        <w:rPr>
+          <w:noProof/>
+        </w:rPr>
+        <w:drawing>
+          <wp:inline distT="0" distB="0" distL="0" distR="0" wp14:anchorId="58B7067B" wp14:editId="075B8D38">
+            <wp:extent cx="5262113" cy="6437852"/>
+            <wp:effectExtent l="0" t="0" r="0" b="1270"/>
+            <wp:docPr id="19" name="Picture 19"/>
+            <wp:cNvGraphicFramePr>
+              <a:graphicFrameLocks xmlns:a="http://schemas.openxmlformats.org/drawingml/2006/main" noChangeAspect="1"/>
+            </wp:cNvGraphicFramePr>
+            <a:graphic xmlns:a="http://schemas.openxmlformats.org/drawingml/2006/main">
+              <a:graphicData uri="http://schemas.openxmlformats.org/drawingml/2006/picture">
+                <pic:pic xmlns:pic="http://schemas.openxmlformats.org/drawingml/2006/picture">
+                  <pic:nvPicPr>
+                    <pic:cNvPr id="19" name="322c8bf8-fb0a-448b-b708-b7ceec224125.jpg"/>
+                    <pic:cNvPicPr/>
+                  </pic:nvPicPr>
+                  <pic:blipFill>
+                    <a:blip r:embed="rId13">
+                      <a:extLst>
+                        <a:ext uri="{28A0092B-C50C-407E-A947-70E740481C1C}">
+                          <a14:useLocalDpi xmlns:a14="http://schemas.microsoft.com/office/drawing/2010/main" val="0"/>
+                        </a:ext>
+                      </a:extLst>
+                    </a:blip>
+                    <a:stretch>
+                      <a:fillRect/>
+                    </a:stretch>
+                  </pic:blipFill>
+                  <pic:spPr>
+                    <a:xfrm>
+                      <a:off x="0" y="0"/>
+                      <a:ext cx="5285285" cy="6466202"/>
+                    </a:xfrm>
+                    <a:prstGeom prst="rect">
+                      <a:avLst/>
+                    </a:prstGeom>
+                  </pic:spPr>
+                </pic:pic>
+              </a:graphicData>
+            </a:graphic>
+          </wp:inline>
+        </w:drawing>
+      </w:r>
+      <w:bookmarkStart w:id="23" w:name="_GoBack"/>
       <w:bookmarkEnd w:id="23"/>
     </w:p>
     <w:p>
       <w:r>
-        <w:t>(T</w:t>
-      </w:r>
-      <w:r>
-        <w:t xml:space="preserve">rình bày theo </w:t>
-      </w:r>
-      <w:r>
-        <w:t xml:space="preserve">chuẩn </w:t>
-      </w:r>
-      <w:r>
-        <w:t>IEEE</w:t>
-      </w:r>
-      <w:r>
-        <w:t>)</w:t>
-      </w:r>
-    </w:p>
-    <w:p/>
-    <w:p>
-      <w:pPr>
-        <w:pStyle w:val="Heading1"/>
-        <w:numPr>
-          <w:ilvl w:val="0"/>
-          <w:numId w:val="0"/>
-        </w:numPr>
-        <w:jc w:val="left"/>
-      </w:pPr>
-      <w:bookmarkStart w:id="24" w:name="_Toc219921040"/>
-      <w:r>
-        <w:t>PHỤ LỤC (NẾU CÓ)</w:t>
-      </w:r>
-      <w:bookmarkEnd w:id="24"/>
-    </w:p>
-    <w:p>
-      <w:pPr>
-        <w:rPr>
-          <w:szCs w:val="26"/>
-        </w:rPr>
-      </w:pPr>
-      <w:r>
-        <w:rPr>
-          <w:szCs w:val="26"/>
-        </w:rPr>
-        <w:t>Nhật ký thực tập</w:t>
-      </w:r>
-    </w:p>
-    <w:p>
-      <w:pPr>
-        <w:rPr>
-          <w:szCs w:val="26"/>
-        </w:rPr>
-      </w:pPr>
-      <w:r>
-        <w:rPr>
-          <w:szCs w:val="26"/>
-        </w:rPr>
-        <w:t>Hình ảnh, tài liệu minh chứng</w:t>
-      </w:r>
-    </w:p>
-    <w:p>
-      <w:pPr>
-        <w:rPr>
-          <w:szCs w:val="26"/>
-        </w:rPr>
-      </w:pPr>
-      <w:r>
-        <w:rPr>
-          <w:szCs w:val="26"/>
-        </w:rPr>
-        <w:t>Sản phẩm thực tập (mã nguồn, tài l</w:t>
-      </w:r>
-      <w:bookmarkStart w:id="25" w:name="_GoBack"/>
-      <w:bookmarkEnd w:id="25"/>
-      <w:r>
-        <w:rPr>
-          <w:szCs w:val="26"/>
-        </w:rPr>
-        <w:t>iệu kỹ thuật…)</w:t>
+        <w:rPr>
+          <w:noProof/>
+        </w:rPr>
+        <w:drawing>
+          <wp:inline distT="0" distB="0" distL="0" distR="0" wp14:anchorId="11DA0877" wp14:editId="0287D656">
+            <wp:extent cx="5261610" cy="1446530"/>
+            <wp:effectExtent l="0" t="0" r="0" b="1270"/>
+            <wp:docPr id="20" name="Picture 20"/>
+            <wp:cNvGraphicFramePr>
+              <a:graphicFrameLocks xmlns:a="http://schemas.openxmlformats.org/drawingml/2006/main" noChangeAspect="1"/>
+            </wp:cNvGraphicFramePr>
+            <a:graphic xmlns:a="http://schemas.openxmlformats.org/drawingml/2006/main">
+              <a:graphicData uri="http://schemas.openxmlformats.org/drawingml/2006/picture">
+                <pic:pic xmlns:pic="http://schemas.openxmlformats.org/drawingml/2006/picture">
+                  <pic:nvPicPr>
+                    <pic:cNvPr id="20" name="1c7b620a-d83d-45c2-b8ed-fcfeb51c5e33.jpg"/>
+                    <pic:cNvPicPr/>
+                  </pic:nvPicPr>
+                  <pic:blipFill>
+                    <a:blip r:embed="rId14">
+                      <a:extLst>
+                        <a:ext uri="{28A0092B-C50C-407E-A947-70E740481C1C}">
+                          <a14:useLocalDpi xmlns:a14="http://schemas.microsoft.com/office/drawing/2010/main" val="0"/>
+                        </a:ext>
+                      </a:extLst>
+                    </a:blip>
+                    <a:stretch>
+                      <a:fillRect/>
+                    </a:stretch>
+                  </pic:blipFill>
+                  <pic:spPr>
+                    <a:xfrm>
+                      <a:off x="0" y="0"/>
+                      <a:ext cx="5269776" cy="1448775"/>
+                    </a:xfrm>
+                    <a:prstGeom prst="rect">
+                      <a:avLst/>
+                    </a:prstGeom>
+                  </pic:spPr>
+                </pic:pic>
+              </a:graphicData>
+            </a:graphic>
+          </wp:inline>
+        </w:drawing>
       </w:r>
     </w:p>
     <w:sectPr>
@@ -8184,6 +10539,119 @@
 <file path=word/numbering.xml><?xml version="1.0" encoding="utf-8"?>
 <w:numbering xmlns:wpc="http://schemas.microsoft.com/office/word/2010/wordprocessingCanvas" xmlns:cx="http://schemas.microsoft.com/office/drawing/2014/chartex" xmlns:cx1="http://schemas.microsoft.com/office/drawing/2015/9/8/chartex" xmlns:cx2="http://schemas.microsoft.com/office/drawing/2015/10/21/chartex" xmlns:cx3="http://schemas.microsoft.com/office/drawing/2016/5/9/chartex" xmlns:cx4="http://schemas.microsoft.com/office/drawing/2016/5/10/chartex" xmlns:cx5="http://schemas.microsoft.com/office/drawing/2016/5/11/chartex" xmlns:cx6="http://schemas.microsoft.com/office/drawing/2016/5/12/chartex" xmlns:cx7="http://schemas.microsoft.com/office/drawing/2016/5/13/chartex" xmlns:cx8="http://schemas.microsoft.com/office/drawing/2016/5/14/chartex" xmlns:mc="http://schemas.openxmlformats.org/markup-compatibility/2006" xmlns:aink="http://schemas.microsoft.com/office/drawing/2016/ink" xmlns:am3d="http://schemas.microsoft.com/office/drawing/2017/model3d" xmlns:o="urn:schemas-microsoft-com:office:office" xmlns:r="http://schemas.openxmlformats.org/officeDocument/2006/relationships" xmlns:m="http://schemas.openxmlformats.org/officeDocument/2006/math" xmlns:v="urn:schemas-microsoft-com:vml" xmlns:wp14="http://schemas.microsoft.com/office/word/2010/wordprocessingDrawing" xmlns:wp="http://schemas.openxmlformats.org/drawingml/2006/wordprocessingDrawing" xmlns:w10="urn:schemas-microsoft-com:office:word" xmlns:w="http://schemas.openxmlformats.org/wordprocessingml/2006/main" xmlns:w14="http://schemas.microsoft.com/office/word/2010/wordml" xmlns:w15="http://schemas.microsoft.com/office/word/2012/wordml" xmlns:w16cid="http://schemas.microsoft.com/office/word/2016/wordml/cid" xmlns:w16se="http://schemas.microsoft.com/office/word/2015/wordml/symex" xmlns:wpg="http://schemas.microsoft.com/office/word/2010/wordprocessingGroup" xmlns:wpi="http://schemas.microsoft.com/office/word/2010/wordprocessingInk" xmlns:wne="http://schemas.microsoft.com/office/word/2006/wordml" xmlns:wps="http://schemas.microsoft.com/office/word/2010/wordprocessingShape" mc:Ignorable="w14 w15 w16se w16cid wp14">
   <w:abstractNum w:abstractNumId="0" w15:restartNumberingAfterBreak="0">
+    <w:nsid w:val="00271690"/>
+    <w:multiLevelType w:val="hybridMultilevel"/>
+    <w:tmpl w:val="7138F092"/>
+    <w:lvl w:ilvl="0" w:tplc="04090001">
+      <w:start w:val="1"/>
+      <w:numFmt w:val="bullet"/>
+      <w:lvlText w:val=""/>
+      <w:lvlJc w:val="left"/>
+      <w:pPr>
+        <w:ind w:left="1080" w:hanging="360"/>
+      </w:pPr>
+      <w:rPr>
+        <w:rFonts w:ascii="Symbol" w:hAnsi="Symbol" w:hint="default"/>
+      </w:rPr>
+    </w:lvl>
+    <w:lvl w:ilvl="1" w:tplc="04090003" w:tentative="1">
+      <w:start w:val="1"/>
+      <w:numFmt w:val="bullet"/>
+      <w:lvlText w:val="o"/>
+      <w:lvlJc w:val="left"/>
+      <w:pPr>
+        <w:ind w:left="1800" w:hanging="360"/>
+      </w:pPr>
+      <w:rPr>
+        <w:rFonts w:ascii="Courier New" w:hAnsi="Courier New" w:cs="Courier New" w:hint="default"/>
+      </w:rPr>
+    </w:lvl>
+    <w:lvl w:ilvl="2" w:tplc="04090005" w:tentative="1">
+      <w:start w:val="1"/>
+      <w:numFmt w:val="bullet"/>
+      <w:lvlText w:val=""/>
+      <w:lvlJc w:val="left"/>
+      <w:pPr>
+        <w:ind w:left="2520" w:hanging="360"/>
+      </w:pPr>
+      <w:rPr>
+        <w:rFonts w:ascii="Wingdings" w:hAnsi="Wingdings" w:hint="default"/>
+      </w:rPr>
+    </w:lvl>
+    <w:lvl w:ilvl="3" w:tplc="04090001" w:tentative="1">
+      <w:start w:val="1"/>
+      <w:numFmt w:val="bullet"/>
+      <w:lvlText w:val=""/>
+      <w:lvlJc w:val="left"/>
+      <w:pPr>
+        <w:ind w:left="3240" w:hanging="360"/>
+      </w:pPr>
+      <w:rPr>
+        <w:rFonts w:ascii="Symbol" w:hAnsi="Symbol" w:hint="default"/>
+      </w:rPr>
+    </w:lvl>
+    <w:lvl w:ilvl="4" w:tplc="04090003" w:tentative="1">
+      <w:start w:val="1"/>
+      <w:numFmt w:val="bullet"/>
+      <w:lvlText w:val="o"/>
+      <w:lvlJc w:val="left"/>
+      <w:pPr>
+        <w:ind w:left="3960" w:hanging="360"/>
+      </w:pPr>
+      <w:rPr>
+        <w:rFonts w:ascii="Courier New" w:hAnsi="Courier New" w:cs="Courier New" w:hint="default"/>
+      </w:rPr>
+    </w:lvl>
+    <w:lvl w:ilvl="5" w:tplc="04090005" w:tentative="1">
+      <w:start w:val="1"/>
+      <w:numFmt w:val="bullet"/>
+      <w:lvlText w:val=""/>
+      <w:lvlJc w:val="left"/>
+      <w:pPr>
+        <w:ind w:left="4680" w:hanging="360"/>
+      </w:pPr>
+      <w:rPr>
+        <w:rFonts w:ascii="Wingdings" w:hAnsi="Wingdings" w:hint="default"/>
+      </w:rPr>
+    </w:lvl>
+    <w:lvl w:ilvl="6" w:tplc="04090001" w:tentative="1">
+      <w:start w:val="1"/>
+      <w:numFmt w:val="bullet"/>
+      <w:lvlText w:val=""/>
+      <w:lvlJc w:val="left"/>
+      <w:pPr>
+        <w:ind w:left="5400" w:hanging="360"/>
+      </w:pPr>
+      <w:rPr>
+        <w:rFonts w:ascii="Symbol" w:hAnsi="Symbol" w:hint="default"/>
+      </w:rPr>
+    </w:lvl>
+    <w:lvl w:ilvl="7" w:tplc="04090003" w:tentative="1">
+      <w:start w:val="1"/>
+      <w:numFmt w:val="bullet"/>
+      <w:lvlText w:val="o"/>
+      <w:lvlJc w:val="left"/>
+      <w:pPr>
+        <w:ind w:left="6120" w:hanging="360"/>
+      </w:pPr>
+      <w:rPr>
+        <w:rFonts w:ascii="Courier New" w:hAnsi="Courier New" w:cs="Courier New" w:hint="default"/>
+      </w:rPr>
+    </w:lvl>
+    <w:lvl w:ilvl="8" w:tplc="04090005" w:tentative="1">
+      <w:start w:val="1"/>
+      <w:numFmt w:val="bullet"/>
+      <w:lvlText w:val=""/>
+      <w:lvlJc w:val="left"/>
+      <w:pPr>
+        <w:ind w:left="6840" w:hanging="360"/>
+      </w:pPr>
+      <w:rPr>
+        <w:rFonts w:ascii="Wingdings" w:hAnsi="Wingdings" w:hint="default"/>
+      </w:rPr>
+    </w:lvl>
+  </w:abstractNum>
+  <w:abstractNum w:abstractNumId="1" w15:restartNumberingAfterBreak="0">
     <w:nsid w:val="021050AE"/>
     <w:multiLevelType w:val="multilevel"/>
     <w:tmpl w:val="C0482C06"/>
@@ -8332,7 +10800,7 @@
       </w:rPr>
     </w:lvl>
   </w:abstractNum>
-  <w:abstractNum w:abstractNumId="1" w15:restartNumberingAfterBreak="0">
+  <w:abstractNum w:abstractNumId="2" w15:restartNumberingAfterBreak="0">
     <w:nsid w:val="048F05F5"/>
     <w:multiLevelType w:val="hybridMultilevel"/>
     <w:tmpl w:val="64D84F4E"/>
@@ -8445,7 +10913,156 @@
       </w:rPr>
     </w:lvl>
   </w:abstractNum>
-  <w:abstractNum w:abstractNumId="2" w15:restartNumberingAfterBreak="0">
+  <w:abstractNum w:abstractNumId="3" w15:restartNumberingAfterBreak="0">
+    <w:nsid w:val="07DB19D0"/>
+    <w:multiLevelType w:val="multilevel"/>
+    <w:tmpl w:val="F64C6B16"/>
+    <w:lvl w:ilvl="0">
+      <w:start w:val="1"/>
+      <w:numFmt w:val="bullet"/>
+      <w:lvlText w:val=""/>
+      <w:lvlJc w:val="left"/>
+      <w:pPr>
+        <w:tabs>
+          <w:tab w:val="num" w:pos="720"/>
+        </w:tabs>
+        <w:ind w:left="720" w:hanging="360"/>
+      </w:pPr>
+      <w:rPr>
+        <w:rFonts w:ascii="Symbol" w:hAnsi="Symbol" w:hint="default"/>
+        <w:sz w:val="20"/>
+      </w:rPr>
+    </w:lvl>
+    <w:lvl w:ilvl="1" w:tentative="1">
+      <w:start w:val="1"/>
+      <w:numFmt w:val="bullet"/>
+      <w:lvlText w:val="o"/>
+      <w:lvlJc w:val="left"/>
+      <w:pPr>
+        <w:tabs>
+          <w:tab w:val="num" w:pos="1440"/>
+        </w:tabs>
+        <w:ind w:left="1440" w:hanging="360"/>
+      </w:pPr>
+      <w:rPr>
+        <w:rFonts w:ascii="Courier New" w:hAnsi="Courier New" w:hint="default"/>
+        <w:sz w:val="20"/>
+      </w:rPr>
+    </w:lvl>
+    <w:lvl w:ilvl="2" w:tentative="1">
+      <w:start w:val="1"/>
+      <w:numFmt w:val="bullet"/>
+      <w:lvlText w:val=""/>
+      <w:lvlJc w:val="left"/>
+      <w:pPr>
+        <w:tabs>
+          <w:tab w:val="num" w:pos="2160"/>
+        </w:tabs>
+        <w:ind w:left="2160" w:hanging="360"/>
+      </w:pPr>
+      <w:rPr>
+        <w:rFonts w:ascii="Wingdings" w:hAnsi="Wingdings" w:hint="default"/>
+        <w:sz w:val="20"/>
+      </w:rPr>
+    </w:lvl>
+    <w:lvl w:ilvl="3" w:tentative="1">
+      <w:start w:val="1"/>
+      <w:numFmt w:val="bullet"/>
+      <w:lvlText w:val=""/>
+      <w:lvlJc w:val="left"/>
+      <w:pPr>
+        <w:tabs>
+          <w:tab w:val="num" w:pos="2880"/>
+        </w:tabs>
+        <w:ind w:left="2880" w:hanging="360"/>
+      </w:pPr>
+      <w:rPr>
+        <w:rFonts w:ascii="Wingdings" w:hAnsi="Wingdings" w:hint="default"/>
+        <w:sz w:val="20"/>
+      </w:rPr>
+    </w:lvl>
+    <w:lvl w:ilvl="4" w:tentative="1">
+      <w:start w:val="1"/>
+      <w:numFmt w:val="bullet"/>
+      <w:lvlText w:val=""/>
+      <w:lvlJc w:val="left"/>
+      <w:pPr>
+        <w:tabs>
+          <w:tab w:val="num" w:pos="3600"/>
+        </w:tabs>
+        <w:ind w:left="3600" w:hanging="360"/>
+      </w:pPr>
+      <w:rPr>
+        <w:rFonts w:ascii="Wingdings" w:hAnsi="Wingdings" w:hint="default"/>
+        <w:sz w:val="20"/>
+      </w:rPr>
+    </w:lvl>
+    <w:lvl w:ilvl="5" w:tentative="1">
+      <w:start w:val="1"/>
+      <w:numFmt w:val="bullet"/>
+      <w:lvlText w:val=""/>
+      <w:lvlJc w:val="left"/>
+      <w:pPr>
+        <w:tabs>
+          <w:tab w:val="num" w:pos="4320"/>
+        </w:tabs>
+        <w:ind w:left="4320" w:hanging="360"/>
+      </w:pPr>
+      <w:rPr>
+        <w:rFonts w:ascii="Wingdings" w:hAnsi="Wingdings" w:hint="default"/>
+        <w:sz w:val="20"/>
+      </w:rPr>
+    </w:lvl>
+    <w:lvl w:ilvl="6" w:tentative="1">
+      <w:start w:val="1"/>
+      <w:numFmt w:val="bullet"/>
+      <w:lvlText w:val=""/>
+      <w:lvlJc w:val="left"/>
+      <w:pPr>
+        <w:tabs>
+          <w:tab w:val="num" w:pos="5040"/>
+        </w:tabs>
+        <w:ind w:left="5040" w:hanging="360"/>
+      </w:pPr>
+      <w:rPr>
+        <w:rFonts w:ascii="Wingdings" w:hAnsi="Wingdings" w:hint="default"/>
+        <w:sz w:val="20"/>
+      </w:rPr>
+    </w:lvl>
+    <w:lvl w:ilvl="7" w:tentative="1">
+      <w:start w:val="1"/>
+      <w:numFmt w:val="bullet"/>
+      <w:lvlText w:val=""/>
+      <w:lvlJc w:val="left"/>
+      <w:pPr>
+        <w:tabs>
+          <w:tab w:val="num" w:pos="5760"/>
+        </w:tabs>
+        <w:ind w:left="5760" w:hanging="360"/>
+      </w:pPr>
+      <w:rPr>
+        <w:rFonts w:ascii="Wingdings" w:hAnsi="Wingdings" w:hint="default"/>
+        <w:sz w:val="20"/>
+      </w:rPr>
+    </w:lvl>
+    <w:lvl w:ilvl="8" w:tentative="1">
+      <w:start w:val="1"/>
+      <w:numFmt w:val="bullet"/>
+      <w:lvlText w:val=""/>
+      <w:lvlJc w:val="left"/>
+      <w:pPr>
+        <w:tabs>
+          <w:tab w:val="num" w:pos="6480"/>
+        </w:tabs>
+        <w:ind w:left="6480" w:hanging="360"/>
+      </w:pPr>
+      <w:rPr>
+        <w:rFonts w:ascii="Wingdings" w:hAnsi="Wingdings" w:hint="default"/>
+        <w:sz w:val="20"/>
+      </w:rPr>
+    </w:lvl>
+  </w:abstractNum>
+  <w:abstractNum w:abstractNumId="4" w15:restartNumberingAfterBreak="0">
     <w:nsid w:val="07FA29BF"/>
     <w:multiLevelType w:val="hybridMultilevel"/>
     <w:tmpl w:val="799CF802"/>
@@ -8557,7 +11174,7 @@
       </w:rPr>
     </w:lvl>
   </w:abstractNum>
-  <w:abstractNum w:abstractNumId="3" w15:restartNumberingAfterBreak="0">
+  <w:abstractNum w:abstractNumId="5" w15:restartNumberingAfterBreak="0">
     <w:nsid w:val="082E6BEE"/>
     <w:multiLevelType w:val="hybridMultilevel"/>
     <w:tmpl w:val="12C2E46A"/>
@@ -8670,10 +11287,349 @@
       </w:rPr>
     </w:lvl>
   </w:abstractNum>
-  <w:abstractNum w:abstractNumId="4" w15:restartNumberingAfterBreak="0">
-    <w:nsid w:val="0B5731CE"/>
+  <w:abstractNum w:abstractNumId="6" w15:restartNumberingAfterBreak="0">
+    <w:nsid w:val="0F47366D"/>
+    <w:multiLevelType w:val="hybridMultilevel"/>
+    <w:tmpl w:val="8A0EE052"/>
+    <w:lvl w:ilvl="0" w:tplc="04090001">
+      <w:start w:val="1"/>
+      <w:numFmt w:val="bullet"/>
+      <w:lvlText w:val=""/>
+      <w:lvlJc w:val="left"/>
+      <w:pPr>
+        <w:ind w:left="1080" w:hanging="360"/>
+      </w:pPr>
+      <w:rPr>
+        <w:rFonts w:ascii="Symbol" w:hAnsi="Symbol" w:hint="default"/>
+      </w:rPr>
+    </w:lvl>
+    <w:lvl w:ilvl="1" w:tplc="04090003" w:tentative="1">
+      <w:start w:val="1"/>
+      <w:numFmt w:val="bullet"/>
+      <w:lvlText w:val="o"/>
+      <w:lvlJc w:val="left"/>
+      <w:pPr>
+        <w:ind w:left="1800" w:hanging="360"/>
+      </w:pPr>
+      <w:rPr>
+        <w:rFonts w:ascii="Courier New" w:hAnsi="Courier New" w:cs="Courier New" w:hint="default"/>
+      </w:rPr>
+    </w:lvl>
+    <w:lvl w:ilvl="2" w:tplc="04090005" w:tentative="1">
+      <w:start w:val="1"/>
+      <w:numFmt w:val="bullet"/>
+      <w:lvlText w:val=""/>
+      <w:lvlJc w:val="left"/>
+      <w:pPr>
+        <w:ind w:left="2520" w:hanging="360"/>
+      </w:pPr>
+      <w:rPr>
+        <w:rFonts w:ascii="Wingdings" w:hAnsi="Wingdings" w:hint="default"/>
+      </w:rPr>
+    </w:lvl>
+    <w:lvl w:ilvl="3" w:tplc="04090001" w:tentative="1">
+      <w:start w:val="1"/>
+      <w:numFmt w:val="bullet"/>
+      <w:lvlText w:val=""/>
+      <w:lvlJc w:val="left"/>
+      <w:pPr>
+        <w:ind w:left="3240" w:hanging="360"/>
+      </w:pPr>
+      <w:rPr>
+        <w:rFonts w:ascii="Symbol" w:hAnsi="Symbol" w:hint="default"/>
+      </w:rPr>
+    </w:lvl>
+    <w:lvl w:ilvl="4" w:tplc="04090003" w:tentative="1">
+      <w:start w:val="1"/>
+      <w:numFmt w:val="bullet"/>
+      <w:lvlText w:val="o"/>
+      <w:lvlJc w:val="left"/>
+      <w:pPr>
+        <w:ind w:left="3960" w:hanging="360"/>
+      </w:pPr>
+      <w:rPr>
+        <w:rFonts w:ascii="Courier New" w:hAnsi="Courier New" w:cs="Courier New" w:hint="default"/>
+      </w:rPr>
+    </w:lvl>
+    <w:lvl w:ilvl="5" w:tplc="04090005" w:tentative="1">
+      <w:start w:val="1"/>
+      <w:numFmt w:val="bullet"/>
+      <w:lvlText w:val=""/>
+      <w:lvlJc w:val="left"/>
+      <w:pPr>
+        <w:ind w:left="4680" w:hanging="360"/>
+      </w:pPr>
+      <w:rPr>
+        <w:rFonts w:ascii="Wingdings" w:hAnsi="Wingdings" w:hint="default"/>
+      </w:rPr>
+    </w:lvl>
+    <w:lvl w:ilvl="6" w:tplc="04090001" w:tentative="1">
+      <w:start w:val="1"/>
+      <w:numFmt w:val="bullet"/>
+      <w:lvlText w:val=""/>
+      <w:lvlJc w:val="left"/>
+      <w:pPr>
+        <w:ind w:left="5400" w:hanging="360"/>
+      </w:pPr>
+      <w:rPr>
+        <w:rFonts w:ascii="Symbol" w:hAnsi="Symbol" w:hint="default"/>
+      </w:rPr>
+    </w:lvl>
+    <w:lvl w:ilvl="7" w:tplc="04090003" w:tentative="1">
+      <w:start w:val="1"/>
+      <w:numFmt w:val="bullet"/>
+      <w:lvlText w:val="o"/>
+      <w:lvlJc w:val="left"/>
+      <w:pPr>
+        <w:ind w:left="6120" w:hanging="360"/>
+      </w:pPr>
+      <w:rPr>
+        <w:rFonts w:ascii="Courier New" w:hAnsi="Courier New" w:cs="Courier New" w:hint="default"/>
+      </w:rPr>
+    </w:lvl>
+    <w:lvl w:ilvl="8" w:tplc="04090005" w:tentative="1">
+      <w:start w:val="1"/>
+      <w:numFmt w:val="bullet"/>
+      <w:lvlText w:val=""/>
+      <w:lvlJc w:val="left"/>
+      <w:pPr>
+        <w:ind w:left="6840" w:hanging="360"/>
+      </w:pPr>
+      <w:rPr>
+        <w:rFonts w:ascii="Wingdings" w:hAnsi="Wingdings" w:hint="default"/>
+      </w:rPr>
+    </w:lvl>
+  </w:abstractNum>
+  <w:abstractNum w:abstractNumId="7" w15:restartNumberingAfterBreak="0">
+    <w:nsid w:val="1351419A"/>
+    <w:multiLevelType w:val="hybridMultilevel"/>
+    <w:tmpl w:val="CF80F37E"/>
+    <w:lvl w:ilvl="0" w:tplc="96CA71C0">
+      <w:start w:val="1"/>
+      <w:numFmt w:val="bullet"/>
+      <w:lvlText w:val=""/>
+      <w:lvlJc w:val="left"/>
+      <w:pPr>
+        <w:ind w:left="720" w:hanging="360"/>
+      </w:pPr>
+      <w:rPr>
+        <w:rFonts w:ascii="Symbol" w:hAnsi="Symbol" w:hint="default"/>
+      </w:rPr>
+    </w:lvl>
+    <w:lvl w:ilvl="1" w:tplc="04090003" w:tentative="1">
+      <w:start w:val="1"/>
+      <w:numFmt w:val="bullet"/>
+      <w:lvlText w:val="o"/>
+      <w:lvlJc w:val="left"/>
+      <w:pPr>
+        <w:ind w:left="1440" w:hanging="360"/>
+      </w:pPr>
+      <w:rPr>
+        <w:rFonts w:ascii="Courier New" w:hAnsi="Courier New" w:cs="Courier New" w:hint="default"/>
+      </w:rPr>
+    </w:lvl>
+    <w:lvl w:ilvl="2" w:tplc="04090005" w:tentative="1">
+      <w:start w:val="1"/>
+      <w:numFmt w:val="bullet"/>
+      <w:lvlText w:val=""/>
+      <w:lvlJc w:val="left"/>
+      <w:pPr>
+        <w:ind w:left="2160" w:hanging="360"/>
+      </w:pPr>
+      <w:rPr>
+        <w:rFonts w:ascii="Wingdings" w:hAnsi="Wingdings" w:hint="default"/>
+      </w:rPr>
+    </w:lvl>
+    <w:lvl w:ilvl="3" w:tplc="04090001" w:tentative="1">
+      <w:start w:val="1"/>
+      <w:numFmt w:val="bullet"/>
+      <w:lvlText w:val=""/>
+      <w:lvlJc w:val="left"/>
+      <w:pPr>
+        <w:ind w:left="2880" w:hanging="360"/>
+      </w:pPr>
+      <w:rPr>
+        <w:rFonts w:ascii="Symbol" w:hAnsi="Symbol" w:hint="default"/>
+      </w:rPr>
+    </w:lvl>
+    <w:lvl w:ilvl="4" w:tplc="04090003" w:tentative="1">
+      <w:start w:val="1"/>
+      <w:numFmt w:val="bullet"/>
+      <w:lvlText w:val="o"/>
+      <w:lvlJc w:val="left"/>
+      <w:pPr>
+        <w:ind w:left="3600" w:hanging="360"/>
+      </w:pPr>
+      <w:rPr>
+        <w:rFonts w:ascii="Courier New" w:hAnsi="Courier New" w:cs="Courier New" w:hint="default"/>
+      </w:rPr>
+    </w:lvl>
+    <w:lvl w:ilvl="5" w:tplc="04090005" w:tentative="1">
+      <w:start w:val="1"/>
+      <w:numFmt w:val="bullet"/>
+      <w:lvlText w:val=""/>
+      <w:lvlJc w:val="left"/>
+      <w:pPr>
+        <w:ind w:left="4320" w:hanging="360"/>
+      </w:pPr>
+      <w:rPr>
+        <w:rFonts w:ascii="Wingdings" w:hAnsi="Wingdings" w:hint="default"/>
+      </w:rPr>
+    </w:lvl>
+    <w:lvl w:ilvl="6" w:tplc="04090001" w:tentative="1">
+      <w:start w:val="1"/>
+      <w:numFmt w:val="bullet"/>
+      <w:lvlText w:val=""/>
+      <w:lvlJc w:val="left"/>
+      <w:pPr>
+        <w:ind w:left="5040" w:hanging="360"/>
+      </w:pPr>
+      <w:rPr>
+        <w:rFonts w:ascii="Symbol" w:hAnsi="Symbol" w:hint="default"/>
+      </w:rPr>
+    </w:lvl>
+    <w:lvl w:ilvl="7" w:tplc="04090003" w:tentative="1">
+      <w:start w:val="1"/>
+      <w:numFmt w:val="bullet"/>
+      <w:lvlText w:val="o"/>
+      <w:lvlJc w:val="left"/>
+      <w:pPr>
+        <w:ind w:left="5760" w:hanging="360"/>
+      </w:pPr>
+      <w:rPr>
+        <w:rFonts w:ascii="Courier New" w:hAnsi="Courier New" w:cs="Courier New" w:hint="default"/>
+      </w:rPr>
+    </w:lvl>
+    <w:lvl w:ilvl="8" w:tplc="04090005" w:tentative="1">
+      <w:start w:val="1"/>
+      <w:numFmt w:val="bullet"/>
+      <w:lvlText w:val=""/>
+      <w:lvlJc w:val="left"/>
+      <w:pPr>
+        <w:ind w:left="6480" w:hanging="360"/>
+      </w:pPr>
+      <w:rPr>
+        <w:rFonts w:ascii="Wingdings" w:hAnsi="Wingdings" w:hint="default"/>
+      </w:rPr>
+    </w:lvl>
+  </w:abstractNum>
+  <w:abstractNum w:abstractNumId="8" w15:restartNumberingAfterBreak="0">
+    <w:nsid w:val="15A05A74"/>
+    <w:multiLevelType w:val="hybridMultilevel"/>
+    <w:tmpl w:val="93C8F81A"/>
+    <w:lvl w:ilvl="0" w:tplc="04090001">
+      <w:start w:val="1"/>
+      <w:numFmt w:val="bullet"/>
+      <w:lvlText w:val=""/>
+      <w:lvlJc w:val="left"/>
+      <w:pPr>
+        <w:ind w:left="1080" w:hanging="360"/>
+      </w:pPr>
+      <w:rPr>
+        <w:rFonts w:ascii="Symbol" w:hAnsi="Symbol" w:hint="default"/>
+      </w:rPr>
+    </w:lvl>
+    <w:lvl w:ilvl="1" w:tplc="04090003" w:tentative="1">
+      <w:start w:val="1"/>
+      <w:numFmt w:val="bullet"/>
+      <w:lvlText w:val="o"/>
+      <w:lvlJc w:val="left"/>
+      <w:pPr>
+        <w:ind w:left="1800" w:hanging="360"/>
+      </w:pPr>
+      <w:rPr>
+        <w:rFonts w:ascii="Courier New" w:hAnsi="Courier New" w:cs="Courier New" w:hint="default"/>
+      </w:rPr>
+    </w:lvl>
+    <w:lvl w:ilvl="2" w:tplc="04090005" w:tentative="1">
+      <w:start w:val="1"/>
+      <w:numFmt w:val="bullet"/>
+      <w:lvlText w:val=""/>
+      <w:lvlJc w:val="left"/>
+      <w:pPr>
+        <w:ind w:left="2520" w:hanging="360"/>
+      </w:pPr>
+      <w:rPr>
+        <w:rFonts w:ascii="Wingdings" w:hAnsi="Wingdings" w:hint="default"/>
+      </w:rPr>
+    </w:lvl>
+    <w:lvl w:ilvl="3" w:tplc="04090001" w:tentative="1">
+      <w:start w:val="1"/>
+      <w:numFmt w:val="bullet"/>
+      <w:lvlText w:val=""/>
+      <w:lvlJc w:val="left"/>
+      <w:pPr>
+        <w:ind w:left="3240" w:hanging="360"/>
+      </w:pPr>
+      <w:rPr>
+        <w:rFonts w:ascii="Symbol" w:hAnsi="Symbol" w:hint="default"/>
+      </w:rPr>
+    </w:lvl>
+    <w:lvl w:ilvl="4" w:tplc="04090003" w:tentative="1">
+      <w:start w:val="1"/>
+      <w:numFmt w:val="bullet"/>
+      <w:lvlText w:val="o"/>
+      <w:lvlJc w:val="left"/>
+      <w:pPr>
+        <w:ind w:left="3960" w:hanging="360"/>
+      </w:pPr>
+      <w:rPr>
+        <w:rFonts w:ascii="Courier New" w:hAnsi="Courier New" w:cs="Courier New" w:hint="default"/>
+      </w:rPr>
+    </w:lvl>
+    <w:lvl w:ilvl="5" w:tplc="04090005" w:tentative="1">
+      <w:start w:val="1"/>
+      <w:numFmt w:val="bullet"/>
+      <w:lvlText w:val=""/>
+      <w:lvlJc w:val="left"/>
+      <w:pPr>
+        <w:ind w:left="4680" w:hanging="360"/>
+      </w:pPr>
+      <w:rPr>
+        <w:rFonts w:ascii="Wingdings" w:hAnsi="Wingdings" w:hint="default"/>
+      </w:rPr>
+    </w:lvl>
+    <w:lvl w:ilvl="6" w:tplc="04090001" w:tentative="1">
+      <w:start w:val="1"/>
+      <w:numFmt w:val="bullet"/>
+      <w:lvlText w:val=""/>
+      <w:lvlJc w:val="left"/>
+      <w:pPr>
+        <w:ind w:left="5400" w:hanging="360"/>
+      </w:pPr>
+      <w:rPr>
+        <w:rFonts w:ascii="Symbol" w:hAnsi="Symbol" w:hint="default"/>
+      </w:rPr>
+    </w:lvl>
+    <w:lvl w:ilvl="7" w:tplc="04090003" w:tentative="1">
+      <w:start w:val="1"/>
+      <w:numFmt w:val="bullet"/>
+      <w:lvlText w:val="o"/>
+      <w:lvlJc w:val="left"/>
+      <w:pPr>
+        <w:ind w:left="6120" w:hanging="360"/>
+      </w:pPr>
+      <w:rPr>
+        <w:rFonts w:ascii="Courier New" w:hAnsi="Courier New" w:cs="Courier New" w:hint="default"/>
+      </w:rPr>
+    </w:lvl>
+    <w:lvl w:ilvl="8" w:tplc="04090005" w:tentative="1">
+      <w:start w:val="1"/>
+      <w:numFmt w:val="bullet"/>
+      <w:lvlText w:val=""/>
+      <w:lvlJc w:val="left"/>
+      <w:pPr>
+        <w:ind w:left="6840" w:hanging="360"/>
+      </w:pPr>
+      <w:rPr>
+        <w:rFonts w:ascii="Wingdings" w:hAnsi="Wingdings" w:hint="default"/>
+      </w:rPr>
+    </w:lvl>
+  </w:abstractNum>
+  <w:abstractNum w:abstractNumId="9" w15:restartNumberingAfterBreak="0">
+    <w:nsid w:val="1C29057C"/>
     <w:multiLevelType w:val="multilevel"/>
-    <w:tmpl w:val="7CB47444"/>
+    <w:tmpl w:val="131EA968"/>
     <w:lvl w:ilvl="0">
       <w:start w:val="1"/>
       <w:numFmt w:val="bullet"/>
@@ -8819,29 +11775,142 @@
       </w:rPr>
     </w:lvl>
   </w:abstractNum>
-  <w:abstractNum w:abstractNumId="5" w15:restartNumberingAfterBreak="0">
-    <w:nsid w:val="0F47366D"/>
+  <w:abstractNum w:abstractNumId="10" w15:restartNumberingAfterBreak="0">
+    <w:nsid w:val="21DC2EDC"/>
     <w:multiLevelType w:val="hybridMultilevel"/>
-    <w:tmpl w:val="8A0EE052"/>
-    <w:lvl w:ilvl="0" w:tplc="04090001">
+    <w:tmpl w:val="B50ADB80"/>
+    <w:lvl w:ilvl="0" w:tplc="04090003">
+      <w:start w:val="1"/>
+      <w:numFmt w:val="bullet"/>
+      <w:lvlText w:val="o"/>
+      <w:lvlJc w:val="left"/>
+      <w:pPr>
+        <w:ind w:left="720" w:hanging="360"/>
+      </w:pPr>
+      <w:rPr>
+        <w:rFonts w:ascii="Courier New" w:hAnsi="Courier New" w:cs="Courier New" w:hint="default"/>
+      </w:rPr>
+    </w:lvl>
+    <w:lvl w:ilvl="1" w:tplc="04090003">
+      <w:start w:val="1"/>
+      <w:numFmt w:val="bullet"/>
+      <w:lvlText w:val="o"/>
+      <w:lvlJc w:val="left"/>
+      <w:pPr>
+        <w:ind w:left="1440" w:hanging="360"/>
+      </w:pPr>
+      <w:rPr>
+        <w:rFonts w:ascii="Courier New" w:hAnsi="Courier New" w:cs="Courier New" w:hint="default"/>
+      </w:rPr>
+    </w:lvl>
+    <w:lvl w:ilvl="2" w:tplc="04090005" w:tentative="1">
+      <w:start w:val="1"/>
+      <w:numFmt w:val="bullet"/>
+      <w:lvlText w:val=""/>
+      <w:lvlJc w:val="left"/>
+      <w:pPr>
+        <w:ind w:left="2160" w:hanging="360"/>
+      </w:pPr>
+      <w:rPr>
+        <w:rFonts w:ascii="Wingdings" w:hAnsi="Wingdings" w:hint="default"/>
+      </w:rPr>
+    </w:lvl>
+    <w:lvl w:ilvl="3" w:tplc="04090001" w:tentative="1">
       <w:start w:val="1"/>
       <w:numFmt w:val="bullet"/>
       <w:lvlText w:val=""/>
       <w:lvlJc w:val="left"/>
       <w:pPr>
-        <w:ind w:left="1080" w:hanging="360"/>
+        <w:ind w:left="2880" w:hanging="360"/>
       </w:pPr>
       <w:rPr>
         <w:rFonts w:ascii="Symbol" w:hAnsi="Symbol" w:hint="default"/>
       </w:rPr>
     </w:lvl>
+    <w:lvl w:ilvl="4" w:tplc="04090003" w:tentative="1">
+      <w:start w:val="1"/>
+      <w:numFmt w:val="bullet"/>
+      <w:lvlText w:val="o"/>
+      <w:lvlJc w:val="left"/>
+      <w:pPr>
+        <w:ind w:left="3600" w:hanging="360"/>
+      </w:pPr>
+      <w:rPr>
+        <w:rFonts w:ascii="Courier New" w:hAnsi="Courier New" w:cs="Courier New" w:hint="default"/>
+      </w:rPr>
+    </w:lvl>
+    <w:lvl w:ilvl="5" w:tplc="04090005" w:tentative="1">
+      <w:start w:val="1"/>
+      <w:numFmt w:val="bullet"/>
+      <w:lvlText w:val=""/>
+      <w:lvlJc w:val="left"/>
+      <w:pPr>
+        <w:ind w:left="4320" w:hanging="360"/>
+      </w:pPr>
+      <w:rPr>
+        <w:rFonts w:ascii="Wingdings" w:hAnsi="Wingdings" w:hint="default"/>
+      </w:rPr>
+    </w:lvl>
+    <w:lvl w:ilvl="6" w:tplc="04090001" w:tentative="1">
+      <w:start w:val="1"/>
+      <w:numFmt w:val="bullet"/>
+      <w:lvlText w:val=""/>
+      <w:lvlJc w:val="left"/>
+      <w:pPr>
+        <w:ind w:left="5040" w:hanging="360"/>
+      </w:pPr>
+      <w:rPr>
+        <w:rFonts w:ascii="Symbol" w:hAnsi="Symbol" w:hint="default"/>
+      </w:rPr>
+    </w:lvl>
+    <w:lvl w:ilvl="7" w:tplc="04090003" w:tentative="1">
+      <w:start w:val="1"/>
+      <w:numFmt w:val="bullet"/>
+      <w:lvlText w:val="o"/>
+      <w:lvlJc w:val="left"/>
+      <w:pPr>
+        <w:ind w:left="5760" w:hanging="360"/>
+      </w:pPr>
+      <w:rPr>
+        <w:rFonts w:ascii="Courier New" w:hAnsi="Courier New" w:cs="Courier New" w:hint="default"/>
+      </w:rPr>
+    </w:lvl>
+    <w:lvl w:ilvl="8" w:tplc="04090005" w:tentative="1">
+      <w:start w:val="1"/>
+      <w:numFmt w:val="bullet"/>
+      <w:lvlText w:val=""/>
+      <w:lvlJc w:val="left"/>
+      <w:pPr>
+        <w:ind w:left="6480" w:hanging="360"/>
+      </w:pPr>
+      <w:rPr>
+        <w:rFonts w:ascii="Wingdings" w:hAnsi="Wingdings" w:hint="default"/>
+      </w:rPr>
+    </w:lvl>
+  </w:abstractNum>
+  <w:abstractNum w:abstractNumId="11" w15:restartNumberingAfterBreak="0">
+    <w:nsid w:val="2D6B17E3"/>
+    <w:multiLevelType w:val="hybridMultilevel"/>
+    <w:tmpl w:val="205CB034"/>
+    <w:lvl w:ilvl="0" w:tplc="04090003">
+      <w:start w:val="1"/>
+      <w:numFmt w:val="bullet"/>
+      <w:lvlText w:val="o"/>
+      <w:lvlJc w:val="left"/>
+      <w:pPr>
+        <w:ind w:left="1440" w:hanging="360"/>
+      </w:pPr>
+      <w:rPr>
+        <w:rFonts w:ascii="Courier New" w:hAnsi="Courier New" w:cs="Courier New" w:hint="default"/>
+      </w:rPr>
+    </w:lvl>
     <w:lvl w:ilvl="1" w:tplc="04090003" w:tentative="1">
       <w:start w:val="1"/>
       <w:numFmt w:val="bullet"/>
       <w:lvlText w:val="o"/>
       <w:lvlJc w:val="left"/>
       <w:pPr>
-        <w:ind w:left="1800" w:hanging="360"/>
+        <w:ind w:left="2160" w:hanging="360"/>
       </w:pPr>
       <w:rPr>
         <w:rFonts w:ascii="Courier New" w:hAnsi="Courier New" w:cs="Courier New" w:hint="default"/>
@@ -8853,7 +11922,7 @@
       <w:lvlText w:val=""/>
       <w:lvlJc w:val="left"/>
       <w:pPr>
-        <w:ind w:left="2520" w:hanging="360"/>
+        <w:ind w:left="2880" w:hanging="360"/>
       </w:pPr>
       <w:rPr>
         <w:rFonts w:ascii="Wingdings" w:hAnsi="Wingdings" w:hint="default"/>
@@ -8865,7 +11934,7 @@
       <w:lvlText w:val=""/>
       <w:lvlJc w:val="left"/>
       <w:pPr>
-        <w:ind w:left="3240" w:hanging="360"/>
+        <w:ind w:left="3600" w:hanging="360"/>
       </w:pPr>
       <w:rPr>
         <w:rFonts w:ascii="Symbol" w:hAnsi="Symbol" w:hint="default"/>
@@ -8877,7 +11946,7 @@
       <w:lvlText w:val="o"/>
       <w:lvlJc w:val="left"/>
       <w:pPr>
-        <w:ind w:left="3960" w:hanging="360"/>
+        <w:ind w:left="4320" w:hanging="360"/>
       </w:pPr>
       <w:rPr>
         <w:rFonts w:ascii="Courier New" w:hAnsi="Courier New" w:cs="Courier New" w:hint="default"/>
@@ -8889,7 +11958,7 @@
       <w:lvlText w:val=""/>
       <w:lvlJc w:val="left"/>
       <w:pPr>
-        <w:ind w:left="4680" w:hanging="360"/>
+        <w:ind w:left="5040" w:hanging="360"/>
       </w:pPr>
       <w:rPr>
         <w:rFonts w:ascii="Wingdings" w:hAnsi="Wingdings" w:hint="default"/>
@@ -8901,7 +11970,7 @@
       <w:lvlText w:val=""/>
       <w:lvlJc w:val="left"/>
       <w:pPr>
-        <w:ind w:left="5400" w:hanging="360"/>
+        <w:ind w:left="5760" w:hanging="360"/>
       </w:pPr>
       <w:rPr>
         <w:rFonts w:ascii="Symbol" w:hAnsi="Symbol" w:hint="default"/>
@@ -8913,7 +11982,7 @@
       <w:lvlText w:val="o"/>
       <w:lvlJc w:val="left"/>
       <w:pPr>
-        <w:ind w:left="6120" w:hanging="360"/>
+        <w:ind w:left="6480" w:hanging="360"/>
       </w:pPr>
       <w:rPr>
         <w:rFonts w:ascii="Courier New" w:hAnsi="Courier New" w:cs="Courier New" w:hint="default"/>
@@ -8925,356 +11994,17 @@
       <w:lvlText w:val=""/>
       <w:lvlJc w:val="left"/>
       <w:pPr>
-        <w:ind w:left="6840" w:hanging="360"/>
+        <w:ind w:left="7200" w:hanging="360"/>
       </w:pPr>
       <w:rPr>
         <w:rFonts w:ascii="Wingdings" w:hAnsi="Wingdings" w:hint="default"/>
       </w:rPr>
     </w:lvl>
   </w:abstractNum>
-  <w:abstractNum w:abstractNumId="6" w15:restartNumberingAfterBreak="0">
-    <w:nsid w:val="1351419A"/>
-    <w:multiLevelType w:val="hybridMultilevel"/>
-    <w:tmpl w:val="CF80F37E"/>
-    <w:lvl w:ilvl="0" w:tplc="96CA71C0">
-      <w:start w:val="1"/>
-      <w:numFmt w:val="bullet"/>
-      <w:lvlText w:val=""/>
-      <w:lvlJc w:val="left"/>
-      <w:pPr>
-        <w:ind w:left="720" w:hanging="360"/>
-      </w:pPr>
-      <w:rPr>
-        <w:rFonts w:ascii="Symbol" w:hAnsi="Symbol" w:hint="default"/>
-      </w:rPr>
-    </w:lvl>
-    <w:lvl w:ilvl="1" w:tplc="04090003" w:tentative="1">
-      <w:start w:val="1"/>
-      <w:numFmt w:val="bullet"/>
-      <w:lvlText w:val="o"/>
-      <w:lvlJc w:val="left"/>
-      <w:pPr>
-        <w:ind w:left="1440" w:hanging="360"/>
-      </w:pPr>
-      <w:rPr>
-        <w:rFonts w:ascii="Courier New" w:hAnsi="Courier New" w:cs="Courier New" w:hint="default"/>
-      </w:rPr>
-    </w:lvl>
-    <w:lvl w:ilvl="2" w:tplc="04090005" w:tentative="1">
-      <w:start w:val="1"/>
-      <w:numFmt w:val="bullet"/>
-      <w:lvlText w:val=""/>
-      <w:lvlJc w:val="left"/>
-      <w:pPr>
-        <w:ind w:left="2160" w:hanging="360"/>
-      </w:pPr>
-      <w:rPr>
-        <w:rFonts w:ascii="Wingdings" w:hAnsi="Wingdings" w:hint="default"/>
-      </w:rPr>
-    </w:lvl>
-    <w:lvl w:ilvl="3" w:tplc="04090001" w:tentative="1">
-      <w:start w:val="1"/>
-      <w:numFmt w:val="bullet"/>
-      <w:lvlText w:val=""/>
-      <w:lvlJc w:val="left"/>
-      <w:pPr>
-        <w:ind w:left="2880" w:hanging="360"/>
-      </w:pPr>
-      <w:rPr>
-        <w:rFonts w:ascii="Symbol" w:hAnsi="Symbol" w:hint="default"/>
-      </w:rPr>
-    </w:lvl>
-    <w:lvl w:ilvl="4" w:tplc="04090003" w:tentative="1">
-      <w:start w:val="1"/>
-      <w:numFmt w:val="bullet"/>
-      <w:lvlText w:val="o"/>
-      <w:lvlJc w:val="left"/>
-      <w:pPr>
-        <w:ind w:left="3600" w:hanging="360"/>
-      </w:pPr>
-      <w:rPr>
-        <w:rFonts w:ascii="Courier New" w:hAnsi="Courier New" w:cs="Courier New" w:hint="default"/>
-      </w:rPr>
-    </w:lvl>
-    <w:lvl w:ilvl="5" w:tplc="04090005" w:tentative="1">
-      <w:start w:val="1"/>
-      <w:numFmt w:val="bullet"/>
-      <w:lvlText w:val=""/>
-      <w:lvlJc w:val="left"/>
-      <w:pPr>
-        <w:ind w:left="4320" w:hanging="360"/>
-      </w:pPr>
-      <w:rPr>
-        <w:rFonts w:ascii="Wingdings" w:hAnsi="Wingdings" w:hint="default"/>
-      </w:rPr>
-    </w:lvl>
-    <w:lvl w:ilvl="6" w:tplc="04090001" w:tentative="1">
-      <w:start w:val="1"/>
-      <w:numFmt w:val="bullet"/>
-      <w:lvlText w:val=""/>
-      <w:lvlJc w:val="left"/>
-      <w:pPr>
-        <w:ind w:left="5040" w:hanging="360"/>
-      </w:pPr>
-      <w:rPr>
-        <w:rFonts w:ascii="Symbol" w:hAnsi="Symbol" w:hint="default"/>
-      </w:rPr>
-    </w:lvl>
-    <w:lvl w:ilvl="7" w:tplc="04090003" w:tentative="1">
-      <w:start w:val="1"/>
-      <w:numFmt w:val="bullet"/>
-      <w:lvlText w:val="o"/>
-      <w:lvlJc w:val="left"/>
-      <w:pPr>
-        <w:ind w:left="5760" w:hanging="360"/>
-      </w:pPr>
-      <w:rPr>
-        <w:rFonts w:ascii="Courier New" w:hAnsi="Courier New" w:cs="Courier New" w:hint="default"/>
-      </w:rPr>
-    </w:lvl>
-    <w:lvl w:ilvl="8" w:tplc="04090005" w:tentative="1">
-      <w:start w:val="1"/>
-      <w:numFmt w:val="bullet"/>
-      <w:lvlText w:val=""/>
-      <w:lvlJc w:val="left"/>
-      <w:pPr>
-        <w:ind w:left="6480" w:hanging="360"/>
-      </w:pPr>
-      <w:rPr>
-        <w:rFonts w:ascii="Wingdings" w:hAnsi="Wingdings" w:hint="default"/>
-      </w:rPr>
-    </w:lvl>
-  </w:abstractNum>
-  <w:abstractNum w:abstractNumId="7" w15:restartNumberingAfterBreak="0">
-    <w:nsid w:val="15A05A74"/>
-    <w:multiLevelType w:val="hybridMultilevel"/>
-    <w:tmpl w:val="93C8F81A"/>
-    <w:lvl w:ilvl="0" w:tplc="04090001">
-      <w:start w:val="1"/>
-      <w:numFmt w:val="bullet"/>
-      <w:lvlText w:val=""/>
-      <w:lvlJc w:val="left"/>
-      <w:pPr>
-        <w:ind w:left="1080" w:hanging="360"/>
-      </w:pPr>
-      <w:rPr>
-        <w:rFonts w:ascii="Symbol" w:hAnsi="Symbol" w:hint="default"/>
-      </w:rPr>
-    </w:lvl>
-    <w:lvl w:ilvl="1" w:tplc="04090003" w:tentative="1">
-      <w:start w:val="1"/>
-      <w:numFmt w:val="bullet"/>
-      <w:lvlText w:val="o"/>
-      <w:lvlJc w:val="left"/>
-      <w:pPr>
-        <w:ind w:left="1800" w:hanging="360"/>
-      </w:pPr>
-      <w:rPr>
-        <w:rFonts w:ascii="Courier New" w:hAnsi="Courier New" w:cs="Courier New" w:hint="default"/>
-      </w:rPr>
-    </w:lvl>
-    <w:lvl w:ilvl="2" w:tplc="04090005" w:tentative="1">
-      <w:start w:val="1"/>
-      <w:numFmt w:val="bullet"/>
-      <w:lvlText w:val=""/>
-      <w:lvlJc w:val="left"/>
-      <w:pPr>
-        <w:ind w:left="2520" w:hanging="360"/>
-      </w:pPr>
-      <w:rPr>
-        <w:rFonts w:ascii="Wingdings" w:hAnsi="Wingdings" w:hint="default"/>
-      </w:rPr>
-    </w:lvl>
-    <w:lvl w:ilvl="3" w:tplc="04090001" w:tentative="1">
-      <w:start w:val="1"/>
-      <w:numFmt w:val="bullet"/>
-      <w:lvlText w:val=""/>
-      <w:lvlJc w:val="left"/>
-      <w:pPr>
-        <w:ind w:left="3240" w:hanging="360"/>
-      </w:pPr>
-      <w:rPr>
-        <w:rFonts w:ascii="Symbol" w:hAnsi="Symbol" w:hint="default"/>
-      </w:rPr>
-    </w:lvl>
-    <w:lvl w:ilvl="4" w:tplc="04090003" w:tentative="1">
-      <w:start w:val="1"/>
-      <w:numFmt w:val="bullet"/>
-      <w:lvlText w:val="o"/>
-      <w:lvlJc w:val="left"/>
-      <w:pPr>
-        <w:ind w:left="3960" w:hanging="360"/>
-      </w:pPr>
-      <w:rPr>
-        <w:rFonts w:ascii="Courier New" w:hAnsi="Courier New" w:cs="Courier New" w:hint="default"/>
-      </w:rPr>
-    </w:lvl>
-    <w:lvl w:ilvl="5" w:tplc="04090005" w:tentative="1">
-      <w:start w:val="1"/>
-      <w:numFmt w:val="bullet"/>
-      <w:lvlText w:val=""/>
-      <w:lvlJc w:val="left"/>
-      <w:pPr>
-        <w:ind w:left="4680" w:hanging="360"/>
-      </w:pPr>
-      <w:rPr>
-        <w:rFonts w:ascii="Wingdings" w:hAnsi="Wingdings" w:hint="default"/>
-      </w:rPr>
-    </w:lvl>
-    <w:lvl w:ilvl="6" w:tplc="04090001" w:tentative="1">
-      <w:start w:val="1"/>
-      <w:numFmt w:val="bullet"/>
-      <w:lvlText w:val=""/>
-      <w:lvlJc w:val="left"/>
-      <w:pPr>
-        <w:ind w:left="5400" w:hanging="360"/>
-      </w:pPr>
-      <w:rPr>
-        <w:rFonts w:ascii="Symbol" w:hAnsi="Symbol" w:hint="default"/>
-      </w:rPr>
-    </w:lvl>
-    <w:lvl w:ilvl="7" w:tplc="04090003" w:tentative="1">
-      <w:start w:val="1"/>
-      <w:numFmt w:val="bullet"/>
-      <w:lvlText w:val="o"/>
-      <w:lvlJc w:val="left"/>
-      <w:pPr>
-        <w:ind w:left="6120" w:hanging="360"/>
-      </w:pPr>
-      <w:rPr>
-        <w:rFonts w:ascii="Courier New" w:hAnsi="Courier New" w:cs="Courier New" w:hint="default"/>
-      </w:rPr>
-    </w:lvl>
-    <w:lvl w:ilvl="8" w:tplc="04090005" w:tentative="1">
-      <w:start w:val="1"/>
-      <w:numFmt w:val="bullet"/>
-      <w:lvlText w:val=""/>
-      <w:lvlJc w:val="left"/>
-      <w:pPr>
-        <w:ind w:left="6840" w:hanging="360"/>
-      </w:pPr>
-      <w:rPr>
-        <w:rFonts w:ascii="Wingdings" w:hAnsi="Wingdings" w:hint="default"/>
-      </w:rPr>
-    </w:lvl>
-  </w:abstractNum>
-  <w:abstractNum w:abstractNumId="8" w15:restartNumberingAfterBreak="0">
-    <w:nsid w:val="17F4342F"/>
-    <w:multiLevelType w:val="hybridMultilevel"/>
-    <w:tmpl w:val="503EDBA6"/>
-    <w:lvl w:ilvl="0" w:tplc="3C364F58">
-      <w:start w:val="1"/>
-      <w:numFmt w:val="bullet"/>
-      <w:lvlText w:val="-"/>
-      <w:lvlJc w:val="left"/>
-      <w:pPr>
-        <w:ind w:left="360" w:hanging="360"/>
-      </w:pPr>
-      <w:rPr>
-        <w:rFonts w:ascii="Times New Roman" w:eastAsia="Times New Roman" w:hAnsi="Times New Roman" w:cs="Times New Roman" w:hint="default"/>
-      </w:rPr>
-    </w:lvl>
-    <w:lvl w:ilvl="1" w:tplc="04090003" w:tentative="1">
-      <w:start w:val="1"/>
-      <w:numFmt w:val="bullet"/>
-      <w:lvlText w:val="o"/>
-      <w:lvlJc w:val="left"/>
-      <w:pPr>
-        <w:ind w:left="1080" w:hanging="360"/>
-      </w:pPr>
-      <w:rPr>
-        <w:rFonts w:ascii="Courier New" w:hAnsi="Courier New" w:cs="Courier New" w:hint="default"/>
-      </w:rPr>
-    </w:lvl>
-    <w:lvl w:ilvl="2" w:tplc="04090005" w:tentative="1">
-      <w:start w:val="1"/>
-      <w:numFmt w:val="bullet"/>
-      <w:lvlText w:val=""/>
-      <w:lvlJc w:val="left"/>
-      <w:pPr>
-        <w:ind w:left="1800" w:hanging="360"/>
-      </w:pPr>
-      <w:rPr>
-        <w:rFonts w:ascii="Wingdings" w:hAnsi="Wingdings" w:hint="default"/>
-      </w:rPr>
-    </w:lvl>
-    <w:lvl w:ilvl="3" w:tplc="04090001" w:tentative="1">
-      <w:start w:val="1"/>
-      <w:numFmt w:val="bullet"/>
-      <w:lvlText w:val=""/>
-      <w:lvlJc w:val="left"/>
-      <w:pPr>
-        <w:ind w:left="2520" w:hanging="360"/>
-      </w:pPr>
-      <w:rPr>
-        <w:rFonts w:ascii="Symbol" w:hAnsi="Symbol" w:hint="default"/>
-      </w:rPr>
-    </w:lvl>
-    <w:lvl w:ilvl="4" w:tplc="04090003" w:tentative="1">
-      <w:start w:val="1"/>
-      <w:numFmt w:val="bullet"/>
-      <w:lvlText w:val="o"/>
-      <w:lvlJc w:val="left"/>
-      <w:pPr>
-        <w:ind w:left="3240" w:hanging="360"/>
-      </w:pPr>
-      <w:rPr>
-        <w:rFonts w:ascii="Courier New" w:hAnsi="Courier New" w:cs="Courier New" w:hint="default"/>
-      </w:rPr>
-    </w:lvl>
-    <w:lvl w:ilvl="5" w:tplc="04090005" w:tentative="1">
-      <w:start w:val="1"/>
-      <w:numFmt w:val="bullet"/>
-      <w:lvlText w:val=""/>
-      <w:lvlJc w:val="left"/>
-      <w:pPr>
-        <w:ind w:left="3960" w:hanging="360"/>
-      </w:pPr>
-      <w:rPr>
-        <w:rFonts w:ascii="Wingdings" w:hAnsi="Wingdings" w:hint="default"/>
-      </w:rPr>
-    </w:lvl>
-    <w:lvl w:ilvl="6" w:tplc="04090001" w:tentative="1">
-      <w:start w:val="1"/>
-      <w:numFmt w:val="bullet"/>
-      <w:lvlText w:val=""/>
-      <w:lvlJc w:val="left"/>
-      <w:pPr>
-        <w:ind w:left="4680" w:hanging="360"/>
-      </w:pPr>
-      <w:rPr>
-        <w:rFonts w:ascii="Symbol" w:hAnsi="Symbol" w:hint="default"/>
-      </w:rPr>
-    </w:lvl>
-    <w:lvl w:ilvl="7" w:tplc="04090003" w:tentative="1">
-      <w:start w:val="1"/>
-      <w:numFmt w:val="bullet"/>
-      <w:lvlText w:val="o"/>
-      <w:lvlJc w:val="left"/>
-      <w:pPr>
-        <w:ind w:left="5400" w:hanging="360"/>
-      </w:pPr>
-      <w:rPr>
-        <w:rFonts w:ascii="Courier New" w:hAnsi="Courier New" w:cs="Courier New" w:hint="default"/>
-      </w:rPr>
-    </w:lvl>
-    <w:lvl w:ilvl="8" w:tplc="04090005" w:tentative="1">
-      <w:start w:val="1"/>
-      <w:numFmt w:val="bullet"/>
-      <w:lvlText w:val=""/>
-      <w:lvlJc w:val="left"/>
-      <w:pPr>
-        <w:ind w:left="6120" w:hanging="360"/>
-      </w:pPr>
-      <w:rPr>
-        <w:rFonts w:ascii="Wingdings" w:hAnsi="Wingdings" w:hint="default"/>
-      </w:rPr>
-    </w:lvl>
-  </w:abstractNum>
-  <w:abstractNum w:abstractNumId="9" w15:restartNumberingAfterBreak="0">
-    <w:nsid w:val="182C7402"/>
+  <w:abstractNum w:abstractNumId="12" w15:restartNumberingAfterBreak="0">
+    <w:nsid w:val="2D7E74D8"/>
     <w:multiLevelType w:val="multilevel"/>
-    <w:tmpl w:val="837807E8"/>
+    <w:tmpl w:val="C8C856E8"/>
     <w:lvl w:ilvl="0">
       <w:start w:val="1"/>
       <w:numFmt w:val="bullet"/>
@@ -9420,20 +12150,20 @@
       </w:rPr>
     </w:lvl>
   </w:abstractNum>
-  <w:abstractNum w:abstractNumId="10" w15:restartNumberingAfterBreak="0">
-    <w:nsid w:val="1B605659"/>
+  <w:abstractNum w:abstractNumId="13" w15:restartNumberingAfterBreak="0">
+    <w:nsid w:val="2FE17FC0"/>
     <w:multiLevelType w:val="hybridMultilevel"/>
-    <w:tmpl w:val="AF1411AA"/>
-    <w:lvl w:ilvl="0" w:tplc="3C364F58">
-      <w:start w:val="1"/>
-      <w:numFmt w:val="bullet"/>
-      <w:lvlText w:val="-"/>
+    <w:tmpl w:val="4A7004FC"/>
+    <w:lvl w:ilvl="0" w:tplc="04090001">
+      <w:start w:val="1"/>
+      <w:numFmt w:val="bullet"/>
+      <w:lvlText w:val=""/>
       <w:lvlJc w:val="left"/>
       <w:pPr>
         <w:ind w:left="1080" w:hanging="360"/>
       </w:pPr>
       <w:rPr>
-        <w:rFonts w:ascii="Times New Roman" w:eastAsia="Times New Roman" w:hAnsi="Times New Roman" w:cs="Times New Roman" w:hint="default"/>
+        <w:rFonts w:ascii="Symbol" w:hAnsi="Symbol" w:hint="default"/>
       </w:rPr>
     </w:lvl>
     <w:lvl w:ilvl="1" w:tplc="04090003" w:tentative="1">
@@ -9533,119 +12263,7 @@
       </w:rPr>
     </w:lvl>
   </w:abstractNum>
-  <w:abstractNum w:abstractNumId="11" w15:restartNumberingAfterBreak="0">
-    <w:nsid w:val="30415933"/>
-    <w:multiLevelType w:val="hybridMultilevel"/>
-    <w:tmpl w:val="274A8A7C"/>
-    <w:lvl w:ilvl="0" w:tplc="79645DF0">
-      <w:numFmt w:val="bullet"/>
-      <w:lvlText w:val="-"/>
-      <w:lvlJc w:val="left"/>
-      <w:pPr>
-        <w:ind w:left="720" w:hanging="360"/>
-      </w:pPr>
-      <w:rPr>
-        <w:rFonts w:ascii="Times New Roman" w:eastAsia="Times New Roman" w:hAnsi="Times New Roman" w:cs="Times New Roman" w:hint="default"/>
-      </w:rPr>
-    </w:lvl>
-    <w:lvl w:ilvl="1" w:tplc="04090003" w:tentative="1">
-      <w:start w:val="1"/>
-      <w:numFmt w:val="bullet"/>
-      <w:lvlText w:val="o"/>
-      <w:lvlJc w:val="left"/>
-      <w:pPr>
-        <w:ind w:left="1440" w:hanging="360"/>
-      </w:pPr>
-      <w:rPr>
-        <w:rFonts w:ascii="Courier New" w:hAnsi="Courier New" w:cs="Courier New" w:hint="default"/>
-      </w:rPr>
-    </w:lvl>
-    <w:lvl w:ilvl="2" w:tplc="04090005" w:tentative="1">
-      <w:start w:val="1"/>
-      <w:numFmt w:val="bullet"/>
-      <w:lvlText w:val=""/>
-      <w:lvlJc w:val="left"/>
-      <w:pPr>
-        <w:ind w:left="2160" w:hanging="360"/>
-      </w:pPr>
-      <w:rPr>
-        <w:rFonts w:ascii="Wingdings" w:hAnsi="Wingdings" w:hint="default"/>
-      </w:rPr>
-    </w:lvl>
-    <w:lvl w:ilvl="3" w:tplc="04090001" w:tentative="1">
-      <w:start w:val="1"/>
-      <w:numFmt w:val="bullet"/>
-      <w:lvlText w:val=""/>
-      <w:lvlJc w:val="left"/>
-      <w:pPr>
-        <w:ind w:left="2880" w:hanging="360"/>
-      </w:pPr>
-      <w:rPr>
-        <w:rFonts w:ascii="Symbol" w:hAnsi="Symbol" w:hint="default"/>
-      </w:rPr>
-    </w:lvl>
-    <w:lvl w:ilvl="4" w:tplc="04090003" w:tentative="1">
-      <w:start w:val="1"/>
-      <w:numFmt w:val="bullet"/>
-      <w:lvlText w:val="o"/>
-      <w:lvlJc w:val="left"/>
-      <w:pPr>
-        <w:ind w:left="3600" w:hanging="360"/>
-      </w:pPr>
-      <w:rPr>
-        <w:rFonts w:ascii="Courier New" w:hAnsi="Courier New" w:cs="Courier New" w:hint="default"/>
-      </w:rPr>
-    </w:lvl>
-    <w:lvl w:ilvl="5" w:tplc="04090005" w:tentative="1">
-      <w:start w:val="1"/>
-      <w:numFmt w:val="bullet"/>
-      <w:lvlText w:val=""/>
-      <w:lvlJc w:val="left"/>
-      <w:pPr>
-        <w:ind w:left="4320" w:hanging="360"/>
-      </w:pPr>
-      <w:rPr>
-        <w:rFonts w:ascii="Wingdings" w:hAnsi="Wingdings" w:hint="default"/>
-      </w:rPr>
-    </w:lvl>
-    <w:lvl w:ilvl="6" w:tplc="04090001" w:tentative="1">
-      <w:start w:val="1"/>
-      <w:numFmt w:val="bullet"/>
-      <w:lvlText w:val=""/>
-      <w:lvlJc w:val="left"/>
-      <w:pPr>
-        <w:ind w:left="5040" w:hanging="360"/>
-      </w:pPr>
-      <w:rPr>
-        <w:rFonts w:ascii="Symbol" w:hAnsi="Symbol" w:hint="default"/>
-      </w:rPr>
-    </w:lvl>
-    <w:lvl w:ilvl="7" w:tplc="04090003" w:tentative="1">
-      <w:start w:val="1"/>
-      <w:numFmt w:val="bullet"/>
-      <w:lvlText w:val="o"/>
-      <w:lvlJc w:val="left"/>
-      <w:pPr>
-        <w:ind w:left="5760" w:hanging="360"/>
-      </w:pPr>
-      <w:rPr>
-        <w:rFonts w:ascii="Courier New" w:hAnsi="Courier New" w:cs="Courier New" w:hint="default"/>
-      </w:rPr>
-    </w:lvl>
-    <w:lvl w:ilvl="8" w:tplc="04090005" w:tentative="1">
-      <w:start w:val="1"/>
-      <w:numFmt w:val="bullet"/>
-      <w:lvlText w:val=""/>
-      <w:lvlJc w:val="left"/>
-      <w:pPr>
-        <w:ind w:left="6480" w:hanging="360"/>
-      </w:pPr>
-      <w:rPr>
-        <w:rFonts w:ascii="Wingdings" w:hAnsi="Wingdings" w:hint="default"/>
-      </w:rPr>
-    </w:lvl>
-  </w:abstractNum>
-  <w:abstractNum w:abstractNumId="12" w15:restartNumberingAfterBreak="0">
+  <w:abstractNum w:abstractNumId="14" w15:restartNumberingAfterBreak="0">
     <w:nsid w:val="31E314EF"/>
     <w:multiLevelType w:val="hybridMultilevel"/>
     <w:tmpl w:val="B44427DE"/>
@@ -9758,7 +12376,454 @@
       </w:rPr>
     </w:lvl>
   </w:abstractNum>
-  <w:abstractNum w:abstractNumId="13" w15:restartNumberingAfterBreak="0">
+  <w:abstractNum w:abstractNumId="15" w15:restartNumberingAfterBreak="0">
+    <w:nsid w:val="33A6243F"/>
+    <w:multiLevelType w:val="multilevel"/>
+    <w:tmpl w:val="9C1ED816"/>
+    <w:lvl w:ilvl="0">
+      <w:start w:val="1"/>
+      <w:numFmt w:val="bullet"/>
+      <w:lvlText w:val=""/>
+      <w:lvlJc w:val="left"/>
+      <w:pPr>
+        <w:tabs>
+          <w:tab w:val="num" w:pos="720"/>
+        </w:tabs>
+        <w:ind w:left="720" w:hanging="360"/>
+      </w:pPr>
+      <w:rPr>
+        <w:rFonts w:ascii="Symbol" w:hAnsi="Symbol" w:hint="default"/>
+        <w:sz w:val="20"/>
+      </w:rPr>
+    </w:lvl>
+    <w:lvl w:ilvl="1" w:tentative="1">
+      <w:start w:val="1"/>
+      <w:numFmt w:val="bullet"/>
+      <w:lvlText w:val="o"/>
+      <w:lvlJc w:val="left"/>
+      <w:pPr>
+        <w:tabs>
+          <w:tab w:val="num" w:pos="1440"/>
+        </w:tabs>
+        <w:ind w:left="1440" w:hanging="360"/>
+      </w:pPr>
+      <w:rPr>
+        <w:rFonts w:ascii="Courier New" w:hAnsi="Courier New" w:hint="default"/>
+        <w:sz w:val="20"/>
+      </w:rPr>
+    </w:lvl>
+    <w:lvl w:ilvl="2" w:tentative="1">
+      <w:start w:val="1"/>
+      <w:numFmt w:val="bullet"/>
+      <w:lvlText w:val=""/>
+      <w:lvlJc w:val="left"/>
+      <w:pPr>
+        <w:tabs>
+          <w:tab w:val="num" w:pos="2160"/>
+        </w:tabs>
+        <w:ind w:left="2160" w:hanging="360"/>
+      </w:pPr>
+      <w:rPr>
+        <w:rFonts w:ascii="Wingdings" w:hAnsi="Wingdings" w:hint="default"/>
+        <w:sz w:val="20"/>
+      </w:rPr>
+    </w:lvl>
+    <w:lvl w:ilvl="3" w:tentative="1">
+      <w:start w:val="1"/>
+      <w:numFmt w:val="bullet"/>
+      <w:lvlText w:val=""/>
+      <w:lvlJc w:val="left"/>
+      <w:pPr>
+        <w:tabs>
+          <w:tab w:val="num" w:pos="2880"/>
+        </w:tabs>
+        <w:ind w:left="2880" w:hanging="360"/>
+      </w:pPr>
+      <w:rPr>
+        <w:rFonts w:ascii="Wingdings" w:hAnsi="Wingdings" w:hint="default"/>
+        <w:sz w:val="20"/>
+      </w:rPr>
+    </w:lvl>
+    <w:lvl w:ilvl="4" w:tentative="1">
+      <w:start w:val="1"/>
+      <w:numFmt w:val="bullet"/>
+      <w:lvlText w:val=""/>
+      <w:lvlJc w:val="left"/>
+      <w:pPr>
+        <w:tabs>
+          <w:tab w:val="num" w:pos="3600"/>
+        </w:tabs>
+        <w:ind w:left="3600" w:hanging="360"/>
+      </w:pPr>
+      <w:rPr>
+        <w:rFonts w:ascii="Wingdings" w:hAnsi="Wingdings" w:hint="default"/>
+        <w:sz w:val="20"/>
+      </w:rPr>
+    </w:lvl>
+    <w:lvl w:ilvl="5" w:tentative="1">
+      <w:start w:val="1"/>
+      <w:numFmt w:val="bullet"/>
+      <w:lvlText w:val=""/>
+      <w:lvlJc w:val="left"/>
+      <w:pPr>
+        <w:tabs>
+          <w:tab w:val="num" w:pos="4320"/>
+        </w:tabs>
+        <w:ind w:left="4320" w:hanging="360"/>
+      </w:pPr>
+      <w:rPr>
+        <w:rFonts w:ascii="Wingdings" w:hAnsi="Wingdings" w:hint="default"/>
+        <w:sz w:val="20"/>
+      </w:rPr>
+    </w:lvl>
+    <w:lvl w:ilvl="6" w:tentative="1">
+      <w:start w:val="1"/>
+      <w:numFmt w:val="bullet"/>
+      <w:lvlText w:val=""/>
+      <w:lvlJc w:val="left"/>
+      <w:pPr>
+        <w:tabs>
+          <w:tab w:val="num" w:pos="5040"/>
+        </w:tabs>
+        <w:ind w:left="5040" w:hanging="360"/>
+      </w:pPr>
+      <w:rPr>
+        <w:rFonts w:ascii="Wingdings" w:hAnsi="Wingdings" w:hint="default"/>
+        <w:sz w:val="20"/>
+      </w:rPr>
+    </w:lvl>
+    <w:lvl w:ilvl="7" w:tentative="1">
+      <w:start w:val="1"/>
+      <w:numFmt w:val="bullet"/>
+      <w:lvlText w:val=""/>
+      <w:lvlJc w:val="left"/>
+      <w:pPr>
+        <w:tabs>
+          <w:tab w:val="num" w:pos="5760"/>
+        </w:tabs>
+        <w:ind w:left="5760" w:hanging="360"/>
+      </w:pPr>
+      <w:rPr>
+        <w:rFonts w:ascii="Wingdings" w:hAnsi="Wingdings" w:hint="default"/>
+        <w:sz w:val="20"/>
+      </w:rPr>
+    </w:lvl>
+    <w:lvl w:ilvl="8" w:tentative="1">
+      <w:start w:val="1"/>
+      <w:numFmt w:val="bullet"/>
+      <w:lvlText w:val=""/>
+      <w:lvlJc w:val="left"/>
+      <w:pPr>
+        <w:tabs>
+          <w:tab w:val="num" w:pos="6480"/>
+        </w:tabs>
+        <w:ind w:left="6480" w:hanging="360"/>
+      </w:pPr>
+      <w:rPr>
+        <w:rFonts w:ascii="Wingdings" w:hAnsi="Wingdings" w:hint="default"/>
+        <w:sz w:val="20"/>
+      </w:rPr>
+    </w:lvl>
+  </w:abstractNum>
+  <w:abstractNum w:abstractNumId="16" w15:restartNumberingAfterBreak="0">
+    <w:nsid w:val="33EC19F3"/>
+    <w:multiLevelType w:val="multilevel"/>
+    <w:tmpl w:val="6AC2250A"/>
+    <w:lvl w:ilvl="0">
+      <w:start w:val="1"/>
+      <w:numFmt w:val="bullet"/>
+      <w:lvlText w:val=""/>
+      <w:lvlJc w:val="left"/>
+      <w:pPr>
+        <w:tabs>
+          <w:tab w:val="num" w:pos="720"/>
+        </w:tabs>
+        <w:ind w:left="720" w:hanging="360"/>
+      </w:pPr>
+      <w:rPr>
+        <w:rFonts w:ascii="Symbol" w:hAnsi="Symbol" w:hint="default"/>
+        <w:sz w:val="20"/>
+      </w:rPr>
+    </w:lvl>
+    <w:lvl w:ilvl="1" w:tentative="1">
+      <w:start w:val="1"/>
+      <w:numFmt w:val="bullet"/>
+      <w:lvlText w:val="o"/>
+      <w:lvlJc w:val="left"/>
+      <w:pPr>
+        <w:tabs>
+          <w:tab w:val="num" w:pos="1440"/>
+        </w:tabs>
+        <w:ind w:left="1440" w:hanging="360"/>
+      </w:pPr>
+      <w:rPr>
+        <w:rFonts w:ascii="Courier New" w:hAnsi="Courier New" w:hint="default"/>
+        <w:sz w:val="20"/>
+      </w:rPr>
+    </w:lvl>
+    <w:lvl w:ilvl="2" w:tentative="1">
+      <w:start w:val="1"/>
+      <w:numFmt w:val="bullet"/>
+      <w:lvlText w:val=""/>
+      <w:lvlJc w:val="left"/>
+      <w:pPr>
+        <w:tabs>
+          <w:tab w:val="num" w:pos="2160"/>
+        </w:tabs>
+        <w:ind w:left="2160" w:hanging="360"/>
+      </w:pPr>
+      <w:rPr>
+        <w:rFonts w:ascii="Wingdings" w:hAnsi="Wingdings" w:hint="default"/>
+        <w:sz w:val="20"/>
+      </w:rPr>
+    </w:lvl>
+    <w:lvl w:ilvl="3" w:tentative="1">
+      <w:start w:val="1"/>
+      <w:numFmt w:val="bullet"/>
+      <w:lvlText w:val=""/>
+      <w:lvlJc w:val="left"/>
+      <w:pPr>
+        <w:tabs>
+          <w:tab w:val="num" w:pos="2880"/>
+        </w:tabs>
+        <w:ind w:left="2880" w:hanging="360"/>
+      </w:pPr>
+      <w:rPr>
+        <w:rFonts w:ascii="Wingdings" w:hAnsi="Wingdings" w:hint="default"/>
+        <w:sz w:val="20"/>
+      </w:rPr>
+    </w:lvl>
+    <w:lvl w:ilvl="4" w:tentative="1">
+      <w:start w:val="1"/>
+      <w:numFmt w:val="bullet"/>
+      <w:lvlText w:val=""/>
+      <w:lvlJc w:val="left"/>
+      <w:pPr>
+        <w:tabs>
+          <w:tab w:val="num" w:pos="3600"/>
+        </w:tabs>
+        <w:ind w:left="3600" w:hanging="360"/>
+      </w:pPr>
+      <w:rPr>
+        <w:rFonts w:ascii="Wingdings" w:hAnsi="Wingdings" w:hint="default"/>
+        <w:sz w:val="20"/>
+      </w:rPr>
+    </w:lvl>
+    <w:lvl w:ilvl="5" w:tentative="1">
+      <w:start w:val="1"/>
+      <w:numFmt w:val="bullet"/>
+      <w:lvlText w:val=""/>
+      <w:lvlJc w:val="left"/>
+      <w:pPr>
+        <w:tabs>
+          <w:tab w:val="num" w:pos="4320"/>
+        </w:tabs>
+        <w:ind w:left="4320" w:hanging="360"/>
+      </w:pPr>
+      <w:rPr>
+        <w:rFonts w:ascii="Wingdings" w:hAnsi="Wingdings" w:hint="default"/>
+        <w:sz w:val="20"/>
+      </w:rPr>
+    </w:lvl>
+    <w:lvl w:ilvl="6" w:tentative="1">
+      <w:start w:val="1"/>
+      <w:numFmt w:val="bullet"/>
+      <w:lvlText w:val=""/>
+      <w:lvlJc w:val="left"/>
+      <w:pPr>
+        <w:tabs>
+          <w:tab w:val="num" w:pos="5040"/>
+        </w:tabs>
+        <w:ind w:left="5040" w:hanging="360"/>
+      </w:pPr>
+      <w:rPr>
+        <w:rFonts w:ascii="Wingdings" w:hAnsi="Wingdings" w:hint="default"/>
+        <w:sz w:val="20"/>
+      </w:rPr>
+    </w:lvl>
+    <w:lvl w:ilvl="7" w:tentative="1">
+      <w:start w:val="1"/>
+      <w:numFmt w:val="bullet"/>
+      <w:lvlText w:val=""/>
+      <w:lvlJc w:val="left"/>
+      <w:pPr>
+        <w:tabs>
+          <w:tab w:val="num" w:pos="5760"/>
+        </w:tabs>
+        <w:ind w:left="5760" w:hanging="360"/>
+      </w:pPr>
+      <w:rPr>
+        <w:rFonts w:ascii="Wingdings" w:hAnsi="Wingdings" w:hint="default"/>
+        <w:sz w:val="20"/>
+      </w:rPr>
+    </w:lvl>
+    <w:lvl w:ilvl="8" w:tentative="1">
+      <w:start w:val="1"/>
+      <w:numFmt w:val="bullet"/>
+      <w:lvlText w:val=""/>
+      <w:lvlJc w:val="left"/>
+      <w:pPr>
+        <w:tabs>
+          <w:tab w:val="num" w:pos="6480"/>
+        </w:tabs>
+        <w:ind w:left="6480" w:hanging="360"/>
+      </w:pPr>
+      <w:rPr>
+        <w:rFonts w:ascii="Wingdings" w:hAnsi="Wingdings" w:hint="default"/>
+        <w:sz w:val="20"/>
+      </w:rPr>
+    </w:lvl>
+  </w:abstractNum>
+  <w:abstractNum w:abstractNumId="17" w15:restartNumberingAfterBreak="0">
+    <w:nsid w:val="35053546"/>
+    <w:multiLevelType w:val="multilevel"/>
+    <w:tmpl w:val="E7B474D8"/>
+    <w:lvl w:ilvl="0">
+      <w:start w:val="1"/>
+      <w:numFmt w:val="bullet"/>
+      <w:lvlText w:val=""/>
+      <w:lvlJc w:val="left"/>
+      <w:pPr>
+        <w:tabs>
+          <w:tab w:val="num" w:pos="720"/>
+        </w:tabs>
+        <w:ind w:left="720" w:hanging="360"/>
+      </w:pPr>
+      <w:rPr>
+        <w:rFonts w:ascii="Symbol" w:hAnsi="Symbol" w:hint="default"/>
+        <w:sz w:val="20"/>
+      </w:rPr>
+    </w:lvl>
+    <w:lvl w:ilvl="1" w:tentative="1">
+      <w:start w:val="1"/>
+      <w:numFmt w:val="bullet"/>
+      <w:lvlText w:val="o"/>
+      <w:lvlJc w:val="left"/>
+      <w:pPr>
+        <w:tabs>
+          <w:tab w:val="num" w:pos="1440"/>
+        </w:tabs>
+        <w:ind w:left="1440" w:hanging="360"/>
+      </w:pPr>
+      <w:rPr>
+        <w:rFonts w:ascii="Courier New" w:hAnsi="Courier New" w:hint="default"/>
+        <w:sz w:val="20"/>
+      </w:rPr>
+    </w:lvl>
+    <w:lvl w:ilvl="2" w:tentative="1">
+      <w:start w:val="1"/>
+      <w:numFmt w:val="bullet"/>
+      <w:lvlText w:val=""/>
+      <w:lvlJc w:val="left"/>
+      <w:pPr>
+        <w:tabs>
+          <w:tab w:val="num" w:pos="2160"/>
+        </w:tabs>
+        <w:ind w:left="2160" w:hanging="360"/>
+      </w:pPr>
+      <w:rPr>
+        <w:rFonts w:ascii="Wingdings" w:hAnsi="Wingdings" w:hint="default"/>
+        <w:sz w:val="20"/>
+      </w:rPr>
+    </w:lvl>
+    <w:lvl w:ilvl="3" w:tentative="1">
+      <w:start w:val="1"/>
+      <w:numFmt w:val="bullet"/>
+      <w:lvlText w:val=""/>
+      <w:lvlJc w:val="left"/>
+      <w:pPr>
+        <w:tabs>
+          <w:tab w:val="num" w:pos="2880"/>
+        </w:tabs>
+        <w:ind w:left="2880" w:hanging="360"/>
+      </w:pPr>
+      <w:rPr>
+        <w:rFonts w:ascii="Wingdings" w:hAnsi="Wingdings" w:hint="default"/>
+        <w:sz w:val="20"/>
+      </w:rPr>
+    </w:lvl>
+    <w:lvl w:ilvl="4" w:tentative="1">
+      <w:start w:val="1"/>
+      <w:numFmt w:val="bullet"/>
+      <w:lvlText w:val=""/>
+      <w:lvlJc w:val="left"/>
+      <w:pPr>
+        <w:tabs>
+          <w:tab w:val="num" w:pos="3600"/>
+        </w:tabs>
+        <w:ind w:left="3600" w:hanging="360"/>
+      </w:pPr>
+      <w:rPr>
+        <w:rFonts w:ascii="Wingdings" w:hAnsi="Wingdings" w:hint="default"/>
+        <w:sz w:val="20"/>
+      </w:rPr>
+    </w:lvl>
+    <w:lvl w:ilvl="5" w:tentative="1">
+      <w:start w:val="1"/>
+      <w:numFmt w:val="bullet"/>
+      <w:lvlText w:val=""/>
+      <w:lvlJc w:val="left"/>
+      <w:pPr>
+        <w:tabs>
+          <w:tab w:val="num" w:pos="4320"/>
+        </w:tabs>
+        <w:ind w:left="4320" w:hanging="360"/>
+      </w:pPr>
+      <w:rPr>
+        <w:rFonts w:ascii="Wingdings" w:hAnsi="Wingdings" w:hint="default"/>
+        <w:sz w:val="20"/>
+      </w:rPr>
+    </w:lvl>
+    <w:lvl w:ilvl="6" w:tentative="1">
+      <w:start w:val="1"/>
+      <w:numFmt w:val="bullet"/>
+      <w:lvlText w:val=""/>
+      <w:lvlJc w:val="left"/>
+      <w:pPr>
+        <w:tabs>
+          <w:tab w:val="num" w:pos="5040"/>
+        </w:tabs>
+        <w:ind w:left="5040" w:hanging="360"/>
+      </w:pPr>
+      <w:rPr>
+        <w:rFonts w:ascii="Wingdings" w:hAnsi="Wingdings" w:hint="default"/>
+        <w:sz w:val="20"/>
+      </w:rPr>
+    </w:lvl>
+    <w:lvl w:ilvl="7" w:tentative="1">
+      <w:start w:val="1"/>
+      <w:numFmt w:val="bullet"/>
+      <w:lvlText w:val=""/>
+      <w:lvlJc w:val="left"/>
+      <w:pPr>
+        <w:tabs>
+          <w:tab w:val="num" w:pos="5760"/>
+        </w:tabs>
+        <w:ind w:left="5760" w:hanging="360"/>
+      </w:pPr>
+      <w:rPr>
+        <w:rFonts w:ascii="Wingdings" w:hAnsi="Wingdings" w:hint="default"/>
+        <w:sz w:val="20"/>
+      </w:rPr>
+    </w:lvl>
+    <w:lvl w:ilvl="8" w:tentative="1">
+      <w:start w:val="1"/>
+      <w:numFmt w:val="bullet"/>
+      <w:lvlText w:val=""/>
+      <w:lvlJc w:val="left"/>
+      <w:pPr>
+        <w:tabs>
+          <w:tab w:val="num" w:pos="6480"/>
+        </w:tabs>
+        <w:ind w:left="6480" w:hanging="360"/>
+      </w:pPr>
+      <w:rPr>
+        <w:rFonts w:ascii="Wingdings" w:hAnsi="Wingdings" w:hint="default"/>
+        <w:sz w:val="20"/>
+      </w:rPr>
+    </w:lvl>
+  </w:abstractNum>
+  <w:abstractNum w:abstractNumId="18" w15:restartNumberingAfterBreak="0">
     <w:nsid w:val="35A23CF8"/>
     <w:multiLevelType w:val="hybridMultilevel"/>
     <w:tmpl w:val="902451C8"/>
@@ -9871,7 +12936,7 @@
       </w:rPr>
     </w:lvl>
   </w:abstractNum>
-  <w:abstractNum w:abstractNumId="14" w15:restartNumberingAfterBreak="0">
+  <w:abstractNum w:abstractNumId="19" w15:restartNumberingAfterBreak="0">
     <w:nsid w:val="36812DA0"/>
     <w:multiLevelType w:val="hybridMultilevel"/>
     <w:tmpl w:val="38268FE8"/>
@@ -9984,232 +13049,454 @@
       </w:rPr>
     </w:lvl>
   </w:abstractNum>
-  <w:abstractNum w:abstractNumId="15" w15:restartNumberingAfterBreak="0">
-    <w:nsid w:val="36BE53FC"/>
-    <w:multiLevelType w:val="hybridMultilevel"/>
-    <w:tmpl w:val="3DDEDD64"/>
-    <w:lvl w:ilvl="0" w:tplc="D21E3E52">
-      <w:numFmt w:val="bullet"/>
-      <w:lvlText w:val="-"/>
-      <w:lvlJc w:val="left"/>
-      <w:pPr>
+  <w:abstractNum w:abstractNumId="20" w15:restartNumberingAfterBreak="0">
+    <w:nsid w:val="38043B88"/>
+    <w:multiLevelType w:val="multilevel"/>
+    <w:tmpl w:val="288ABA68"/>
+    <w:lvl w:ilvl="0">
+      <w:start w:val="1"/>
+      <w:numFmt w:val="bullet"/>
+      <w:lvlText w:val=""/>
+      <w:lvlJc w:val="left"/>
+      <w:pPr>
+        <w:tabs>
+          <w:tab w:val="num" w:pos="720"/>
+        </w:tabs>
         <w:ind w:left="720" w:hanging="360"/>
       </w:pPr>
       <w:rPr>
-        <w:rFonts w:ascii="Calibri" w:eastAsia="Times New Roman" w:hAnsi="Calibri" w:cs="Calibri" w:hint="default"/>
-      </w:rPr>
-    </w:lvl>
-    <w:lvl w:ilvl="1" w:tplc="04090003" w:tentative="1">
+        <w:rFonts w:ascii="Symbol" w:hAnsi="Symbol" w:hint="default"/>
+        <w:sz w:val="20"/>
+      </w:rPr>
+    </w:lvl>
+    <w:lvl w:ilvl="1" w:tentative="1">
       <w:start w:val="1"/>
       <w:numFmt w:val="bullet"/>
       <w:lvlText w:val="o"/>
       <w:lvlJc w:val="left"/>
       <w:pPr>
+        <w:tabs>
+          <w:tab w:val="num" w:pos="1440"/>
+        </w:tabs>
         <w:ind w:left="1440" w:hanging="360"/>
       </w:pPr>
       <w:rPr>
-        <w:rFonts w:ascii="Courier New" w:hAnsi="Courier New" w:cs="Courier New" w:hint="default"/>
-      </w:rPr>
-    </w:lvl>
-    <w:lvl w:ilvl="2" w:tplc="04090005" w:tentative="1">
-      <w:start w:val="1"/>
-      <w:numFmt w:val="bullet"/>
-      <w:lvlText w:val=""/>
-      <w:lvlJc w:val="left"/>
-      <w:pPr>
+        <w:rFonts w:ascii="Courier New" w:hAnsi="Courier New" w:hint="default"/>
+        <w:sz w:val="20"/>
+      </w:rPr>
+    </w:lvl>
+    <w:lvl w:ilvl="2" w:tentative="1">
+      <w:start w:val="1"/>
+      <w:numFmt w:val="bullet"/>
+      <w:lvlText w:val=""/>
+      <w:lvlJc w:val="left"/>
+      <w:pPr>
+        <w:tabs>
+          <w:tab w:val="num" w:pos="2160"/>
+        </w:tabs>
         <w:ind w:left="2160" w:hanging="360"/>
       </w:pPr>
       <w:rPr>
         <w:rFonts w:ascii="Wingdings" w:hAnsi="Wingdings" w:hint="default"/>
-      </w:rPr>
-    </w:lvl>
-    <w:lvl w:ilvl="3" w:tplc="04090001" w:tentative="1">
+        <w:sz w:val="20"/>
+      </w:rPr>
+    </w:lvl>
+    <w:lvl w:ilvl="3" w:tentative="1">
+      <w:start w:val="1"/>
+      <w:numFmt w:val="bullet"/>
+      <w:lvlText w:val=""/>
+      <w:lvlJc w:val="left"/>
+      <w:pPr>
+        <w:tabs>
+          <w:tab w:val="num" w:pos="2880"/>
+        </w:tabs>
+        <w:ind w:left="2880" w:hanging="360"/>
+      </w:pPr>
+      <w:rPr>
+        <w:rFonts w:ascii="Wingdings" w:hAnsi="Wingdings" w:hint="default"/>
+        <w:sz w:val="20"/>
+      </w:rPr>
+    </w:lvl>
+    <w:lvl w:ilvl="4" w:tentative="1">
+      <w:start w:val="1"/>
+      <w:numFmt w:val="bullet"/>
+      <w:lvlText w:val=""/>
+      <w:lvlJc w:val="left"/>
+      <w:pPr>
+        <w:tabs>
+          <w:tab w:val="num" w:pos="3600"/>
+        </w:tabs>
+        <w:ind w:left="3600" w:hanging="360"/>
+      </w:pPr>
+      <w:rPr>
+        <w:rFonts w:ascii="Wingdings" w:hAnsi="Wingdings" w:hint="default"/>
+        <w:sz w:val="20"/>
+      </w:rPr>
+    </w:lvl>
+    <w:lvl w:ilvl="5" w:tentative="1">
+      <w:start w:val="1"/>
+      <w:numFmt w:val="bullet"/>
+      <w:lvlText w:val=""/>
+      <w:lvlJc w:val="left"/>
+      <w:pPr>
+        <w:tabs>
+          <w:tab w:val="num" w:pos="4320"/>
+        </w:tabs>
+        <w:ind w:left="4320" w:hanging="360"/>
+      </w:pPr>
+      <w:rPr>
+        <w:rFonts w:ascii="Wingdings" w:hAnsi="Wingdings" w:hint="default"/>
+        <w:sz w:val="20"/>
+      </w:rPr>
+    </w:lvl>
+    <w:lvl w:ilvl="6" w:tentative="1">
+      <w:start w:val="1"/>
+      <w:numFmt w:val="bullet"/>
+      <w:lvlText w:val=""/>
+      <w:lvlJc w:val="left"/>
+      <w:pPr>
+        <w:tabs>
+          <w:tab w:val="num" w:pos="5040"/>
+        </w:tabs>
+        <w:ind w:left="5040" w:hanging="360"/>
+      </w:pPr>
+      <w:rPr>
+        <w:rFonts w:ascii="Wingdings" w:hAnsi="Wingdings" w:hint="default"/>
+        <w:sz w:val="20"/>
+      </w:rPr>
+    </w:lvl>
+    <w:lvl w:ilvl="7" w:tentative="1">
+      <w:start w:val="1"/>
+      <w:numFmt w:val="bullet"/>
+      <w:lvlText w:val=""/>
+      <w:lvlJc w:val="left"/>
+      <w:pPr>
+        <w:tabs>
+          <w:tab w:val="num" w:pos="5760"/>
+        </w:tabs>
+        <w:ind w:left="5760" w:hanging="360"/>
+      </w:pPr>
+      <w:rPr>
+        <w:rFonts w:ascii="Wingdings" w:hAnsi="Wingdings" w:hint="default"/>
+        <w:sz w:val="20"/>
+      </w:rPr>
+    </w:lvl>
+    <w:lvl w:ilvl="8" w:tentative="1">
+      <w:start w:val="1"/>
+      <w:numFmt w:val="bullet"/>
+      <w:lvlText w:val=""/>
+      <w:lvlJc w:val="left"/>
+      <w:pPr>
+        <w:tabs>
+          <w:tab w:val="num" w:pos="6480"/>
+        </w:tabs>
+        <w:ind w:left="6480" w:hanging="360"/>
+      </w:pPr>
+      <w:rPr>
+        <w:rFonts w:ascii="Wingdings" w:hAnsi="Wingdings" w:hint="default"/>
+        <w:sz w:val="20"/>
+      </w:rPr>
+    </w:lvl>
+  </w:abstractNum>
+  <w:abstractNum w:abstractNumId="21" w15:restartNumberingAfterBreak="0">
+    <w:nsid w:val="382D5E92"/>
+    <w:multiLevelType w:val="multilevel"/>
+    <w:tmpl w:val="C7C68C5C"/>
+    <w:lvl w:ilvl="0">
       <w:start w:val="1"/>
       <w:numFmt w:val="bullet"/>
       <w:lvlText w:val=""/>
       <w:lvlJc w:val="left"/>
       <w:pPr>
+        <w:tabs>
+          <w:tab w:val="num" w:pos="720"/>
+        </w:tabs>
+        <w:ind w:left="720" w:hanging="360"/>
+      </w:pPr>
+      <w:rPr>
+        <w:rFonts w:ascii="Symbol" w:hAnsi="Symbol" w:hint="default"/>
+        <w:sz w:val="20"/>
+      </w:rPr>
+    </w:lvl>
+    <w:lvl w:ilvl="1" w:tentative="1">
+      <w:start w:val="1"/>
+      <w:numFmt w:val="bullet"/>
+      <w:lvlText w:val="o"/>
+      <w:lvlJc w:val="left"/>
+      <w:pPr>
+        <w:tabs>
+          <w:tab w:val="num" w:pos="1440"/>
+        </w:tabs>
+        <w:ind w:left="1440" w:hanging="360"/>
+      </w:pPr>
+      <w:rPr>
+        <w:rFonts w:ascii="Courier New" w:hAnsi="Courier New" w:hint="default"/>
+        <w:sz w:val="20"/>
+      </w:rPr>
+    </w:lvl>
+    <w:lvl w:ilvl="2" w:tentative="1">
+      <w:start w:val="1"/>
+      <w:numFmt w:val="bullet"/>
+      <w:lvlText w:val=""/>
+      <w:lvlJc w:val="left"/>
+      <w:pPr>
+        <w:tabs>
+          <w:tab w:val="num" w:pos="2160"/>
+        </w:tabs>
+        <w:ind w:left="2160" w:hanging="360"/>
+      </w:pPr>
+      <w:rPr>
+        <w:rFonts w:ascii="Wingdings" w:hAnsi="Wingdings" w:hint="default"/>
+        <w:sz w:val="20"/>
+      </w:rPr>
+    </w:lvl>
+    <w:lvl w:ilvl="3" w:tentative="1">
+      <w:start w:val="1"/>
+      <w:numFmt w:val="bullet"/>
+      <w:lvlText w:val=""/>
+      <w:lvlJc w:val="left"/>
+      <w:pPr>
+        <w:tabs>
+          <w:tab w:val="num" w:pos="2880"/>
+        </w:tabs>
         <w:ind w:left="2880" w:hanging="360"/>
       </w:pPr>
       <w:rPr>
+        <w:rFonts w:ascii="Wingdings" w:hAnsi="Wingdings" w:hint="default"/>
+        <w:sz w:val="20"/>
+      </w:rPr>
+    </w:lvl>
+    <w:lvl w:ilvl="4" w:tentative="1">
+      <w:start w:val="1"/>
+      <w:numFmt w:val="bullet"/>
+      <w:lvlText w:val=""/>
+      <w:lvlJc w:val="left"/>
+      <w:pPr>
+        <w:tabs>
+          <w:tab w:val="num" w:pos="3600"/>
+        </w:tabs>
+        <w:ind w:left="3600" w:hanging="360"/>
+      </w:pPr>
+      <w:rPr>
+        <w:rFonts w:ascii="Wingdings" w:hAnsi="Wingdings" w:hint="default"/>
+        <w:sz w:val="20"/>
+      </w:rPr>
+    </w:lvl>
+    <w:lvl w:ilvl="5" w:tentative="1">
+      <w:start w:val="1"/>
+      <w:numFmt w:val="bullet"/>
+      <w:lvlText w:val=""/>
+      <w:lvlJc w:val="left"/>
+      <w:pPr>
+        <w:tabs>
+          <w:tab w:val="num" w:pos="4320"/>
+        </w:tabs>
+        <w:ind w:left="4320" w:hanging="360"/>
+      </w:pPr>
+      <w:rPr>
+        <w:rFonts w:ascii="Wingdings" w:hAnsi="Wingdings" w:hint="default"/>
+        <w:sz w:val="20"/>
+      </w:rPr>
+    </w:lvl>
+    <w:lvl w:ilvl="6" w:tentative="1">
+      <w:start w:val="1"/>
+      <w:numFmt w:val="bullet"/>
+      <w:lvlText w:val=""/>
+      <w:lvlJc w:val="left"/>
+      <w:pPr>
+        <w:tabs>
+          <w:tab w:val="num" w:pos="5040"/>
+        </w:tabs>
+        <w:ind w:left="5040" w:hanging="360"/>
+      </w:pPr>
+      <w:rPr>
+        <w:rFonts w:ascii="Wingdings" w:hAnsi="Wingdings" w:hint="default"/>
+        <w:sz w:val="20"/>
+      </w:rPr>
+    </w:lvl>
+    <w:lvl w:ilvl="7" w:tentative="1">
+      <w:start w:val="1"/>
+      <w:numFmt w:val="bullet"/>
+      <w:lvlText w:val=""/>
+      <w:lvlJc w:val="left"/>
+      <w:pPr>
+        <w:tabs>
+          <w:tab w:val="num" w:pos="5760"/>
+        </w:tabs>
+        <w:ind w:left="5760" w:hanging="360"/>
+      </w:pPr>
+      <w:rPr>
+        <w:rFonts w:ascii="Wingdings" w:hAnsi="Wingdings" w:hint="default"/>
+        <w:sz w:val="20"/>
+      </w:rPr>
+    </w:lvl>
+    <w:lvl w:ilvl="8" w:tentative="1">
+      <w:start w:val="1"/>
+      <w:numFmt w:val="bullet"/>
+      <w:lvlText w:val=""/>
+      <w:lvlJc w:val="left"/>
+      <w:pPr>
+        <w:tabs>
+          <w:tab w:val="num" w:pos="6480"/>
+        </w:tabs>
+        <w:ind w:left="6480" w:hanging="360"/>
+      </w:pPr>
+      <w:rPr>
+        <w:rFonts w:ascii="Wingdings" w:hAnsi="Wingdings" w:hint="default"/>
+        <w:sz w:val="20"/>
+      </w:rPr>
+    </w:lvl>
+  </w:abstractNum>
+  <w:abstractNum w:abstractNumId="22" w15:restartNumberingAfterBreak="0">
+    <w:nsid w:val="39495C1E"/>
+    <w:multiLevelType w:val="multilevel"/>
+    <w:tmpl w:val="5A8ABC92"/>
+    <w:lvl w:ilvl="0">
+      <w:start w:val="1"/>
+      <w:numFmt w:val="bullet"/>
+      <w:lvlText w:val=""/>
+      <w:lvlJc w:val="left"/>
+      <w:pPr>
+        <w:tabs>
+          <w:tab w:val="num" w:pos="720"/>
+        </w:tabs>
+        <w:ind w:left="720" w:hanging="360"/>
+      </w:pPr>
+      <w:rPr>
         <w:rFonts w:ascii="Symbol" w:hAnsi="Symbol" w:hint="default"/>
-      </w:rPr>
-    </w:lvl>
-    <w:lvl w:ilvl="4" w:tplc="04090003" w:tentative="1">
+        <w:sz w:val="20"/>
+      </w:rPr>
+    </w:lvl>
+    <w:lvl w:ilvl="1" w:tentative="1">
       <w:start w:val="1"/>
       <w:numFmt w:val="bullet"/>
       <w:lvlText w:val="o"/>
       <w:lvlJc w:val="left"/>
       <w:pPr>
+        <w:tabs>
+          <w:tab w:val="num" w:pos="1440"/>
+        </w:tabs>
+        <w:ind w:left="1440" w:hanging="360"/>
+      </w:pPr>
+      <w:rPr>
+        <w:rFonts w:ascii="Courier New" w:hAnsi="Courier New" w:hint="default"/>
+        <w:sz w:val="20"/>
+      </w:rPr>
+    </w:lvl>
+    <w:lvl w:ilvl="2" w:tentative="1">
+      <w:start w:val="1"/>
+      <w:numFmt w:val="bullet"/>
+      <w:lvlText w:val=""/>
+      <w:lvlJc w:val="left"/>
+      <w:pPr>
+        <w:tabs>
+          <w:tab w:val="num" w:pos="2160"/>
+        </w:tabs>
+        <w:ind w:left="2160" w:hanging="360"/>
+      </w:pPr>
+      <w:rPr>
+        <w:rFonts w:ascii="Wingdings" w:hAnsi="Wingdings" w:hint="default"/>
+        <w:sz w:val="20"/>
+      </w:rPr>
+    </w:lvl>
+    <w:lvl w:ilvl="3" w:tentative="1">
+      <w:start w:val="1"/>
+      <w:numFmt w:val="bullet"/>
+      <w:lvlText w:val=""/>
+      <w:lvlJc w:val="left"/>
+      <w:pPr>
+        <w:tabs>
+          <w:tab w:val="num" w:pos="2880"/>
+        </w:tabs>
+        <w:ind w:left="2880" w:hanging="360"/>
+      </w:pPr>
+      <w:rPr>
+        <w:rFonts w:ascii="Wingdings" w:hAnsi="Wingdings" w:hint="default"/>
+        <w:sz w:val="20"/>
+      </w:rPr>
+    </w:lvl>
+    <w:lvl w:ilvl="4" w:tentative="1">
+      <w:start w:val="1"/>
+      <w:numFmt w:val="bullet"/>
+      <w:lvlText w:val=""/>
+      <w:lvlJc w:val="left"/>
+      <w:pPr>
+        <w:tabs>
+          <w:tab w:val="num" w:pos="3600"/>
+        </w:tabs>
         <w:ind w:left="3600" w:hanging="360"/>
       </w:pPr>
       <w:rPr>
-        <w:rFonts w:ascii="Courier New" w:hAnsi="Courier New" w:cs="Courier New" w:hint="default"/>
-      </w:rPr>
-    </w:lvl>
-    <w:lvl w:ilvl="5" w:tplc="04090005" w:tentative="1">
-      <w:start w:val="1"/>
-      <w:numFmt w:val="bullet"/>
-      <w:lvlText w:val=""/>
-      <w:lvlJc w:val="left"/>
-      <w:pPr>
+        <w:rFonts w:ascii="Wingdings" w:hAnsi="Wingdings" w:hint="default"/>
+        <w:sz w:val="20"/>
+      </w:rPr>
+    </w:lvl>
+    <w:lvl w:ilvl="5" w:tentative="1">
+      <w:start w:val="1"/>
+      <w:numFmt w:val="bullet"/>
+      <w:lvlText w:val=""/>
+      <w:lvlJc w:val="left"/>
+      <w:pPr>
+        <w:tabs>
+          <w:tab w:val="num" w:pos="4320"/>
+        </w:tabs>
         <w:ind w:left="4320" w:hanging="360"/>
       </w:pPr>
       <w:rPr>
         <w:rFonts w:ascii="Wingdings" w:hAnsi="Wingdings" w:hint="default"/>
-      </w:rPr>
-    </w:lvl>
-    <w:lvl w:ilvl="6" w:tplc="04090001" w:tentative="1">
-      <w:start w:val="1"/>
-      <w:numFmt w:val="bullet"/>
-      <w:lvlText w:val=""/>
-      <w:lvlJc w:val="left"/>
-      <w:pPr>
+        <w:sz w:val="20"/>
+      </w:rPr>
+    </w:lvl>
+    <w:lvl w:ilvl="6" w:tentative="1">
+      <w:start w:val="1"/>
+      <w:numFmt w:val="bullet"/>
+      <w:lvlText w:val=""/>
+      <w:lvlJc w:val="left"/>
+      <w:pPr>
+        <w:tabs>
+          <w:tab w:val="num" w:pos="5040"/>
+        </w:tabs>
         <w:ind w:left="5040" w:hanging="360"/>
       </w:pPr>
       <w:rPr>
-        <w:rFonts w:ascii="Symbol" w:hAnsi="Symbol" w:hint="default"/>
-      </w:rPr>
-    </w:lvl>
-    <w:lvl w:ilvl="7" w:tplc="04090003" w:tentative="1">
-      <w:start w:val="1"/>
-      <w:numFmt w:val="bullet"/>
-      <w:lvlText w:val="o"/>
-      <w:lvlJc w:val="left"/>
-      <w:pPr>
+        <w:rFonts w:ascii="Wingdings" w:hAnsi="Wingdings" w:hint="default"/>
+        <w:sz w:val="20"/>
+      </w:rPr>
+    </w:lvl>
+    <w:lvl w:ilvl="7" w:tentative="1">
+      <w:start w:val="1"/>
+      <w:numFmt w:val="bullet"/>
+      <w:lvlText w:val=""/>
+      <w:lvlJc w:val="left"/>
+      <w:pPr>
+        <w:tabs>
+          <w:tab w:val="num" w:pos="5760"/>
+        </w:tabs>
         <w:ind w:left="5760" w:hanging="360"/>
       </w:pPr>
       <w:rPr>
-        <w:rFonts w:ascii="Courier New" w:hAnsi="Courier New" w:cs="Courier New" w:hint="default"/>
-      </w:rPr>
-    </w:lvl>
-    <w:lvl w:ilvl="8" w:tplc="04090005" w:tentative="1">
-      <w:start w:val="1"/>
-      <w:numFmt w:val="bullet"/>
-      <w:lvlText w:val=""/>
-      <w:lvlJc w:val="left"/>
-      <w:pPr>
+        <w:rFonts w:ascii="Wingdings" w:hAnsi="Wingdings" w:hint="default"/>
+        <w:sz w:val="20"/>
+      </w:rPr>
+    </w:lvl>
+    <w:lvl w:ilvl="8" w:tentative="1">
+      <w:start w:val="1"/>
+      <w:numFmt w:val="bullet"/>
+      <w:lvlText w:val=""/>
+      <w:lvlJc w:val="left"/>
+      <w:pPr>
+        <w:tabs>
+          <w:tab w:val="num" w:pos="6480"/>
+        </w:tabs>
         <w:ind w:left="6480" w:hanging="360"/>
       </w:pPr>
       <w:rPr>
         <w:rFonts w:ascii="Wingdings" w:hAnsi="Wingdings" w:hint="default"/>
+        <w:sz w:val="20"/>
       </w:rPr>
     </w:lvl>
   </w:abstractNum>
-  <w:abstractNum w:abstractNumId="16" w15:restartNumberingAfterBreak="0">
-    <w:nsid w:val="3D02449F"/>
-    <w:multiLevelType w:val="hybridMultilevel"/>
-    <w:tmpl w:val="AB7A0024"/>
-    <w:lvl w:ilvl="0" w:tplc="04090001">
-      <w:start w:val="1"/>
-      <w:numFmt w:val="bullet"/>
-      <w:lvlText w:val=""/>
-      <w:lvlJc w:val="left"/>
-      <w:pPr>
-        <w:ind w:left="1440" w:hanging="360"/>
-      </w:pPr>
-      <w:rPr>
-        <w:rFonts w:ascii="Symbol" w:hAnsi="Symbol" w:hint="default"/>
-      </w:rPr>
-    </w:lvl>
-    <w:lvl w:ilvl="1" w:tplc="04090003" w:tentative="1">
-      <w:start w:val="1"/>
-      <w:numFmt w:val="bullet"/>
-      <w:lvlText w:val="o"/>
-      <w:lvlJc w:val="left"/>
-      <w:pPr>
-        <w:ind w:left="2160" w:hanging="360"/>
-      </w:pPr>
-      <w:rPr>
-        <w:rFonts w:ascii="Courier New" w:hAnsi="Courier New" w:cs="Courier New" w:hint="default"/>
-      </w:rPr>
-    </w:lvl>
-    <w:lvl w:ilvl="2" w:tplc="04090005" w:tentative="1">
-      <w:start w:val="1"/>
-      <w:numFmt w:val="bullet"/>
-      <w:lvlText w:val=""/>
-      <w:lvlJc w:val="left"/>
-      <w:pPr>
-        <w:ind w:left="2880" w:hanging="360"/>
-      </w:pPr>
-      <w:rPr>
-        <w:rFonts w:ascii="Wingdings" w:hAnsi="Wingdings" w:hint="default"/>
-      </w:rPr>
-    </w:lvl>
-    <w:lvl w:ilvl="3" w:tplc="04090001" w:tentative="1">
-      <w:start w:val="1"/>
-      <w:numFmt w:val="bullet"/>
-      <w:lvlText w:val=""/>
-      <w:lvlJc w:val="left"/>
-      <w:pPr>
-        <w:ind w:left="3600" w:hanging="360"/>
-      </w:pPr>
-      <w:rPr>
-        <w:rFonts w:ascii="Symbol" w:hAnsi="Symbol" w:hint="default"/>
-      </w:rPr>
-    </w:lvl>
-    <w:lvl w:ilvl="4" w:tplc="04090003" w:tentative="1">
-      <w:start w:val="1"/>
-      <w:numFmt w:val="bullet"/>
-      <w:lvlText w:val="o"/>
-      <w:lvlJc w:val="left"/>
-      <w:pPr>
-        <w:ind w:left="4320" w:hanging="360"/>
-      </w:pPr>
-      <w:rPr>
-        <w:rFonts w:ascii="Courier New" w:hAnsi="Courier New" w:cs="Courier New" w:hint="default"/>
-      </w:rPr>
-    </w:lvl>
-    <w:lvl w:ilvl="5" w:tplc="04090005" w:tentative="1">
-      <w:start w:val="1"/>
-      <w:numFmt w:val="bullet"/>
-      <w:lvlText w:val=""/>
-      <w:lvlJc w:val="left"/>
-      <w:pPr>
-        <w:ind w:left="5040" w:hanging="360"/>
-      </w:pPr>
-      <w:rPr>
-        <w:rFonts w:ascii="Wingdings" w:hAnsi="Wingdings" w:hint="default"/>
-      </w:rPr>
-    </w:lvl>
-    <w:lvl w:ilvl="6" w:tplc="04090001" w:tentative="1">
-      <w:start w:val="1"/>
-      <w:numFmt w:val="bullet"/>
-      <w:lvlText w:val=""/>
-      <w:lvlJc w:val="left"/>
-      <w:pPr>
-        <w:ind w:left="5760" w:hanging="360"/>
-      </w:pPr>
-      <w:rPr>
-        <w:rFonts w:ascii="Symbol" w:hAnsi="Symbol" w:hint="default"/>
-      </w:rPr>
-    </w:lvl>
-    <w:lvl w:ilvl="7" w:tplc="04090003" w:tentative="1">
-      <w:start w:val="1"/>
-      <w:numFmt w:val="bullet"/>
-      <w:lvlText w:val="o"/>
-      <w:lvlJc w:val="left"/>
-      <w:pPr>
-        <w:ind w:left="6480" w:hanging="360"/>
-      </w:pPr>
-      <w:rPr>
-        <w:rFonts w:ascii="Courier New" w:hAnsi="Courier New" w:cs="Courier New" w:hint="default"/>
-      </w:rPr>
-    </w:lvl>
-    <w:lvl w:ilvl="8" w:tplc="04090005" w:tentative="1">
-      <w:start w:val="1"/>
-      <w:numFmt w:val="bullet"/>
-      <w:lvlText w:val=""/>
-      <w:lvlJc w:val="left"/>
-      <w:pPr>
-        <w:ind w:left="7200" w:hanging="360"/>
-      </w:pPr>
-      <w:rPr>
-        <w:rFonts w:ascii="Wingdings" w:hAnsi="Wingdings" w:hint="default"/>
-      </w:rPr>
-    </w:lvl>
-  </w:abstractNum>
-  <w:abstractNum w:abstractNumId="17" w15:restartNumberingAfterBreak="0">
+  <w:abstractNum w:abstractNumId="23" w15:restartNumberingAfterBreak="0">
     <w:nsid w:val="3D287A96"/>
     <w:multiLevelType w:val="hybridMultilevel"/>
     <w:tmpl w:val="C24A11EA"/>
@@ -10329,7 +13616,7 @@
       </w:pPr>
     </w:lvl>
   </w:abstractNum>
-  <w:abstractNum w:abstractNumId="18" w15:restartNumberingAfterBreak="0">
+  <w:abstractNum w:abstractNumId="24" w15:restartNumberingAfterBreak="0">
     <w:nsid w:val="3DAC2406"/>
     <w:multiLevelType w:val="hybridMultilevel"/>
     <w:tmpl w:val="5C8AAF80"/>
@@ -10442,7 +13729,7 @@
       </w:rPr>
     </w:lvl>
   </w:abstractNum>
-  <w:abstractNum w:abstractNumId="19" w15:restartNumberingAfterBreak="0">
+  <w:abstractNum w:abstractNumId="25" w15:restartNumberingAfterBreak="0">
     <w:nsid w:val="3E016660"/>
     <w:multiLevelType w:val="hybridMultilevel"/>
     <w:tmpl w:val="9AD8C41C"/>
@@ -10555,10 +13842,10 @@
       </w:rPr>
     </w:lvl>
   </w:abstractNum>
-  <w:abstractNum w:abstractNumId="20" w15:restartNumberingAfterBreak="0">
+  <w:abstractNum w:abstractNumId="26" w15:restartNumberingAfterBreak="0">
     <w:nsid w:val="3E267C87"/>
     <w:multiLevelType w:val="hybridMultilevel"/>
-    <w:tmpl w:val="4E2AF182"/>
+    <w:tmpl w:val="667ADE74"/>
     <w:lvl w:ilvl="0" w:tplc="04090001">
       <w:start w:val="1"/>
       <w:numFmt w:val="bullet"/>
@@ -10668,120 +13955,156 @@
       </w:rPr>
     </w:lvl>
   </w:abstractNum>
-  <w:abstractNum w:abstractNumId="21" w15:restartNumberingAfterBreak="0">
-    <w:nsid w:val="43653DB3"/>
-    <w:multiLevelType w:val="hybridMultilevel"/>
-    <w:tmpl w:val="55005E4C"/>
-    <w:lvl w:ilvl="0" w:tplc="04090001">
+  <w:abstractNum w:abstractNumId="27" w15:restartNumberingAfterBreak="0">
+    <w:nsid w:val="3E2E2506"/>
+    <w:multiLevelType w:val="multilevel"/>
+    <w:tmpl w:val="2A4C20DA"/>
+    <w:lvl w:ilvl="0">
       <w:start w:val="1"/>
       <w:numFmt w:val="bullet"/>
       <w:lvlText w:val=""/>
       <w:lvlJc w:val="left"/>
       <w:pPr>
+        <w:tabs>
+          <w:tab w:val="num" w:pos="720"/>
+        </w:tabs>
         <w:ind w:left="720" w:hanging="360"/>
       </w:pPr>
       <w:rPr>
         <w:rFonts w:ascii="Symbol" w:hAnsi="Symbol" w:hint="default"/>
-      </w:rPr>
-    </w:lvl>
-    <w:lvl w:ilvl="1" w:tplc="04090003" w:tentative="1">
+        <w:sz w:val="20"/>
+      </w:rPr>
+    </w:lvl>
+    <w:lvl w:ilvl="1" w:tentative="1">
       <w:start w:val="1"/>
       <w:numFmt w:val="bullet"/>
       <w:lvlText w:val="o"/>
       <w:lvlJc w:val="left"/>
       <w:pPr>
+        <w:tabs>
+          <w:tab w:val="num" w:pos="1440"/>
+        </w:tabs>
         <w:ind w:left="1440" w:hanging="360"/>
       </w:pPr>
       <w:rPr>
-        <w:rFonts w:ascii="Courier New" w:hAnsi="Courier New" w:cs="Courier New" w:hint="default"/>
-      </w:rPr>
-    </w:lvl>
-    <w:lvl w:ilvl="2" w:tplc="04090005" w:tentative="1">
-      <w:start w:val="1"/>
-      <w:numFmt w:val="bullet"/>
-      <w:lvlText w:val=""/>
-      <w:lvlJc w:val="left"/>
-      <w:pPr>
+        <w:rFonts w:ascii="Courier New" w:hAnsi="Courier New" w:hint="default"/>
+        <w:sz w:val="20"/>
+      </w:rPr>
+    </w:lvl>
+    <w:lvl w:ilvl="2" w:tentative="1">
+      <w:start w:val="1"/>
+      <w:numFmt w:val="bullet"/>
+      <w:lvlText w:val=""/>
+      <w:lvlJc w:val="left"/>
+      <w:pPr>
+        <w:tabs>
+          <w:tab w:val="num" w:pos="2160"/>
+        </w:tabs>
         <w:ind w:left="2160" w:hanging="360"/>
       </w:pPr>
       <w:rPr>
         <w:rFonts w:ascii="Wingdings" w:hAnsi="Wingdings" w:hint="default"/>
-      </w:rPr>
-    </w:lvl>
-    <w:lvl w:ilvl="3" w:tplc="04090001" w:tentative="1">
-      <w:start w:val="1"/>
-      <w:numFmt w:val="bullet"/>
-      <w:lvlText w:val=""/>
-      <w:lvlJc w:val="left"/>
-      <w:pPr>
+        <w:sz w:val="20"/>
+      </w:rPr>
+    </w:lvl>
+    <w:lvl w:ilvl="3" w:tentative="1">
+      <w:start w:val="1"/>
+      <w:numFmt w:val="bullet"/>
+      <w:lvlText w:val=""/>
+      <w:lvlJc w:val="left"/>
+      <w:pPr>
+        <w:tabs>
+          <w:tab w:val="num" w:pos="2880"/>
+        </w:tabs>
         <w:ind w:left="2880" w:hanging="360"/>
       </w:pPr>
       <w:rPr>
-        <w:rFonts w:ascii="Symbol" w:hAnsi="Symbol" w:hint="default"/>
-      </w:rPr>
-    </w:lvl>
-    <w:lvl w:ilvl="4" w:tplc="04090003" w:tentative="1">
-      <w:start w:val="1"/>
-      <w:numFmt w:val="bullet"/>
-      <w:lvlText w:val="o"/>
-      <w:lvlJc w:val="left"/>
-      <w:pPr>
+        <w:rFonts w:ascii="Wingdings" w:hAnsi="Wingdings" w:hint="default"/>
+        <w:sz w:val="20"/>
+      </w:rPr>
+    </w:lvl>
+    <w:lvl w:ilvl="4" w:tentative="1">
+      <w:start w:val="1"/>
+      <w:numFmt w:val="bullet"/>
+      <w:lvlText w:val=""/>
+      <w:lvlJc w:val="left"/>
+      <w:pPr>
+        <w:tabs>
+          <w:tab w:val="num" w:pos="3600"/>
+        </w:tabs>
         <w:ind w:left="3600" w:hanging="360"/>
       </w:pPr>
       <w:rPr>
-        <w:rFonts w:ascii="Courier New" w:hAnsi="Courier New" w:cs="Courier New" w:hint="default"/>
-      </w:rPr>
-    </w:lvl>
-    <w:lvl w:ilvl="5" w:tplc="04090005" w:tentative="1">
-      <w:start w:val="1"/>
-      <w:numFmt w:val="bullet"/>
-      <w:lvlText w:val=""/>
-      <w:lvlJc w:val="left"/>
-      <w:pPr>
+        <w:rFonts w:ascii="Wingdings" w:hAnsi="Wingdings" w:hint="default"/>
+        <w:sz w:val="20"/>
+      </w:rPr>
+    </w:lvl>
+    <w:lvl w:ilvl="5" w:tentative="1">
+      <w:start w:val="1"/>
+      <w:numFmt w:val="bullet"/>
+      <w:lvlText w:val=""/>
+      <w:lvlJc w:val="left"/>
+      <w:pPr>
+        <w:tabs>
+          <w:tab w:val="num" w:pos="4320"/>
+        </w:tabs>
         <w:ind w:left="4320" w:hanging="360"/>
       </w:pPr>
       <w:rPr>
         <w:rFonts w:ascii="Wingdings" w:hAnsi="Wingdings" w:hint="default"/>
-      </w:rPr>
-    </w:lvl>
-    <w:lvl w:ilvl="6" w:tplc="04090001" w:tentative="1">
-      <w:start w:val="1"/>
-      <w:numFmt w:val="bullet"/>
-      <w:lvlText w:val=""/>
-      <w:lvlJc w:val="left"/>
-      <w:pPr>
+        <w:sz w:val="20"/>
+      </w:rPr>
+    </w:lvl>
+    <w:lvl w:ilvl="6" w:tentative="1">
+      <w:start w:val="1"/>
+      <w:numFmt w:val="bullet"/>
+      <w:lvlText w:val=""/>
+      <w:lvlJc w:val="left"/>
+      <w:pPr>
+        <w:tabs>
+          <w:tab w:val="num" w:pos="5040"/>
+        </w:tabs>
         <w:ind w:left="5040" w:hanging="360"/>
       </w:pPr>
       <w:rPr>
-        <w:rFonts w:ascii="Symbol" w:hAnsi="Symbol" w:hint="default"/>
-      </w:rPr>
-    </w:lvl>
-    <w:lvl w:ilvl="7" w:tplc="04090003" w:tentative="1">
-      <w:start w:val="1"/>
-      <w:numFmt w:val="bullet"/>
-      <w:lvlText w:val="o"/>
-      <w:lvlJc w:val="left"/>
-      <w:pPr>
+        <w:rFonts w:ascii="Wingdings" w:hAnsi="Wingdings" w:hint="default"/>
+        <w:sz w:val="20"/>
+      </w:rPr>
+    </w:lvl>
+    <w:lvl w:ilvl="7" w:tentative="1">
+      <w:start w:val="1"/>
+      <w:numFmt w:val="bullet"/>
+      <w:lvlText w:val=""/>
+      <w:lvlJc w:val="left"/>
+      <w:pPr>
+        <w:tabs>
+          <w:tab w:val="num" w:pos="5760"/>
+        </w:tabs>
         <w:ind w:left="5760" w:hanging="360"/>
       </w:pPr>
       <w:rPr>
-        <w:rFonts w:ascii="Courier New" w:hAnsi="Courier New" w:cs="Courier New" w:hint="default"/>
-      </w:rPr>
-    </w:lvl>
-    <w:lvl w:ilvl="8" w:tplc="04090005" w:tentative="1">
-      <w:start w:val="1"/>
-      <w:numFmt w:val="bullet"/>
-      <w:lvlText w:val=""/>
-      <w:lvlJc w:val="left"/>
-      <w:pPr>
+        <w:rFonts w:ascii="Wingdings" w:hAnsi="Wingdings" w:hint="default"/>
+        <w:sz w:val="20"/>
+      </w:rPr>
+    </w:lvl>
+    <w:lvl w:ilvl="8" w:tentative="1">
+      <w:start w:val="1"/>
+      <w:numFmt w:val="bullet"/>
+      <w:lvlText w:val=""/>
+      <w:lvlJc w:val="left"/>
+      <w:pPr>
+        <w:tabs>
+          <w:tab w:val="num" w:pos="6480"/>
+        </w:tabs>
         <w:ind w:left="6480" w:hanging="360"/>
       </w:pPr>
       <w:rPr>
         <w:rFonts w:ascii="Wingdings" w:hAnsi="Wingdings" w:hint="default"/>
+        <w:sz w:val="20"/>
       </w:rPr>
     </w:lvl>
   </w:abstractNum>
-  <w:abstractNum w:abstractNumId="22" w15:restartNumberingAfterBreak="0">
+  <w:abstractNum w:abstractNumId="28" w15:restartNumberingAfterBreak="0">
     <w:nsid w:val="44CB5B9C"/>
     <w:multiLevelType w:val="hybridMultilevel"/>
     <w:tmpl w:val="8C3A2936"/>
@@ -10894,7 +14217,7 @@
       </w:rPr>
     </w:lvl>
   </w:abstractNum>
-  <w:abstractNum w:abstractNumId="23" w15:restartNumberingAfterBreak="0">
+  <w:abstractNum w:abstractNumId="29" w15:restartNumberingAfterBreak="0">
     <w:nsid w:val="49D10CA0"/>
     <w:multiLevelType w:val="hybridMultilevel"/>
     <w:tmpl w:val="FD066648"/>
@@ -11007,7 +14330,7 @@
       </w:rPr>
     </w:lvl>
   </w:abstractNum>
-  <w:abstractNum w:abstractNumId="24" w15:restartNumberingAfterBreak="0">
+  <w:abstractNum w:abstractNumId="30" w15:restartNumberingAfterBreak="0">
     <w:nsid w:val="4A3D40C2"/>
     <w:multiLevelType w:val="hybridMultilevel"/>
     <w:tmpl w:val="3100230A"/>
@@ -11120,119 +14443,242 @@
       </w:rPr>
     </w:lvl>
   </w:abstractNum>
-  <w:abstractNum w:abstractNumId="25" w15:restartNumberingAfterBreak="0">
-    <w:nsid w:val="4AE7316E"/>
+  <w:abstractNum w:abstractNumId="31" w15:restartNumberingAfterBreak="0">
+    <w:nsid w:val="4D0332C3"/>
+    <w:multiLevelType w:val="multilevel"/>
+    <w:tmpl w:val="5E8ED978"/>
+    <w:lvl w:ilvl="0">
+      <w:start w:val="1"/>
+      <w:numFmt w:val="bullet"/>
+      <w:lvlText w:val=""/>
+      <w:lvlJc w:val="left"/>
+      <w:pPr>
+        <w:tabs>
+          <w:tab w:val="num" w:pos="720"/>
+        </w:tabs>
+        <w:ind w:left="720" w:hanging="360"/>
+      </w:pPr>
+      <w:rPr>
+        <w:rFonts w:ascii="Symbol" w:hAnsi="Symbol" w:hint="default"/>
+        <w:sz w:val="20"/>
+      </w:rPr>
+    </w:lvl>
+    <w:lvl w:ilvl="1" w:tentative="1">
+      <w:start w:val="1"/>
+      <w:numFmt w:val="bullet"/>
+      <w:lvlText w:val="o"/>
+      <w:lvlJc w:val="left"/>
+      <w:pPr>
+        <w:tabs>
+          <w:tab w:val="num" w:pos="1440"/>
+        </w:tabs>
+        <w:ind w:left="1440" w:hanging="360"/>
+      </w:pPr>
+      <w:rPr>
+        <w:rFonts w:ascii="Courier New" w:hAnsi="Courier New" w:hint="default"/>
+        <w:sz w:val="20"/>
+      </w:rPr>
+    </w:lvl>
+    <w:lvl w:ilvl="2" w:tentative="1">
+      <w:start w:val="1"/>
+      <w:numFmt w:val="bullet"/>
+      <w:lvlText w:val=""/>
+      <w:lvlJc w:val="left"/>
+      <w:pPr>
+        <w:tabs>
+          <w:tab w:val="num" w:pos="2160"/>
+        </w:tabs>
+        <w:ind w:left="2160" w:hanging="360"/>
+      </w:pPr>
+      <w:rPr>
+        <w:rFonts w:ascii="Wingdings" w:hAnsi="Wingdings" w:hint="default"/>
+        <w:sz w:val="20"/>
+      </w:rPr>
+    </w:lvl>
+    <w:lvl w:ilvl="3" w:tentative="1">
+      <w:start w:val="1"/>
+      <w:numFmt w:val="bullet"/>
+      <w:lvlText w:val=""/>
+      <w:lvlJc w:val="left"/>
+      <w:pPr>
+        <w:tabs>
+          <w:tab w:val="num" w:pos="2880"/>
+        </w:tabs>
+        <w:ind w:left="2880" w:hanging="360"/>
+      </w:pPr>
+      <w:rPr>
+        <w:rFonts w:ascii="Wingdings" w:hAnsi="Wingdings" w:hint="default"/>
+        <w:sz w:val="20"/>
+      </w:rPr>
+    </w:lvl>
+    <w:lvl w:ilvl="4" w:tentative="1">
+      <w:start w:val="1"/>
+      <w:numFmt w:val="bullet"/>
+      <w:lvlText w:val=""/>
+      <w:lvlJc w:val="left"/>
+      <w:pPr>
+        <w:tabs>
+          <w:tab w:val="num" w:pos="3600"/>
+        </w:tabs>
+        <w:ind w:left="3600" w:hanging="360"/>
+      </w:pPr>
+      <w:rPr>
+        <w:rFonts w:ascii="Wingdings" w:hAnsi="Wingdings" w:hint="default"/>
+        <w:sz w:val="20"/>
+      </w:rPr>
+    </w:lvl>
+    <w:lvl w:ilvl="5" w:tentative="1">
+      <w:start w:val="1"/>
+      <w:numFmt w:val="bullet"/>
+      <w:lvlText w:val=""/>
+      <w:lvlJc w:val="left"/>
+      <w:pPr>
+        <w:tabs>
+          <w:tab w:val="num" w:pos="4320"/>
+        </w:tabs>
+        <w:ind w:left="4320" w:hanging="360"/>
+      </w:pPr>
+      <w:rPr>
+        <w:rFonts w:ascii="Wingdings" w:hAnsi="Wingdings" w:hint="default"/>
+        <w:sz w:val="20"/>
+      </w:rPr>
+    </w:lvl>
+    <w:lvl w:ilvl="6" w:tentative="1">
+      <w:start w:val="1"/>
+      <w:numFmt w:val="bullet"/>
+      <w:lvlText w:val=""/>
+      <w:lvlJc w:val="left"/>
+      <w:pPr>
+        <w:tabs>
+          <w:tab w:val="num" w:pos="5040"/>
+        </w:tabs>
+        <w:ind w:left="5040" w:hanging="360"/>
+      </w:pPr>
+      <w:rPr>
+        <w:rFonts w:ascii="Wingdings" w:hAnsi="Wingdings" w:hint="default"/>
+        <w:sz w:val="20"/>
+      </w:rPr>
+    </w:lvl>
+    <w:lvl w:ilvl="7" w:tentative="1">
+      <w:start w:val="1"/>
+      <w:numFmt w:val="bullet"/>
+      <w:lvlText w:val=""/>
+      <w:lvlJc w:val="left"/>
+      <w:pPr>
+        <w:tabs>
+          <w:tab w:val="num" w:pos="5760"/>
+        </w:tabs>
+        <w:ind w:left="5760" w:hanging="360"/>
+      </w:pPr>
+      <w:rPr>
+        <w:rFonts w:ascii="Wingdings" w:hAnsi="Wingdings" w:hint="default"/>
+        <w:sz w:val="20"/>
+      </w:rPr>
+    </w:lvl>
+    <w:lvl w:ilvl="8" w:tentative="1">
+      <w:start w:val="1"/>
+      <w:numFmt w:val="bullet"/>
+      <w:lvlText w:val=""/>
+      <w:lvlJc w:val="left"/>
+      <w:pPr>
+        <w:tabs>
+          <w:tab w:val="num" w:pos="6480"/>
+        </w:tabs>
+        <w:ind w:left="6480" w:hanging="360"/>
+      </w:pPr>
+      <w:rPr>
+        <w:rFonts w:ascii="Wingdings" w:hAnsi="Wingdings" w:hint="default"/>
+        <w:sz w:val="20"/>
+      </w:rPr>
+    </w:lvl>
+  </w:abstractNum>
+  <w:abstractNum w:abstractNumId="32" w15:restartNumberingAfterBreak="0">
+    <w:nsid w:val="4FEF39A5"/>
     <w:multiLevelType w:val="hybridMultilevel"/>
-    <w:tmpl w:val="1BC6F498"/>
-    <w:lvl w:ilvl="0" w:tplc="F0520E12">
-      <w:numFmt w:val="bullet"/>
-      <w:lvlText w:val="-"/>
-      <w:lvlJc w:val="left"/>
-      <w:pPr>
-        <w:ind w:left="720" w:hanging="360"/>
-      </w:pPr>
-      <w:rPr>
-        <w:rFonts w:ascii="Calibri" w:eastAsia="Times New Roman" w:hAnsi="Calibri" w:cs="Calibri" w:hint="default"/>
-      </w:rPr>
-    </w:lvl>
-    <w:lvl w:ilvl="1" w:tplc="04090003" w:tentative="1">
-      <w:start w:val="1"/>
-      <w:numFmt w:val="bullet"/>
-      <w:lvlText w:val="o"/>
-      <w:lvlJc w:val="left"/>
-      <w:pPr>
-        <w:ind w:left="1440" w:hanging="360"/>
-      </w:pPr>
-      <w:rPr>
-        <w:rFonts w:ascii="Courier New" w:hAnsi="Courier New" w:cs="Courier New" w:hint="default"/>
-      </w:rPr>
-    </w:lvl>
-    <w:lvl w:ilvl="2" w:tplc="04090005" w:tentative="1">
-      <w:start w:val="1"/>
-      <w:numFmt w:val="bullet"/>
-      <w:lvlText w:val=""/>
-      <w:lvlJc w:val="left"/>
-      <w:pPr>
-        <w:ind w:left="2160" w:hanging="360"/>
-      </w:pPr>
-      <w:rPr>
-        <w:rFonts w:ascii="Wingdings" w:hAnsi="Wingdings" w:hint="default"/>
-      </w:rPr>
-    </w:lvl>
-    <w:lvl w:ilvl="3" w:tplc="04090001" w:tentative="1">
-      <w:start w:val="1"/>
-      <w:numFmt w:val="bullet"/>
-      <w:lvlText w:val=""/>
-      <w:lvlJc w:val="left"/>
-      <w:pPr>
-        <w:ind w:left="2880" w:hanging="360"/>
-      </w:pPr>
-      <w:rPr>
-        <w:rFonts w:ascii="Symbol" w:hAnsi="Symbol" w:hint="default"/>
-      </w:rPr>
-    </w:lvl>
-    <w:lvl w:ilvl="4" w:tplc="04090003" w:tentative="1">
-      <w:start w:val="1"/>
-      <w:numFmt w:val="bullet"/>
-      <w:lvlText w:val="o"/>
-      <w:lvlJc w:val="left"/>
-      <w:pPr>
-        <w:ind w:left="3600" w:hanging="360"/>
-      </w:pPr>
-      <w:rPr>
-        <w:rFonts w:ascii="Courier New" w:hAnsi="Courier New" w:cs="Courier New" w:hint="default"/>
-      </w:rPr>
-    </w:lvl>
-    <w:lvl w:ilvl="5" w:tplc="04090005" w:tentative="1">
-      <w:start w:val="1"/>
-      <w:numFmt w:val="bullet"/>
-      <w:lvlText w:val=""/>
-      <w:lvlJc w:val="left"/>
-      <w:pPr>
-        <w:ind w:left="4320" w:hanging="360"/>
-      </w:pPr>
-      <w:rPr>
-        <w:rFonts w:ascii="Wingdings" w:hAnsi="Wingdings" w:hint="default"/>
-      </w:rPr>
-    </w:lvl>
-    <w:lvl w:ilvl="6" w:tplc="04090001" w:tentative="1">
-      <w:start w:val="1"/>
-      <w:numFmt w:val="bullet"/>
-      <w:lvlText w:val=""/>
-      <w:lvlJc w:val="left"/>
-      <w:pPr>
-        <w:ind w:left="5040" w:hanging="360"/>
-      </w:pPr>
-      <w:rPr>
-        <w:rFonts w:ascii="Symbol" w:hAnsi="Symbol" w:hint="default"/>
-      </w:rPr>
-    </w:lvl>
-    <w:lvl w:ilvl="7" w:tplc="04090003" w:tentative="1">
-      <w:start w:val="1"/>
-      <w:numFmt w:val="bullet"/>
-      <w:lvlText w:val="o"/>
-      <w:lvlJc w:val="left"/>
-      <w:pPr>
-        <w:ind w:left="5760" w:hanging="360"/>
-      </w:pPr>
-      <w:rPr>
-        <w:rFonts w:ascii="Courier New" w:hAnsi="Courier New" w:cs="Courier New" w:hint="default"/>
-      </w:rPr>
-    </w:lvl>
-    <w:lvl w:ilvl="8" w:tplc="04090005" w:tentative="1">
-      <w:start w:val="1"/>
-      <w:numFmt w:val="bullet"/>
-      <w:lvlText w:val=""/>
-      <w:lvlJc w:val="left"/>
-      <w:pPr>
-        <w:ind w:left="6480" w:hanging="360"/>
-      </w:pPr>
-      <w:rPr>
-        <w:rFonts w:ascii="Wingdings" w:hAnsi="Wingdings" w:hint="default"/>
-      </w:rPr>
+    <w:tmpl w:val="35684516"/>
+    <w:lvl w:ilvl="0" w:tplc="0409000F">
+      <w:start w:val="1"/>
+      <w:numFmt w:val="decimal"/>
+      <w:lvlText w:val="%1."/>
+      <w:lvlJc w:val="left"/>
+      <w:pPr>
+        <w:ind w:left="1766" w:hanging="360"/>
+      </w:pPr>
+    </w:lvl>
+    <w:lvl w:ilvl="1" w:tplc="04090019" w:tentative="1">
+      <w:start w:val="1"/>
+      <w:numFmt w:val="lowerLetter"/>
+      <w:lvlText w:val="%2."/>
+      <w:lvlJc w:val="left"/>
+      <w:pPr>
+        <w:ind w:left="2486" w:hanging="360"/>
+      </w:pPr>
+    </w:lvl>
+    <w:lvl w:ilvl="2" w:tplc="0409001B" w:tentative="1">
+      <w:start w:val="1"/>
+      <w:numFmt w:val="lowerRoman"/>
+      <w:lvlText w:val="%3."/>
+      <w:lvlJc w:val="right"/>
+      <w:pPr>
+        <w:ind w:left="3206" w:hanging="180"/>
+      </w:pPr>
+    </w:lvl>
+    <w:lvl w:ilvl="3" w:tplc="0409000F" w:tentative="1">
+      <w:start w:val="1"/>
+      <w:numFmt w:val="decimal"/>
+      <w:lvlText w:val="%4."/>
+      <w:lvlJc w:val="left"/>
+      <w:pPr>
+        <w:ind w:left="3926" w:hanging="360"/>
+      </w:pPr>
+    </w:lvl>
+    <w:lvl w:ilvl="4" w:tplc="04090019" w:tentative="1">
+      <w:start w:val="1"/>
+      <w:numFmt w:val="lowerLetter"/>
+      <w:lvlText w:val="%5."/>
+      <w:lvlJc w:val="left"/>
+      <w:pPr>
+        <w:ind w:left="4646" w:hanging="360"/>
+      </w:pPr>
+    </w:lvl>
+    <w:lvl w:ilvl="5" w:tplc="0409001B" w:tentative="1">
+      <w:start w:val="1"/>
+      <w:numFmt w:val="lowerRoman"/>
+      <w:lvlText w:val="%6."/>
+      <w:lvlJc w:val="right"/>
+      <w:pPr>
+        <w:ind w:left="5366" w:hanging="180"/>
+      </w:pPr>
+    </w:lvl>
+    <w:lvl w:ilvl="6" w:tplc="0409000F" w:tentative="1">
+      <w:start w:val="1"/>
+      <w:numFmt w:val="decimal"/>
+      <w:lvlText w:val="%7."/>
+      <w:lvlJc w:val="left"/>
+      <w:pPr>
+        <w:ind w:left="6086" w:hanging="360"/>
+      </w:pPr>
+    </w:lvl>
+    <w:lvl w:ilvl="7" w:tplc="04090019" w:tentative="1">
+      <w:start w:val="1"/>
+      <w:numFmt w:val="lowerLetter"/>
+      <w:lvlText w:val="%8."/>
+      <w:lvlJc w:val="left"/>
+      <w:pPr>
+        <w:ind w:left="6806" w:hanging="360"/>
+      </w:pPr>
+    </w:lvl>
+    <w:lvl w:ilvl="8" w:tplc="0409001B" w:tentative="1">
+      <w:start w:val="1"/>
+      <w:numFmt w:val="lowerRoman"/>
+      <w:lvlText w:val="%9."/>
+      <w:lvlJc w:val="right"/>
+      <w:pPr>
+        <w:ind w:left="7526" w:hanging="180"/>
+      </w:pPr>
     </w:lvl>
   </w:abstractNum>
-  <w:abstractNum w:abstractNumId="26" w15:restartNumberingAfterBreak="0">
+  <w:abstractNum w:abstractNumId="33" w15:restartNumberingAfterBreak="0">
     <w:nsid w:val="5041255B"/>
     <w:multiLevelType w:val="hybridMultilevel"/>
     <w:tmpl w:val="F6DE67C8"/>
@@ -11344,10 +14790,236 @@
       </w:rPr>
     </w:lvl>
   </w:abstractNum>
-  <w:abstractNum w:abstractNumId="27" w15:restartNumberingAfterBreak="0">
-    <w:nsid w:val="52007E66"/>
+  <w:abstractNum w:abstractNumId="34" w15:restartNumberingAfterBreak="0">
+    <w:nsid w:val="539D7B46"/>
+    <w:multiLevelType w:val="hybridMultilevel"/>
+    <w:tmpl w:val="43CE9E3E"/>
+    <w:lvl w:ilvl="0" w:tplc="FFFFFFFF">
+      <w:start w:val="1"/>
+      <w:numFmt w:val="bullet"/>
+      <w:lvlText w:val=""/>
+      <w:lvlJc w:val="left"/>
+      <w:pPr>
+        <w:ind w:left="720" w:hanging="360"/>
+      </w:pPr>
+      <w:rPr>
+        <w:rFonts w:ascii="Symbol" w:hAnsi="Symbol" w:hint="default"/>
+      </w:rPr>
+    </w:lvl>
+    <w:lvl w:ilvl="1" w:tplc="F81499FA">
+      <w:start w:val="2"/>
+      <w:numFmt w:val="bullet"/>
+      <w:lvlText w:val="-"/>
+      <w:lvlJc w:val="left"/>
+      <w:pPr>
+        <w:ind w:left="1440" w:hanging="360"/>
+      </w:pPr>
+      <w:rPr>
+        <w:rFonts w:ascii="Arial" w:eastAsia="Times New Roman" w:hAnsi="Arial" w:hint="default"/>
+      </w:rPr>
+    </w:lvl>
+    <w:lvl w:ilvl="2" w:tplc="FFFFFFFF" w:tentative="1">
+      <w:start w:val="1"/>
+      <w:numFmt w:val="bullet"/>
+      <w:lvlText w:val=""/>
+      <w:lvlJc w:val="left"/>
+      <w:pPr>
+        <w:ind w:left="2160" w:hanging="360"/>
+      </w:pPr>
+      <w:rPr>
+        <w:rFonts w:ascii="Wingdings" w:hAnsi="Wingdings" w:hint="default"/>
+      </w:rPr>
+    </w:lvl>
+    <w:lvl w:ilvl="3" w:tplc="FFFFFFFF" w:tentative="1">
+      <w:start w:val="1"/>
+      <w:numFmt w:val="bullet"/>
+      <w:lvlText w:val=""/>
+      <w:lvlJc w:val="left"/>
+      <w:pPr>
+        <w:ind w:left="2880" w:hanging="360"/>
+      </w:pPr>
+      <w:rPr>
+        <w:rFonts w:ascii="Symbol" w:hAnsi="Symbol" w:hint="default"/>
+      </w:rPr>
+    </w:lvl>
+    <w:lvl w:ilvl="4" w:tplc="FFFFFFFF" w:tentative="1">
+      <w:start w:val="1"/>
+      <w:numFmt w:val="bullet"/>
+      <w:lvlText w:val="o"/>
+      <w:lvlJc w:val="left"/>
+      <w:pPr>
+        <w:ind w:left="3600" w:hanging="360"/>
+      </w:pPr>
+      <w:rPr>
+        <w:rFonts w:ascii="Courier New" w:hAnsi="Courier New" w:cs="Courier New" w:hint="default"/>
+      </w:rPr>
+    </w:lvl>
+    <w:lvl w:ilvl="5" w:tplc="FFFFFFFF" w:tentative="1">
+      <w:start w:val="1"/>
+      <w:numFmt w:val="bullet"/>
+      <w:lvlText w:val=""/>
+      <w:lvlJc w:val="left"/>
+      <w:pPr>
+        <w:ind w:left="4320" w:hanging="360"/>
+      </w:pPr>
+      <w:rPr>
+        <w:rFonts w:ascii="Wingdings" w:hAnsi="Wingdings" w:hint="default"/>
+      </w:rPr>
+    </w:lvl>
+    <w:lvl w:ilvl="6" w:tplc="FFFFFFFF" w:tentative="1">
+      <w:start w:val="1"/>
+      <w:numFmt w:val="bullet"/>
+      <w:lvlText w:val=""/>
+      <w:lvlJc w:val="left"/>
+      <w:pPr>
+        <w:ind w:left="5040" w:hanging="360"/>
+      </w:pPr>
+      <w:rPr>
+        <w:rFonts w:ascii="Symbol" w:hAnsi="Symbol" w:hint="default"/>
+      </w:rPr>
+    </w:lvl>
+    <w:lvl w:ilvl="7" w:tplc="FFFFFFFF" w:tentative="1">
+      <w:start w:val="1"/>
+      <w:numFmt w:val="bullet"/>
+      <w:lvlText w:val="o"/>
+      <w:lvlJc w:val="left"/>
+      <w:pPr>
+        <w:ind w:left="5760" w:hanging="360"/>
+      </w:pPr>
+      <w:rPr>
+        <w:rFonts w:ascii="Courier New" w:hAnsi="Courier New" w:cs="Courier New" w:hint="default"/>
+      </w:rPr>
+    </w:lvl>
+    <w:lvl w:ilvl="8" w:tplc="FFFFFFFF" w:tentative="1">
+      <w:start w:val="1"/>
+      <w:numFmt w:val="bullet"/>
+      <w:lvlText w:val=""/>
+      <w:lvlJc w:val="left"/>
+      <w:pPr>
+        <w:ind w:left="6480" w:hanging="360"/>
+      </w:pPr>
+      <w:rPr>
+        <w:rFonts w:ascii="Wingdings" w:hAnsi="Wingdings" w:hint="default"/>
+      </w:rPr>
+    </w:lvl>
+  </w:abstractNum>
+  <w:abstractNum w:abstractNumId="35" w15:restartNumberingAfterBreak="0">
+    <w:nsid w:val="54E81707"/>
+    <w:multiLevelType w:val="hybridMultilevel"/>
+    <w:tmpl w:val="B2C8349C"/>
+    <w:lvl w:ilvl="0" w:tplc="04090001">
+      <w:start w:val="1"/>
+      <w:numFmt w:val="bullet"/>
+      <w:lvlText w:val=""/>
+      <w:lvlJc w:val="left"/>
+      <w:pPr>
+        <w:ind w:left="1141" w:hanging="360"/>
+      </w:pPr>
+      <w:rPr>
+        <w:rFonts w:ascii="Symbol" w:hAnsi="Symbol" w:hint="default"/>
+      </w:rPr>
+    </w:lvl>
+    <w:lvl w:ilvl="1" w:tplc="04090003" w:tentative="1">
+      <w:start w:val="1"/>
+      <w:numFmt w:val="bullet"/>
+      <w:lvlText w:val="o"/>
+      <w:lvlJc w:val="left"/>
+      <w:pPr>
+        <w:ind w:left="1861" w:hanging="360"/>
+      </w:pPr>
+      <w:rPr>
+        <w:rFonts w:ascii="Courier New" w:hAnsi="Courier New" w:cs="Courier New" w:hint="default"/>
+      </w:rPr>
+    </w:lvl>
+    <w:lvl w:ilvl="2" w:tplc="04090005" w:tentative="1">
+      <w:start w:val="1"/>
+      <w:numFmt w:val="bullet"/>
+      <w:lvlText w:val=""/>
+      <w:lvlJc w:val="left"/>
+      <w:pPr>
+        <w:ind w:left="2581" w:hanging="360"/>
+      </w:pPr>
+      <w:rPr>
+        <w:rFonts w:ascii="Wingdings" w:hAnsi="Wingdings" w:hint="default"/>
+      </w:rPr>
+    </w:lvl>
+    <w:lvl w:ilvl="3" w:tplc="04090001" w:tentative="1">
+      <w:start w:val="1"/>
+      <w:numFmt w:val="bullet"/>
+      <w:lvlText w:val=""/>
+      <w:lvlJc w:val="left"/>
+      <w:pPr>
+        <w:ind w:left="3301" w:hanging="360"/>
+      </w:pPr>
+      <w:rPr>
+        <w:rFonts w:ascii="Symbol" w:hAnsi="Symbol" w:hint="default"/>
+      </w:rPr>
+    </w:lvl>
+    <w:lvl w:ilvl="4" w:tplc="04090003" w:tentative="1">
+      <w:start w:val="1"/>
+      <w:numFmt w:val="bullet"/>
+      <w:lvlText w:val="o"/>
+      <w:lvlJc w:val="left"/>
+      <w:pPr>
+        <w:ind w:left="4021" w:hanging="360"/>
+      </w:pPr>
+      <w:rPr>
+        <w:rFonts w:ascii="Courier New" w:hAnsi="Courier New" w:cs="Courier New" w:hint="default"/>
+      </w:rPr>
+    </w:lvl>
+    <w:lvl w:ilvl="5" w:tplc="04090005" w:tentative="1">
+      <w:start w:val="1"/>
+      <w:numFmt w:val="bullet"/>
+      <w:lvlText w:val=""/>
+      <w:lvlJc w:val="left"/>
+      <w:pPr>
+        <w:ind w:left="4741" w:hanging="360"/>
+      </w:pPr>
+      <w:rPr>
+        <w:rFonts w:ascii="Wingdings" w:hAnsi="Wingdings" w:hint="default"/>
+      </w:rPr>
+    </w:lvl>
+    <w:lvl w:ilvl="6" w:tplc="04090001" w:tentative="1">
+      <w:start w:val="1"/>
+      <w:numFmt w:val="bullet"/>
+      <w:lvlText w:val=""/>
+      <w:lvlJc w:val="left"/>
+      <w:pPr>
+        <w:ind w:left="5461" w:hanging="360"/>
+      </w:pPr>
+      <w:rPr>
+        <w:rFonts w:ascii="Symbol" w:hAnsi="Symbol" w:hint="default"/>
+      </w:rPr>
+    </w:lvl>
+    <w:lvl w:ilvl="7" w:tplc="04090003" w:tentative="1">
+      <w:start w:val="1"/>
+      <w:numFmt w:val="bullet"/>
+      <w:lvlText w:val="o"/>
+      <w:lvlJc w:val="left"/>
+      <w:pPr>
+        <w:ind w:left="6181" w:hanging="360"/>
+      </w:pPr>
+      <w:rPr>
+        <w:rFonts w:ascii="Courier New" w:hAnsi="Courier New" w:cs="Courier New" w:hint="default"/>
+      </w:rPr>
+    </w:lvl>
+    <w:lvl w:ilvl="8" w:tplc="04090005" w:tentative="1">
+      <w:start w:val="1"/>
+      <w:numFmt w:val="bullet"/>
+      <w:lvlText w:val=""/>
+      <w:lvlJc w:val="left"/>
+      <w:pPr>
+        <w:ind w:left="6901" w:hanging="360"/>
+      </w:pPr>
+      <w:rPr>
+        <w:rFonts w:ascii="Wingdings" w:hAnsi="Wingdings" w:hint="default"/>
+      </w:rPr>
+    </w:lvl>
+  </w:abstractNum>
+  <w:abstractNum w:abstractNumId="36" w15:restartNumberingAfterBreak="0">
+    <w:nsid w:val="5AC512C7"/>
     <w:multiLevelType w:val="multilevel"/>
-    <w:tmpl w:val="BFF84600"/>
+    <w:tmpl w:val="1D42D080"/>
     <w:lvl w:ilvl="0">
       <w:start w:val="1"/>
       <w:numFmt w:val="bullet"/>
@@ -11493,349 +15165,123 @@
       </w:rPr>
     </w:lvl>
   </w:abstractNum>
-  <w:abstractNum w:abstractNumId="28" w15:restartNumberingAfterBreak="0">
-    <w:nsid w:val="539D7B46"/>
+  <w:abstractNum w:abstractNumId="37" w15:restartNumberingAfterBreak="0">
+    <w:nsid w:val="638821FB"/>
     <w:multiLevelType w:val="hybridMultilevel"/>
-    <w:tmpl w:val="43CE9E3E"/>
-    <w:lvl w:ilvl="0" w:tplc="FFFFFFFF">
-      <w:start w:val="1"/>
-      <w:numFmt w:val="bullet"/>
-      <w:lvlText w:val=""/>
-      <w:lvlJc w:val="left"/>
-      <w:pPr>
-        <w:ind w:left="720" w:hanging="360"/>
+    <w:tmpl w:val="B1EC41BC"/>
+    <w:lvl w:ilvl="0" w:tplc="04090001">
+      <w:start w:val="1"/>
+      <w:numFmt w:val="bullet"/>
+      <w:lvlText w:val=""/>
+      <w:lvlJc w:val="left"/>
+      <w:pPr>
+        <w:ind w:left="1080" w:hanging="360"/>
       </w:pPr>
       <w:rPr>
         <w:rFonts w:ascii="Symbol" w:hAnsi="Symbol" w:hint="default"/>
       </w:rPr>
     </w:lvl>
-    <w:lvl w:ilvl="1" w:tplc="F81499FA">
-      <w:start w:val="2"/>
-      <w:numFmt w:val="bullet"/>
-      <w:lvlText w:val="-"/>
-      <w:lvlJc w:val="left"/>
-      <w:pPr>
-        <w:ind w:left="1440" w:hanging="360"/>
-      </w:pPr>
-      <w:rPr>
-        <w:rFonts w:ascii="Arial" w:eastAsia="Times New Roman" w:hAnsi="Arial" w:hint="default"/>
-      </w:rPr>
-    </w:lvl>
-    <w:lvl w:ilvl="2" w:tplc="FFFFFFFF" w:tentative="1">
-      <w:start w:val="1"/>
-      <w:numFmt w:val="bullet"/>
-      <w:lvlText w:val=""/>
-      <w:lvlJc w:val="left"/>
-      <w:pPr>
-        <w:ind w:left="2160" w:hanging="360"/>
-      </w:pPr>
-      <w:rPr>
-        <w:rFonts w:ascii="Wingdings" w:hAnsi="Wingdings" w:hint="default"/>
-      </w:rPr>
-    </w:lvl>
-    <w:lvl w:ilvl="3" w:tplc="FFFFFFFF" w:tentative="1">
+    <w:lvl w:ilvl="1" w:tplc="04090003" w:tentative="1">
+      <w:start w:val="1"/>
+      <w:numFmt w:val="bullet"/>
+      <w:lvlText w:val="o"/>
+      <w:lvlJc w:val="left"/>
+      <w:pPr>
+        <w:ind w:left="1800" w:hanging="360"/>
+      </w:pPr>
+      <w:rPr>
+        <w:rFonts w:ascii="Courier New" w:hAnsi="Courier New" w:cs="Courier New" w:hint="default"/>
+      </w:rPr>
+    </w:lvl>
+    <w:lvl w:ilvl="2" w:tplc="04090005" w:tentative="1">
+      <w:start w:val="1"/>
+      <w:numFmt w:val="bullet"/>
+      <w:lvlText w:val=""/>
+      <w:lvlJc w:val="left"/>
+      <w:pPr>
+        <w:ind w:left="2520" w:hanging="360"/>
+      </w:pPr>
+      <w:rPr>
+        <w:rFonts w:ascii="Wingdings" w:hAnsi="Wingdings" w:hint="default"/>
+      </w:rPr>
+    </w:lvl>
+    <w:lvl w:ilvl="3" w:tplc="04090001" w:tentative="1">
       <w:start w:val="1"/>
       <w:numFmt w:val="bullet"/>
       <w:lvlText w:val=""/>
       <w:lvlJc w:val="left"/>
       <w:pPr>
-        <w:ind w:left="2880" w:hanging="360"/>
+        <w:ind w:left="3240" w:hanging="360"/>
       </w:pPr>
       <w:rPr>
         <w:rFonts w:ascii="Symbol" w:hAnsi="Symbol" w:hint="default"/>
       </w:rPr>
     </w:lvl>
-    <w:lvl w:ilvl="4" w:tplc="FFFFFFFF" w:tentative="1">
+    <w:lvl w:ilvl="4" w:tplc="04090003" w:tentative="1">
       <w:start w:val="1"/>
       <w:numFmt w:val="bullet"/>
       <w:lvlText w:val="o"/>
       <w:lvlJc w:val="left"/>
       <w:pPr>
-        <w:ind w:left="3600" w:hanging="360"/>
+        <w:ind w:left="3960" w:hanging="360"/>
       </w:pPr>
       <w:rPr>
         <w:rFonts w:ascii="Courier New" w:hAnsi="Courier New" w:cs="Courier New" w:hint="default"/>
       </w:rPr>
     </w:lvl>
-    <w:lvl w:ilvl="5" w:tplc="FFFFFFFF" w:tentative="1">
-      <w:start w:val="1"/>
-      <w:numFmt w:val="bullet"/>
-      <w:lvlText w:val=""/>
-      <w:lvlJc w:val="left"/>
-      <w:pPr>
-        <w:ind w:left="4320" w:hanging="360"/>
-      </w:pPr>
-      <w:rPr>
-        <w:rFonts w:ascii="Wingdings" w:hAnsi="Wingdings" w:hint="default"/>
-      </w:rPr>
-    </w:lvl>
-    <w:lvl w:ilvl="6" w:tplc="FFFFFFFF" w:tentative="1">
+    <w:lvl w:ilvl="5" w:tplc="04090005" w:tentative="1">
+      <w:start w:val="1"/>
+      <w:numFmt w:val="bullet"/>
+      <w:lvlText w:val=""/>
+      <w:lvlJc w:val="left"/>
+      <w:pPr>
+        <w:ind w:left="4680" w:hanging="360"/>
+      </w:pPr>
+      <w:rPr>
+        <w:rFonts w:ascii="Wingdings" w:hAnsi="Wingdings" w:hint="default"/>
+      </w:rPr>
+    </w:lvl>
+    <w:lvl w:ilvl="6" w:tplc="04090001" w:tentative="1">
       <w:start w:val="1"/>
       <w:numFmt w:val="bullet"/>
       <w:lvlText w:val=""/>
       <w:lvlJc w:val="left"/>
       <w:pPr>
-        <w:ind w:left="5040" w:hanging="360"/>
+        <w:ind w:left="5400" w:hanging="360"/>
       </w:pPr>
       <w:rPr>
         <w:rFonts w:ascii="Symbol" w:hAnsi="Symbol" w:hint="default"/>
       </w:rPr>
     </w:lvl>
-    <w:lvl w:ilvl="7" w:tplc="FFFFFFFF" w:tentative="1">
+    <w:lvl w:ilvl="7" w:tplc="04090003" w:tentative="1">
       <w:start w:val="1"/>
       <w:numFmt w:val="bullet"/>
       <w:lvlText w:val="o"/>
       <w:lvlJc w:val="left"/>
       <w:pPr>
-        <w:ind w:left="5760" w:hanging="360"/>
+        <w:ind w:left="6120" w:hanging="360"/>
       </w:pPr>
       <w:rPr>
         <w:rFonts w:ascii="Courier New" w:hAnsi="Courier New" w:cs="Courier New" w:hint="default"/>
       </w:rPr>
     </w:lvl>
-    <w:lvl w:ilvl="8" w:tplc="FFFFFFFF" w:tentative="1">
-      <w:start w:val="1"/>
-      <w:numFmt w:val="bullet"/>
-      <w:lvlText w:val=""/>
-      <w:lvlJc w:val="left"/>
-      <w:pPr>
-        <w:ind w:left="6480" w:hanging="360"/>
+    <w:lvl w:ilvl="8" w:tplc="04090005" w:tentative="1">
+      <w:start w:val="1"/>
+      <w:numFmt w:val="bullet"/>
+      <w:lvlText w:val=""/>
+      <w:lvlJc w:val="left"/>
+      <w:pPr>
+        <w:ind w:left="6840" w:hanging="360"/>
       </w:pPr>
       <w:rPr>
         <w:rFonts w:ascii="Wingdings" w:hAnsi="Wingdings" w:hint="default"/>
       </w:rPr>
     </w:lvl>
   </w:abstractNum>
-  <w:abstractNum w:abstractNumId="29" w15:restartNumberingAfterBreak="0">
-    <w:nsid w:val="54E81707"/>
-    <w:multiLevelType w:val="hybridMultilevel"/>
-    <w:tmpl w:val="B2C8349C"/>
-    <w:lvl w:ilvl="0" w:tplc="04090001">
-      <w:start w:val="1"/>
-      <w:numFmt w:val="bullet"/>
-      <w:lvlText w:val=""/>
-      <w:lvlJc w:val="left"/>
-      <w:pPr>
-        <w:ind w:left="1141" w:hanging="360"/>
-      </w:pPr>
-      <w:rPr>
-        <w:rFonts w:ascii="Symbol" w:hAnsi="Symbol" w:hint="default"/>
-      </w:rPr>
-    </w:lvl>
-    <w:lvl w:ilvl="1" w:tplc="04090003" w:tentative="1">
-      <w:start w:val="1"/>
-      <w:numFmt w:val="bullet"/>
-      <w:lvlText w:val="o"/>
-      <w:lvlJc w:val="left"/>
-      <w:pPr>
-        <w:ind w:left="1861" w:hanging="360"/>
-      </w:pPr>
-      <w:rPr>
-        <w:rFonts w:ascii="Courier New" w:hAnsi="Courier New" w:cs="Courier New" w:hint="default"/>
-      </w:rPr>
-    </w:lvl>
-    <w:lvl w:ilvl="2" w:tplc="04090005" w:tentative="1">
-      <w:start w:val="1"/>
-      <w:numFmt w:val="bullet"/>
-      <w:lvlText w:val=""/>
-      <w:lvlJc w:val="left"/>
-      <w:pPr>
-        <w:ind w:left="2581" w:hanging="360"/>
-      </w:pPr>
-      <w:rPr>
-        <w:rFonts w:ascii="Wingdings" w:hAnsi="Wingdings" w:hint="default"/>
-      </w:rPr>
-    </w:lvl>
-    <w:lvl w:ilvl="3" w:tplc="04090001" w:tentative="1">
-      <w:start w:val="1"/>
-      <w:numFmt w:val="bullet"/>
-      <w:lvlText w:val=""/>
-      <w:lvlJc w:val="left"/>
-      <w:pPr>
-        <w:ind w:left="3301" w:hanging="360"/>
-      </w:pPr>
-      <w:rPr>
-        <w:rFonts w:ascii="Symbol" w:hAnsi="Symbol" w:hint="default"/>
-      </w:rPr>
-    </w:lvl>
-    <w:lvl w:ilvl="4" w:tplc="04090003" w:tentative="1">
-      <w:start w:val="1"/>
-      <w:numFmt w:val="bullet"/>
-      <w:lvlText w:val="o"/>
-      <w:lvlJc w:val="left"/>
-      <w:pPr>
-        <w:ind w:left="4021" w:hanging="360"/>
-      </w:pPr>
-      <w:rPr>
-        <w:rFonts w:ascii="Courier New" w:hAnsi="Courier New" w:cs="Courier New" w:hint="default"/>
-      </w:rPr>
-    </w:lvl>
-    <w:lvl w:ilvl="5" w:tplc="04090005" w:tentative="1">
-      <w:start w:val="1"/>
-      <w:numFmt w:val="bullet"/>
-      <w:lvlText w:val=""/>
-      <w:lvlJc w:val="left"/>
-      <w:pPr>
-        <w:ind w:left="4741" w:hanging="360"/>
-      </w:pPr>
-      <w:rPr>
-        <w:rFonts w:ascii="Wingdings" w:hAnsi="Wingdings" w:hint="default"/>
-      </w:rPr>
-    </w:lvl>
-    <w:lvl w:ilvl="6" w:tplc="04090001" w:tentative="1">
-      <w:start w:val="1"/>
-      <w:numFmt w:val="bullet"/>
-      <w:lvlText w:val=""/>
-      <w:lvlJc w:val="left"/>
-      <w:pPr>
-        <w:ind w:left="5461" w:hanging="360"/>
-      </w:pPr>
-      <w:rPr>
-        <w:rFonts w:ascii="Symbol" w:hAnsi="Symbol" w:hint="default"/>
-      </w:rPr>
-    </w:lvl>
-    <w:lvl w:ilvl="7" w:tplc="04090003" w:tentative="1">
-      <w:start w:val="1"/>
-      <w:numFmt w:val="bullet"/>
-      <w:lvlText w:val="o"/>
-      <w:lvlJc w:val="left"/>
-      <w:pPr>
-        <w:ind w:left="6181" w:hanging="360"/>
-      </w:pPr>
-      <w:rPr>
-        <w:rFonts w:ascii="Courier New" w:hAnsi="Courier New" w:cs="Courier New" w:hint="default"/>
-      </w:rPr>
-    </w:lvl>
-    <w:lvl w:ilvl="8" w:tplc="04090005" w:tentative="1">
-      <w:start w:val="1"/>
-      <w:numFmt w:val="bullet"/>
-      <w:lvlText w:val=""/>
-      <w:lvlJc w:val="left"/>
-      <w:pPr>
-        <w:ind w:left="6901" w:hanging="360"/>
-      </w:pPr>
-      <w:rPr>
-        <w:rFonts w:ascii="Wingdings" w:hAnsi="Wingdings" w:hint="default"/>
-      </w:rPr>
-    </w:lvl>
-  </w:abstractNum>
-  <w:abstractNum w:abstractNumId="30" w15:restartNumberingAfterBreak="0">
-    <w:nsid w:val="55100141"/>
-    <w:multiLevelType w:val="hybridMultilevel"/>
-    <w:tmpl w:val="AFE221BC"/>
-    <w:lvl w:ilvl="0" w:tplc="04090001">
-      <w:start w:val="1"/>
-      <w:numFmt w:val="bullet"/>
-      <w:lvlText w:val=""/>
-      <w:lvlJc w:val="left"/>
-      <w:pPr>
-        <w:ind w:left="720" w:hanging="360"/>
-      </w:pPr>
-      <w:rPr>
-        <w:rFonts w:ascii="Symbol" w:hAnsi="Symbol" w:hint="default"/>
-      </w:rPr>
-    </w:lvl>
-    <w:lvl w:ilvl="1" w:tplc="04090003" w:tentative="1">
-      <w:start w:val="1"/>
-      <w:numFmt w:val="bullet"/>
-      <w:lvlText w:val="o"/>
-      <w:lvlJc w:val="left"/>
-      <w:pPr>
-        <w:ind w:left="1440" w:hanging="360"/>
-      </w:pPr>
-      <w:rPr>
-        <w:rFonts w:ascii="Courier New" w:hAnsi="Courier New" w:cs="Courier New" w:hint="default"/>
-      </w:rPr>
-    </w:lvl>
-    <w:lvl w:ilvl="2" w:tplc="04090005" w:tentative="1">
-      <w:start w:val="1"/>
-      <w:numFmt w:val="bullet"/>
-      <w:lvlText w:val=""/>
-      <w:lvlJc w:val="left"/>
-      <w:pPr>
-        <w:ind w:left="2160" w:hanging="360"/>
-      </w:pPr>
-      <w:rPr>
-        <w:rFonts w:ascii="Wingdings" w:hAnsi="Wingdings" w:hint="default"/>
-      </w:rPr>
-    </w:lvl>
-    <w:lvl w:ilvl="3" w:tplc="04090001" w:tentative="1">
-      <w:start w:val="1"/>
-      <w:numFmt w:val="bullet"/>
-      <w:lvlText w:val=""/>
-      <w:lvlJc w:val="left"/>
-      <w:pPr>
-        <w:ind w:left="2880" w:hanging="360"/>
-      </w:pPr>
-      <w:rPr>
-        <w:rFonts w:ascii="Symbol" w:hAnsi="Symbol" w:hint="default"/>
-      </w:rPr>
-    </w:lvl>
-    <w:lvl w:ilvl="4" w:tplc="04090003" w:tentative="1">
-      <w:start w:val="1"/>
-      <w:numFmt w:val="bullet"/>
-      <w:lvlText w:val="o"/>
-      <w:lvlJc w:val="left"/>
-      <w:pPr>
-        <w:ind w:left="3600" w:hanging="360"/>
-      </w:pPr>
-      <w:rPr>
-        <w:rFonts w:ascii="Courier New" w:hAnsi="Courier New" w:cs="Courier New" w:hint="default"/>
-      </w:rPr>
-    </w:lvl>
-    <w:lvl w:ilvl="5" w:tplc="04090005" w:tentative="1">
-      <w:start w:val="1"/>
-      <w:numFmt w:val="bullet"/>
-      <w:lvlText w:val=""/>
-      <w:lvlJc w:val="left"/>
-      <w:pPr>
-        <w:ind w:left="4320" w:hanging="360"/>
-      </w:pPr>
-      <w:rPr>
-        <w:rFonts w:ascii="Wingdings" w:hAnsi="Wingdings" w:hint="default"/>
-      </w:rPr>
-    </w:lvl>
-    <w:lvl w:ilvl="6" w:tplc="04090001" w:tentative="1">
-      <w:start w:val="1"/>
-      <w:numFmt w:val="bullet"/>
-      <w:lvlText w:val=""/>
-      <w:lvlJc w:val="left"/>
-      <w:pPr>
-        <w:ind w:left="5040" w:hanging="360"/>
-      </w:pPr>
-      <w:rPr>
-        <w:rFonts w:ascii="Symbol" w:hAnsi="Symbol" w:hint="default"/>
-      </w:rPr>
-    </w:lvl>
-    <w:lvl w:ilvl="7" w:tplc="04090003" w:tentative="1">
-      <w:start w:val="1"/>
-      <w:numFmt w:val="bullet"/>
-      <w:lvlText w:val="o"/>
-      <w:lvlJc w:val="left"/>
-      <w:pPr>
-        <w:ind w:left="5760" w:hanging="360"/>
-      </w:pPr>
-      <w:rPr>
-        <w:rFonts w:ascii="Courier New" w:hAnsi="Courier New" w:cs="Courier New" w:hint="default"/>
-      </w:rPr>
-    </w:lvl>
-    <w:lvl w:ilvl="8" w:tplc="04090005" w:tentative="1">
-      <w:start w:val="1"/>
-      <w:numFmt w:val="bullet"/>
-      <w:lvlText w:val=""/>
-      <w:lvlJc w:val="left"/>
-      <w:pPr>
-        <w:ind w:left="6480" w:hanging="360"/>
-      </w:pPr>
-      <w:rPr>
-        <w:rFonts w:ascii="Wingdings" w:hAnsi="Wingdings" w:hint="default"/>
-      </w:rPr>
-    </w:lvl>
-  </w:abstractNum>
-  <w:abstractNum w:abstractNumId="31" w15:restartNumberingAfterBreak="0">
-    <w:nsid w:val="5EE005C6"/>
+  <w:abstractNum w:abstractNumId="38" w15:restartNumberingAfterBreak="0">
+    <w:nsid w:val="71EF2A90"/>
     <w:multiLevelType w:val="multilevel"/>
-    <w:tmpl w:val="50AE7968"/>
+    <w:tmpl w:val="493E4CC0"/>
     <w:lvl w:ilvl="0">
       <w:start w:val="1"/>
       <w:numFmt w:val="bullet"/>
@@ -11848,11 +15294,11 @@
         <w:ind w:left="720" w:hanging="360"/>
       </w:pPr>
       <w:rPr>
-        <w:rFonts w:ascii="Symbol" w:hAnsi="Symbol" w:hint="default"/>
+        <w:rFonts w:ascii="Times New Roman" w:hAnsi="Times New Roman" w:cs="Times New Roman" w:hint="default"/>
         <w:sz w:val="20"/>
       </w:rPr>
     </w:lvl>
-    <w:lvl w:ilvl="1" w:tentative="1">
+    <w:lvl w:ilvl="1">
       <w:start w:val="1"/>
       <w:numFmt w:val="bullet"/>
       <w:lvlText w:val="o"/>
@@ -11864,7 +15310,7 @@
         <w:ind w:left="1440" w:hanging="360"/>
       </w:pPr>
       <w:rPr>
-        <w:rFonts w:ascii="Courier New" w:hAnsi="Courier New" w:hint="default"/>
+        <w:rFonts w:ascii="Courier New" w:hAnsi="Courier New" w:cs="Courier New" w:hint="default"/>
         <w:sz w:val="20"/>
       </w:rPr>
     </w:lvl>
@@ -11981,459 +15427,7 @@
       </w:rPr>
     </w:lvl>
   </w:abstractNum>
-  <w:abstractNum w:abstractNumId="32" w15:restartNumberingAfterBreak="0">
-    <w:nsid w:val="610831DA"/>
-    <w:multiLevelType w:val="hybridMultilevel"/>
-    <w:tmpl w:val="678002A0"/>
-    <w:lvl w:ilvl="0" w:tplc="04090001">
-      <w:start w:val="1"/>
-      <w:numFmt w:val="bullet"/>
-      <w:lvlText w:val=""/>
-      <w:lvlJc w:val="left"/>
-      <w:pPr>
-        <w:ind w:left="1440" w:hanging="360"/>
-      </w:pPr>
-      <w:rPr>
-        <w:rFonts w:ascii="Symbol" w:hAnsi="Symbol" w:hint="default"/>
-      </w:rPr>
-    </w:lvl>
-    <w:lvl w:ilvl="1" w:tplc="04090003" w:tentative="1">
-      <w:start w:val="1"/>
-      <w:numFmt w:val="bullet"/>
-      <w:lvlText w:val="o"/>
-      <w:lvlJc w:val="left"/>
-      <w:pPr>
-        <w:ind w:left="2160" w:hanging="360"/>
-      </w:pPr>
-      <w:rPr>
-        <w:rFonts w:ascii="Courier New" w:hAnsi="Courier New" w:cs="Courier New" w:hint="default"/>
-      </w:rPr>
-    </w:lvl>
-    <w:lvl w:ilvl="2" w:tplc="04090005" w:tentative="1">
-      <w:start w:val="1"/>
-      <w:numFmt w:val="bullet"/>
-      <w:lvlText w:val=""/>
-      <w:lvlJc w:val="left"/>
-      <w:pPr>
-        <w:ind w:left="2880" w:hanging="360"/>
-      </w:pPr>
-      <w:rPr>
-        <w:rFonts w:ascii="Wingdings" w:hAnsi="Wingdings" w:hint="default"/>
-      </w:rPr>
-    </w:lvl>
-    <w:lvl w:ilvl="3" w:tplc="04090001" w:tentative="1">
-      <w:start w:val="1"/>
-      <w:numFmt w:val="bullet"/>
-      <w:lvlText w:val=""/>
-      <w:lvlJc w:val="left"/>
-      <w:pPr>
-        <w:ind w:left="3600" w:hanging="360"/>
-      </w:pPr>
-      <w:rPr>
-        <w:rFonts w:ascii="Symbol" w:hAnsi="Symbol" w:hint="default"/>
-      </w:rPr>
-    </w:lvl>
-    <w:lvl w:ilvl="4" w:tplc="04090003" w:tentative="1">
-      <w:start w:val="1"/>
-      <w:numFmt w:val="bullet"/>
-      <w:lvlText w:val="o"/>
-      <w:lvlJc w:val="left"/>
-      <w:pPr>
-        <w:ind w:left="4320" w:hanging="360"/>
-      </w:pPr>
-      <w:rPr>
-        <w:rFonts w:ascii="Courier New" w:hAnsi="Courier New" w:cs="Courier New" w:hint="default"/>
-      </w:rPr>
-    </w:lvl>
-    <w:lvl w:ilvl="5" w:tplc="04090005" w:tentative="1">
-      <w:start w:val="1"/>
-      <w:numFmt w:val="bullet"/>
-      <w:lvlText w:val=""/>
-      <w:lvlJc w:val="left"/>
-      <w:pPr>
-        <w:ind w:left="5040" w:hanging="360"/>
-      </w:pPr>
-      <w:rPr>
-        <w:rFonts w:ascii="Wingdings" w:hAnsi="Wingdings" w:hint="default"/>
-      </w:rPr>
-    </w:lvl>
-    <w:lvl w:ilvl="6" w:tplc="04090001" w:tentative="1">
-      <w:start w:val="1"/>
-      <w:numFmt w:val="bullet"/>
-      <w:lvlText w:val=""/>
-      <w:lvlJc w:val="left"/>
-      <w:pPr>
-        <w:ind w:left="5760" w:hanging="360"/>
-      </w:pPr>
-      <w:rPr>
-        <w:rFonts w:ascii="Symbol" w:hAnsi="Symbol" w:hint="default"/>
-      </w:rPr>
-    </w:lvl>
-    <w:lvl w:ilvl="7" w:tplc="04090003" w:tentative="1">
-      <w:start w:val="1"/>
-      <w:numFmt w:val="bullet"/>
-      <w:lvlText w:val="o"/>
-      <w:lvlJc w:val="left"/>
-      <w:pPr>
-        <w:ind w:left="6480" w:hanging="360"/>
-      </w:pPr>
-      <w:rPr>
-        <w:rFonts w:ascii="Courier New" w:hAnsi="Courier New" w:cs="Courier New" w:hint="default"/>
-      </w:rPr>
-    </w:lvl>
-    <w:lvl w:ilvl="8" w:tplc="04090005" w:tentative="1">
-      <w:start w:val="1"/>
-      <w:numFmt w:val="bullet"/>
-      <w:lvlText w:val=""/>
-      <w:lvlJc w:val="left"/>
-      <w:pPr>
-        <w:ind w:left="7200" w:hanging="360"/>
-      </w:pPr>
-      <w:rPr>
-        <w:rFonts w:ascii="Wingdings" w:hAnsi="Wingdings" w:hint="default"/>
-      </w:rPr>
-    </w:lvl>
-  </w:abstractNum>
-  <w:abstractNum w:abstractNumId="33" w15:restartNumberingAfterBreak="0">
-    <w:nsid w:val="69163FE6"/>
-    <w:multiLevelType w:val="multilevel"/>
-    <w:tmpl w:val="451489C0"/>
-    <w:lvl w:ilvl="0">
-      <w:start w:val="1"/>
-      <w:numFmt w:val="decimal"/>
-      <w:lvlText w:val="%1."/>
-      <w:lvlJc w:val="left"/>
-      <w:pPr>
-        <w:tabs>
-          <w:tab w:val="num" w:pos="720"/>
-        </w:tabs>
-        <w:ind w:left="720" w:hanging="360"/>
-      </w:pPr>
-    </w:lvl>
-    <w:lvl w:ilvl="1" w:tentative="1">
-      <w:start w:val="1"/>
-      <w:numFmt w:val="decimal"/>
-      <w:lvlText w:val="%2."/>
-      <w:lvlJc w:val="left"/>
-      <w:pPr>
-        <w:tabs>
-          <w:tab w:val="num" w:pos="1440"/>
-        </w:tabs>
-        <w:ind w:left="1440" w:hanging="360"/>
-      </w:pPr>
-    </w:lvl>
-    <w:lvl w:ilvl="2" w:tentative="1">
-      <w:start w:val="1"/>
-      <w:numFmt w:val="decimal"/>
-      <w:lvlText w:val="%3."/>
-      <w:lvlJc w:val="left"/>
-      <w:pPr>
-        <w:tabs>
-          <w:tab w:val="num" w:pos="2160"/>
-        </w:tabs>
-        <w:ind w:left="2160" w:hanging="360"/>
-      </w:pPr>
-    </w:lvl>
-    <w:lvl w:ilvl="3" w:tentative="1">
-      <w:start w:val="1"/>
-      <w:numFmt w:val="decimal"/>
-      <w:lvlText w:val="%4."/>
-      <w:lvlJc w:val="left"/>
-      <w:pPr>
-        <w:tabs>
-          <w:tab w:val="num" w:pos="2880"/>
-        </w:tabs>
-        <w:ind w:left="2880" w:hanging="360"/>
-      </w:pPr>
-    </w:lvl>
-    <w:lvl w:ilvl="4" w:tentative="1">
-      <w:start w:val="1"/>
-      <w:numFmt w:val="decimal"/>
-      <w:lvlText w:val="%5."/>
-      <w:lvlJc w:val="left"/>
-      <w:pPr>
-        <w:tabs>
-          <w:tab w:val="num" w:pos="3600"/>
-        </w:tabs>
-        <w:ind w:left="3600" w:hanging="360"/>
-      </w:pPr>
-    </w:lvl>
-    <w:lvl w:ilvl="5" w:tentative="1">
-      <w:start w:val="1"/>
-      <w:numFmt w:val="decimal"/>
-      <w:lvlText w:val="%6."/>
-      <w:lvlJc w:val="left"/>
-      <w:pPr>
-        <w:tabs>
-          <w:tab w:val="num" w:pos="4320"/>
-        </w:tabs>
-        <w:ind w:left="4320" w:hanging="360"/>
-      </w:pPr>
-    </w:lvl>
-    <w:lvl w:ilvl="6" w:tentative="1">
-      <w:start w:val="1"/>
-      <w:numFmt w:val="decimal"/>
-      <w:lvlText w:val="%7."/>
-      <w:lvlJc w:val="left"/>
-      <w:pPr>
-        <w:tabs>
-          <w:tab w:val="num" w:pos="5040"/>
-        </w:tabs>
-        <w:ind w:left="5040" w:hanging="360"/>
-      </w:pPr>
-    </w:lvl>
-    <w:lvl w:ilvl="7" w:tentative="1">
-      <w:start w:val="1"/>
-      <w:numFmt w:val="decimal"/>
-      <w:lvlText w:val="%8."/>
-      <w:lvlJc w:val="left"/>
-      <w:pPr>
-        <w:tabs>
-          <w:tab w:val="num" w:pos="5760"/>
-        </w:tabs>
-        <w:ind w:left="5760" w:hanging="360"/>
-      </w:pPr>
-    </w:lvl>
-    <w:lvl w:ilvl="8" w:tentative="1">
-      <w:start w:val="1"/>
-      <w:numFmt w:val="decimal"/>
-      <w:lvlText w:val="%9."/>
-      <w:lvlJc w:val="left"/>
-      <w:pPr>
-        <w:tabs>
-          <w:tab w:val="num" w:pos="6480"/>
-        </w:tabs>
-        <w:ind w:left="6480" w:hanging="360"/>
-      </w:pPr>
-    </w:lvl>
-  </w:abstractNum>
-  <w:abstractNum w:abstractNumId="34" w15:restartNumberingAfterBreak="0">
-    <w:nsid w:val="6A8706CE"/>
-    <w:multiLevelType w:val="hybridMultilevel"/>
-    <w:tmpl w:val="93162DE0"/>
-    <w:lvl w:ilvl="0" w:tplc="04090001">
-      <w:start w:val="1"/>
-      <w:numFmt w:val="bullet"/>
-      <w:lvlText w:val=""/>
-      <w:lvlJc w:val="left"/>
-      <w:pPr>
-        <w:ind w:left="720" w:hanging="360"/>
-      </w:pPr>
-      <w:rPr>
-        <w:rFonts w:ascii="Symbol" w:hAnsi="Symbol" w:hint="default"/>
-      </w:rPr>
-    </w:lvl>
-    <w:lvl w:ilvl="1" w:tplc="04090003" w:tentative="1">
-      <w:start w:val="1"/>
-      <w:numFmt w:val="bullet"/>
-      <w:lvlText w:val="o"/>
-      <w:lvlJc w:val="left"/>
-      <w:pPr>
-        <w:ind w:left="1440" w:hanging="360"/>
-      </w:pPr>
-      <w:rPr>
-        <w:rFonts w:ascii="Courier New" w:hAnsi="Courier New" w:cs="Courier New" w:hint="default"/>
-      </w:rPr>
-    </w:lvl>
-    <w:lvl w:ilvl="2" w:tplc="04090005" w:tentative="1">
-      <w:start w:val="1"/>
-      <w:numFmt w:val="bullet"/>
-      <w:lvlText w:val=""/>
-      <w:lvlJc w:val="left"/>
-      <w:pPr>
-        <w:ind w:left="2160" w:hanging="360"/>
-      </w:pPr>
-      <w:rPr>
-        <w:rFonts w:ascii="Wingdings" w:hAnsi="Wingdings" w:hint="default"/>
-      </w:rPr>
-    </w:lvl>
-    <w:lvl w:ilvl="3" w:tplc="04090001" w:tentative="1">
-      <w:start w:val="1"/>
-      <w:numFmt w:val="bullet"/>
-      <w:lvlText w:val=""/>
-      <w:lvlJc w:val="left"/>
-      <w:pPr>
-        <w:ind w:left="2880" w:hanging="360"/>
-      </w:pPr>
-      <w:rPr>
-        <w:rFonts w:ascii="Symbol" w:hAnsi="Symbol" w:hint="default"/>
-      </w:rPr>
-    </w:lvl>
-    <w:lvl w:ilvl="4" w:tplc="04090003" w:tentative="1">
-      <w:start w:val="1"/>
-      <w:numFmt w:val="bullet"/>
-      <w:lvlText w:val="o"/>
-      <w:lvlJc w:val="left"/>
-      <w:pPr>
-        <w:ind w:left="3600" w:hanging="360"/>
-      </w:pPr>
-      <w:rPr>
-        <w:rFonts w:ascii="Courier New" w:hAnsi="Courier New" w:cs="Courier New" w:hint="default"/>
-      </w:rPr>
-    </w:lvl>
-    <w:lvl w:ilvl="5" w:tplc="04090005" w:tentative="1">
-      <w:start w:val="1"/>
-      <w:numFmt w:val="bullet"/>
-      <w:lvlText w:val=""/>
-      <w:lvlJc w:val="left"/>
-      <w:pPr>
-        <w:ind w:left="4320" w:hanging="360"/>
-      </w:pPr>
-      <w:rPr>
-        <w:rFonts w:ascii="Wingdings" w:hAnsi="Wingdings" w:hint="default"/>
-      </w:rPr>
-    </w:lvl>
-    <w:lvl w:ilvl="6" w:tplc="04090001" w:tentative="1">
-      <w:start w:val="1"/>
-      <w:numFmt w:val="bullet"/>
-      <w:lvlText w:val=""/>
-      <w:lvlJc w:val="left"/>
-      <w:pPr>
-        <w:ind w:left="5040" w:hanging="360"/>
-      </w:pPr>
-      <w:rPr>
-        <w:rFonts w:ascii="Symbol" w:hAnsi="Symbol" w:hint="default"/>
-      </w:rPr>
-    </w:lvl>
-    <w:lvl w:ilvl="7" w:tplc="04090003" w:tentative="1">
-      <w:start w:val="1"/>
-      <w:numFmt w:val="bullet"/>
-      <w:lvlText w:val="o"/>
-      <w:lvlJc w:val="left"/>
-      <w:pPr>
-        <w:ind w:left="5760" w:hanging="360"/>
-      </w:pPr>
-      <w:rPr>
-        <w:rFonts w:ascii="Courier New" w:hAnsi="Courier New" w:cs="Courier New" w:hint="default"/>
-      </w:rPr>
-    </w:lvl>
-    <w:lvl w:ilvl="8" w:tplc="04090005" w:tentative="1">
-      <w:start w:val="1"/>
-      <w:numFmt w:val="bullet"/>
-      <w:lvlText w:val=""/>
-      <w:lvlJc w:val="left"/>
-      <w:pPr>
-        <w:ind w:left="6480" w:hanging="360"/>
-      </w:pPr>
-      <w:rPr>
-        <w:rFonts w:ascii="Wingdings" w:hAnsi="Wingdings" w:hint="default"/>
-      </w:rPr>
-    </w:lvl>
-  </w:abstractNum>
-  <w:abstractNum w:abstractNumId="35" w15:restartNumberingAfterBreak="0">
-    <w:nsid w:val="6EF44EDA"/>
-    <w:multiLevelType w:val="hybridMultilevel"/>
-    <w:tmpl w:val="9F4A8854"/>
-    <w:lvl w:ilvl="0" w:tplc="04090001">
-      <w:start w:val="1"/>
-      <w:numFmt w:val="bullet"/>
-      <w:lvlText w:val=""/>
-      <w:lvlJc w:val="left"/>
-      <w:pPr>
-        <w:ind w:left="1248" w:hanging="360"/>
-      </w:pPr>
-      <w:rPr>
-        <w:rFonts w:ascii="Symbol" w:hAnsi="Symbol" w:hint="default"/>
-      </w:rPr>
-    </w:lvl>
-    <w:lvl w:ilvl="1" w:tplc="04090003" w:tentative="1">
-      <w:start w:val="1"/>
-      <w:numFmt w:val="bullet"/>
-      <w:lvlText w:val="o"/>
-      <w:lvlJc w:val="left"/>
-      <w:pPr>
-        <w:ind w:left="1968" w:hanging="360"/>
-      </w:pPr>
-      <w:rPr>
-        <w:rFonts w:ascii="Courier New" w:hAnsi="Courier New" w:cs="Courier New" w:hint="default"/>
-      </w:rPr>
-    </w:lvl>
-    <w:lvl w:ilvl="2" w:tplc="04090005" w:tentative="1">
-      <w:start w:val="1"/>
-      <w:numFmt w:val="bullet"/>
-      <w:lvlText w:val=""/>
-      <w:lvlJc w:val="left"/>
-      <w:pPr>
-        <w:ind w:left="2688" w:hanging="360"/>
-      </w:pPr>
-      <w:rPr>
-        <w:rFonts w:ascii="Wingdings" w:hAnsi="Wingdings" w:hint="default"/>
-      </w:rPr>
-    </w:lvl>
-    <w:lvl w:ilvl="3" w:tplc="04090001" w:tentative="1">
-      <w:start w:val="1"/>
-      <w:numFmt w:val="bullet"/>
-      <w:lvlText w:val=""/>
-      <w:lvlJc w:val="left"/>
-      <w:pPr>
-        <w:ind w:left="3408" w:hanging="360"/>
-      </w:pPr>
-      <w:rPr>
-        <w:rFonts w:ascii="Symbol" w:hAnsi="Symbol" w:hint="default"/>
-      </w:rPr>
-    </w:lvl>
-    <w:lvl w:ilvl="4" w:tplc="04090003" w:tentative="1">
-      <w:start w:val="1"/>
-      <w:numFmt w:val="bullet"/>
-      <w:lvlText w:val="o"/>
-      <w:lvlJc w:val="left"/>
-      <w:pPr>
-        <w:ind w:left="4128" w:hanging="360"/>
-      </w:pPr>
-      <w:rPr>
-        <w:rFonts w:ascii="Courier New" w:hAnsi="Courier New" w:cs="Courier New" w:hint="default"/>
-      </w:rPr>
-    </w:lvl>
-    <w:lvl w:ilvl="5" w:tplc="04090005" w:tentative="1">
-      <w:start w:val="1"/>
-      <w:numFmt w:val="bullet"/>
-      <w:lvlText w:val=""/>
-      <w:lvlJc w:val="left"/>
-      <w:pPr>
-        <w:ind w:left="4848" w:hanging="360"/>
-      </w:pPr>
-      <w:rPr>
-        <w:rFonts w:ascii="Wingdings" w:hAnsi="Wingdings" w:hint="default"/>
-      </w:rPr>
-    </w:lvl>
-    <w:lvl w:ilvl="6" w:tplc="04090001" w:tentative="1">
-      <w:start w:val="1"/>
-      <w:numFmt w:val="bullet"/>
-      <w:lvlText w:val=""/>
-      <w:lvlJc w:val="left"/>
-      <w:pPr>
-        <w:ind w:left="5568" w:hanging="360"/>
-      </w:pPr>
-      <w:rPr>
-        <w:rFonts w:ascii="Symbol" w:hAnsi="Symbol" w:hint="default"/>
-      </w:rPr>
-    </w:lvl>
-    <w:lvl w:ilvl="7" w:tplc="04090003" w:tentative="1">
-      <w:start w:val="1"/>
-      <w:numFmt w:val="bullet"/>
-      <w:lvlText w:val="o"/>
-      <w:lvlJc w:val="left"/>
-      <w:pPr>
-        <w:ind w:left="6288" w:hanging="360"/>
-      </w:pPr>
-      <w:rPr>
-        <w:rFonts w:ascii="Courier New" w:hAnsi="Courier New" w:cs="Courier New" w:hint="default"/>
-      </w:rPr>
-    </w:lvl>
-    <w:lvl w:ilvl="8" w:tplc="04090005" w:tentative="1">
-      <w:start w:val="1"/>
-      <w:numFmt w:val="bullet"/>
-      <w:lvlText w:val=""/>
-      <w:lvlJc w:val="left"/>
-      <w:pPr>
-        <w:ind w:left="7008" w:hanging="360"/>
-      </w:pPr>
-      <w:rPr>
-        <w:rFonts w:ascii="Wingdings" w:hAnsi="Wingdings" w:hint="default"/>
-      </w:rPr>
-    </w:lvl>
-  </w:abstractNum>
-  <w:abstractNum w:abstractNumId="36" w15:restartNumberingAfterBreak="0">
+  <w:abstractNum w:abstractNumId="39" w15:restartNumberingAfterBreak="0">
     <w:nsid w:val="73304383"/>
     <w:multiLevelType w:val="hybridMultilevel"/>
     <w:tmpl w:val="72300B98"/>
@@ -12546,7 +15540,7 @@
       </w:rPr>
     </w:lvl>
   </w:abstractNum>
-  <w:abstractNum w:abstractNumId="37" w15:restartNumberingAfterBreak="0">
+  <w:abstractNum w:abstractNumId="40" w15:restartNumberingAfterBreak="0">
     <w:nsid w:val="77AB2F01"/>
     <w:multiLevelType w:val="hybridMultilevel"/>
     <w:tmpl w:val="9078F4C8"/>
@@ -12658,272 +15652,478 @@
       </w:rPr>
     </w:lvl>
   </w:abstractNum>
-  <w:abstractNum w:abstractNumId="38" w15:restartNumberingAfterBreak="0">
-    <w:nsid w:val="78AC3678"/>
-    <w:multiLevelType w:val="multilevel"/>
-    <w:tmpl w:val="BDE0ACA0"/>
-    <w:lvl w:ilvl="0">
+  <w:abstractNum w:abstractNumId="41" w15:restartNumberingAfterBreak="0">
+    <w:nsid w:val="7C2F72FA"/>
+    <w:multiLevelType w:val="hybridMultilevel"/>
+    <w:tmpl w:val="65AE2D64"/>
+    <w:lvl w:ilvl="0" w:tplc="04090001">
       <w:start w:val="1"/>
       <w:numFmt w:val="bullet"/>
       <w:lvlText w:val=""/>
       <w:lvlJc w:val="left"/>
       <w:pPr>
-        <w:tabs>
-          <w:tab w:val="num" w:pos="720"/>
-        </w:tabs>
+        <w:ind w:left="1080" w:hanging="360"/>
+      </w:pPr>
+      <w:rPr>
+        <w:rFonts w:ascii="Symbol" w:hAnsi="Symbol" w:hint="default"/>
+      </w:rPr>
+    </w:lvl>
+    <w:lvl w:ilvl="1" w:tplc="04090003">
+      <w:start w:val="1"/>
+      <w:numFmt w:val="bullet"/>
+      <w:lvlText w:val="o"/>
+      <w:lvlJc w:val="left"/>
+      <w:pPr>
+        <w:ind w:left="1800" w:hanging="360"/>
+      </w:pPr>
+      <w:rPr>
+        <w:rFonts w:ascii="Courier New" w:hAnsi="Courier New" w:cs="Courier New" w:hint="default"/>
+      </w:rPr>
+    </w:lvl>
+    <w:lvl w:ilvl="2" w:tplc="04090005" w:tentative="1">
+      <w:start w:val="1"/>
+      <w:numFmt w:val="bullet"/>
+      <w:lvlText w:val=""/>
+      <w:lvlJc w:val="left"/>
+      <w:pPr>
+        <w:ind w:left="2520" w:hanging="360"/>
+      </w:pPr>
+      <w:rPr>
+        <w:rFonts w:ascii="Wingdings" w:hAnsi="Wingdings" w:hint="default"/>
+      </w:rPr>
+    </w:lvl>
+    <w:lvl w:ilvl="3" w:tplc="04090001" w:tentative="1">
+      <w:start w:val="1"/>
+      <w:numFmt w:val="bullet"/>
+      <w:lvlText w:val=""/>
+      <w:lvlJc w:val="left"/>
+      <w:pPr>
+        <w:ind w:left="3240" w:hanging="360"/>
+      </w:pPr>
+      <w:rPr>
+        <w:rFonts w:ascii="Symbol" w:hAnsi="Symbol" w:hint="default"/>
+      </w:rPr>
+    </w:lvl>
+    <w:lvl w:ilvl="4" w:tplc="04090003" w:tentative="1">
+      <w:start w:val="1"/>
+      <w:numFmt w:val="bullet"/>
+      <w:lvlText w:val="o"/>
+      <w:lvlJc w:val="left"/>
+      <w:pPr>
+        <w:ind w:left="3960" w:hanging="360"/>
+      </w:pPr>
+      <w:rPr>
+        <w:rFonts w:ascii="Courier New" w:hAnsi="Courier New" w:cs="Courier New" w:hint="default"/>
+      </w:rPr>
+    </w:lvl>
+    <w:lvl w:ilvl="5" w:tplc="04090005" w:tentative="1">
+      <w:start w:val="1"/>
+      <w:numFmt w:val="bullet"/>
+      <w:lvlText w:val=""/>
+      <w:lvlJc w:val="left"/>
+      <w:pPr>
+        <w:ind w:left="4680" w:hanging="360"/>
+      </w:pPr>
+      <w:rPr>
+        <w:rFonts w:ascii="Wingdings" w:hAnsi="Wingdings" w:hint="default"/>
+      </w:rPr>
+    </w:lvl>
+    <w:lvl w:ilvl="6" w:tplc="04090001" w:tentative="1">
+      <w:start w:val="1"/>
+      <w:numFmt w:val="bullet"/>
+      <w:lvlText w:val=""/>
+      <w:lvlJc w:val="left"/>
+      <w:pPr>
+        <w:ind w:left="5400" w:hanging="360"/>
+      </w:pPr>
+      <w:rPr>
+        <w:rFonts w:ascii="Symbol" w:hAnsi="Symbol" w:hint="default"/>
+      </w:rPr>
+    </w:lvl>
+    <w:lvl w:ilvl="7" w:tplc="04090003" w:tentative="1">
+      <w:start w:val="1"/>
+      <w:numFmt w:val="bullet"/>
+      <w:lvlText w:val="o"/>
+      <w:lvlJc w:val="left"/>
+      <w:pPr>
+        <w:ind w:left="6120" w:hanging="360"/>
+      </w:pPr>
+      <w:rPr>
+        <w:rFonts w:ascii="Courier New" w:hAnsi="Courier New" w:cs="Courier New" w:hint="default"/>
+      </w:rPr>
+    </w:lvl>
+    <w:lvl w:ilvl="8" w:tplc="04090005" w:tentative="1">
+      <w:start w:val="1"/>
+      <w:numFmt w:val="bullet"/>
+      <w:lvlText w:val=""/>
+      <w:lvlJc w:val="left"/>
+      <w:pPr>
+        <w:ind w:left="6840" w:hanging="360"/>
+      </w:pPr>
+      <w:rPr>
+        <w:rFonts w:ascii="Wingdings" w:hAnsi="Wingdings" w:hint="default"/>
+      </w:rPr>
+    </w:lvl>
+  </w:abstractNum>
+  <w:abstractNum w:abstractNumId="42" w15:restartNumberingAfterBreak="0">
+    <w:nsid w:val="7ED05258"/>
+    <w:multiLevelType w:val="hybridMultilevel"/>
+    <w:tmpl w:val="6A303A50"/>
+    <w:lvl w:ilvl="0" w:tplc="04090001">
+      <w:start w:val="1"/>
+      <w:numFmt w:val="bullet"/>
+      <w:lvlText w:val=""/>
+      <w:lvlJc w:val="left"/>
+      <w:pPr>
         <w:ind w:left="720" w:hanging="360"/>
       </w:pPr>
       <w:rPr>
         <w:rFonts w:ascii="Symbol" w:hAnsi="Symbol" w:hint="default"/>
-        <w:sz w:val="20"/>
-      </w:rPr>
-    </w:lvl>
-    <w:lvl w:ilvl="1" w:tentative="1">
+      </w:rPr>
+    </w:lvl>
+    <w:lvl w:ilvl="1" w:tplc="04090003" w:tentative="1">
       <w:start w:val="1"/>
       <w:numFmt w:val="bullet"/>
       <w:lvlText w:val="o"/>
       <w:lvlJc w:val="left"/>
       <w:pPr>
-        <w:tabs>
-          <w:tab w:val="num" w:pos="1440"/>
-        </w:tabs>
         <w:ind w:left="1440" w:hanging="360"/>
       </w:pPr>
       <w:rPr>
-        <w:rFonts w:ascii="Courier New" w:hAnsi="Courier New" w:hint="default"/>
-        <w:sz w:val="20"/>
-      </w:rPr>
-    </w:lvl>
-    <w:lvl w:ilvl="2" w:tentative="1">
-      <w:start w:val="1"/>
-      <w:numFmt w:val="bullet"/>
-      <w:lvlText w:val=""/>
-      <w:lvlJc w:val="left"/>
-      <w:pPr>
-        <w:tabs>
-          <w:tab w:val="num" w:pos="2160"/>
-        </w:tabs>
+        <w:rFonts w:ascii="Courier New" w:hAnsi="Courier New" w:cs="Courier New" w:hint="default"/>
+      </w:rPr>
+    </w:lvl>
+    <w:lvl w:ilvl="2" w:tplc="04090005" w:tentative="1">
+      <w:start w:val="1"/>
+      <w:numFmt w:val="bullet"/>
+      <w:lvlText w:val=""/>
+      <w:lvlJc w:val="left"/>
+      <w:pPr>
         <w:ind w:left="2160" w:hanging="360"/>
       </w:pPr>
       <w:rPr>
         <w:rFonts w:ascii="Wingdings" w:hAnsi="Wingdings" w:hint="default"/>
-        <w:sz w:val="20"/>
-      </w:rPr>
-    </w:lvl>
-    <w:lvl w:ilvl="3" w:tentative="1">
-      <w:start w:val="1"/>
-      <w:numFmt w:val="bullet"/>
-      <w:lvlText w:val=""/>
-      <w:lvlJc w:val="left"/>
-      <w:pPr>
-        <w:tabs>
-          <w:tab w:val="num" w:pos="2880"/>
-        </w:tabs>
+      </w:rPr>
+    </w:lvl>
+    <w:lvl w:ilvl="3" w:tplc="04090001" w:tentative="1">
+      <w:start w:val="1"/>
+      <w:numFmt w:val="bullet"/>
+      <w:lvlText w:val=""/>
+      <w:lvlJc w:val="left"/>
+      <w:pPr>
         <w:ind w:left="2880" w:hanging="360"/>
       </w:pPr>
       <w:rPr>
-        <w:rFonts w:ascii="Wingdings" w:hAnsi="Wingdings" w:hint="default"/>
-        <w:sz w:val="20"/>
-      </w:rPr>
-    </w:lvl>
-    <w:lvl w:ilvl="4" w:tentative="1">
-      <w:start w:val="1"/>
-      <w:numFmt w:val="bullet"/>
-      <w:lvlText w:val=""/>
-      <w:lvlJc w:val="left"/>
-      <w:pPr>
-        <w:tabs>
-          <w:tab w:val="num" w:pos="3600"/>
-        </w:tabs>
+        <w:rFonts w:ascii="Symbol" w:hAnsi="Symbol" w:hint="default"/>
+      </w:rPr>
+    </w:lvl>
+    <w:lvl w:ilvl="4" w:tplc="04090003" w:tentative="1">
+      <w:start w:val="1"/>
+      <w:numFmt w:val="bullet"/>
+      <w:lvlText w:val="o"/>
+      <w:lvlJc w:val="left"/>
+      <w:pPr>
         <w:ind w:left="3600" w:hanging="360"/>
       </w:pPr>
       <w:rPr>
-        <w:rFonts w:ascii="Wingdings" w:hAnsi="Wingdings" w:hint="default"/>
-        <w:sz w:val="20"/>
-      </w:rPr>
-    </w:lvl>
-    <w:lvl w:ilvl="5" w:tentative="1">
-      <w:start w:val="1"/>
-      <w:numFmt w:val="bullet"/>
-      <w:lvlText w:val=""/>
-      <w:lvlJc w:val="left"/>
-      <w:pPr>
-        <w:tabs>
-          <w:tab w:val="num" w:pos="4320"/>
-        </w:tabs>
+        <w:rFonts w:ascii="Courier New" w:hAnsi="Courier New" w:cs="Courier New" w:hint="default"/>
+      </w:rPr>
+    </w:lvl>
+    <w:lvl w:ilvl="5" w:tplc="04090005" w:tentative="1">
+      <w:start w:val="1"/>
+      <w:numFmt w:val="bullet"/>
+      <w:lvlText w:val=""/>
+      <w:lvlJc w:val="left"/>
+      <w:pPr>
         <w:ind w:left="4320" w:hanging="360"/>
       </w:pPr>
       <w:rPr>
         <w:rFonts w:ascii="Wingdings" w:hAnsi="Wingdings" w:hint="default"/>
-        <w:sz w:val="20"/>
-      </w:rPr>
-    </w:lvl>
-    <w:lvl w:ilvl="6" w:tentative="1">
-      <w:start w:val="1"/>
-      <w:numFmt w:val="bullet"/>
-      <w:lvlText w:val=""/>
-      <w:lvlJc w:val="left"/>
-      <w:pPr>
-        <w:tabs>
-          <w:tab w:val="num" w:pos="5040"/>
-        </w:tabs>
+      </w:rPr>
+    </w:lvl>
+    <w:lvl w:ilvl="6" w:tplc="04090001" w:tentative="1">
+      <w:start w:val="1"/>
+      <w:numFmt w:val="bullet"/>
+      <w:lvlText w:val=""/>
+      <w:lvlJc w:val="left"/>
+      <w:pPr>
         <w:ind w:left="5040" w:hanging="360"/>
       </w:pPr>
       <w:rPr>
-        <w:rFonts w:ascii="Wingdings" w:hAnsi="Wingdings" w:hint="default"/>
-        <w:sz w:val="20"/>
-      </w:rPr>
-    </w:lvl>
-    <w:lvl w:ilvl="7" w:tentative="1">
-      <w:start w:val="1"/>
-      <w:numFmt w:val="bullet"/>
-      <w:lvlText w:val=""/>
-      <w:lvlJc w:val="left"/>
-      <w:pPr>
-        <w:tabs>
-          <w:tab w:val="num" w:pos="5760"/>
-        </w:tabs>
+        <w:rFonts w:ascii="Symbol" w:hAnsi="Symbol" w:hint="default"/>
+      </w:rPr>
+    </w:lvl>
+    <w:lvl w:ilvl="7" w:tplc="04090003" w:tentative="1">
+      <w:start w:val="1"/>
+      <w:numFmt w:val="bullet"/>
+      <w:lvlText w:val="o"/>
+      <w:lvlJc w:val="left"/>
+      <w:pPr>
         <w:ind w:left="5760" w:hanging="360"/>
       </w:pPr>
       <w:rPr>
-        <w:rFonts w:ascii="Wingdings" w:hAnsi="Wingdings" w:hint="default"/>
-        <w:sz w:val="20"/>
-      </w:rPr>
-    </w:lvl>
-    <w:lvl w:ilvl="8" w:tentative="1">
-      <w:start w:val="1"/>
-      <w:numFmt w:val="bullet"/>
-      <w:lvlText w:val=""/>
-      <w:lvlJc w:val="left"/>
-      <w:pPr>
-        <w:tabs>
-          <w:tab w:val="num" w:pos="6480"/>
-        </w:tabs>
+        <w:rFonts w:ascii="Courier New" w:hAnsi="Courier New" w:cs="Courier New" w:hint="default"/>
+      </w:rPr>
+    </w:lvl>
+    <w:lvl w:ilvl="8" w:tplc="04090005" w:tentative="1">
+      <w:start w:val="1"/>
+      <w:numFmt w:val="bullet"/>
+      <w:lvlText w:val=""/>
+      <w:lvlJc w:val="left"/>
+      <w:pPr>
         <w:ind w:left="6480" w:hanging="360"/>
       </w:pPr>
       <w:rPr>
         <w:rFonts w:ascii="Wingdings" w:hAnsi="Wingdings" w:hint="default"/>
-        <w:sz w:val="20"/>
+      </w:rPr>
+    </w:lvl>
+  </w:abstractNum>
+  <w:abstractNum w:abstractNumId="43" w15:restartNumberingAfterBreak="0">
+    <w:nsid w:val="7F3F75BD"/>
+    <w:multiLevelType w:val="hybridMultilevel"/>
+    <w:tmpl w:val="1494CC1A"/>
+    <w:lvl w:ilvl="0" w:tplc="04090001">
+      <w:start w:val="1"/>
+      <w:numFmt w:val="bullet"/>
+      <w:lvlText w:val=""/>
+      <w:lvlJc w:val="left"/>
+      <w:pPr>
+        <w:ind w:left="1080" w:hanging="360"/>
+      </w:pPr>
+      <w:rPr>
+        <w:rFonts w:ascii="Symbol" w:hAnsi="Symbol" w:hint="default"/>
+      </w:rPr>
+    </w:lvl>
+    <w:lvl w:ilvl="1" w:tplc="04090003">
+      <w:start w:val="1"/>
+      <w:numFmt w:val="bullet"/>
+      <w:lvlText w:val="o"/>
+      <w:lvlJc w:val="left"/>
+      <w:pPr>
+        <w:ind w:left="1800" w:hanging="360"/>
+      </w:pPr>
+      <w:rPr>
+        <w:rFonts w:ascii="Courier New" w:hAnsi="Courier New" w:cs="Courier New" w:hint="default"/>
+      </w:rPr>
+    </w:lvl>
+    <w:lvl w:ilvl="2" w:tplc="04090005" w:tentative="1">
+      <w:start w:val="1"/>
+      <w:numFmt w:val="bullet"/>
+      <w:lvlText w:val=""/>
+      <w:lvlJc w:val="left"/>
+      <w:pPr>
+        <w:ind w:left="2520" w:hanging="360"/>
+      </w:pPr>
+      <w:rPr>
+        <w:rFonts w:ascii="Wingdings" w:hAnsi="Wingdings" w:hint="default"/>
+      </w:rPr>
+    </w:lvl>
+    <w:lvl w:ilvl="3" w:tplc="04090001" w:tentative="1">
+      <w:start w:val="1"/>
+      <w:numFmt w:val="bullet"/>
+      <w:lvlText w:val=""/>
+      <w:lvlJc w:val="left"/>
+      <w:pPr>
+        <w:ind w:left="3240" w:hanging="360"/>
+      </w:pPr>
+      <w:rPr>
+        <w:rFonts w:ascii="Symbol" w:hAnsi="Symbol" w:hint="default"/>
+      </w:rPr>
+    </w:lvl>
+    <w:lvl w:ilvl="4" w:tplc="04090003" w:tentative="1">
+      <w:start w:val="1"/>
+      <w:numFmt w:val="bullet"/>
+      <w:lvlText w:val="o"/>
+      <w:lvlJc w:val="left"/>
+      <w:pPr>
+        <w:ind w:left="3960" w:hanging="360"/>
+      </w:pPr>
+      <w:rPr>
+        <w:rFonts w:ascii="Courier New" w:hAnsi="Courier New" w:cs="Courier New" w:hint="default"/>
+      </w:rPr>
+    </w:lvl>
+    <w:lvl w:ilvl="5" w:tplc="04090005" w:tentative="1">
+      <w:start w:val="1"/>
+      <w:numFmt w:val="bullet"/>
+      <w:lvlText w:val=""/>
+      <w:lvlJc w:val="left"/>
+      <w:pPr>
+        <w:ind w:left="4680" w:hanging="360"/>
+      </w:pPr>
+      <w:rPr>
+        <w:rFonts w:ascii="Wingdings" w:hAnsi="Wingdings" w:hint="default"/>
+      </w:rPr>
+    </w:lvl>
+    <w:lvl w:ilvl="6" w:tplc="04090001" w:tentative="1">
+      <w:start w:val="1"/>
+      <w:numFmt w:val="bullet"/>
+      <w:lvlText w:val=""/>
+      <w:lvlJc w:val="left"/>
+      <w:pPr>
+        <w:ind w:left="5400" w:hanging="360"/>
+      </w:pPr>
+      <w:rPr>
+        <w:rFonts w:ascii="Symbol" w:hAnsi="Symbol" w:hint="default"/>
+      </w:rPr>
+    </w:lvl>
+    <w:lvl w:ilvl="7" w:tplc="04090003" w:tentative="1">
+      <w:start w:val="1"/>
+      <w:numFmt w:val="bullet"/>
+      <w:lvlText w:val="o"/>
+      <w:lvlJc w:val="left"/>
+      <w:pPr>
+        <w:ind w:left="6120" w:hanging="360"/>
+      </w:pPr>
+      <w:rPr>
+        <w:rFonts w:ascii="Courier New" w:hAnsi="Courier New" w:cs="Courier New" w:hint="default"/>
+      </w:rPr>
+    </w:lvl>
+    <w:lvl w:ilvl="8" w:tplc="04090005" w:tentative="1">
+      <w:start w:val="1"/>
+      <w:numFmt w:val="bullet"/>
+      <w:lvlText w:val=""/>
+      <w:lvlJc w:val="left"/>
+      <w:pPr>
+        <w:ind w:left="6840" w:hanging="360"/>
+      </w:pPr>
+      <w:rPr>
+        <w:rFonts w:ascii="Wingdings" w:hAnsi="Wingdings" w:hint="default"/>
       </w:rPr>
     </w:lvl>
   </w:abstractNum>
   <w:num w:numId="1">
-    <w:abstractNumId w:val="17"/>
+    <w:abstractNumId w:val="23"/>
   </w:num>
   <w:num w:numId="2">
+    <w:abstractNumId w:val="25"/>
+  </w:num>
+  <w:num w:numId="3">
+    <w:abstractNumId w:val="7"/>
+  </w:num>
+  <w:num w:numId="4">
+    <w:abstractNumId w:val="30"/>
+  </w:num>
+  <w:num w:numId="5">
+    <w:abstractNumId w:val="24"/>
+  </w:num>
+  <w:num w:numId="6">
+    <w:abstractNumId w:val="40"/>
+  </w:num>
+  <w:num w:numId="7">
+    <w:abstractNumId w:val="39"/>
+  </w:num>
+  <w:num w:numId="8">
+    <w:abstractNumId w:val="28"/>
+  </w:num>
+  <w:num w:numId="9">
+    <w:abstractNumId w:val="18"/>
+  </w:num>
+  <w:num w:numId="10">
+    <w:abstractNumId w:val="33"/>
+  </w:num>
+  <w:num w:numId="11">
+    <w:abstractNumId w:val="2"/>
+  </w:num>
+  <w:num w:numId="12">
+    <w:abstractNumId w:val="6"/>
+  </w:num>
+  <w:num w:numId="13">
+    <w:abstractNumId w:val="4"/>
+  </w:num>
+  <w:num w:numId="14">
+    <w:abstractNumId w:val="1"/>
+  </w:num>
+  <w:num w:numId="15">
+    <w:abstractNumId w:val="5"/>
+  </w:num>
+  <w:num w:numId="16">
+    <w:abstractNumId w:val="34"/>
+  </w:num>
+  <w:num w:numId="17">
+    <w:abstractNumId w:val="14"/>
+  </w:num>
+  <w:num w:numId="18">
     <w:abstractNumId w:val="19"/>
   </w:num>
-  <w:num w:numId="3">
-    <w:abstractNumId w:val="6"/>
-  </w:num>
-  <w:num w:numId="4">
-    <w:abstractNumId w:val="24"/>
-  </w:num>
-  <w:num w:numId="5">
-    <w:abstractNumId w:val="34"/>
-  </w:num>
-  <w:num w:numId="6">
-    <w:abstractNumId w:val="30"/>
-  </w:num>
-  <w:num w:numId="7">
-    <w:abstractNumId w:val="18"/>
-  </w:num>
-  <w:num w:numId="8">
-    <w:abstractNumId w:val="11"/>
-  </w:num>
-  <w:num w:numId="9">
-    <w:abstractNumId w:val="15"/>
-  </w:num>
-  <w:num w:numId="10">
-    <w:abstractNumId w:val="37"/>
-  </w:num>
-  <w:num w:numId="11">
-    <w:abstractNumId w:val="36"/>
-  </w:num>
-  <w:num w:numId="12">
-    <w:abstractNumId w:val="22"/>
-  </w:num>
-  <w:num w:numId="13">
-    <w:abstractNumId w:val="16"/>
-  </w:num>
-  <w:num w:numId="14">
+  <w:num w:numId="19">
     <w:abstractNumId w:val="35"/>
   </w:num>
-  <w:num w:numId="15">
-    <w:abstractNumId w:val="13"/>
+  <w:num w:numId="20">
+    <w:abstractNumId w:val="29"/>
   </w:num>
-  <w:num w:numId="16">
+  <w:num w:numId="21">
+    <w:abstractNumId w:val="8"/>
+  </w:num>
+  <w:num w:numId="22">
+    <w:abstractNumId w:val="26"/>
+  </w:num>
+  <w:num w:numId="23">
     <w:abstractNumId w:val="38"/>
   </w:num>
-  <w:num w:numId="17">
-    <w:abstractNumId w:val="26"/>
-  </w:num>
-  <w:num w:numId="18">
-    <w:abstractNumId w:val="4"/>
-  </w:num>
-  <w:num w:numId="19">
-    <w:abstractNumId w:val="1"/>
-  </w:num>
-  <w:num w:numId="20">
-    <w:abstractNumId w:val="31"/>
-  </w:num>
-  <w:num w:numId="21">
-    <w:abstractNumId w:val="5"/>
-  </w:num>
-  <w:num w:numId="22">
-    <w:abstractNumId w:val="9"/>
-  </w:num>
-  <w:num w:numId="23">
-    <w:abstractNumId w:val="2"/>
-  </w:num>
   <w:num w:numId="24">
-    <w:abstractNumId w:val="25"/>
+    <w:abstractNumId w:val="32"/>
   </w:num>
   <w:num w:numId="25">
     <w:abstractNumId w:val="0"/>
   </w:num>
   <w:num w:numId="26">
-    <w:abstractNumId w:val="21"/>
+    <w:abstractNumId w:val="13"/>
   </w:num>
   <w:num w:numId="27">
+    <w:abstractNumId w:val="37"/>
+  </w:num>
+  <w:num w:numId="28">
+    <w:abstractNumId w:val="11"/>
+  </w:num>
+  <w:num w:numId="29">
+    <w:abstractNumId w:val="43"/>
+  </w:num>
+  <w:num w:numId="30">
+    <w:abstractNumId w:val="10"/>
+  </w:num>
+  <w:num w:numId="31">
+    <w:abstractNumId w:val="41"/>
+  </w:num>
+  <w:num w:numId="32">
+    <w:abstractNumId w:val="9"/>
+  </w:num>
+  <w:num w:numId="33">
+    <w:abstractNumId w:val="27"/>
+  </w:num>
+  <w:num w:numId="34">
+    <w:abstractNumId w:val="16"/>
+  </w:num>
+  <w:num w:numId="35">
+    <w:abstractNumId w:val="17"/>
+  </w:num>
+  <w:num w:numId="36">
     <w:abstractNumId w:val="3"/>
   </w:num>
-  <w:num w:numId="28">
-    <w:abstractNumId w:val="27"/>
-  </w:num>
-  <w:num w:numId="29">
-    <w:abstractNumId w:val="33"/>
-  </w:num>
-  <w:num w:numId="30">
-    <w:abstractNumId w:val="28"/>
-  </w:num>
-  <w:num w:numId="31">
-    <w:abstractNumId w:val="12"/>
-  </w:num>
-  <w:num w:numId="32">
-    <w:abstractNumId w:val="14"/>
-  </w:num>
-  <w:num w:numId="33">
-    <w:abstractNumId w:val="29"/>
-  </w:num>
-  <w:num w:numId="34">
-    <w:abstractNumId w:val="8"/>
-  </w:num>
-  <w:num w:numId="35">
-    <w:abstractNumId w:val="10"/>
-  </w:num>
-  <w:num w:numId="36">
-    <w:abstractNumId w:val="23"/>
-  </w:num>
   <w:num w:numId="37">
-    <w:abstractNumId w:val="32"/>
+    <w:abstractNumId w:val="15"/>
   </w:num>
   <w:num w:numId="38">
-    <w:abstractNumId w:val="7"/>
+    <w:abstractNumId w:val="21"/>
   </w:num>
   <w:num w:numId="39">
     <w:abstractNumId w:val="20"/>
   </w:num>
+  <w:num w:numId="40">
+    <w:abstractNumId w:val="36"/>
+  </w:num>
+  <w:num w:numId="41">
+    <w:abstractNumId w:val="22"/>
+  </w:num>
+  <w:num w:numId="42">
+    <w:abstractNumId w:val="42"/>
+  </w:num>
+  <w:num w:numId="43">
+    <w:abstractNumId w:val="12"/>
+  </w:num>
+  <w:num w:numId="44">
+    <w:abstractNumId w:val="31"/>
+  </w:num>
+  <w:numIdMacAtCleanup w:val="44"/>
 </w:numbering>
 </file>
 
@@ -13712,7 +16912,6 @@
     <w:name w:val="Normal (Web)"/>
     <w:basedOn w:val="Normal"/>
     <w:uiPriority w:val="99"/>
-    <w:semiHidden/>
     <w:unhideWhenUsed/>
     <w:rsid w:val="00224263"/>
     <w:rPr>
@@ -13743,6 +16942,22 @@
     <w:rPr>
       <w:b/>
       <w:bCs/>
+    </w:rPr>
+  </w:style>
+  <w:style w:type="character" w:customStyle="1" w:styleId="text-xs">
+    <w:name w:val="text-xs"/>
+    <w:basedOn w:val="DefaultParagraphFont"/>
+    <w:rsid w:val="007312B5"/>
+  </w:style>
+  <w:style w:type="character" w:styleId="Emphasis">
+    <w:name w:val="Emphasis"/>
+    <w:basedOn w:val="DefaultParagraphFont"/>
+    <w:uiPriority w:val="20"/>
+    <w:qFormat/>
+    <w:rsid w:val="00F36CAE"/>
+    <w:rPr>
+      <w:i/>
+      <w:iCs/>
     </w:rPr>
   </w:style>
 </w:styles>
@@ -14014,7 +17229,7 @@
 </file>
 
 <file path=customXml/itemProps1.xml><?xml version="1.0" encoding="utf-8"?>
-<ds:datastoreItem xmlns:ds="http://schemas.openxmlformats.org/officeDocument/2006/customXml" ds:itemID="{657700BF-0B95-4838-BB18-9DCFBC1402AC}">
+<ds:datastoreItem xmlns:ds="http://schemas.openxmlformats.org/officeDocument/2006/customXml" ds:itemID="{BF4259F4-F9DD-4AB0-92CD-56EC382EA2C5}">
   <ds:schemaRefs>
     <ds:schemaRef ds:uri="http://schemas.openxmlformats.org/officeDocument/2006/bibliography"/>
   </ds:schemaRefs>

--- a/TotNgiepGTVT/NguyenTungDuong_5240294_BaoCaoThucTap.docx
+++ b/TotNgiepGTVT/NguyenTungDuong_5240294_BaoCaoThucTap.docx
@@ -153,7 +153,7 @@
                     </wp:anchor>
                   </w:drawing>
                 </mc:Choice>
-                <mc:Fallback xmlns:oel="http://schemas.microsoft.com/office/2019/extlst" xmlns:w16cex="http://schemas.microsoft.com/office/word/2018/wordml/cex" xmlns:w16="http://schemas.microsoft.com/office/word/2018/wordml" xmlns:w16sdtdh="http://schemas.microsoft.com/office/word/2020/wordml/sdtdatahash" xmlns:w16du="http://schemas.microsoft.com/office/word/2023/wordml/word16du" xmlns:w16sdtfl="http://schemas.microsoft.com/office/word/2024/wordml/sdtformatlock">
+                <mc:Fallback xmlns:w16sdtfl="http://schemas.microsoft.com/office/word/2024/wordml/sdtformatlock" xmlns:w16du="http://schemas.microsoft.com/office/word/2023/wordml/word16du" xmlns:w16sdtdh="http://schemas.microsoft.com/office/word/2020/wordml/sdtdatahash" xmlns:w16="http://schemas.microsoft.com/office/word/2018/wordml" xmlns:w16cex="http://schemas.microsoft.com/office/word/2018/wordml/cex" xmlns:oel="http://schemas.microsoft.com/office/2019/extlst">
                   <w:pict>
                     <v:line w14:anchorId="4FD8A98E" id="Straight Connector 11" o:spid="_x0000_s1026" style="position:absolute;z-index:251659264;visibility:visible;mso-wrap-style:square;mso-width-percent:0;mso-height-percent:0;mso-wrap-distance-left:9pt;mso-wrap-distance-top:0;mso-wrap-distance-right:9pt;mso-wrap-distance-bottom:0;mso-position-horizontal:absolute;mso-position-horizontal-relative:text;mso-position-vertical:absolute;mso-position-vertical-relative:text;mso-width-percent:0;mso-height-percent:0;mso-width-relative:page;mso-height-relative:page" from="154.4pt,9.35pt" to="287.4pt,9.35pt" o:gfxdata="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" strokeweight="1pt"/>
                   </w:pict>
@@ -1089,7 +1089,7 @@
                     </wp:anchor>
                   </w:drawing>
                 </mc:Choice>
-                <mc:Fallback xmlns:oel="http://schemas.microsoft.com/office/2019/extlst" xmlns:w16cex="http://schemas.microsoft.com/office/word/2018/wordml/cex" xmlns:w16="http://schemas.microsoft.com/office/word/2018/wordml" xmlns:w16sdtdh="http://schemas.microsoft.com/office/word/2020/wordml/sdtdatahash" xmlns:w16du="http://schemas.microsoft.com/office/word/2023/wordml/word16du" xmlns:w16sdtfl="http://schemas.microsoft.com/office/word/2024/wordml/sdtformatlock">
+                <mc:Fallback xmlns:w16sdtfl="http://schemas.microsoft.com/office/word/2024/wordml/sdtformatlock" xmlns:w16du="http://schemas.microsoft.com/office/word/2023/wordml/word16du" xmlns:w16sdtdh="http://schemas.microsoft.com/office/word/2020/wordml/sdtdatahash" xmlns:w16="http://schemas.microsoft.com/office/word/2018/wordml" xmlns:w16cex="http://schemas.microsoft.com/office/word/2018/wordml/cex" xmlns:oel="http://schemas.microsoft.com/office/2019/extlst">
                   <w:pict>
                     <v:line w14:anchorId="3B6789C4" id="Straight Connector 2" o:spid="_x0000_s1026" style="position:absolute;z-index:251661312;visibility:visible;mso-wrap-style:square;mso-width-percent:0;mso-height-percent:0;mso-wrap-distance-left:9pt;mso-wrap-distance-top:0;mso-wrap-distance-right:9pt;mso-wrap-distance-bottom:0;mso-position-horizontal:absolute;mso-position-horizontal-relative:text;mso-position-vertical:absolute;mso-position-vertical-relative:text;mso-width-percent:0;mso-height-percent:0;mso-width-relative:page;mso-height-relative:page" from="154.4pt,9.35pt" to="287.4pt,9.35pt" o:gfxdata="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" strokeweight="1pt"/>
                   </w:pict>
@@ -2051,7 +2051,7 @@
               </wp:anchor>
             </w:drawing>
           </mc:Choice>
-          <mc:Fallback xmlns:oel="http://schemas.microsoft.com/office/2019/extlst" xmlns:w16cex="http://schemas.microsoft.com/office/word/2018/wordml/cex" xmlns:w16="http://schemas.microsoft.com/office/word/2018/wordml" xmlns:w16sdtdh="http://schemas.microsoft.com/office/word/2020/wordml/sdtdatahash" xmlns:w16du="http://schemas.microsoft.com/office/word/2023/wordml/word16du" xmlns:w16sdtfl="http://schemas.microsoft.com/office/word/2024/wordml/sdtformatlock">
+          <mc:Fallback xmlns:w16sdtfl="http://schemas.microsoft.com/office/word/2024/wordml/sdtformatlock" xmlns:w16du="http://schemas.microsoft.com/office/word/2023/wordml/word16du" xmlns:w16sdtdh="http://schemas.microsoft.com/office/word/2020/wordml/sdtdatahash" xmlns:w16="http://schemas.microsoft.com/office/word/2018/wordml" xmlns:w16cex="http://schemas.microsoft.com/office/word/2018/wordml/cex" xmlns:oel="http://schemas.microsoft.com/office/2019/extlst">
             <w:pict>
               <v:shapetype w14:anchorId="0F898CB3" id="_x0000_t32" coordsize="21600,21600" o:spt="32" o:oned="t" path="m,l21600,21600e" filled="f">
                 <v:path arrowok="t" fillok="f" o:connecttype="none"/>
@@ -2108,7 +2108,47 @@
           <w:sz w:val="24"/>
           <w:szCs w:val="24"/>
         </w:rPr>
-        <w:t>Hà Nội, ngày …. tháng … năm 20….</w:t>
+        <w:t xml:space="preserve">Hà Nội, ngày </w:t>
+      </w:r>
+      <w:r>
+        <w:rPr>
+          <w:i/>
+          <w:sz w:val="24"/>
+          <w:szCs w:val="24"/>
+        </w:rPr>
+        <w:t>31</w:t>
+      </w:r>
+      <w:r>
+        <w:rPr>
+          <w:i/>
+          <w:sz w:val="24"/>
+          <w:szCs w:val="24"/>
+        </w:rPr>
+        <w:t xml:space="preserve"> tháng</w:t>
+      </w:r>
+      <w:r>
+        <w:rPr>
+          <w:i/>
+          <w:sz w:val="24"/>
+          <w:szCs w:val="24"/>
+        </w:rPr>
+        <w:t xml:space="preserve"> 01</w:t>
+      </w:r>
+      <w:r>
+        <w:rPr>
+          <w:i/>
+          <w:sz w:val="24"/>
+          <w:szCs w:val="24"/>
+        </w:rPr>
+        <w:t xml:space="preserve"> năm 2</w:t>
+      </w:r>
+      <w:r>
+        <w:rPr>
+          <w:i/>
+          <w:sz w:val="24"/>
+          <w:szCs w:val="24"/>
+        </w:rPr>
+        <w:t>026</w:t>
       </w:r>
     </w:p>
     <w:p>
@@ -2485,7 +2525,7 @@
           <w:sz w:val="24"/>
           <w:szCs w:val="24"/>
         </w:rPr>
-        <w:t xml:space="preserve">Đã thực tập tốt nghiệp tại cơ sở trong thời gian từ:          </w:t>
+        <w:t xml:space="preserve">Đã thực tập tốt nghiệp tại cơ sở trong thời gian từ: </w:t>
       </w:r>
       <w:r>
         <w:rPr>
@@ -2499,7 +2539,28 @@
           <w:sz w:val="24"/>
           <w:szCs w:val="24"/>
         </w:rPr>
-        <w:t xml:space="preserve">     đến: </w:t>
+        <w:t xml:space="preserve"> </w:t>
+      </w:r>
+      <w:r>
+        <w:rPr>
+          <w:sz w:val="24"/>
+          <w:szCs w:val="24"/>
+        </w:rPr>
+        <w:t>đến:</w:t>
+      </w:r>
+      <w:r>
+        <w:rPr>
+          <w:sz w:val="24"/>
+          <w:szCs w:val="24"/>
+        </w:rPr>
+        <w:t xml:space="preserve"> 06/02</w:t>
+      </w:r>
+      <w:r>
+        <w:rPr>
+          <w:sz w:val="24"/>
+          <w:szCs w:val="24"/>
+        </w:rPr>
+        <w:t xml:space="preserve"> </w:t>
       </w:r>
     </w:p>
     <w:p>
@@ -4769,10 +4830,12 @@
           <w:ilvl w:val="0"/>
           <w:numId w:val="0"/>
         </w:numPr>
-        <w:ind w:left="720" w:hanging="181"/>
+        <w:jc w:val="both"/>
       </w:pPr>
       <w:bookmarkStart w:id="3" w:name="_Toc219921021"/>
     </w:p>
+    <w:p/>
+    <w:p/>
     <w:p>
       <w:pPr>
         <w:pStyle w:val="Heading1"/>
@@ -4782,21 +4845,2182 @@
         </w:numPr>
         <w:ind w:left="720" w:hanging="181"/>
       </w:pPr>
-    </w:p>
-    <w:p>
-      <w:pPr>
-        <w:pStyle w:val="Heading1"/>
-        <w:numPr>
-          <w:ilvl w:val="0"/>
-          <w:numId w:val="0"/>
-        </w:numPr>
-        <w:ind w:left="720" w:hanging="181"/>
-      </w:pPr>
-      <w:r>
-        <w:t>DANH MỤC TỪ VIẾT TẮT (Nếu có)</w:t>
+      <w:r>
+        <w:lastRenderedPageBreak/>
+        <w:t xml:space="preserve">DANH MỤC TỪ VIẾT TẮT </w:t>
       </w:r>
       <w:bookmarkEnd w:id="3"/>
     </w:p>
+    <w:tbl>
+      <w:tblPr>
+        <w:tblStyle w:val="TableGrid"/>
+        <w:tblW w:w="0" w:type="auto"/>
+        <w:tblLook w:val="04A0" w:firstRow="1" w:lastRow="0" w:firstColumn="1" w:lastColumn="0" w:noHBand="0" w:noVBand="1"/>
+      </w:tblPr>
+      <w:tblGrid>
+        <w:gridCol w:w="1349"/>
+        <w:gridCol w:w="3981"/>
+        <w:gridCol w:w="3732"/>
+      </w:tblGrid>
+      <w:tr>
+        <w:tc>
+          <w:tcPr>
+            <w:tcW w:w="0" w:type="auto"/>
+            <w:hideMark/>
+          </w:tcPr>
+          <w:p>
+            <w:pPr>
+              <w:jc w:val="center"/>
+              <w:rPr>
+                <w:rFonts w:ascii="Times New Roman" w:hAnsi="Times New Roman"/>
+                <w:b/>
+                <w:bCs/>
+                <w:color w:val="auto"/>
+                <w:szCs w:val="26"/>
+              </w:rPr>
+            </w:pPr>
+            <w:r>
+              <w:rPr>
+                <w:rFonts w:ascii="Times New Roman" w:hAnsi="Times New Roman"/>
+                <w:b/>
+                <w:bCs/>
+                <w:color w:val="auto"/>
+                <w:szCs w:val="26"/>
+              </w:rPr>
+              <w:t>Từ viết tắt</w:t>
+            </w:r>
+          </w:p>
+        </w:tc>
+        <w:tc>
+          <w:tcPr>
+            <w:tcW w:w="0" w:type="auto"/>
+            <w:hideMark/>
+          </w:tcPr>
+          <w:p>
+            <w:pPr>
+              <w:jc w:val="center"/>
+              <w:rPr>
+                <w:rFonts w:ascii="Times New Roman" w:hAnsi="Times New Roman"/>
+                <w:b/>
+                <w:bCs/>
+                <w:color w:val="auto"/>
+                <w:szCs w:val="26"/>
+              </w:rPr>
+            </w:pPr>
+            <w:r>
+              <w:rPr>
+                <w:rFonts w:ascii="Times New Roman" w:hAnsi="Times New Roman"/>
+                <w:b/>
+                <w:bCs/>
+                <w:color w:val="auto"/>
+                <w:szCs w:val="26"/>
+              </w:rPr>
+              <w:t>Nghĩa tiếng Anh</w:t>
+            </w:r>
+          </w:p>
+        </w:tc>
+        <w:tc>
+          <w:tcPr>
+            <w:tcW w:w="0" w:type="auto"/>
+            <w:hideMark/>
+          </w:tcPr>
+          <w:p>
+            <w:pPr>
+              <w:jc w:val="center"/>
+              <w:rPr>
+                <w:rFonts w:ascii="Times New Roman" w:hAnsi="Times New Roman"/>
+                <w:b/>
+                <w:bCs/>
+                <w:color w:val="auto"/>
+                <w:szCs w:val="26"/>
+              </w:rPr>
+            </w:pPr>
+            <w:r>
+              <w:rPr>
+                <w:rFonts w:ascii="Times New Roman" w:hAnsi="Times New Roman"/>
+                <w:b/>
+                <w:bCs/>
+                <w:color w:val="auto"/>
+                <w:szCs w:val="26"/>
+              </w:rPr>
+              <w:t>Nghĩa tiếng Việt</w:t>
+            </w:r>
+          </w:p>
+        </w:tc>
+      </w:tr>
+      <w:tr>
+        <w:tc>
+          <w:tcPr>
+            <w:tcW w:w="0" w:type="auto"/>
+            <w:hideMark/>
+          </w:tcPr>
+          <w:p>
+            <w:pPr>
+              <w:jc w:val="left"/>
+              <w:rPr>
+                <w:rFonts w:ascii="Times New Roman" w:hAnsi="Times New Roman"/>
+                <w:color w:val="auto"/>
+                <w:szCs w:val="26"/>
+              </w:rPr>
+            </w:pPr>
+            <w:r>
+              <w:rPr>
+                <w:rFonts w:ascii="Times New Roman" w:hAnsi="Times New Roman"/>
+                <w:color w:val="auto"/>
+                <w:szCs w:val="26"/>
+              </w:rPr>
+              <w:t>CNTT</w:t>
+            </w:r>
+          </w:p>
+        </w:tc>
+        <w:tc>
+          <w:tcPr>
+            <w:tcW w:w="0" w:type="auto"/>
+            <w:hideMark/>
+          </w:tcPr>
+          <w:p>
+            <w:pPr>
+              <w:jc w:val="left"/>
+              <w:rPr>
+                <w:rFonts w:ascii="Times New Roman" w:hAnsi="Times New Roman"/>
+                <w:color w:val="auto"/>
+                <w:szCs w:val="26"/>
+              </w:rPr>
+            </w:pPr>
+            <w:r>
+              <w:rPr>
+                <w:rFonts w:ascii="Times New Roman" w:hAnsi="Times New Roman"/>
+                <w:color w:val="auto"/>
+                <w:szCs w:val="26"/>
+              </w:rPr>
+              <w:t>Information Technology (IT)</w:t>
+            </w:r>
+          </w:p>
+        </w:tc>
+        <w:tc>
+          <w:tcPr>
+            <w:tcW w:w="0" w:type="auto"/>
+            <w:hideMark/>
+          </w:tcPr>
+          <w:p>
+            <w:pPr>
+              <w:jc w:val="left"/>
+              <w:rPr>
+                <w:rFonts w:ascii="Times New Roman" w:hAnsi="Times New Roman"/>
+                <w:color w:val="auto"/>
+                <w:szCs w:val="26"/>
+              </w:rPr>
+            </w:pPr>
+            <w:r>
+              <w:rPr>
+                <w:rFonts w:ascii="Times New Roman" w:hAnsi="Times New Roman"/>
+                <w:color w:val="auto"/>
+                <w:szCs w:val="26"/>
+              </w:rPr>
+              <w:t>Công nghệ Thông tin</w:t>
+            </w:r>
+          </w:p>
+        </w:tc>
+      </w:tr>
+      <w:tr>
+        <w:tc>
+          <w:tcPr>
+            <w:tcW w:w="0" w:type="auto"/>
+            <w:hideMark/>
+          </w:tcPr>
+          <w:p>
+            <w:pPr>
+              <w:jc w:val="left"/>
+              <w:rPr>
+                <w:rFonts w:ascii="Times New Roman" w:hAnsi="Times New Roman"/>
+                <w:color w:val="auto"/>
+                <w:szCs w:val="26"/>
+              </w:rPr>
+            </w:pPr>
+            <w:r>
+              <w:rPr>
+                <w:rFonts w:ascii="Times New Roman" w:hAnsi="Times New Roman"/>
+                <w:color w:val="auto"/>
+                <w:szCs w:val="26"/>
+              </w:rPr>
+              <w:t>BOD</w:t>
+            </w:r>
+          </w:p>
+        </w:tc>
+        <w:tc>
+          <w:tcPr>
+            <w:tcW w:w="0" w:type="auto"/>
+            <w:hideMark/>
+          </w:tcPr>
+          <w:p>
+            <w:pPr>
+              <w:jc w:val="left"/>
+              <w:rPr>
+                <w:rFonts w:ascii="Times New Roman" w:hAnsi="Times New Roman"/>
+                <w:color w:val="auto"/>
+                <w:szCs w:val="26"/>
+              </w:rPr>
+            </w:pPr>
+            <w:r>
+              <w:rPr>
+                <w:rFonts w:ascii="Times New Roman" w:hAnsi="Times New Roman"/>
+                <w:color w:val="auto"/>
+                <w:szCs w:val="26"/>
+              </w:rPr>
+              <w:t>Board of Directors</w:t>
+            </w:r>
+          </w:p>
+        </w:tc>
+        <w:tc>
+          <w:tcPr>
+            <w:tcW w:w="0" w:type="auto"/>
+            <w:hideMark/>
+          </w:tcPr>
+          <w:p>
+            <w:pPr>
+              <w:jc w:val="left"/>
+              <w:rPr>
+                <w:rFonts w:ascii="Times New Roman" w:hAnsi="Times New Roman"/>
+                <w:color w:val="auto"/>
+                <w:szCs w:val="26"/>
+              </w:rPr>
+            </w:pPr>
+            <w:r>
+              <w:rPr>
+                <w:rFonts w:ascii="Times New Roman" w:hAnsi="Times New Roman"/>
+                <w:color w:val="auto"/>
+                <w:szCs w:val="26"/>
+              </w:rPr>
+              <w:t>Ban Giám đốc</w:t>
+            </w:r>
+          </w:p>
+        </w:tc>
+      </w:tr>
+      <w:tr>
+        <w:tc>
+          <w:tcPr>
+            <w:tcW w:w="0" w:type="auto"/>
+            <w:hideMark/>
+          </w:tcPr>
+          <w:p>
+            <w:pPr>
+              <w:jc w:val="left"/>
+              <w:rPr>
+                <w:rFonts w:ascii="Times New Roman" w:hAnsi="Times New Roman"/>
+                <w:color w:val="auto"/>
+                <w:szCs w:val="26"/>
+              </w:rPr>
+            </w:pPr>
+            <w:r>
+              <w:rPr>
+                <w:rFonts w:ascii="Times New Roman" w:hAnsi="Times New Roman"/>
+                <w:color w:val="auto"/>
+                <w:szCs w:val="26"/>
+              </w:rPr>
+              <w:t>ACC</w:t>
+            </w:r>
+          </w:p>
+        </w:tc>
+        <w:tc>
+          <w:tcPr>
+            <w:tcW w:w="0" w:type="auto"/>
+            <w:hideMark/>
+          </w:tcPr>
+          <w:p>
+            <w:pPr>
+              <w:jc w:val="left"/>
+              <w:rPr>
+                <w:rFonts w:ascii="Times New Roman" w:hAnsi="Times New Roman"/>
+                <w:color w:val="auto"/>
+                <w:szCs w:val="26"/>
+              </w:rPr>
+            </w:pPr>
+            <w:r>
+              <w:rPr>
+                <w:rFonts w:ascii="Times New Roman" w:hAnsi="Times New Roman"/>
+                <w:color w:val="auto"/>
+                <w:szCs w:val="26"/>
+              </w:rPr>
+              <w:t>Accounting</w:t>
+            </w:r>
+          </w:p>
+        </w:tc>
+        <w:tc>
+          <w:tcPr>
+            <w:tcW w:w="0" w:type="auto"/>
+            <w:hideMark/>
+          </w:tcPr>
+          <w:p>
+            <w:pPr>
+              <w:jc w:val="left"/>
+              <w:rPr>
+                <w:rFonts w:ascii="Times New Roman" w:hAnsi="Times New Roman"/>
+                <w:color w:val="auto"/>
+                <w:szCs w:val="26"/>
+              </w:rPr>
+            </w:pPr>
+            <w:r>
+              <w:rPr>
+                <w:rFonts w:ascii="Times New Roman" w:hAnsi="Times New Roman"/>
+                <w:color w:val="auto"/>
+                <w:szCs w:val="26"/>
+              </w:rPr>
+              <w:t>Phòng Kế toán</w:t>
+            </w:r>
+          </w:p>
+        </w:tc>
+      </w:tr>
+      <w:tr>
+        <w:tc>
+          <w:tcPr>
+            <w:tcW w:w="0" w:type="auto"/>
+            <w:hideMark/>
+          </w:tcPr>
+          <w:p>
+            <w:pPr>
+              <w:jc w:val="left"/>
+              <w:rPr>
+                <w:rFonts w:ascii="Times New Roman" w:hAnsi="Times New Roman"/>
+                <w:color w:val="auto"/>
+                <w:szCs w:val="26"/>
+              </w:rPr>
+            </w:pPr>
+            <w:r>
+              <w:rPr>
+                <w:rFonts w:ascii="Times New Roman" w:hAnsi="Times New Roman"/>
+                <w:color w:val="auto"/>
+                <w:szCs w:val="26"/>
+              </w:rPr>
+              <w:t>BUD</w:t>
+            </w:r>
+          </w:p>
+        </w:tc>
+        <w:tc>
+          <w:tcPr>
+            <w:tcW w:w="0" w:type="auto"/>
+            <w:hideMark/>
+          </w:tcPr>
+          <w:p>
+            <w:pPr>
+              <w:jc w:val="left"/>
+              <w:rPr>
+                <w:rFonts w:ascii="Times New Roman" w:hAnsi="Times New Roman"/>
+                <w:color w:val="auto"/>
+                <w:szCs w:val="26"/>
+              </w:rPr>
+            </w:pPr>
+            <w:r>
+              <w:rPr>
+                <w:rFonts w:ascii="Times New Roman" w:hAnsi="Times New Roman"/>
+                <w:color w:val="auto"/>
+                <w:szCs w:val="26"/>
+              </w:rPr>
+              <w:t>Business Unit Department</w:t>
+            </w:r>
+          </w:p>
+        </w:tc>
+        <w:tc>
+          <w:tcPr>
+            <w:tcW w:w="0" w:type="auto"/>
+            <w:hideMark/>
+          </w:tcPr>
+          <w:p>
+            <w:pPr>
+              <w:jc w:val="left"/>
+              <w:rPr>
+                <w:rFonts w:ascii="Times New Roman" w:hAnsi="Times New Roman"/>
+                <w:color w:val="auto"/>
+                <w:szCs w:val="26"/>
+              </w:rPr>
+            </w:pPr>
+            <w:r>
+              <w:rPr>
+                <w:rFonts w:ascii="Times New Roman" w:hAnsi="Times New Roman"/>
+                <w:color w:val="auto"/>
+                <w:szCs w:val="26"/>
+              </w:rPr>
+              <w:t>Phòng Kinh doanh</w:t>
+            </w:r>
+          </w:p>
+        </w:tc>
+      </w:tr>
+      <w:tr>
+        <w:tc>
+          <w:tcPr>
+            <w:tcW w:w="0" w:type="auto"/>
+            <w:hideMark/>
+          </w:tcPr>
+          <w:p>
+            <w:pPr>
+              <w:jc w:val="left"/>
+              <w:rPr>
+                <w:rFonts w:ascii="Times New Roman" w:hAnsi="Times New Roman"/>
+                <w:color w:val="auto"/>
+                <w:szCs w:val="26"/>
+              </w:rPr>
+            </w:pPr>
+            <w:r>
+              <w:rPr>
+                <w:rFonts w:ascii="Times New Roman" w:hAnsi="Times New Roman"/>
+                <w:color w:val="auto"/>
+                <w:szCs w:val="26"/>
+              </w:rPr>
+              <w:t>CON</w:t>
+            </w:r>
+          </w:p>
+        </w:tc>
+        <w:tc>
+          <w:tcPr>
+            <w:tcW w:w="0" w:type="auto"/>
+            <w:hideMark/>
+          </w:tcPr>
+          <w:p>
+            <w:pPr>
+              <w:jc w:val="left"/>
+              <w:rPr>
+                <w:rFonts w:ascii="Times New Roman" w:hAnsi="Times New Roman"/>
+                <w:color w:val="auto"/>
+                <w:szCs w:val="26"/>
+              </w:rPr>
+            </w:pPr>
+            <w:r>
+              <w:rPr>
+                <w:rFonts w:ascii="Times New Roman" w:hAnsi="Times New Roman"/>
+                <w:color w:val="auto"/>
+                <w:szCs w:val="26"/>
+              </w:rPr>
+              <w:t>Consulting</w:t>
+            </w:r>
+          </w:p>
+        </w:tc>
+        <w:tc>
+          <w:tcPr>
+            <w:tcW w:w="0" w:type="auto"/>
+            <w:hideMark/>
+          </w:tcPr>
+          <w:p>
+            <w:pPr>
+              <w:jc w:val="left"/>
+              <w:rPr>
+                <w:rFonts w:ascii="Times New Roman" w:hAnsi="Times New Roman"/>
+                <w:color w:val="auto"/>
+                <w:szCs w:val="26"/>
+              </w:rPr>
+            </w:pPr>
+            <w:r>
+              <w:rPr>
+                <w:rFonts w:ascii="Times New Roman" w:hAnsi="Times New Roman"/>
+                <w:color w:val="auto"/>
+                <w:szCs w:val="26"/>
+              </w:rPr>
+              <w:t>Trung tâm Tư vấn</w:t>
+            </w:r>
+          </w:p>
+        </w:tc>
+      </w:tr>
+      <w:tr>
+        <w:tc>
+          <w:tcPr>
+            <w:tcW w:w="0" w:type="auto"/>
+            <w:hideMark/>
+          </w:tcPr>
+          <w:p>
+            <w:pPr>
+              <w:jc w:val="left"/>
+              <w:rPr>
+                <w:rFonts w:ascii="Times New Roman" w:hAnsi="Times New Roman"/>
+                <w:color w:val="auto"/>
+                <w:szCs w:val="26"/>
+              </w:rPr>
+            </w:pPr>
+            <w:r>
+              <w:rPr>
+                <w:rFonts w:ascii="Times New Roman" w:hAnsi="Times New Roman"/>
+                <w:color w:val="auto"/>
+                <w:szCs w:val="26"/>
+              </w:rPr>
+              <w:t>DAC</w:t>
+            </w:r>
+          </w:p>
+        </w:tc>
+        <w:tc>
+          <w:tcPr>
+            <w:tcW w:w="0" w:type="auto"/>
+            <w:hideMark/>
+          </w:tcPr>
+          <w:p>
+            <w:pPr>
+              <w:jc w:val="left"/>
+              <w:rPr>
+                <w:rFonts w:ascii="Times New Roman" w:hAnsi="Times New Roman"/>
+                <w:color w:val="auto"/>
+                <w:szCs w:val="26"/>
+              </w:rPr>
+            </w:pPr>
+            <w:r>
+              <w:rPr>
+                <w:rFonts w:ascii="Times New Roman" w:hAnsi="Times New Roman"/>
+                <w:color w:val="auto"/>
+                <w:szCs w:val="26"/>
+              </w:rPr>
+              <w:t>Data Center</w:t>
+            </w:r>
+          </w:p>
+        </w:tc>
+        <w:tc>
+          <w:tcPr>
+            <w:tcW w:w="0" w:type="auto"/>
+            <w:hideMark/>
+          </w:tcPr>
+          <w:p>
+            <w:pPr>
+              <w:jc w:val="left"/>
+              <w:rPr>
+                <w:rFonts w:ascii="Times New Roman" w:hAnsi="Times New Roman"/>
+                <w:color w:val="auto"/>
+                <w:szCs w:val="26"/>
+              </w:rPr>
+            </w:pPr>
+            <w:r>
+              <w:rPr>
+                <w:rFonts w:ascii="Times New Roman" w:hAnsi="Times New Roman"/>
+                <w:color w:val="auto"/>
+                <w:szCs w:val="26"/>
+              </w:rPr>
+              <w:t>Trung tâm Dữ liệu</w:t>
+            </w:r>
+          </w:p>
+        </w:tc>
+      </w:tr>
+      <w:tr>
+        <w:tc>
+          <w:tcPr>
+            <w:tcW w:w="0" w:type="auto"/>
+            <w:hideMark/>
+          </w:tcPr>
+          <w:p>
+            <w:pPr>
+              <w:jc w:val="left"/>
+              <w:rPr>
+                <w:rFonts w:ascii="Times New Roman" w:hAnsi="Times New Roman"/>
+                <w:color w:val="auto"/>
+                <w:szCs w:val="26"/>
+              </w:rPr>
+            </w:pPr>
+            <w:r>
+              <w:rPr>
+                <w:rFonts w:ascii="Times New Roman" w:hAnsi="Times New Roman"/>
+                <w:color w:val="auto"/>
+                <w:szCs w:val="26"/>
+              </w:rPr>
+              <w:t>DDG</w:t>
+            </w:r>
+          </w:p>
+        </w:tc>
+        <w:tc>
+          <w:tcPr>
+            <w:tcW w:w="0" w:type="auto"/>
+            <w:hideMark/>
+          </w:tcPr>
+          <w:p>
+            <w:pPr>
+              <w:jc w:val="left"/>
+              <w:rPr>
+                <w:rFonts w:ascii="Times New Roman" w:hAnsi="Times New Roman"/>
+                <w:color w:val="auto"/>
+                <w:szCs w:val="26"/>
+              </w:rPr>
+            </w:pPr>
+            <w:r>
+              <w:rPr>
+                <w:rFonts w:ascii="Times New Roman" w:hAnsi="Times New Roman"/>
+                <w:color w:val="auto"/>
+                <w:szCs w:val="26"/>
+              </w:rPr>
+              <w:t>Data Digitization</w:t>
+            </w:r>
+          </w:p>
+        </w:tc>
+        <w:tc>
+          <w:tcPr>
+            <w:tcW w:w="0" w:type="auto"/>
+            <w:hideMark/>
+          </w:tcPr>
+          <w:p>
+            <w:pPr>
+              <w:jc w:val="left"/>
+              <w:rPr>
+                <w:rFonts w:ascii="Times New Roman" w:hAnsi="Times New Roman"/>
+                <w:color w:val="auto"/>
+                <w:szCs w:val="26"/>
+              </w:rPr>
+            </w:pPr>
+            <w:r>
+              <w:rPr>
+                <w:rFonts w:ascii="Times New Roman" w:hAnsi="Times New Roman"/>
+                <w:color w:val="auto"/>
+                <w:szCs w:val="26"/>
+              </w:rPr>
+              <w:t>Phòng Số hóa</w:t>
+            </w:r>
+          </w:p>
+        </w:tc>
+      </w:tr>
+      <w:tr>
+        <w:tc>
+          <w:tcPr>
+            <w:tcW w:w="0" w:type="auto"/>
+            <w:hideMark/>
+          </w:tcPr>
+          <w:p>
+            <w:pPr>
+              <w:jc w:val="left"/>
+              <w:rPr>
+                <w:rFonts w:ascii="Times New Roman" w:hAnsi="Times New Roman"/>
+                <w:color w:val="auto"/>
+                <w:szCs w:val="26"/>
+              </w:rPr>
+            </w:pPr>
+            <w:r>
+              <w:rPr>
+                <w:rFonts w:ascii="Times New Roman" w:hAnsi="Times New Roman"/>
+                <w:color w:val="auto"/>
+                <w:szCs w:val="26"/>
+              </w:rPr>
+              <w:t>HRA</w:t>
+            </w:r>
+          </w:p>
+        </w:tc>
+        <w:tc>
+          <w:tcPr>
+            <w:tcW w:w="0" w:type="auto"/>
+            <w:hideMark/>
+          </w:tcPr>
+          <w:p>
+            <w:pPr>
+              <w:jc w:val="left"/>
+              <w:rPr>
+                <w:rFonts w:ascii="Times New Roman" w:hAnsi="Times New Roman"/>
+                <w:color w:val="auto"/>
+                <w:szCs w:val="26"/>
+              </w:rPr>
+            </w:pPr>
+            <w:r>
+              <w:rPr>
+                <w:rFonts w:ascii="Times New Roman" w:hAnsi="Times New Roman"/>
+                <w:color w:val="auto"/>
+                <w:szCs w:val="26"/>
+              </w:rPr>
+              <w:t>Human Resources Administration</w:t>
+            </w:r>
+          </w:p>
+        </w:tc>
+        <w:tc>
+          <w:tcPr>
+            <w:tcW w:w="0" w:type="auto"/>
+            <w:hideMark/>
+          </w:tcPr>
+          <w:p>
+            <w:pPr>
+              <w:jc w:val="left"/>
+              <w:rPr>
+                <w:rFonts w:ascii="Times New Roman" w:hAnsi="Times New Roman"/>
+                <w:color w:val="auto"/>
+                <w:szCs w:val="26"/>
+              </w:rPr>
+            </w:pPr>
+            <w:r>
+              <w:rPr>
+                <w:rFonts w:ascii="Times New Roman" w:hAnsi="Times New Roman"/>
+                <w:color w:val="auto"/>
+                <w:szCs w:val="26"/>
+              </w:rPr>
+              <w:t>Phòng Hành chính Nhân sự</w:t>
+            </w:r>
+          </w:p>
+        </w:tc>
+      </w:tr>
+      <w:tr>
+        <w:tc>
+          <w:tcPr>
+            <w:tcW w:w="0" w:type="auto"/>
+            <w:hideMark/>
+          </w:tcPr>
+          <w:p>
+            <w:pPr>
+              <w:jc w:val="left"/>
+              <w:rPr>
+                <w:rFonts w:ascii="Times New Roman" w:hAnsi="Times New Roman"/>
+                <w:color w:val="auto"/>
+                <w:szCs w:val="26"/>
+              </w:rPr>
+            </w:pPr>
+            <w:r>
+              <w:rPr>
+                <w:rFonts w:ascii="Times New Roman" w:hAnsi="Times New Roman"/>
+                <w:color w:val="auto"/>
+                <w:szCs w:val="26"/>
+              </w:rPr>
+              <w:t>BA</w:t>
+            </w:r>
+          </w:p>
+        </w:tc>
+        <w:tc>
+          <w:tcPr>
+            <w:tcW w:w="0" w:type="auto"/>
+            <w:hideMark/>
+          </w:tcPr>
+          <w:p>
+            <w:pPr>
+              <w:jc w:val="left"/>
+              <w:rPr>
+                <w:rFonts w:ascii="Times New Roman" w:hAnsi="Times New Roman"/>
+                <w:color w:val="auto"/>
+                <w:szCs w:val="26"/>
+              </w:rPr>
+            </w:pPr>
+            <w:r>
+              <w:rPr>
+                <w:rFonts w:ascii="Times New Roman" w:hAnsi="Times New Roman"/>
+                <w:color w:val="auto"/>
+                <w:szCs w:val="26"/>
+              </w:rPr>
+              <w:t>Business Analyst</w:t>
+            </w:r>
+          </w:p>
+        </w:tc>
+        <w:tc>
+          <w:tcPr>
+            <w:tcW w:w="0" w:type="auto"/>
+            <w:hideMark/>
+          </w:tcPr>
+          <w:p>
+            <w:pPr>
+              <w:jc w:val="left"/>
+              <w:rPr>
+                <w:rFonts w:ascii="Times New Roman" w:hAnsi="Times New Roman"/>
+                <w:color w:val="auto"/>
+                <w:szCs w:val="26"/>
+              </w:rPr>
+            </w:pPr>
+            <w:r>
+              <w:rPr>
+                <w:rFonts w:ascii="Times New Roman" w:hAnsi="Times New Roman"/>
+                <w:color w:val="auto"/>
+                <w:szCs w:val="26"/>
+              </w:rPr>
+              <w:t>Phòng Phân tích Nghiệp vụ</w:t>
+            </w:r>
+          </w:p>
+        </w:tc>
+      </w:tr>
+      <w:tr>
+        <w:tc>
+          <w:tcPr>
+            <w:tcW w:w="0" w:type="auto"/>
+            <w:hideMark/>
+          </w:tcPr>
+          <w:p>
+            <w:pPr>
+              <w:jc w:val="left"/>
+              <w:rPr>
+                <w:rFonts w:ascii="Times New Roman" w:hAnsi="Times New Roman"/>
+                <w:color w:val="auto"/>
+                <w:szCs w:val="26"/>
+              </w:rPr>
+            </w:pPr>
+            <w:r>
+              <w:rPr>
+                <w:rFonts w:ascii="Times New Roman" w:hAnsi="Times New Roman"/>
+                <w:color w:val="auto"/>
+                <w:szCs w:val="26"/>
+              </w:rPr>
+              <w:t>STI</w:t>
+            </w:r>
+          </w:p>
+        </w:tc>
+        <w:tc>
+          <w:tcPr>
+            <w:tcW w:w="0" w:type="auto"/>
+            <w:hideMark/>
+          </w:tcPr>
+          <w:p>
+            <w:pPr>
+              <w:jc w:val="left"/>
+              <w:rPr>
+                <w:rFonts w:ascii="Times New Roman" w:hAnsi="Times New Roman"/>
+                <w:color w:val="auto"/>
+                <w:szCs w:val="26"/>
+              </w:rPr>
+            </w:pPr>
+            <w:r>
+              <w:rPr>
+                <w:rFonts w:ascii="Times New Roman" w:hAnsi="Times New Roman"/>
+                <w:color w:val="auto"/>
+                <w:szCs w:val="26"/>
+              </w:rPr>
+              <w:t>Software Testing &amp; Inspection</w:t>
+            </w:r>
+          </w:p>
+        </w:tc>
+        <w:tc>
+          <w:tcPr>
+            <w:tcW w:w="0" w:type="auto"/>
+            <w:hideMark/>
+          </w:tcPr>
+          <w:p>
+            <w:pPr>
+              <w:jc w:val="left"/>
+              <w:rPr>
+                <w:rFonts w:ascii="Times New Roman" w:hAnsi="Times New Roman"/>
+                <w:color w:val="auto"/>
+                <w:szCs w:val="26"/>
+              </w:rPr>
+            </w:pPr>
+            <w:r>
+              <w:rPr>
+                <w:rFonts w:ascii="Times New Roman" w:hAnsi="Times New Roman"/>
+                <w:color w:val="auto"/>
+                <w:szCs w:val="26"/>
+              </w:rPr>
+              <w:t>Phòng Đảm bảo Chất lượng</w:t>
+            </w:r>
+          </w:p>
+        </w:tc>
+      </w:tr>
+      <w:tr>
+        <w:tc>
+          <w:tcPr>
+            <w:tcW w:w="0" w:type="auto"/>
+            <w:hideMark/>
+          </w:tcPr>
+          <w:p>
+            <w:pPr>
+              <w:jc w:val="left"/>
+              <w:rPr>
+                <w:rFonts w:ascii="Times New Roman" w:hAnsi="Times New Roman"/>
+                <w:color w:val="auto"/>
+                <w:szCs w:val="26"/>
+              </w:rPr>
+            </w:pPr>
+            <w:r>
+              <w:rPr>
+                <w:rFonts w:ascii="Times New Roman" w:hAnsi="Times New Roman"/>
+                <w:color w:val="auto"/>
+                <w:szCs w:val="26"/>
+              </w:rPr>
+              <w:t>DTS</w:t>
+            </w:r>
+          </w:p>
+        </w:tc>
+        <w:tc>
+          <w:tcPr>
+            <w:tcW w:w="0" w:type="auto"/>
+            <w:hideMark/>
+          </w:tcPr>
+          <w:p>
+            <w:pPr>
+              <w:jc w:val="left"/>
+              <w:rPr>
+                <w:rFonts w:ascii="Times New Roman" w:hAnsi="Times New Roman"/>
+                <w:color w:val="auto"/>
+                <w:szCs w:val="26"/>
+              </w:rPr>
+            </w:pPr>
+            <w:r>
+              <w:rPr>
+                <w:rFonts w:ascii="Times New Roman" w:hAnsi="Times New Roman"/>
+                <w:color w:val="auto"/>
+                <w:szCs w:val="26"/>
+              </w:rPr>
+              <w:t>Digital Transformation Solutions</w:t>
+            </w:r>
+          </w:p>
+        </w:tc>
+        <w:tc>
+          <w:tcPr>
+            <w:tcW w:w="0" w:type="auto"/>
+            <w:hideMark/>
+          </w:tcPr>
+          <w:p>
+            <w:pPr>
+              <w:jc w:val="left"/>
+              <w:rPr>
+                <w:rFonts w:ascii="Times New Roman" w:hAnsi="Times New Roman"/>
+                <w:color w:val="auto"/>
+                <w:szCs w:val="26"/>
+              </w:rPr>
+            </w:pPr>
+            <w:r>
+              <w:rPr>
+                <w:rFonts w:ascii="Times New Roman" w:hAnsi="Times New Roman"/>
+                <w:color w:val="auto"/>
+                <w:szCs w:val="26"/>
+              </w:rPr>
+              <w:t>Trung tâm Giải pháp Chuyển đổi số</w:t>
+            </w:r>
+          </w:p>
+        </w:tc>
+      </w:tr>
+      <w:tr>
+        <w:tc>
+          <w:tcPr>
+            <w:tcW w:w="0" w:type="auto"/>
+            <w:hideMark/>
+          </w:tcPr>
+          <w:p>
+            <w:pPr>
+              <w:jc w:val="left"/>
+              <w:rPr>
+                <w:rFonts w:ascii="Times New Roman" w:hAnsi="Times New Roman"/>
+                <w:color w:val="auto"/>
+                <w:szCs w:val="26"/>
+              </w:rPr>
+            </w:pPr>
+            <w:r>
+              <w:rPr>
+                <w:rFonts w:ascii="Times New Roman" w:hAnsi="Times New Roman"/>
+                <w:color w:val="auto"/>
+                <w:szCs w:val="26"/>
+              </w:rPr>
+              <w:t>API</w:t>
+            </w:r>
+          </w:p>
+        </w:tc>
+        <w:tc>
+          <w:tcPr>
+            <w:tcW w:w="0" w:type="auto"/>
+            <w:hideMark/>
+          </w:tcPr>
+          <w:p>
+            <w:pPr>
+              <w:jc w:val="left"/>
+              <w:rPr>
+                <w:rFonts w:ascii="Times New Roman" w:hAnsi="Times New Roman"/>
+                <w:color w:val="auto"/>
+                <w:szCs w:val="26"/>
+              </w:rPr>
+            </w:pPr>
+            <w:r>
+              <w:rPr>
+                <w:rFonts w:ascii="Times New Roman" w:hAnsi="Times New Roman"/>
+                <w:color w:val="auto"/>
+                <w:szCs w:val="26"/>
+              </w:rPr>
+              <w:t>Application Programming Interface</w:t>
+            </w:r>
+          </w:p>
+        </w:tc>
+        <w:tc>
+          <w:tcPr>
+            <w:tcW w:w="0" w:type="auto"/>
+            <w:hideMark/>
+          </w:tcPr>
+          <w:p>
+            <w:pPr>
+              <w:jc w:val="left"/>
+              <w:rPr>
+                <w:rFonts w:ascii="Times New Roman" w:hAnsi="Times New Roman"/>
+                <w:color w:val="auto"/>
+                <w:szCs w:val="26"/>
+              </w:rPr>
+            </w:pPr>
+            <w:r>
+              <w:rPr>
+                <w:rFonts w:ascii="Times New Roman" w:hAnsi="Times New Roman"/>
+                <w:color w:val="auto"/>
+                <w:szCs w:val="26"/>
+              </w:rPr>
+              <w:t>Giao diện lập trình ứng dụng</w:t>
+            </w:r>
+          </w:p>
+        </w:tc>
+      </w:tr>
+      <w:tr>
+        <w:tc>
+          <w:tcPr>
+            <w:tcW w:w="0" w:type="auto"/>
+            <w:hideMark/>
+          </w:tcPr>
+          <w:p>
+            <w:pPr>
+              <w:jc w:val="left"/>
+              <w:rPr>
+                <w:rFonts w:ascii="Times New Roman" w:hAnsi="Times New Roman"/>
+                <w:color w:val="auto"/>
+                <w:szCs w:val="26"/>
+              </w:rPr>
+            </w:pPr>
+            <w:r>
+              <w:rPr>
+                <w:rFonts w:ascii="Times New Roman" w:hAnsi="Times New Roman"/>
+                <w:color w:val="auto"/>
+                <w:szCs w:val="26"/>
+              </w:rPr>
+              <w:t>EF Core</w:t>
+            </w:r>
+          </w:p>
+        </w:tc>
+        <w:tc>
+          <w:tcPr>
+            <w:tcW w:w="0" w:type="auto"/>
+            <w:hideMark/>
+          </w:tcPr>
+          <w:p>
+            <w:pPr>
+              <w:jc w:val="left"/>
+              <w:rPr>
+                <w:rFonts w:ascii="Times New Roman" w:hAnsi="Times New Roman"/>
+                <w:color w:val="auto"/>
+                <w:szCs w:val="26"/>
+              </w:rPr>
+            </w:pPr>
+            <w:r>
+              <w:rPr>
+                <w:rFonts w:ascii="Times New Roman" w:hAnsi="Times New Roman"/>
+                <w:color w:val="auto"/>
+                <w:szCs w:val="26"/>
+              </w:rPr>
+              <w:t>Entity Framework Core</w:t>
+            </w:r>
+          </w:p>
+        </w:tc>
+        <w:tc>
+          <w:tcPr>
+            <w:tcW w:w="0" w:type="auto"/>
+            <w:hideMark/>
+          </w:tcPr>
+          <w:p>
+            <w:pPr>
+              <w:jc w:val="left"/>
+              <w:rPr>
+                <w:rFonts w:ascii="Times New Roman" w:hAnsi="Times New Roman"/>
+                <w:color w:val="auto"/>
+                <w:szCs w:val="26"/>
+              </w:rPr>
+            </w:pPr>
+            <w:r>
+              <w:rPr>
+                <w:rFonts w:ascii="Times New Roman" w:hAnsi="Times New Roman"/>
+                <w:color w:val="auto"/>
+                <w:szCs w:val="26"/>
+              </w:rPr>
+              <w:t>Công cụ ORM của .NET</w:t>
+            </w:r>
+          </w:p>
+        </w:tc>
+      </w:tr>
+      <w:tr>
+        <w:tc>
+          <w:tcPr>
+            <w:tcW w:w="0" w:type="auto"/>
+            <w:hideMark/>
+          </w:tcPr>
+          <w:p>
+            <w:pPr>
+              <w:jc w:val="left"/>
+              <w:rPr>
+                <w:rFonts w:ascii="Times New Roman" w:hAnsi="Times New Roman"/>
+                <w:color w:val="auto"/>
+                <w:szCs w:val="26"/>
+              </w:rPr>
+            </w:pPr>
+            <w:r>
+              <w:rPr>
+                <w:rFonts w:ascii="Times New Roman" w:hAnsi="Times New Roman"/>
+                <w:color w:val="auto"/>
+                <w:szCs w:val="26"/>
+              </w:rPr>
+              <w:t>OOP</w:t>
+            </w:r>
+          </w:p>
+        </w:tc>
+        <w:tc>
+          <w:tcPr>
+            <w:tcW w:w="0" w:type="auto"/>
+            <w:hideMark/>
+          </w:tcPr>
+          <w:p>
+            <w:pPr>
+              <w:jc w:val="left"/>
+              <w:rPr>
+                <w:rFonts w:ascii="Times New Roman" w:hAnsi="Times New Roman"/>
+                <w:color w:val="auto"/>
+                <w:szCs w:val="26"/>
+              </w:rPr>
+            </w:pPr>
+            <w:r>
+              <w:rPr>
+                <w:rFonts w:ascii="Times New Roman" w:hAnsi="Times New Roman"/>
+                <w:color w:val="auto"/>
+                <w:szCs w:val="26"/>
+              </w:rPr>
+              <w:t>Object-Oriented Programming</w:t>
+            </w:r>
+          </w:p>
+        </w:tc>
+        <w:tc>
+          <w:tcPr>
+            <w:tcW w:w="0" w:type="auto"/>
+            <w:hideMark/>
+          </w:tcPr>
+          <w:p>
+            <w:pPr>
+              <w:jc w:val="left"/>
+              <w:rPr>
+                <w:rFonts w:ascii="Times New Roman" w:hAnsi="Times New Roman"/>
+                <w:color w:val="auto"/>
+                <w:szCs w:val="26"/>
+              </w:rPr>
+            </w:pPr>
+            <w:r>
+              <w:rPr>
+                <w:rFonts w:ascii="Times New Roman" w:hAnsi="Times New Roman"/>
+                <w:color w:val="auto"/>
+                <w:szCs w:val="26"/>
+              </w:rPr>
+              <w:t>Lập trình hướng đối tượng</w:t>
+            </w:r>
+          </w:p>
+        </w:tc>
+      </w:tr>
+      <w:tr>
+        <w:tc>
+          <w:tcPr>
+            <w:tcW w:w="0" w:type="auto"/>
+            <w:hideMark/>
+          </w:tcPr>
+          <w:p>
+            <w:pPr>
+              <w:jc w:val="left"/>
+              <w:rPr>
+                <w:rFonts w:ascii="Times New Roman" w:hAnsi="Times New Roman"/>
+                <w:color w:val="auto"/>
+                <w:szCs w:val="26"/>
+              </w:rPr>
+            </w:pPr>
+            <w:r>
+              <w:rPr>
+                <w:rFonts w:ascii="Times New Roman" w:hAnsi="Times New Roman"/>
+                <w:color w:val="auto"/>
+                <w:szCs w:val="26"/>
+              </w:rPr>
+              <w:t>SQL</w:t>
+            </w:r>
+          </w:p>
+        </w:tc>
+        <w:tc>
+          <w:tcPr>
+            <w:tcW w:w="0" w:type="auto"/>
+            <w:hideMark/>
+          </w:tcPr>
+          <w:p>
+            <w:pPr>
+              <w:jc w:val="left"/>
+              <w:rPr>
+                <w:rFonts w:ascii="Times New Roman" w:hAnsi="Times New Roman"/>
+                <w:color w:val="auto"/>
+                <w:szCs w:val="26"/>
+              </w:rPr>
+            </w:pPr>
+            <w:r>
+              <w:rPr>
+                <w:rFonts w:ascii="Times New Roman" w:hAnsi="Times New Roman"/>
+                <w:color w:val="auto"/>
+                <w:szCs w:val="26"/>
+              </w:rPr>
+              <w:t>Structured Query Language</w:t>
+            </w:r>
+          </w:p>
+        </w:tc>
+        <w:tc>
+          <w:tcPr>
+            <w:tcW w:w="0" w:type="auto"/>
+            <w:hideMark/>
+          </w:tcPr>
+          <w:p>
+            <w:pPr>
+              <w:jc w:val="left"/>
+              <w:rPr>
+                <w:rFonts w:ascii="Times New Roman" w:hAnsi="Times New Roman"/>
+                <w:color w:val="auto"/>
+                <w:szCs w:val="26"/>
+              </w:rPr>
+            </w:pPr>
+            <w:r>
+              <w:rPr>
+                <w:rFonts w:ascii="Times New Roman" w:hAnsi="Times New Roman"/>
+                <w:color w:val="auto"/>
+                <w:szCs w:val="26"/>
+              </w:rPr>
+              <w:t>Ngôn ngữ truy vấn dữ liệu</w:t>
+            </w:r>
+          </w:p>
+        </w:tc>
+      </w:tr>
+      <w:tr>
+        <w:tc>
+          <w:tcPr>
+            <w:tcW w:w="0" w:type="auto"/>
+            <w:hideMark/>
+          </w:tcPr>
+          <w:p>
+            <w:pPr>
+              <w:jc w:val="left"/>
+              <w:rPr>
+                <w:rFonts w:ascii="Times New Roman" w:hAnsi="Times New Roman"/>
+                <w:color w:val="auto"/>
+                <w:szCs w:val="26"/>
+              </w:rPr>
+            </w:pPr>
+            <w:r>
+              <w:rPr>
+                <w:rFonts w:ascii="Times New Roman" w:hAnsi="Times New Roman"/>
+                <w:color w:val="auto"/>
+                <w:szCs w:val="26"/>
+              </w:rPr>
+              <w:t>DB</w:t>
+            </w:r>
+          </w:p>
+        </w:tc>
+        <w:tc>
+          <w:tcPr>
+            <w:tcW w:w="0" w:type="auto"/>
+            <w:hideMark/>
+          </w:tcPr>
+          <w:p>
+            <w:pPr>
+              <w:jc w:val="left"/>
+              <w:rPr>
+                <w:rFonts w:ascii="Times New Roman" w:hAnsi="Times New Roman"/>
+                <w:color w:val="auto"/>
+                <w:szCs w:val="26"/>
+              </w:rPr>
+            </w:pPr>
+            <w:r>
+              <w:rPr>
+                <w:rFonts w:ascii="Times New Roman" w:hAnsi="Times New Roman"/>
+                <w:color w:val="auto"/>
+                <w:szCs w:val="26"/>
+              </w:rPr>
+              <w:t>Database</w:t>
+            </w:r>
+          </w:p>
+        </w:tc>
+        <w:tc>
+          <w:tcPr>
+            <w:tcW w:w="0" w:type="auto"/>
+            <w:hideMark/>
+          </w:tcPr>
+          <w:p>
+            <w:pPr>
+              <w:jc w:val="left"/>
+              <w:rPr>
+                <w:rFonts w:ascii="Times New Roman" w:hAnsi="Times New Roman"/>
+                <w:color w:val="auto"/>
+                <w:szCs w:val="26"/>
+              </w:rPr>
+            </w:pPr>
+            <w:r>
+              <w:rPr>
+                <w:rFonts w:ascii="Times New Roman" w:hAnsi="Times New Roman"/>
+                <w:color w:val="auto"/>
+                <w:szCs w:val="26"/>
+              </w:rPr>
+              <w:t>Cơ sở dữ liệu</w:t>
+            </w:r>
+          </w:p>
+        </w:tc>
+      </w:tr>
+      <w:tr>
+        <w:tc>
+          <w:tcPr>
+            <w:tcW w:w="0" w:type="auto"/>
+            <w:hideMark/>
+          </w:tcPr>
+          <w:p>
+            <w:pPr>
+              <w:jc w:val="left"/>
+              <w:rPr>
+                <w:rFonts w:ascii="Times New Roman" w:hAnsi="Times New Roman"/>
+                <w:color w:val="auto"/>
+                <w:szCs w:val="26"/>
+              </w:rPr>
+            </w:pPr>
+            <w:r>
+              <w:rPr>
+                <w:rFonts w:ascii="Times New Roman" w:hAnsi="Times New Roman"/>
+                <w:color w:val="auto"/>
+                <w:szCs w:val="26"/>
+              </w:rPr>
+              <w:t>PK</w:t>
+            </w:r>
+          </w:p>
+        </w:tc>
+        <w:tc>
+          <w:tcPr>
+            <w:tcW w:w="0" w:type="auto"/>
+            <w:hideMark/>
+          </w:tcPr>
+          <w:p>
+            <w:pPr>
+              <w:jc w:val="left"/>
+              <w:rPr>
+                <w:rFonts w:ascii="Times New Roman" w:hAnsi="Times New Roman"/>
+                <w:color w:val="auto"/>
+                <w:szCs w:val="26"/>
+              </w:rPr>
+            </w:pPr>
+            <w:r>
+              <w:rPr>
+                <w:rFonts w:ascii="Times New Roman" w:hAnsi="Times New Roman"/>
+                <w:color w:val="auto"/>
+                <w:szCs w:val="26"/>
+              </w:rPr>
+              <w:t>Primary Key</w:t>
+            </w:r>
+          </w:p>
+        </w:tc>
+        <w:tc>
+          <w:tcPr>
+            <w:tcW w:w="0" w:type="auto"/>
+            <w:hideMark/>
+          </w:tcPr>
+          <w:p>
+            <w:pPr>
+              <w:jc w:val="left"/>
+              <w:rPr>
+                <w:rFonts w:ascii="Times New Roman" w:hAnsi="Times New Roman"/>
+                <w:color w:val="auto"/>
+                <w:szCs w:val="26"/>
+              </w:rPr>
+            </w:pPr>
+            <w:r>
+              <w:rPr>
+                <w:rFonts w:ascii="Times New Roman" w:hAnsi="Times New Roman"/>
+                <w:color w:val="auto"/>
+                <w:szCs w:val="26"/>
+              </w:rPr>
+              <w:t>Khóa chính</w:t>
+            </w:r>
+          </w:p>
+        </w:tc>
+      </w:tr>
+      <w:tr>
+        <w:tc>
+          <w:tcPr>
+            <w:tcW w:w="0" w:type="auto"/>
+            <w:hideMark/>
+          </w:tcPr>
+          <w:p>
+            <w:pPr>
+              <w:jc w:val="left"/>
+              <w:rPr>
+                <w:rFonts w:ascii="Times New Roman" w:hAnsi="Times New Roman"/>
+                <w:color w:val="auto"/>
+                <w:szCs w:val="26"/>
+              </w:rPr>
+            </w:pPr>
+            <w:r>
+              <w:rPr>
+                <w:rFonts w:ascii="Times New Roman" w:hAnsi="Times New Roman"/>
+                <w:color w:val="auto"/>
+                <w:szCs w:val="26"/>
+              </w:rPr>
+              <w:t>FK</w:t>
+            </w:r>
+          </w:p>
+        </w:tc>
+        <w:tc>
+          <w:tcPr>
+            <w:tcW w:w="0" w:type="auto"/>
+            <w:hideMark/>
+          </w:tcPr>
+          <w:p>
+            <w:pPr>
+              <w:jc w:val="left"/>
+              <w:rPr>
+                <w:rFonts w:ascii="Times New Roman" w:hAnsi="Times New Roman"/>
+                <w:color w:val="auto"/>
+                <w:szCs w:val="26"/>
+              </w:rPr>
+            </w:pPr>
+            <w:r>
+              <w:rPr>
+                <w:rFonts w:ascii="Times New Roman" w:hAnsi="Times New Roman"/>
+                <w:color w:val="auto"/>
+                <w:szCs w:val="26"/>
+              </w:rPr>
+              <w:t>Foreign Key</w:t>
+            </w:r>
+          </w:p>
+        </w:tc>
+        <w:tc>
+          <w:tcPr>
+            <w:tcW w:w="0" w:type="auto"/>
+            <w:hideMark/>
+          </w:tcPr>
+          <w:p>
+            <w:pPr>
+              <w:jc w:val="left"/>
+              <w:rPr>
+                <w:rFonts w:ascii="Times New Roman" w:hAnsi="Times New Roman"/>
+                <w:color w:val="auto"/>
+                <w:szCs w:val="26"/>
+              </w:rPr>
+            </w:pPr>
+            <w:r>
+              <w:rPr>
+                <w:rFonts w:ascii="Times New Roman" w:hAnsi="Times New Roman"/>
+                <w:color w:val="auto"/>
+                <w:szCs w:val="26"/>
+              </w:rPr>
+              <w:t>Khóa ngoại</w:t>
+            </w:r>
+          </w:p>
+        </w:tc>
+      </w:tr>
+      <w:tr>
+        <w:tc>
+          <w:tcPr>
+            <w:tcW w:w="0" w:type="auto"/>
+            <w:hideMark/>
+          </w:tcPr>
+          <w:p>
+            <w:pPr>
+              <w:jc w:val="left"/>
+              <w:rPr>
+                <w:rFonts w:ascii="Times New Roman" w:hAnsi="Times New Roman"/>
+                <w:color w:val="auto"/>
+                <w:szCs w:val="26"/>
+              </w:rPr>
+            </w:pPr>
+            <w:r>
+              <w:rPr>
+                <w:rFonts w:ascii="Times New Roman" w:hAnsi="Times New Roman"/>
+                <w:color w:val="auto"/>
+                <w:szCs w:val="26"/>
+              </w:rPr>
+              <w:t>CRUD</w:t>
+            </w:r>
+          </w:p>
+        </w:tc>
+        <w:tc>
+          <w:tcPr>
+            <w:tcW w:w="0" w:type="auto"/>
+            <w:hideMark/>
+          </w:tcPr>
+          <w:p>
+            <w:pPr>
+              <w:jc w:val="left"/>
+              <w:rPr>
+                <w:rFonts w:ascii="Times New Roman" w:hAnsi="Times New Roman"/>
+                <w:color w:val="auto"/>
+                <w:szCs w:val="26"/>
+              </w:rPr>
+            </w:pPr>
+            <w:r>
+              <w:rPr>
+                <w:rFonts w:ascii="Times New Roman" w:hAnsi="Times New Roman"/>
+                <w:color w:val="auto"/>
+                <w:szCs w:val="26"/>
+              </w:rPr>
+              <w:t>Create, Read, Update, Delete</w:t>
+            </w:r>
+          </w:p>
+        </w:tc>
+        <w:tc>
+          <w:tcPr>
+            <w:tcW w:w="0" w:type="auto"/>
+            <w:hideMark/>
+          </w:tcPr>
+          <w:p>
+            <w:pPr>
+              <w:jc w:val="left"/>
+              <w:rPr>
+                <w:rFonts w:ascii="Times New Roman" w:hAnsi="Times New Roman"/>
+                <w:color w:val="auto"/>
+                <w:szCs w:val="26"/>
+              </w:rPr>
+            </w:pPr>
+            <w:r>
+              <w:rPr>
+                <w:rFonts w:ascii="Times New Roman" w:hAnsi="Times New Roman"/>
+                <w:color w:val="auto"/>
+                <w:szCs w:val="26"/>
+              </w:rPr>
+              <w:t>Thêm, Xem, Sửa, Xóa dữ liệu</w:t>
+            </w:r>
+          </w:p>
+        </w:tc>
+      </w:tr>
+      <w:tr>
+        <w:tc>
+          <w:tcPr>
+            <w:tcW w:w="0" w:type="auto"/>
+            <w:hideMark/>
+          </w:tcPr>
+          <w:p>
+            <w:pPr>
+              <w:jc w:val="left"/>
+              <w:rPr>
+                <w:rFonts w:ascii="Times New Roman" w:hAnsi="Times New Roman"/>
+                <w:color w:val="auto"/>
+                <w:szCs w:val="26"/>
+              </w:rPr>
+            </w:pPr>
+            <w:r>
+              <w:rPr>
+                <w:rFonts w:ascii="Times New Roman" w:hAnsi="Times New Roman"/>
+                <w:color w:val="auto"/>
+                <w:szCs w:val="26"/>
+              </w:rPr>
+              <w:t>MVC</w:t>
+            </w:r>
+          </w:p>
+        </w:tc>
+        <w:tc>
+          <w:tcPr>
+            <w:tcW w:w="0" w:type="auto"/>
+            <w:hideMark/>
+          </w:tcPr>
+          <w:p>
+            <w:pPr>
+              <w:jc w:val="left"/>
+              <w:rPr>
+                <w:rFonts w:ascii="Times New Roman" w:hAnsi="Times New Roman"/>
+                <w:color w:val="auto"/>
+                <w:szCs w:val="26"/>
+              </w:rPr>
+            </w:pPr>
+            <w:r>
+              <w:rPr>
+                <w:rFonts w:ascii="Times New Roman" w:hAnsi="Times New Roman"/>
+                <w:color w:val="auto"/>
+                <w:szCs w:val="26"/>
+              </w:rPr>
+              <w:t>Model – View – Controller</w:t>
+            </w:r>
+          </w:p>
+        </w:tc>
+        <w:tc>
+          <w:tcPr>
+            <w:tcW w:w="0" w:type="auto"/>
+            <w:hideMark/>
+          </w:tcPr>
+          <w:p>
+            <w:pPr>
+              <w:jc w:val="left"/>
+              <w:rPr>
+                <w:rFonts w:ascii="Times New Roman" w:hAnsi="Times New Roman"/>
+                <w:color w:val="auto"/>
+                <w:szCs w:val="26"/>
+              </w:rPr>
+            </w:pPr>
+            <w:r>
+              <w:rPr>
+                <w:rFonts w:ascii="Times New Roman" w:hAnsi="Times New Roman"/>
+                <w:color w:val="auto"/>
+                <w:szCs w:val="26"/>
+              </w:rPr>
+              <w:t>Mô hình thiết kế phần mềm</w:t>
+            </w:r>
+          </w:p>
+        </w:tc>
+      </w:tr>
+      <w:tr>
+        <w:tc>
+          <w:tcPr>
+            <w:tcW w:w="0" w:type="auto"/>
+            <w:hideMark/>
+          </w:tcPr>
+          <w:p>
+            <w:pPr>
+              <w:jc w:val="left"/>
+              <w:rPr>
+                <w:rFonts w:ascii="Times New Roman" w:hAnsi="Times New Roman"/>
+                <w:color w:val="auto"/>
+                <w:szCs w:val="26"/>
+              </w:rPr>
+            </w:pPr>
+            <w:r>
+              <w:rPr>
+                <w:rFonts w:ascii="Times New Roman" w:hAnsi="Times New Roman"/>
+                <w:color w:val="auto"/>
+                <w:szCs w:val="26"/>
+              </w:rPr>
+              <w:t>SSR</w:t>
+            </w:r>
+          </w:p>
+        </w:tc>
+        <w:tc>
+          <w:tcPr>
+            <w:tcW w:w="0" w:type="auto"/>
+            <w:hideMark/>
+          </w:tcPr>
+          <w:p>
+            <w:pPr>
+              <w:jc w:val="left"/>
+              <w:rPr>
+                <w:rFonts w:ascii="Times New Roman" w:hAnsi="Times New Roman"/>
+                <w:color w:val="auto"/>
+                <w:szCs w:val="26"/>
+              </w:rPr>
+            </w:pPr>
+            <w:r>
+              <w:rPr>
+                <w:rFonts w:ascii="Times New Roman" w:hAnsi="Times New Roman"/>
+                <w:color w:val="auto"/>
+                <w:szCs w:val="26"/>
+              </w:rPr>
+              <w:t>Server-Side Rendering</w:t>
+            </w:r>
+          </w:p>
+        </w:tc>
+        <w:tc>
+          <w:tcPr>
+            <w:tcW w:w="0" w:type="auto"/>
+            <w:hideMark/>
+          </w:tcPr>
+          <w:p>
+            <w:pPr>
+              <w:jc w:val="left"/>
+              <w:rPr>
+                <w:rFonts w:ascii="Times New Roman" w:hAnsi="Times New Roman"/>
+                <w:color w:val="auto"/>
+                <w:szCs w:val="26"/>
+              </w:rPr>
+            </w:pPr>
+            <w:r>
+              <w:rPr>
+                <w:rFonts w:ascii="Times New Roman" w:hAnsi="Times New Roman"/>
+                <w:color w:val="auto"/>
+                <w:szCs w:val="26"/>
+              </w:rPr>
+              <w:t>Kết xuất phía máy chủ</w:t>
+            </w:r>
+          </w:p>
+        </w:tc>
+      </w:tr>
+      <w:tr>
+        <w:tc>
+          <w:tcPr>
+            <w:tcW w:w="0" w:type="auto"/>
+            <w:hideMark/>
+          </w:tcPr>
+          <w:p>
+            <w:pPr>
+              <w:jc w:val="left"/>
+              <w:rPr>
+                <w:rFonts w:ascii="Times New Roman" w:hAnsi="Times New Roman"/>
+                <w:color w:val="auto"/>
+                <w:szCs w:val="26"/>
+              </w:rPr>
+            </w:pPr>
+            <w:r>
+              <w:rPr>
+                <w:rFonts w:ascii="Times New Roman" w:hAnsi="Times New Roman"/>
+                <w:color w:val="auto"/>
+                <w:szCs w:val="26"/>
+              </w:rPr>
+              <w:t>SPA</w:t>
+            </w:r>
+          </w:p>
+        </w:tc>
+        <w:tc>
+          <w:tcPr>
+            <w:tcW w:w="0" w:type="auto"/>
+            <w:hideMark/>
+          </w:tcPr>
+          <w:p>
+            <w:pPr>
+              <w:jc w:val="left"/>
+              <w:rPr>
+                <w:rFonts w:ascii="Times New Roman" w:hAnsi="Times New Roman"/>
+                <w:color w:val="auto"/>
+                <w:szCs w:val="26"/>
+              </w:rPr>
+            </w:pPr>
+            <w:r>
+              <w:rPr>
+                <w:rFonts w:ascii="Times New Roman" w:hAnsi="Times New Roman"/>
+                <w:color w:val="auto"/>
+                <w:szCs w:val="26"/>
+              </w:rPr>
+              <w:t>Single Page Application</w:t>
+            </w:r>
+          </w:p>
+        </w:tc>
+        <w:tc>
+          <w:tcPr>
+            <w:tcW w:w="0" w:type="auto"/>
+            <w:hideMark/>
+          </w:tcPr>
+          <w:p>
+            <w:pPr>
+              <w:jc w:val="left"/>
+              <w:rPr>
+                <w:rFonts w:ascii="Times New Roman" w:hAnsi="Times New Roman"/>
+                <w:color w:val="auto"/>
+                <w:szCs w:val="26"/>
+              </w:rPr>
+            </w:pPr>
+            <w:r>
+              <w:rPr>
+                <w:rFonts w:ascii="Times New Roman" w:hAnsi="Times New Roman"/>
+                <w:color w:val="auto"/>
+                <w:szCs w:val="26"/>
+              </w:rPr>
+              <w:t>Ứng dụng một trang</w:t>
+            </w:r>
+          </w:p>
+        </w:tc>
+      </w:tr>
+      <w:tr>
+        <w:tc>
+          <w:tcPr>
+            <w:tcW w:w="0" w:type="auto"/>
+            <w:hideMark/>
+          </w:tcPr>
+          <w:p>
+            <w:pPr>
+              <w:jc w:val="left"/>
+              <w:rPr>
+                <w:rFonts w:ascii="Times New Roman" w:hAnsi="Times New Roman"/>
+                <w:color w:val="auto"/>
+                <w:szCs w:val="26"/>
+              </w:rPr>
+            </w:pPr>
+            <w:r>
+              <w:rPr>
+                <w:rFonts w:ascii="Times New Roman" w:hAnsi="Times New Roman"/>
+                <w:color w:val="auto"/>
+                <w:szCs w:val="26"/>
+              </w:rPr>
+              <w:t>UI</w:t>
+            </w:r>
+          </w:p>
+        </w:tc>
+        <w:tc>
+          <w:tcPr>
+            <w:tcW w:w="0" w:type="auto"/>
+            <w:hideMark/>
+          </w:tcPr>
+          <w:p>
+            <w:pPr>
+              <w:jc w:val="left"/>
+              <w:rPr>
+                <w:rFonts w:ascii="Times New Roman" w:hAnsi="Times New Roman"/>
+                <w:color w:val="auto"/>
+                <w:szCs w:val="26"/>
+              </w:rPr>
+            </w:pPr>
+            <w:r>
+              <w:rPr>
+                <w:rFonts w:ascii="Times New Roman" w:hAnsi="Times New Roman"/>
+                <w:color w:val="auto"/>
+                <w:szCs w:val="26"/>
+              </w:rPr>
+              <w:t>User Interface</w:t>
+            </w:r>
+          </w:p>
+        </w:tc>
+        <w:tc>
+          <w:tcPr>
+            <w:tcW w:w="0" w:type="auto"/>
+            <w:hideMark/>
+          </w:tcPr>
+          <w:p>
+            <w:pPr>
+              <w:jc w:val="left"/>
+              <w:rPr>
+                <w:rFonts w:ascii="Times New Roman" w:hAnsi="Times New Roman"/>
+                <w:color w:val="auto"/>
+                <w:szCs w:val="26"/>
+              </w:rPr>
+            </w:pPr>
+            <w:r>
+              <w:rPr>
+                <w:rFonts w:ascii="Times New Roman" w:hAnsi="Times New Roman"/>
+                <w:color w:val="auto"/>
+                <w:szCs w:val="26"/>
+              </w:rPr>
+              <w:t>Giao diện người dùng</w:t>
+            </w:r>
+          </w:p>
+        </w:tc>
+      </w:tr>
+      <w:tr>
+        <w:tc>
+          <w:tcPr>
+            <w:tcW w:w="0" w:type="auto"/>
+            <w:hideMark/>
+          </w:tcPr>
+          <w:p>
+            <w:pPr>
+              <w:jc w:val="left"/>
+              <w:rPr>
+                <w:rFonts w:ascii="Times New Roman" w:hAnsi="Times New Roman"/>
+                <w:color w:val="auto"/>
+                <w:szCs w:val="26"/>
+              </w:rPr>
+            </w:pPr>
+            <w:r>
+              <w:rPr>
+                <w:rFonts w:ascii="Times New Roman" w:hAnsi="Times New Roman"/>
+                <w:color w:val="auto"/>
+                <w:szCs w:val="26"/>
+              </w:rPr>
+              <w:t>IDE</w:t>
+            </w:r>
+          </w:p>
+        </w:tc>
+        <w:tc>
+          <w:tcPr>
+            <w:tcW w:w="0" w:type="auto"/>
+            <w:hideMark/>
+          </w:tcPr>
+          <w:p>
+            <w:pPr>
+              <w:jc w:val="left"/>
+              <w:rPr>
+                <w:rFonts w:ascii="Times New Roman" w:hAnsi="Times New Roman"/>
+                <w:color w:val="auto"/>
+                <w:szCs w:val="26"/>
+              </w:rPr>
+            </w:pPr>
+            <w:r>
+              <w:rPr>
+                <w:rFonts w:ascii="Times New Roman" w:hAnsi="Times New Roman"/>
+                <w:color w:val="auto"/>
+                <w:szCs w:val="26"/>
+              </w:rPr>
+              <w:t>Integrated Development Environment</w:t>
+            </w:r>
+          </w:p>
+        </w:tc>
+        <w:tc>
+          <w:tcPr>
+            <w:tcW w:w="0" w:type="auto"/>
+            <w:hideMark/>
+          </w:tcPr>
+          <w:p>
+            <w:pPr>
+              <w:jc w:val="left"/>
+              <w:rPr>
+                <w:rFonts w:ascii="Times New Roman" w:hAnsi="Times New Roman"/>
+                <w:color w:val="auto"/>
+                <w:szCs w:val="26"/>
+              </w:rPr>
+            </w:pPr>
+            <w:r>
+              <w:rPr>
+                <w:rFonts w:ascii="Times New Roman" w:hAnsi="Times New Roman"/>
+                <w:color w:val="auto"/>
+                <w:szCs w:val="26"/>
+              </w:rPr>
+              <w:t>Môi trường phát triển tích hợp</w:t>
+            </w:r>
+          </w:p>
+        </w:tc>
+      </w:tr>
+      <w:tr>
+        <w:tc>
+          <w:tcPr>
+            <w:tcW w:w="0" w:type="auto"/>
+            <w:hideMark/>
+          </w:tcPr>
+          <w:p>
+            <w:pPr>
+              <w:jc w:val="left"/>
+              <w:rPr>
+                <w:rFonts w:ascii="Times New Roman" w:hAnsi="Times New Roman"/>
+                <w:color w:val="auto"/>
+                <w:szCs w:val="26"/>
+              </w:rPr>
+            </w:pPr>
+            <w:r>
+              <w:rPr>
+                <w:rFonts w:ascii="Times New Roman" w:hAnsi="Times New Roman"/>
+                <w:color w:val="auto"/>
+                <w:szCs w:val="26"/>
+              </w:rPr>
+              <w:t>SSMS</w:t>
+            </w:r>
+          </w:p>
+        </w:tc>
+        <w:tc>
+          <w:tcPr>
+            <w:tcW w:w="0" w:type="auto"/>
+            <w:hideMark/>
+          </w:tcPr>
+          <w:p>
+            <w:pPr>
+              <w:jc w:val="left"/>
+              <w:rPr>
+                <w:rFonts w:ascii="Times New Roman" w:hAnsi="Times New Roman"/>
+                <w:color w:val="auto"/>
+                <w:szCs w:val="26"/>
+              </w:rPr>
+            </w:pPr>
+            <w:r>
+              <w:rPr>
+                <w:rFonts w:ascii="Times New Roman" w:hAnsi="Times New Roman"/>
+                <w:color w:val="auto"/>
+                <w:szCs w:val="26"/>
+              </w:rPr>
+              <w:t>SQL Server Management Studio</w:t>
+            </w:r>
+          </w:p>
+        </w:tc>
+        <w:tc>
+          <w:tcPr>
+            <w:tcW w:w="0" w:type="auto"/>
+            <w:hideMark/>
+          </w:tcPr>
+          <w:p>
+            <w:pPr>
+              <w:jc w:val="left"/>
+              <w:rPr>
+                <w:rFonts w:ascii="Times New Roman" w:hAnsi="Times New Roman"/>
+                <w:color w:val="auto"/>
+                <w:szCs w:val="26"/>
+              </w:rPr>
+            </w:pPr>
+            <w:r>
+              <w:rPr>
+                <w:rFonts w:ascii="Times New Roman" w:hAnsi="Times New Roman"/>
+                <w:color w:val="auto"/>
+                <w:szCs w:val="26"/>
+              </w:rPr>
+              <w:t>Công cụ quản lý SQL Server</w:t>
+            </w:r>
+          </w:p>
+        </w:tc>
+      </w:tr>
+      <w:tr>
+        <w:tc>
+          <w:tcPr>
+            <w:tcW w:w="0" w:type="auto"/>
+            <w:hideMark/>
+          </w:tcPr>
+          <w:p>
+            <w:pPr>
+              <w:jc w:val="left"/>
+              <w:rPr>
+                <w:rFonts w:ascii="Times New Roman" w:hAnsi="Times New Roman"/>
+                <w:color w:val="auto"/>
+                <w:szCs w:val="26"/>
+              </w:rPr>
+            </w:pPr>
+            <w:r>
+              <w:rPr>
+                <w:rFonts w:ascii="Times New Roman" w:hAnsi="Times New Roman"/>
+                <w:color w:val="auto"/>
+                <w:szCs w:val="26"/>
+              </w:rPr>
+              <w:t>TS</w:t>
+            </w:r>
+          </w:p>
+        </w:tc>
+        <w:tc>
+          <w:tcPr>
+            <w:tcW w:w="0" w:type="auto"/>
+            <w:hideMark/>
+          </w:tcPr>
+          <w:p>
+            <w:pPr>
+              <w:jc w:val="left"/>
+              <w:rPr>
+                <w:rFonts w:ascii="Times New Roman" w:hAnsi="Times New Roman"/>
+                <w:color w:val="auto"/>
+                <w:szCs w:val="26"/>
+              </w:rPr>
+            </w:pPr>
+            <w:r>
+              <w:rPr>
+                <w:rFonts w:ascii="Times New Roman" w:hAnsi="Times New Roman"/>
+                <w:color w:val="auto"/>
+                <w:szCs w:val="26"/>
+              </w:rPr>
+              <w:t>Doctor of Philosophy (Tiến sĩ)</w:t>
+            </w:r>
+          </w:p>
+        </w:tc>
+        <w:tc>
+          <w:tcPr>
+            <w:tcW w:w="0" w:type="auto"/>
+            <w:hideMark/>
+          </w:tcPr>
+          <w:p>
+            <w:pPr>
+              <w:jc w:val="left"/>
+              <w:rPr>
+                <w:rFonts w:ascii="Times New Roman" w:hAnsi="Times New Roman"/>
+                <w:color w:val="auto"/>
+                <w:szCs w:val="26"/>
+              </w:rPr>
+            </w:pPr>
+            <w:r>
+              <w:rPr>
+                <w:rFonts w:ascii="Times New Roman" w:hAnsi="Times New Roman"/>
+                <w:color w:val="auto"/>
+                <w:szCs w:val="26"/>
+              </w:rPr>
+              <w:t>Học vị Tiến sĩ</w:t>
+            </w:r>
+          </w:p>
+        </w:tc>
+      </w:tr>
+      <w:tr>
+        <w:tc>
+          <w:tcPr>
+            <w:tcW w:w="0" w:type="auto"/>
+            <w:hideMark/>
+          </w:tcPr>
+          <w:p>
+            <w:pPr>
+              <w:jc w:val="left"/>
+              <w:rPr>
+                <w:rFonts w:ascii="Times New Roman" w:hAnsi="Times New Roman"/>
+                <w:color w:val="auto"/>
+                <w:szCs w:val="26"/>
+              </w:rPr>
+            </w:pPr>
+            <w:r>
+              <w:rPr>
+                <w:rFonts w:ascii="Times New Roman" w:hAnsi="Times New Roman"/>
+                <w:color w:val="auto"/>
+                <w:szCs w:val="26"/>
+              </w:rPr>
+              <w:t>CBHD</w:t>
+            </w:r>
+          </w:p>
+        </w:tc>
+        <w:tc>
+          <w:tcPr>
+            <w:tcW w:w="0" w:type="auto"/>
+            <w:hideMark/>
+          </w:tcPr>
+          <w:p>
+            <w:pPr>
+              <w:jc w:val="left"/>
+              <w:rPr>
+                <w:rFonts w:ascii="Times New Roman" w:hAnsi="Times New Roman"/>
+                <w:color w:val="auto"/>
+                <w:szCs w:val="26"/>
+              </w:rPr>
+            </w:pPr>
+            <w:r>
+              <w:rPr>
+                <w:rFonts w:ascii="Times New Roman" w:hAnsi="Times New Roman"/>
+                <w:color w:val="auto"/>
+                <w:szCs w:val="26"/>
+              </w:rPr>
+              <w:t>Supervisor</w:t>
+            </w:r>
+          </w:p>
+        </w:tc>
+        <w:tc>
+          <w:tcPr>
+            <w:tcW w:w="0" w:type="auto"/>
+            <w:hideMark/>
+          </w:tcPr>
+          <w:p>
+            <w:pPr>
+              <w:jc w:val="left"/>
+              <w:rPr>
+                <w:rFonts w:ascii="Times New Roman" w:hAnsi="Times New Roman"/>
+                <w:color w:val="auto"/>
+                <w:szCs w:val="26"/>
+              </w:rPr>
+            </w:pPr>
+            <w:r>
+              <w:rPr>
+                <w:rFonts w:ascii="Times New Roman" w:hAnsi="Times New Roman"/>
+                <w:color w:val="auto"/>
+                <w:szCs w:val="26"/>
+              </w:rPr>
+              <w:t>Cán bộ hướng dẫn</w:t>
+            </w:r>
+          </w:p>
+        </w:tc>
+      </w:tr>
+      <w:tr>
+        <w:tc>
+          <w:tcPr>
+            <w:tcW w:w="0" w:type="auto"/>
+            <w:hideMark/>
+          </w:tcPr>
+          <w:p>
+            <w:pPr>
+              <w:jc w:val="left"/>
+              <w:rPr>
+                <w:rFonts w:ascii="Times New Roman" w:hAnsi="Times New Roman"/>
+                <w:color w:val="auto"/>
+                <w:szCs w:val="26"/>
+              </w:rPr>
+            </w:pPr>
+            <w:r>
+              <w:rPr>
+                <w:rFonts w:ascii="Times New Roman" w:hAnsi="Times New Roman"/>
+                <w:color w:val="auto"/>
+                <w:szCs w:val="26"/>
+              </w:rPr>
+              <w:t>TT</w:t>
+            </w:r>
+          </w:p>
+        </w:tc>
+        <w:tc>
+          <w:tcPr>
+            <w:tcW w:w="0" w:type="auto"/>
+            <w:hideMark/>
+          </w:tcPr>
+          <w:p>
+            <w:pPr>
+              <w:jc w:val="left"/>
+              <w:rPr>
+                <w:rFonts w:ascii="Times New Roman" w:hAnsi="Times New Roman"/>
+                <w:color w:val="auto"/>
+                <w:szCs w:val="26"/>
+              </w:rPr>
+            </w:pPr>
+            <w:r>
+              <w:rPr>
+                <w:rFonts w:ascii="Times New Roman" w:hAnsi="Times New Roman"/>
+                <w:color w:val="auto"/>
+                <w:szCs w:val="26"/>
+              </w:rPr>
+              <w:t>Internship</w:t>
+            </w:r>
+          </w:p>
+        </w:tc>
+        <w:tc>
+          <w:tcPr>
+            <w:tcW w:w="0" w:type="auto"/>
+            <w:hideMark/>
+          </w:tcPr>
+          <w:p>
+            <w:pPr>
+              <w:jc w:val="left"/>
+              <w:rPr>
+                <w:rFonts w:ascii="Times New Roman" w:hAnsi="Times New Roman"/>
+                <w:color w:val="auto"/>
+                <w:szCs w:val="26"/>
+              </w:rPr>
+            </w:pPr>
+            <w:r>
+              <w:rPr>
+                <w:rFonts w:ascii="Times New Roman" w:hAnsi="Times New Roman"/>
+                <w:color w:val="auto"/>
+                <w:szCs w:val="26"/>
+              </w:rPr>
+              <w:t>Thực tập</w:t>
+            </w:r>
+          </w:p>
+        </w:tc>
+      </w:tr>
+    </w:tbl>
     <w:p/>
     <w:p>
       <w:pPr>
@@ -6648,7 +8872,7 @@
               <w:rPr>
                 <w:rFonts w:ascii="Times New Roman" w:hAnsi="Times New Roman"/>
               </w:rPr>
-              <w:t xml:space="preserve">    JS Random, JS Booleans, JS Comparisons, JS Conditions, JS Switch, JS Loop For, JS Loop For In, JS Loop For Of, JS Loop While, JS Break, JS Iterables, JS Sets, JS Maps, DOM Intro, DOM Methods, DOM Document, DOM Elements, DOMHTML, DOM Forms, DOM CSS, DOM Animations, DOM Events, DOM Event Listener, DOM Navigation, DOM Nodes, DOM Collections, DOM Node Lists, JS Web APIs, Web Storage API, Web Fetch API </w:t>
+              <w:t xml:space="preserve">JS Random, JS Booleans, JS Comparisons, JS Conditions, JS Switch, JS Loop For, JS Loop For In, JS Loop For Of, JS Loop While, JS Break, JS Iterables, JS Sets, JS Maps, DOM Intro, DOM Methods, DOM Document, DOM Elements, DOMHTML, DOM Forms, DOM CSS, DOM Animations, DOM Events, DOM Event Listener, DOM Navigation, DOM Nodes, DOM Collections, DOM Node Lists, JS Web APIs, Web Storage API, Web Fetch API </w:t>
             </w:r>
           </w:p>
           <w:p>
@@ -6667,7 +8891,7 @@
               <w:rPr>
                 <w:rFonts w:ascii="Times New Roman" w:hAnsi="Times New Roman"/>
               </w:rPr>
-              <w:t xml:space="preserve">   Thực hành xây dưng tiếp Danh sách sinh viên ở phần HTML, CSS, dùng external Javascript theo yêu cầu đề bài</w:t>
+              <w:t>Thực hành xây dưng tiếp Danh sách sinh viên ở phần HTML, CSS, dùng external Javascript theo yêu cầu đề bài</w:t>
             </w:r>
           </w:p>
           <w:p>
@@ -6686,7 +8910,7 @@
               <w:rPr>
                 <w:rFonts w:ascii="Times New Roman" w:hAnsi="Times New Roman"/>
               </w:rPr>
-              <w:t xml:space="preserve">   Tiếp tục bài tập Xây dựng game tic-tac-toe, thiết lập external javascript</w:t>
+              <w:t xml:space="preserve"> Tiếp tục bài tập Xây dựng game tic-tac-toe, thiết lập external javascript</w:t>
             </w:r>
           </w:p>
           <w:p>
@@ -7428,6 +9652,102 @@
               <w:t>Tuần 4</w:t>
             </w:r>
           </w:p>
+          <w:p>
+            <w:pPr>
+              <w:spacing w:line="276" w:lineRule="auto"/>
+              <w:jc w:val="center"/>
+              <w:rPr>
+                <w:rFonts w:ascii="Times New Roman" w:hAnsi="Times New Roman"/>
+              </w:rPr>
+            </w:pPr>
+            <w:r>
+              <w:rPr>
+                <w:rFonts w:ascii="Times New Roman" w:hAnsi="Times New Roman"/>
+              </w:rPr>
+              <w:t>(</w:t>
+            </w:r>
+            <w:r>
+              <w:rPr>
+                <w:rFonts w:ascii="Times New Roman" w:hAnsi="Times New Roman"/>
+              </w:rPr>
+              <w:t>02</w:t>
+            </w:r>
+            <w:r>
+              <w:rPr>
+                <w:rFonts w:ascii="Times New Roman" w:hAnsi="Times New Roman"/>
+              </w:rPr>
+              <w:t>/0</w:t>
+            </w:r>
+            <w:r>
+              <w:rPr>
+                <w:rFonts w:ascii="Times New Roman" w:hAnsi="Times New Roman"/>
+              </w:rPr>
+              <w:t>2</w:t>
+            </w:r>
+            <w:r>
+              <w:rPr>
+                <w:rFonts w:ascii="Times New Roman" w:hAnsi="Times New Roman"/>
+              </w:rPr>
+              <w:t>/2026</w:t>
+            </w:r>
+          </w:p>
+          <w:p>
+            <w:pPr>
+              <w:spacing w:line="276" w:lineRule="auto"/>
+              <w:jc w:val="center"/>
+              <w:rPr>
+                <w:rFonts w:ascii="Times New Roman" w:hAnsi="Times New Roman"/>
+              </w:rPr>
+            </w:pPr>
+            <w:r>
+              <w:rPr>
+                <w:rFonts w:ascii="Times New Roman" w:hAnsi="Times New Roman"/>
+              </w:rPr>
+              <w:t>–</w:t>
+            </w:r>
+          </w:p>
+          <w:p>
+            <w:pPr>
+              <w:spacing w:line="276" w:lineRule="auto"/>
+              <w:jc w:val="center"/>
+              <w:rPr>
+                <w:rFonts w:ascii="Times New Roman" w:hAnsi="Times New Roman"/>
+              </w:rPr>
+            </w:pPr>
+            <w:r>
+              <w:rPr>
+                <w:rFonts w:ascii="Times New Roman" w:hAnsi="Times New Roman"/>
+              </w:rPr>
+              <w:t>06</w:t>
+            </w:r>
+            <w:r>
+              <w:rPr>
+                <w:rFonts w:ascii="Times New Roman" w:hAnsi="Times New Roman"/>
+              </w:rPr>
+              <w:t>/0</w:t>
+            </w:r>
+            <w:r>
+              <w:rPr>
+                <w:rFonts w:ascii="Times New Roman" w:hAnsi="Times New Roman"/>
+              </w:rPr>
+              <w:t>2</w:t>
+            </w:r>
+            <w:r>
+              <w:rPr>
+                <w:rFonts w:ascii="Times New Roman" w:hAnsi="Times New Roman"/>
+              </w:rPr>
+              <w:t>/2026)</w:t>
+            </w:r>
+          </w:p>
+          <w:p>
+            <w:pPr>
+              <w:spacing w:line="276" w:lineRule="auto"/>
+              <w:jc w:val="center"/>
+              <w:rPr>
+                <w:rFonts w:ascii="Times New Roman" w:hAnsi="Times New Roman"/>
+              </w:rPr>
+            </w:pPr>
+          </w:p>
         </w:tc>
         <w:tc>
           <w:tcPr>
@@ -9979,7 +12299,16 @@
           <w:color w:val="auto"/>
           <w:szCs w:val="26"/>
         </w:rPr>
-        <w:t>Phải nắm chắc kiến thức cơ bản trước khi học framework.</w:t>
+        <w:t>Phải nắm chắc kiến thức cơ bả</w:t>
+      </w:r>
+      <w:bookmarkStart w:id="20" w:name="_GoBack"/>
+      <w:bookmarkEnd w:id="20"/>
+      <w:r>
+        <w:rPr>
+          <w:color w:val="auto"/>
+          <w:szCs w:val="26"/>
+        </w:rPr>
+        <w:t>n trước khi học framework.</w:t>
       </w:r>
     </w:p>
     <w:p>
@@ -10055,14 +12384,14 @@
           <w:rFonts w:cs="Times New Roman"/>
         </w:rPr>
       </w:pPr>
-      <w:bookmarkStart w:id="20" w:name="_Toc219921038"/>
+      <w:bookmarkStart w:id="21" w:name="_Toc219921038"/>
       <w:r>
         <w:rPr>
           <w:rFonts w:cs="Times New Roman"/>
         </w:rPr>
         <w:t>4.3. Định hướng nghề nghiệp và học tập sau thực tập</w:t>
       </w:r>
-      <w:bookmarkEnd w:id="20"/>
+      <w:bookmarkEnd w:id="21"/>
     </w:p>
     <w:p>
       <w:pPr>
@@ -10216,11 +12545,11 @@
         </w:numPr>
         <w:jc w:val="left"/>
       </w:pPr>
-      <w:bookmarkStart w:id="21" w:name="_Toc219921039"/>
+      <w:bookmarkStart w:id="22" w:name="_Toc219921039"/>
       <w:r>
         <w:t>TÀI LIỆU THAM KHẢO</w:t>
       </w:r>
-      <w:bookmarkEnd w:id="21"/>
+      <w:bookmarkEnd w:id="22"/>
     </w:p>
     <w:p>
       <w:pPr>
@@ -10385,12 +12714,12 @@
         </w:numPr>
         <w:jc w:val="left"/>
       </w:pPr>
-      <w:bookmarkStart w:id="22" w:name="_Toc219921040"/>
+      <w:bookmarkStart w:id="23" w:name="_Toc219921040"/>
       <w:r>
         <w:lastRenderedPageBreak/>
         <w:t>PHỤ LỤC (NẾU CÓ)</w:t>
       </w:r>
-      <w:bookmarkEnd w:id="22"/>
+      <w:bookmarkEnd w:id="23"/>
       <w:r>
         <w:rPr>
           <w:noProof/>
@@ -10437,8 +12766,6 @@
           </wp:inline>
         </w:drawing>
       </w:r>
-      <w:bookmarkStart w:id="23" w:name="_GoBack"/>
-      <w:bookmarkEnd w:id="23"/>
     </w:p>
     <w:p>
       <w:r>
@@ -17229,7 +19556,7 @@
 </file>
 
 <file path=customXml/itemProps1.xml><?xml version="1.0" encoding="utf-8"?>
-<ds:datastoreItem xmlns:ds="http://schemas.openxmlformats.org/officeDocument/2006/customXml" ds:itemID="{BF4259F4-F9DD-4AB0-92CD-56EC382EA2C5}">
+<ds:datastoreItem xmlns:ds="http://schemas.openxmlformats.org/officeDocument/2006/customXml" ds:itemID="{EF5357EC-19C1-43CD-B25A-B0DAD3B8048A}">
   <ds:schemaRefs>
     <ds:schemaRef ds:uri="http://schemas.openxmlformats.org/officeDocument/2006/bibliography"/>
   </ds:schemaRefs>

--- a/TotNgiepGTVT/NguyenTungDuong_5240294_BaoCaoThucTap.docx
+++ b/TotNgiepGTVT/NguyenTungDuong_5240294_BaoCaoThucTap.docx
@@ -1,6 +1,6 @@
 
 <file path=word/document.xml><?xml version="1.0" encoding="utf-8"?>
-<w:document xmlns:wpc="http://schemas.microsoft.com/office/word/2010/wordprocessingCanvas" xmlns:cx="http://schemas.microsoft.com/office/drawing/2014/chartex" xmlns:cx1="http://schemas.microsoft.com/office/drawing/2015/9/8/chartex" xmlns:cx2="http://schemas.microsoft.com/office/drawing/2015/10/21/chartex" xmlns:cx3="http://schemas.microsoft.com/office/drawing/2016/5/9/chartex" xmlns:cx4="http://schemas.microsoft.com/office/drawing/2016/5/10/chartex" xmlns:cx5="http://schemas.microsoft.com/office/drawing/2016/5/11/chartex" xmlns:cx6="http://schemas.microsoft.com/office/drawing/2016/5/12/chartex" xmlns:cx7="http://schemas.microsoft.com/office/drawing/2016/5/13/chartex" xmlns:cx8="http://schemas.microsoft.com/office/drawing/2016/5/14/chartex" xmlns:mc="http://schemas.openxmlformats.org/markup-compatibility/2006" xmlns:aink="http://schemas.microsoft.com/office/drawing/2016/ink" xmlns:am3d="http://schemas.microsoft.com/office/drawing/2017/model3d" xmlns:o="urn:schemas-microsoft-com:office:office" xmlns:r="http://schemas.openxmlformats.org/officeDocument/2006/relationships" xmlns:m="http://schemas.openxmlformats.org/officeDocument/2006/math" xmlns:v="urn:schemas-microsoft-com:vml" xmlns:wp14="http://schemas.microsoft.com/office/word/2010/wordprocessingDrawing" xmlns:wp="http://schemas.openxmlformats.org/drawingml/2006/wordprocessingDrawing" xmlns:w10="urn:schemas-microsoft-com:office:word" xmlns:w="http://schemas.openxmlformats.org/wordprocessingml/2006/main" xmlns:w14="http://schemas.microsoft.com/office/word/2010/wordml" xmlns:w15="http://schemas.microsoft.com/office/word/2012/wordml" xmlns:w16cid="http://schemas.microsoft.com/office/word/2016/wordml/cid" xmlns:w16se="http://schemas.microsoft.com/office/word/2015/wordml/symex" xmlns:wpg="http://schemas.microsoft.com/office/word/2010/wordprocessingGroup" xmlns:wpi="http://schemas.microsoft.com/office/word/2010/wordprocessingInk" xmlns:wne="http://schemas.microsoft.com/office/word/2006/wordml" xmlns:wps="http://schemas.microsoft.com/office/word/2010/wordprocessingShape" mc:Ignorable="w14 w15 w16se w16cid wp14">
+<w:document xmlns:wpc="http://schemas.microsoft.com/office/word/2010/wordprocessingCanvas" xmlns:cx="http://schemas.microsoft.com/office/drawing/2014/chartex" xmlns:cx1="http://schemas.microsoft.com/office/drawing/2015/9/8/chartex" xmlns:cx2="http://schemas.microsoft.com/office/drawing/2015/10/21/chartex" xmlns:cx3="http://schemas.microsoft.com/office/drawing/2016/5/9/chartex" xmlns:cx4="http://schemas.microsoft.com/office/drawing/2016/5/10/chartex" xmlns:cx5="http://schemas.microsoft.com/office/drawing/2016/5/11/chartex" xmlns:cx6="http://schemas.microsoft.com/office/drawing/2016/5/12/chartex" xmlns:cx7="http://schemas.microsoft.com/office/drawing/2016/5/13/chartex" xmlns:cx8="http://schemas.microsoft.com/office/drawing/2016/5/14/chartex" xmlns:mc="http://schemas.openxmlformats.org/markup-compatibility/2006" xmlns:aink="http://schemas.microsoft.com/office/drawing/2016/ink" xmlns:am3d="http://schemas.microsoft.com/office/drawing/2017/model3d" xmlns:o="urn:schemas-microsoft-com:office:office" xmlns:oel="http://schemas.microsoft.com/office/2019/extlst" xmlns:r="http://schemas.openxmlformats.org/officeDocument/2006/relationships" xmlns:m="http://schemas.openxmlformats.org/officeDocument/2006/math" xmlns:v="urn:schemas-microsoft-com:vml" xmlns:wp14="http://schemas.microsoft.com/office/word/2010/wordprocessingDrawing" xmlns:wp="http://schemas.openxmlformats.org/drawingml/2006/wordprocessingDrawing" xmlns:w10="urn:schemas-microsoft-com:office:word" xmlns:w="http://schemas.openxmlformats.org/wordprocessingml/2006/main" xmlns:w14="http://schemas.microsoft.com/office/word/2010/wordml" xmlns:w15="http://schemas.microsoft.com/office/word/2012/wordml" xmlns:w16cex="http://schemas.microsoft.com/office/word/2018/wordml/cex" xmlns:w16cid="http://schemas.microsoft.com/office/word/2016/wordml/cid" xmlns:w16="http://schemas.microsoft.com/office/word/2018/wordml" xmlns:w16sdtdh="http://schemas.microsoft.com/office/word/2020/wordml/sdtdatahash" xmlns:w16se="http://schemas.microsoft.com/office/word/2015/wordml/symex" xmlns:wpg="http://schemas.microsoft.com/office/word/2010/wordprocessingGroup" xmlns:wpi="http://schemas.microsoft.com/office/word/2010/wordprocessingInk" xmlns:wne="http://schemas.microsoft.com/office/word/2006/wordml" xmlns:wps="http://schemas.microsoft.com/office/word/2010/wordprocessingShape" mc:Ignorable="w14 w15 w16se w16cid w16 w16cex w16sdtdh wp14">
   <w:body>
     <w:tbl>
       <w:tblPr>
@@ -153,7 +153,7 @@
                     </wp:anchor>
                   </w:drawing>
                 </mc:Choice>
-                <mc:Fallback xmlns:w16sdtfl="http://schemas.microsoft.com/office/word/2024/wordml/sdtformatlock" xmlns:w16du="http://schemas.microsoft.com/office/word/2023/wordml/word16du" xmlns:w16sdtdh="http://schemas.microsoft.com/office/word/2020/wordml/sdtdatahash" xmlns:w16="http://schemas.microsoft.com/office/word/2018/wordml" xmlns:w16cex="http://schemas.microsoft.com/office/word/2018/wordml/cex" xmlns:oel="http://schemas.microsoft.com/office/2019/extlst">
+                <mc:Fallback xmlns:w16du="http://schemas.microsoft.com/office/word/2023/wordml/word16du" xmlns:w16sdtfl="http://schemas.microsoft.com/office/word/2024/wordml/sdtformatlock">
                   <w:pict>
                     <v:line w14:anchorId="4FD8A98E" id="Straight Connector 11" o:spid="_x0000_s1026" style="position:absolute;z-index:251659264;visibility:visible;mso-wrap-style:square;mso-width-percent:0;mso-height-percent:0;mso-wrap-distance-left:9pt;mso-wrap-distance-top:0;mso-wrap-distance-right:9pt;mso-wrap-distance-bottom:0;mso-position-horizontal:absolute;mso-position-horizontal-relative:text;mso-position-vertical:absolute;mso-position-vertical-relative:text;mso-width-percent:0;mso-height-percent:0;mso-width-relative:page;mso-height-relative:page" from="154.4pt,9.35pt" to="287.4pt,9.35pt" o:gfxdata="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" strokeweight="1pt"/>
                   </w:pict>
@@ -389,7 +389,7 @@
           </w:p>
           <w:tbl>
             <w:tblPr>
-              <w:tblStyle w:val="TableGrid"/>
+              <w:tblStyle w:val="LiBang"/>
               <w:tblW w:w="6924" w:type="dxa"/>
               <w:tblInd w:w="966" w:type="dxa"/>
               <w:tblLook w:val="04A0" w:firstRow="1" w:lastRow="0" w:firstColumn="1" w:lastColumn="0" w:noHBand="0" w:noVBand="1"/>
@@ -1089,7 +1089,7 @@
                     </wp:anchor>
                   </w:drawing>
                 </mc:Choice>
-                <mc:Fallback xmlns:w16sdtfl="http://schemas.microsoft.com/office/word/2024/wordml/sdtformatlock" xmlns:w16du="http://schemas.microsoft.com/office/word/2023/wordml/word16du" xmlns:w16sdtdh="http://schemas.microsoft.com/office/word/2020/wordml/sdtdatahash" xmlns:w16="http://schemas.microsoft.com/office/word/2018/wordml" xmlns:w16cex="http://schemas.microsoft.com/office/word/2018/wordml/cex" xmlns:oel="http://schemas.microsoft.com/office/2019/extlst">
+                <mc:Fallback xmlns:w16du="http://schemas.microsoft.com/office/word/2023/wordml/word16du" xmlns:w16sdtfl="http://schemas.microsoft.com/office/word/2024/wordml/sdtformatlock">
                   <w:pict>
                     <v:line w14:anchorId="3B6789C4" id="Straight Connector 2" o:spid="_x0000_s1026" style="position:absolute;z-index:251661312;visibility:visible;mso-wrap-style:square;mso-width-percent:0;mso-height-percent:0;mso-wrap-distance-left:9pt;mso-wrap-distance-top:0;mso-wrap-distance-right:9pt;mso-wrap-distance-bottom:0;mso-position-horizontal:absolute;mso-position-horizontal-relative:text;mso-position-vertical:absolute;mso-position-vertical-relative:text;mso-width-percent:0;mso-height-percent:0;mso-width-relative:page;mso-height-relative:page" from="154.4pt,9.35pt" to="287.4pt,9.35pt" o:gfxdata="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" strokeweight="1pt"/>
                   </w:pict>
@@ -1287,7 +1287,7 @@
           </w:p>
           <w:tbl>
             <w:tblPr>
-              <w:tblStyle w:val="TableGrid"/>
+              <w:tblStyle w:val="LiBang"/>
               <w:tblW w:w="6924" w:type="dxa"/>
               <w:tblInd w:w="966" w:type="dxa"/>
               <w:tblLook w:val="04A0" w:firstRow="1" w:lastRow="0" w:firstColumn="1" w:lastColumn="0" w:noHBand="0" w:noVBand="1"/>
@@ -2051,7 +2051,7 @@
               </wp:anchor>
             </w:drawing>
           </mc:Choice>
-          <mc:Fallback xmlns:w16sdtfl="http://schemas.microsoft.com/office/word/2024/wordml/sdtformatlock" xmlns:w16du="http://schemas.microsoft.com/office/word/2023/wordml/word16du" xmlns:w16sdtdh="http://schemas.microsoft.com/office/word/2020/wordml/sdtdatahash" xmlns:w16="http://schemas.microsoft.com/office/word/2018/wordml" xmlns:w16cex="http://schemas.microsoft.com/office/word/2018/wordml/cex" xmlns:oel="http://schemas.microsoft.com/office/2019/extlst">
+          <mc:Fallback xmlns:w16du="http://schemas.microsoft.com/office/word/2023/wordml/word16du" xmlns:w16sdtfl="http://schemas.microsoft.com/office/word/2024/wordml/sdtformatlock">
             <w:pict>
               <v:shapetype w14:anchorId="0F898CB3" id="_x0000_t32" coordsize="21600,21600" o:spt="32" o:oned="t" path="m,l21600,21600e" filled="f">
                 <v:path arrowok="t" fillok="f" o:connecttype="none"/>
@@ -2565,7 +2565,7 @@
     </w:p>
     <w:p>
       <w:pPr>
-        <w:pStyle w:val="ListParagraph"/>
+        <w:pStyle w:val="oancuaDanhsach"/>
         <w:numPr>
           <w:ilvl w:val="0"/>
           <w:numId w:val="3"/>
@@ -2605,7 +2605,7 @@
     </w:p>
     <w:p>
       <w:pPr>
-        <w:pStyle w:val="ListParagraph"/>
+        <w:pStyle w:val="oancuaDanhsach"/>
         <w:numPr>
           <w:ilvl w:val="0"/>
           <w:numId w:val="3"/>
@@ -2645,7 +2645,7 @@
     </w:p>
     <w:p>
       <w:pPr>
-        <w:pStyle w:val="ListParagraph"/>
+        <w:pStyle w:val="oancuaDanhsach"/>
         <w:numPr>
           <w:ilvl w:val="0"/>
           <w:numId w:val="3"/>
@@ -2685,7 +2685,7 @@
     </w:p>
     <w:p>
       <w:pPr>
-        <w:pStyle w:val="ListParagraph"/>
+        <w:pStyle w:val="oancuaDanhsach"/>
         <w:numPr>
           <w:ilvl w:val="0"/>
           <w:numId w:val="3"/>
@@ -2718,7 +2718,7 @@
     </w:p>
     <w:p>
       <w:pPr>
-        <w:pStyle w:val="ListParagraph"/>
+        <w:pStyle w:val="oancuaDanhsach"/>
         <w:numPr>
           <w:ilvl w:val="0"/>
           <w:numId w:val="3"/>
@@ -2751,7 +2751,7 @@
     </w:p>
     <w:p>
       <w:pPr>
-        <w:pStyle w:val="ListParagraph"/>
+        <w:pStyle w:val="oancuaDanhsach"/>
         <w:numPr>
           <w:ilvl w:val="0"/>
           <w:numId w:val="3"/>
@@ -2933,7 +2933,7 @@
     </w:p>
     <w:p>
       <w:pPr>
-        <w:pStyle w:val="Heading1"/>
+        <w:pStyle w:val="u1"/>
         <w:numPr>
           <w:ilvl w:val="0"/>
           <w:numId w:val="0"/>
@@ -3123,7 +3123,7 @@
     </w:p>
     <w:p>
       <w:pPr>
-        <w:pStyle w:val="Heading1"/>
+        <w:pStyle w:val="u1"/>
         <w:numPr>
           <w:ilvl w:val="0"/>
           <w:numId w:val="0"/>
@@ -3161,7 +3161,7 @@
       <w:sdtContent>
         <w:p>
           <w:pPr>
-            <w:pStyle w:val="TOCHeading"/>
+            <w:pStyle w:val="uMucluc"/>
             <w:rPr>
               <w:rFonts w:ascii="Times New Roman" w:hAnsi="Times New Roman" w:cs="Times New Roman"/>
             </w:rPr>
@@ -3169,7 +3169,7 @@
         </w:p>
         <w:p>
           <w:pPr>
-            <w:pStyle w:val="TOC1"/>
+            <w:pStyle w:val="Mucluc1"/>
             <w:tabs>
               <w:tab w:val="right" w:leader="dot" w:pos="9062"/>
             </w:tabs>
@@ -3189,7 +3189,7 @@
           <w:hyperlink w:anchor="_Toc219921017" w:history="1">
             <w:r>
               <w:rPr>
-                <w:rStyle w:val="Hyperlink"/>
+                <w:rStyle w:val="Siuktni"/>
                 <w:noProof/>
               </w:rPr>
               <w:t>LỜI CẢM ƠN</w:t>
@@ -3246,7 +3246,7 @@
         </w:p>
         <w:p>
           <w:pPr>
-            <w:pStyle w:val="TOC1"/>
+            <w:pStyle w:val="Mucluc1"/>
             <w:tabs>
               <w:tab w:val="right" w:leader="dot" w:pos="9062"/>
             </w:tabs>
@@ -3257,7 +3257,7 @@
           <w:hyperlink w:anchor="_Toc219921018" w:history="1">
             <w:r>
               <w:rPr>
-                <w:rStyle w:val="Hyperlink"/>
+                <w:rStyle w:val="Siuktni"/>
                 <w:noProof/>
               </w:rPr>
               <w:t>MỤC LỤC</w:t>
@@ -3314,7 +3314,7 @@
         </w:p>
         <w:p>
           <w:pPr>
-            <w:pStyle w:val="TOC1"/>
+            <w:pStyle w:val="Mucluc1"/>
             <w:tabs>
               <w:tab w:val="right" w:leader="dot" w:pos="9062"/>
             </w:tabs>
@@ -3325,7 +3325,7 @@
           <w:hyperlink w:anchor="_Toc219921019" w:history="1">
             <w:r>
               <w:rPr>
-                <w:rStyle w:val="Hyperlink"/>
+                <w:rStyle w:val="Siuktni"/>
                 <w:noProof/>
               </w:rPr>
               <w:t>DANH MỤC HÌNH VẼ (nếu có)</w:t>
@@ -3382,7 +3382,7 @@
         </w:p>
         <w:p>
           <w:pPr>
-            <w:pStyle w:val="TOC1"/>
+            <w:pStyle w:val="Mucluc1"/>
             <w:tabs>
               <w:tab w:val="right" w:leader="dot" w:pos="9062"/>
             </w:tabs>
@@ -3393,7 +3393,7 @@
           <w:hyperlink w:anchor="_Toc219921020" w:history="1">
             <w:r>
               <w:rPr>
-                <w:rStyle w:val="Hyperlink"/>
+                <w:rStyle w:val="Siuktni"/>
                 <w:noProof/>
               </w:rPr>
               <w:t>DANH MỤC BẢNG BIỂU (nếu có)</w:t>
@@ -3450,7 +3450,7 @@
         </w:p>
         <w:p>
           <w:pPr>
-            <w:pStyle w:val="TOC1"/>
+            <w:pStyle w:val="Mucluc1"/>
             <w:tabs>
               <w:tab w:val="right" w:leader="dot" w:pos="9062"/>
             </w:tabs>
@@ -3461,7 +3461,7 @@
           <w:hyperlink w:anchor="_Toc219921021" w:history="1">
             <w:r>
               <w:rPr>
-                <w:rStyle w:val="Hyperlink"/>
+                <w:rStyle w:val="Siuktni"/>
                 <w:noProof/>
               </w:rPr>
               <w:t>DANH MỤC TỪ VIẾT TẮT (Nếu có)</w:t>
@@ -3518,7 +3518,7 @@
         </w:p>
         <w:p>
           <w:pPr>
-            <w:pStyle w:val="TOC1"/>
+            <w:pStyle w:val="Mucluc1"/>
             <w:tabs>
               <w:tab w:val="right" w:leader="dot" w:pos="9062"/>
             </w:tabs>
@@ -3529,7 +3529,7 @@
           <w:hyperlink w:anchor="_Toc219921022" w:history="1">
             <w:r>
               <w:rPr>
-                <w:rStyle w:val="Hyperlink"/>
+                <w:rStyle w:val="Siuktni"/>
                 <w:noProof/>
               </w:rPr>
               <w:t>1. GIỚI THIỆU CHUNG VỀ ĐƠN VỊ THỰC TẬP</w:t>
@@ -3586,7 +3586,7 @@
         </w:p>
         <w:p>
           <w:pPr>
-            <w:pStyle w:val="TOC2"/>
+            <w:pStyle w:val="Mucluc2"/>
             <w:tabs>
               <w:tab w:val="right" w:leader="dot" w:pos="9062"/>
             </w:tabs>
@@ -3597,7 +3597,7 @@
           <w:hyperlink w:anchor="_Toc219921023" w:history="1">
             <w:r>
               <w:rPr>
-                <w:rStyle w:val="Hyperlink"/>
+                <w:rStyle w:val="Siuktni"/>
                 <w:noProof/>
               </w:rPr>
               <w:t>1.1. Thông tin chung về đơn vị thực tập</w:t>
@@ -3654,7 +3654,7 @@
         </w:p>
         <w:p>
           <w:pPr>
-            <w:pStyle w:val="TOC2"/>
+            <w:pStyle w:val="Mucluc2"/>
             <w:tabs>
               <w:tab w:val="right" w:leader="dot" w:pos="9062"/>
             </w:tabs>
@@ -3665,7 +3665,7 @@
           <w:hyperlink w:anchor="_Toc219921024" w:history="1">
             <w:r>
               <w:rPr>
-                <w:rStyle w:val="Hyperlink"/>
+                <w:rStyle w:val="Siuktni"/>
                 <w:noProof/>
               </w:rPr>
               <w:t>1.2. Chức năng, nhiệm vụ của bộ phận thực tập</w:t>
@@ -3722,7 +3722,7 @@
         </w:p>
         <w:p>
           <w:pPr>
-            <w:pStyle w:val="TOC2"/>
+            <w:pStyle w:val="Mucluc2"/>
             <w:tabs>
               <w:tab w:val="right" w:leader="dot" w:pos="9062"/>
             </w:tabs>
@@ -3733,7 +3733,7 @@
           <w:hyperlink w:anchor="_Toc219921025" w:history="1">
             <w:r>
               <w:rPr>
-                <w:rStyle w:val="Hyperlink"/>
+                <w:rStyle w:val="Siuktni"/>
                 <w:noProof/>
               </w:rPr>
               <w:t>1.3. Môi trường làm việc và quy trình công tác</w:t>
@@ -3790,7 +3790,7 @@
         </w:p>
         <w:p>
           <w:pPr>
-            <w:pStyle w:val="TOC1"/>
+            <w:pStyle w:val="Mucluc1"/>
             <w:tabs>
               <w:tab w:val="right" w:leader="dot" w:pos="9062"/>
             </w:tabs>
@@ -3801,7 +3801,7 @@
           <w:hyperlink w:anchor="_Toc219921026" w:history="1">
             <w:r>
               <w:rPr>
-                <w:rStyle w:val="Hyperlink"/>
+                <w:rStyle w:val="Siuktni"/>
                 <w:noProof/>
               </w:rPr>
               <w:t>2. NỘI DUNG THỰC TẬP</w:t>
@@ -3858,7 +3858,7 @@
         </w:p>
         <w:p>
           <w:pPr>
-            <w:pStyle w:val="TOC2"/>
+            <w:pStyle w:val="Mucluc2"/>
             <w:tabs>
               <w:tab w:val="right" w:leader="dot" w:pos="9062"/>
             </w:tabs>
@@ -3869,7 +3869,7 @@
           <w:hyperlink w:anchor="_Toc219921027" w:history="1">
             <w:r>
               <w:rPr>
-                <w:rStyle w:val="Hyperlink"/>
+                <w:rStyle w:val="Siuktni"/>
                 <w:noProof/>
               </w:rPr>
               <w:t>2.1. Mục tiêu và yêu cầu của đợt thực tập</w:t>
@@ -3926,7 +3926,7 @@
         </w:p>
         <w:p>
           <w:pPr>
-            <w:pStyle w:val="TOC2"/>
+            <w:pStyle w:val="Mucluc2"/>
             <w:tabs>
               <w:tab w:val="right" w:leader="dot" w:pos="9062"/>
             </w:tabs>
@@ -3937,7 +3937,7 @@
           <w:hyperlink w:anchor="_Toc219921028" w:history="1">
             <w:r>
               <w:rPr>
-                <w:rStyle w:val="Hyperlink"/>
+                <w:rStyle w:val="Siuktni"/>
                 <w:noProof/>
               </w:rPr>
               <w:t>2.2. Kế hoạch thực tập</w:t>
@@ -3994,7 +3994,7 @@
         </w:p>
         <w:p>
           <w:pPr>
-            <w:pStyle w:val="TOC2"/>
+            <w:pStyle w:val="Mucluc2"/>
             <w:tabs>
               <w:tab w:val="right" w:leader="dot" w:pos="9062"/>
             </w:tabs>
@@ -4005,7 +4005,7 @@
           <w:hyperlink w:anchor="_Toc219921029" w:history="1">
             <w:r>
               <w:rPr>
-                <w:rStyle w:val="Hyperlink"/>
+                <w:rStyle w:val="Siuktni"/>
                 <w:noProof/>
               </w:rPr>
               <w:t>2.3. Các công việc đã thực hiện</w:t>
@@ -4062,7 +4062,7 @@
         </w:p>
         <w:p>
           <w:pPr>
-            <w:pStyle w:val="TOC2"/>
+            <w:pStyle w:val="Mucluc2"/>
             <w:tabs>
               <w:tab w:val="right" w:leader="dot" w:pos="9062"/>
             </w:tabs>
@@ -4073,7 +4073,7 @@
           <w:hyperlink w:anchor="_Toc219921030" w:history="1">
             <w:r>
               <w:rPr>
-                <w:rStyle w:val="Hyperlink"/>
+                <w:rStyle w:val="Siuktni"/>
                 <w:noProof/>
               </w:rPr>
               <w:t>2.4. Công nghệ, công cụ và kỹ thuật sử dụng</w:t>
@@ -4130,7 +4130,7 @@
         </w:p>
         <w:p>
           <w:pPr>
-            <w:pStyle w:val="TOC1"/>
+            <w:pStyle w:val="Mucluc1"/>
             <w:tabs>
               <w:tab w:val="right" w:leader="dot" w:pos="9062"/>
             </w:tabs>
@@ -4141,7 +4141,7 @@
           <w:hyperlink w:anchor="_Toc219921031" w:history="1">
             <w:r>
               <w:rPr>
-                <w:rStyle w:val="Hyperlink"/>
+                <w:rStyle w:val="Siuktni"/>
                 <w:noProof/>
               </w:rPr>
               <w:t>3. KẾT QUẢ VÀ ĐÁNH GIÁ</w:t>
@@ -4198,7 +4198,7 @@
         </w:p>
         <w:p>
           <w:pPr>
-            <w:pStyle w:val="TOC2"/>
+            <w:pStyle w:val="Mucluc2"/>
             <w:tabs>
               <w:tab w:val="right" w:leader="dot" w:pos="9062"/>
             </w:tabs>
@@ -4209,7 +4209,7 @@
           <w:hyperlink w:anchor="_Toc219921032" w:history="1">
             <w:r>
               <w:rPr>
-                <w:rStyle w:val="Hyperlink"/>
+                <w:rStyle w:val="Siuktni"/>
                 <w:noProof/>
               </w:rPr>
               <w:t>3.1. Kết quả đạt được trong quá trình thực tập</w:t>
@@ -4266,7 +4266,7 @@
         </w:p>
         <w:p>
           <w:pPr>
-            <w:pStyle w:val="TOC2"/>
+            <w:pStyle w:val="Mucluc2"/>
             <w:tabs>
               <w:tab w:val="right" w:leader="dot" w:pos="9062"/>
             </w:tabs>
@@ -4277,7 +4277,7 @@
           <w:hyperlink w:anchor="_Toc219921033" w:history="1">
             <w:r>
               <w:rPr>
-                <w:rStyle w:val="Hyperlink"/>
+                <w:rStyle w:val="Siuktni"/>
                 <w:noProof/>
               </w:rPr>
               <w:t>3.2. Kiến thức và kỹ năng tích lũy được</w:t>
@@ -4334,7 +4334,7 @@
         </w:p>
         <w:p>
           <w:pPr>
-            <w:pStyle w:val="TOC2"/>
+            <w:pStyle w:val="Mucluc2"/>
             <w:tabs>
               <w:tab w:val="right" w:leader="dot" w:pos="9062"/>
             </w:tabs>
@@ -4345,7 +4345,7 @@
           <w:hyperlink w:anchor="_Toc219921034" w:history="1">
             <w:r>
               <w:rPr>
-                <w:rStyle w:val="Hyperlink"/>
+                <w:rStyle w:val="Siuktni"/>
                 <w:noProof/>
               </w:rPr>
               <w:t>3.3. Thuận lợi và khó khăn</w:t>
@@ -4402,7 +4402,7 @@
         </w:p>
         <w:p>
           <w:pPr>
-            <w:pStyle w:val="TOC1"/>
+            <w:pStyle w:val="Mucluc1"/>
             <w:tabs>
               <w:tab w:val="right" w:leader="dot" w:pos="9062"/>
             </w:tabs>
@@ -4413,7 +4413,7 @@
           <w:hyperlink w:anchor="_Toc219921035" w:history="1">
             <w:r>
               <w:rPr>
-                <w:rStyle w:val="Hyperlink"/>
+                <w:rStyle w:val="Siuktni"/>
                 <w:noProof/>
               </w:rPr>
               <w:t>4. NHẬN XÉT VÀ ĐỊNH HƯỚNG</w:t>
@@ -4470,7 +4470,7 @@
         </w:p>
         <w:p>
           <w:pPr>
-            <w:pStyle w:val="TOC2"/>
+            <w:pStyle w:val="Mucluc2"/>
             <w:tabs>
               <w:tab w:val="right" w:leader="dot" w:pos="9062"/>
             </w:tabs>
@@ -4481,7 +4481,7 @@
           <w:hyperlink w:anchor="_Toc219921036" w:history="1">
             <w:r>
               <w:rPr>
-                <w:rStyle w:val="Hyperlink"/>
+                <w:rStyle w:val="Siuktni"/>
                 <w:noProof/>
               </w:rPr>
               <w:t>4.1. Nhận xét chung về đợt thực tập</w:t>
@@ -4538,7 +4538,7 @@
         </w:p>
         <w:p>
           <w:pPr>
-            <w:pStyle w:val="TOC2"/>
+            <w:pStyle w:val="Mucluc2"/>
             <w:tabs>
               <w:tab w:val="right" w:leader="dot" w:pos="9062"/>
             </w:tabs>
@@ -4549,7 +4549,7 @@
           <w:hyperlink w:anchor="_Toc219921037" w:history="1">
             <w:r>
               <w:rPr>
-                <w:rStyle w:val="Hyperlink"/>
+                <w:rStyle w:val="Siuktni"/>
                 <w:noProof/>
               </w:rPr>
               <w:t>4.2. Bài học kinh nghiệm rút ra</w:t>
@@ -4606,7 +4606,7 @@
         </w:p>
         <w:p>
           <w:pPr>
-            <w:pStyle w:val="TOC2"/>
+            <w:pStyle w:val="Mucluc2"/>
             <w:tabs>
               <w:tab w:val="right" w:leader="dot" w:pos="9062"/>
             </w:tabs>
@@ -4617,7 +4617,7 @@
           <w:hyperlink w:anchor="_Toc219921038" w:history="1">
             <w:r>
               <w:rPr>
-                <w:rStyle w:val="Hyperlink"/>
+                <w:rStyle w:val="Siuktni"/>
                 <w:noProof/>
               </w:rPr>
               <w:t>4.3. Định hướng nghề nghiệp và học tập sau thực tập</w:t>
@@ -4674,7 +4674,7 @@
         </w:p>
         <w:p>
           <w:pPr>
-            <w:pStyle w:val="TOC1"/>
+            <w:pStyle w:val="Mucluc1"/>
             <w:tabs>
               <w:tab w:val="right" w:leader="dot" w:pos="9062"/>
             </w:tabs>
@@ -4685,7 +4685,7 @@
           <w:hyperlink w:anchor="_Toc219921039" w:history="1">
             <w:r>
               <w:rPr>
-                <w:rStyle w:val="Hyperlink"/>
+                <w:rStyle w:val="Siuktni"/>
                 <w:noProof/>
               </w:rPr>
               <w:t>TÀI LIỆU THAM KHẢO</w:t>
@@ -4742,7 +4742,7 @@
         </w:p>
         <w:p>
           <w:pPr>
-            <w:pStyle w:val="TOC1"/>
+            <w:pStyle w:val="Mucluc1"/>
             <w:tabs>
               <w:tab w:val="right" w:leader="dot" w:pos="9062"/>
             </w:tabs>
@@ -4753,7 +4753,7 @@
           <w:hyperlink w:anchor="_Toc219921040" w:history="1">
             <w:r>
               <w:rPr>
-                <w:rStyle w:val="Hyperlink"/>
+                <w:rStyle w:val="Siuktni"/>
                 <w:noProof/>
               </w:rPr>
               <w:t>PHỤ LỤC (NẾU CÓ)</w:t>
@@ -4825,7 +4825,7 @@
     <w:p/>
     <w:p>
       <w:pPr>
-        <w:pStyle w:val="Heading1"/>
+        <w:pStyle w:val="u1"/>
         <w:numPr>
           <w:ilvl w:val="0"/>
           <w:numId w:val="0"/>
@@ -4838,7 +4838,7 @@
     <w:p/>
     <w:p>
       <w:pPr>
-        <w:pStyle w:val="Heading1"/>
+        <w:pStyle w:val="u1"/>
         <w:numPr>
           <w:ilvl w:val="0"/>
           <w:numId w:val="0"/>
@@ -4853,7 +4853,7 @@
     </w:p>
     <w:tbl>
       <w:tblPr>
-        <w:tblStyle w:val="TableGrid"/>
+        <w:tblStyle w:val="LiBang"/>
         <w:tblW w:w="0" w:type="auto"/>
         <w:tblLook w:val="04A0" w:firstRow="1" w:lastRow="0" w:firstColumn="1" w:lastColumn="0" w:noHBand="0" w:noVBand="1"/>
       </w:tblPr>
@@ -7032,7 +7032,7 @@
     </w:p>
     <w:p>
       <w:pPr>
-        <w:pStyle w:val="Heading1"/>
+        <w:pStyle w:val="u1"/>
         <w:numPr>
           <w:ilvl w:val="0"/>
           <w:numId w:val="0"/>
@@ -7048,7 +7048,7 @@
     </w:p>
     <w:p>
       <w:pPr>
-        <w:pStyle w:val="Heading2"/>
+        <w:pStyle w:val="u2"/>
         <w:rPr>
           <w:rFonts w:cs="Times New Roman"/>
         </w:rPr>
@@ -7091,7 +7091,7 @@
     </w:p>
     <w:p>
       <w:pPr>
-        <w:pStyle w:val="ListParagraph"/>
+        <w:pStyle w:val="oancuaDanhsach"/>
         <w:numPr>
           <w:ilvl w:val="0"/>
           <w:numId w:val="2"/>
@@ -7115,7 +7115,7 @@
     </w:p>
     <w:p>
       <w:pPr>
-        <w:pStyle w:val="ListParagraph"/>
+        <w:pStyle w:val="oancuaDanhsach"/>
         <w:numPr>
           <w:ilvl w:val="0"/>
           <w:numId w:val="4"/>
@@ -7133,7 +7133,7 @@
     </w:p>
     <w:p>
       <w:pPr>
-        <w:pStyle w:val="ListParagraph"/>
+        <w:pStyle w:val="oancuaDanhsach"/>
         <w:numPr>
           <w:ilvl w:val="0"/>
           <w:numId w:val="4"/>
@@ -7151,7 +7151,7 @@
     </w:p>
     <w:p>
       <w:pPr>
-        <w:pStyle w:val="ListParagraph"/>
+        <w:pStyle w:val="oancuaDanhsach"/>
         <w:numPr>
           <w:ilvl w:val="0"/>
           <w:numId w:val="4"/>
@@ -7169,7 +7169,7 @@
     </w:p>
     <w:p>
       <w:pPr>
-        <w:pStyle w:val="ListParagraph"/>
+        <w:pStyle w:val="oancuaDanhsach"/>
         <w:numPr>
           <w:ilvl w:val="0"/>
           <w:numId w:val="2"/>
@@ -7282,11 +7282,19 @@
           <w:szCs w:val="26"/>
         </w:rPr>
       </w:pPr>
-      <w:r>
-        <w:rPr>
-          <w:szCs w:val="26"/>
-        </w:rPr>
-        <w:t>│  ├─ Phòng Số hóa_TH DAC DDG</w:t>
+      <w:proofErr w:type="gramStart"/>
+      <w:r>
+        <w:rPr>
+          <w:szCs w:val="26"/>
+        </w:rPr>
+        <w:t>│  ├</w:t>
+      </w:r>
+      <w:proofErr w:type="gramEnd"/>
+      <w:r>
+        <w:rPr>
+          <w:szCs w:val="26"/>
+        </w:rPr>
+        <w:t>─ Phòng Số hóa_TH DAC DDG</w:t>
       </w:r>
     </w:p>
     <w:p>
@@ -7296,11 +7304,19 @@
           <w:szCs w:val="26"/>
         </w:rPr>
       </w:pPr>
-      <w:r>
-        <w:rPr>
-          <w:szCs w:val="26"/>
-        </w:rPr>
-        <w:t>│  └─ Phòng Phân tích Hợp Hệ thống_TH DAC</w:t>
+      <w:proofErr w:type="gramStart"/>
+      <w:r>
+        <w:rPr>
+          <w:szCs w:val="26"/>
+        </w:rPr>
+        <w:t>│  └</w:t>
+      </w:r>
+      <w:proofErr w:type="gramEnd"/>
+      <w:r>
+        <w:rPr>
+          <w:szCs w:val="26"/>
+        </w:rPr>
+        <w:t>─ Phòng Phân tích Hợp Hệ thống_TH DAC</w:t>
       </w:r>
     </w:p>
     <w:p>
@@ -7338,11 +7354,19 @@
           <w:szCs w:val="26"/>
         </w:rPr>
       </w:pPr>
-      <w:r>
-        <w:rPr>
-          <w:szCs w:val="26"/>
-        </w:rPr>
-        <w:t>│  ├─ Phòng Chăm sóc và Phát triển khách hàng</w:t>
+      <w:proofErr w:type="gramStart"/>
+      <w:r>
+        <w:rPr>
+          <w:szCs w:val="26"/>
+        </w:rPr>
+        <w:t>│  ├</w:t>
+      </w:r>
+      <w:proofErr w:type="gramEnd"/>
+      <w:r>
+        <w:rPr>
+          <w:szCs w:val="26"/>
+        </w:rPr>
+        <w:t>─ Phòng Chăm sóc và Phát triển khách hàng</w:t>
       </w:r>
     </w:p>
     <w:p>
@@ -7352,11 +7376,19 @@
           <w:szCs w:val="26"/>
         </w:rPr>
       </w:pPr>
-      <w:r>
-        <w:rPr>
-          <w:szCs w:val="26"/>
-        </w:rPr>
-        <w:t>│  ├─ Phòng Phát triển Sản phẩm</w:t>
+      <w:proofErr w:type="gramStart"/>
+      <w:r>
+        <w:rPr>
+          <w:szCs w:val="26"/>
+        </w:rPr>
+        <w:t>│  ├</w:t>
+      </w:r>
+      <w:proofErr w:type="gramEnd"/>
+      <w:r>
+        <w:rPr>
+          <w:szCs w:val="26"/>
+        </w:rPr>
+        <w:t>─ Phòng Phát triển Sản phẩm</w:t>
       </w:r>
     </w:p>
     <w:p>
@@ -7366,11 +7398,19 @@
           <w:szCs w:val="26"/>
         </w:rPr>
       </w:pPr>
-      <w:r>
-        <w:rPr>
-          <w:szCs w:val="26"/>
-        </w:rPr>
-        <w:t>│  └─ Phòng Nghiên cứu và Phát triển</w:t>
+      <w:proofErr w:type="gramStart"/>
+      <w:r>
+        <w:rPr>
+          <w:szCs w:val="26"/>
+        </w:rPr>
+        <w:t>│  └</w:t>
+      </w:r>
+      <w:proofErr w:type="gramEnd"/>
+      <w:r>
+        <w:rPr>
+          <w:szCs w:val="26"/>
+        </w:rPr>
+        <w:t>─ Phòng Nghiên cứu và Phát triển</w:t>
       </w:r>
     </w:p>
     <w:p>
@@ -7394,11 +7434,19 @@
           <w:szCs w:val="26"/>
         </w:rPr>
       </w:pPr>
-      <w:r>
-        <w:rPr>
-          <w:szCs w:val="26"/>
-        </w:rPr>
-        <w:t>│  ├─ Phòng Giải pháp Kinh doanh</w:t>
+      <w:proofErr w:type="gramStart"/>
+      <w:r>
+        <w:rPr>
+          <w:szCs w:val="26"/>
+        </w:rPr>
+        <w:t>│  ├</w:t>
+      </w:r>
+      <w:proofErr w:type="gramEnd"/>
+      <w:r>
+        <w:rPr>
+          <w:szCs w:val="26"/>
+        </w:rPr>
+        <w:t>─ Phòng Giải pháp Kinh doanh</w:t>
       </w:r>
     </w:p>
     <w:p>
@@ -7408,11 +7456,19 @@
           <w:szCs w:val="26"/>
         </w:rPr>
       </w:pPr>
-      <w:r>
-        <w:rPr>
-          <w:szCs w:val="26"/>
-        </w:rPr>
-        <w:t>│  ├─ Trung tâm Sản xuất Phần mềm 1</w:t>
+      <w:proofErr w:type="gramStart"/>
+      <w:r>
+        <w:rPr>
+          <w:szCs w:val="26"/>
+        </w:rPr>
+        <w:t>│  ├</w:t>
+      </w:r>
+      <w:proofErr w:type="gramEnd"/>
+      <w:r>
+        <w:rPr>
+          <w:szCs w:val="26"/>
+        </w:rPr>
+        <w:t>─ Trung tâm Sản xuất Phần mềm 1</w:t>
       </w:r>
     </w:p>
     <w:p>
@@ -7422,11 +7478,19 @@
           <w:szCs w:val="26"/>
         </w:rPr>
       </w:pPr>
-      <w:r>
-        <w:rPr>
-          <w:szCs w:val="26"/>
-        </w:rPr>
-        <w:t>│  ├─ Trung tâm Sản xuất Phần mềm 2</w:t>
+      <w:proofErr w:type="gramStart"/>
+      <w:r>
+        <w:rPr>
+          <w:szCs w:val="26"/>
+        </w:rPr>
+        <w:t>│  ├</w:t>
+      </w:r>
+      <w:proofErr w:type="gramEnd"/>
+      <w:r>
+        <w:rPr>
+          <w:szCs w:val="26"/>
+        </w:rPr>
+        <w:t>─ Trung tâm Sản xuất Phần mềm 2</w:t>
       </w:r>
     </w:p>
     <w:p>
@@ -7436,11 +7500,19 @@
           <w:szCs w:val="26"/>
         </w:rPr>
       </w:pPr>
-      <w:r>
-        <w:rPr>
-          <w:szCs w:val="26"/>
-        </w:rPr>
-        <w:t>│  ├─ Trung tâm Sản xuất Phần mềm 3</w:t>
+      <w:proofErr w:type="gramStart"/>
+      <w:r>
+        <w:rPr>
+          <w:szCs w:val="26"/>
+        </w:rPr>
+        <w:t>│  ├</w:t>
+      </w:r>
+      <w:proofErr w:type="gramEnd"/>
+      <w:r>
+        <w:rPr>
+          <w:szCs w:val="26"/>
+        </w:rPr>
+        <w:t>─ Trung tâm Sản xuất Phần mềm 3</w:t>
       </w:r>
     </w:p>
     <w:p>
@@ -7450,11 +7522,19 @@
           <w:szCs w:val="26"/>
         </w:rPr>
       </w:pPr>
-      <w:r>
-        <w:rPr>
-          <w:szCs w:val="26"/>
-        </w:rPr>
-        <w:t>│  ├─ Phòng Phân tích Nghiệp vụ (BA)_TH</w:t>
+      <w:proofErr w:type="gramStart"/>
+      <w:r>
+        <w:rPr>
+          <w:szCs w:val="26"/>
+        </w:rPr>
+        <w:t>│  ├</w:t>
+      </w:r>
+      <w:proofErr w:type="gramEnd"/>
+      <w:r>
+        <w:rPr>
+          <w:szCs w:val="26"/>
+        </w:rPr>
+        <w:t>─ Phòng Phân tích Nghiệp vụ (BA)_TH</w:t>
       </w:r>
     </w:p>
     <w:p>
@@ -7464,11 +7544,19 @@
           <w:szCs w:val="26"/>
         </w:rPr>
       </w:pPr>
-      <w:r>
-        <w:rPr>
-          <w:szCs w:val="26"/>
-        </w:rPr>
-        <w:t>│  └─ Phòng Đảm bảo Chất lượng_TH STI</w:t>
+      <w:proofErr w:type="gramStart"/>
+      <w:r>
+        <w:rPr>
+          <w:szCs w:val="26"/>
+        </w:rPr>
+        <w:t>│  └</w:t>
+      </w:r>
+      <w:proofErr w:type="gramEnd"/>
+      <w:r>
+        <w:rPr>
+          <w:szCs w:val="26"/>
+        </w:rPr>
+        <w:t>─ Phòng Đảm bảo Chất lượng_TH STI</w:t>
       </w:r>
     </w:p>
     <w:p>
@@ -7501,7 +7589,7 @@
     </w:p>
     <w:p>
       <w:pPr>
-        <w:pStyle w:val="ListParagraph"/>
+        <w:pStyle w:val="oancuaDanhsach"/>
         <w:numPr>
           <w:ilvl w:val="0"/>
           <w:numId w:val="2"/>
@@ -7525,7 +7613,7 @@
     </w:p>
     <w:p>
       <w:pPr>
-        <w:pStyle w:val="ListParagraph"/>
+        <w:pStyle w:val="oancuaDanhsach"/>
         <w:numPr>
           <w:ilvl w:val="1"/>
           <w:numId w:val="2"/>
@@ -7543,7 +7631,7 @@
     </w:p>
     <w:p>
       <w:pPr>
-        <w:pStyle w:val="ListParagraph"/>
+        <w:pStyle w:val="oancuaDanhsach"/>
         <w:numPr>
           <w:ilvl w:val="1"/>
           <w:numId w:val="2"/>
@@ -7561,7 +7649,7 @@
     </w:p>
     <w:p>
       <w:pPr>
-        <w:pStyle w:val="ListParagraph"/>
+        <w:pStyle w:val="oancuaDanhsach"/>
         <w:numPr>
           <w:ilvl w:val="1"/>
           <w:numId w:val="2"/>
@@ -7579,7 +7667,7 @@
     </w:p>
     <w:p>
       <w:pPr>
-        <w:pStyle w:val="ListParagraph"/>
+        <w:pStyle w:val="oancuaDanhsach"/>
         <w:numPr>
           <w:ilvl w:val="0"/>
           <w:numId w:val="16"/>
@@ -7600,7 +7688,7 @@
     </w:p>
     <w:p>
       <w:pPr>
-        <w:pStyle w:val="ListParagraph"/>
+        <w:pStyle w:val="oancuaDanhsach"/>
         <w:numPr>
           <w:ilvl w:val="1"/>
           <w:numId w:val="2"/>
@@ -7626,7 +7714,7 @@
     </w:p>
     <w:p>
       <w:pPr>
-        <w:pStyle w:val="ListParagraph"/>
+        <w:pStyle w:val="oancuaDanhsach"/>
         <w:numPr>
           <w:ilvl w:val="1"/>
           <w:numId w:val="2"/>
@@ -7652,7 +7740,7 @@
     </w:p>
     <w:p>
       <w:pPr>
-        <w:pStyle w:val="ListParagraph"/>
+        <w:pStyle w:val="oancuaDanhsach"/>
         <w:numPr>
           <w:ilvl w:val="1"/>
           <w:numId w:val="2"/>
@@ -7678,7 +7766,7 @@
     </w:p>
     <w:p>
       <w:pPr>
-        <w:pStyle w:val="ListParagraph"/>
+        <w:pStyle w:val="oancuaDanhsach"/>
         <w:numPr>
           <w:ilvl w:val="1"/>
           <w:numId w:val="2"/>
@@ -7704,7 +7792,7 @@
     </w:p>
     <w:p>
       <w:pPr>
-        <w:pStyle w:val="ListParagraph"/>
+        <w:pStyle w:val="oancuaDanhsach"/>
         <w:numPr>
           <w:ilvl w:val="1"/>
           <w:numId w:val="2"/>
@@ -7730,7 +7818,7 @@
     </w:p>
     <w:p>
       <w:pPr>
-        <w:pStyle w:val="ListParagraph"/>
+        <w:pStyle w:val="oancuaDanhsach"/>
         <w:numPr>
           <w:ilvl w:val="1"/>
           <w:numId w:val="2"/>
@@ -7756,7 +7844,7 @@
     </w:p>
     <w:p>
       <w:pPr>
-        <w:pStyle w:val="ListParagraph"/>
+        <w:pStyle w:val="oancuaDanhsach"/>
         <w:numPr>
           <w:ilvl w:val="1"/>
           <w:numId w:val="2"/>
@@ -7782,7 +7870,7 @@
     </w:p>
     <w:p>
       <w:pPr>
-        <w:pStyle w:val="ListParagraph"/>
+        <w:pStyle w:val="oancuaDanhsach"/>
         <w:numPr>
           <w:ilvl w:val="1"/>
           <w:numId w:val="2"/>
@@ -7808,7 +7896,7 @@
     </w:p>
     <w:p>
       <w:pPr>
-        <w:pStyle w:val="Heading2"/>
+        <w:pStyle w:val="u2"/>
         <w:rPr>
           <w:rFonts w:cs="Times New Roman"/>
         </w:rPr>
@@ -7824,7 +7912,7 @@
     </w:p>
     <w:p>
       <w:pPr>
-        <w:pStyle w:val="ListParagraph"/>
+        <w:pStyle w:val="oancuaDanhsach"/>
         <w:numPr>
           <w:ilvl w:val="0"/>
           <w:numId w:val="15"/>
@@ -7846,12 +7934,12 @@
     </w:p>
     <w:p>
       <w:pPr>
-        <w:pStyle w:val="ListParagraph"/>
-      </w:pPr>
-    </w:p>
-    <w:p>
-      <w:pPr>
-        <w:pStyle w:val="ListParagraph"/>
+        <w:pStyle w:val="oancuaDanhsach"/>
+      </w:pPr>
+    </w:p>
+    <w:p>
+      <w:pPr>
+        <w:pStyle w:val="oancuaDanhsach"/>
         <w:numPr>
           <w:ilvl w:val="0"/>
           <w:numId w:val="15"/>
@@ -7874,7 +7962,7 @@
     <w:p/>
     <w:p>
       <w:pPr>
-        <w:pStyle w:val="Heading2"/>
+        <w:pStyle w:val="u2"/>
         <w:rPr>
           <w:rFonts w:cs="Times New Roman"/>
         </w:rPr>
@@ -7890,7 +7978,7 @@
     </w:p>
     <w:p>
       <w:pPr>
-        <w:pStyle w:val="Heading2"/>
+        <w:pStyle w:val="u2"/>
         <w:rPr>
           <w:rFonts w:cs="Times New Roman"/>
         </w:rPr>
@@ -7904,7 +7992,7 @@
     </w:p>
     <w:p>
       <w:pPr>
-        <w:pStyle w:val="ListParagraph"/>
+        <w:pStyle w:val="oancuaDanhsach"/>
         <w:numPr>
           <w:ilvl w:val="0"/>
           <w:numId w:val="17"/>
@@ -7916,7 +8004,7 @@
     </w:p>
     <w:p>
       <w:pPr>
-        <w:pStyle w:val="ListParagraph"/>
+        <w:pStyle w:val="oancuaDanhsach"/>
         <w:numPr>
           <w:ilvl w:val="0"/>
           <w:numId w:val="17"/>
@@ -7928,7 +8016,7 @@
     </w:p>
     <w:p>
       <w:pPr>
-        <w:pStyle w:val="Heading2"/>
+        <w:pStyle w:val="u2"/>
         <w:rPr>
           <w:rFonts w:cs="Times New Roman"/>
         </w:rPr>
@@ -7949,7 +8037,7 @@
     </w:p>
     <w:p>
       <w:pPr>
-        <w:pStyle w:val="ListParagraph"/>
+        <w:pStyle w:val="oancuaDanhsach"/>
         <w:numPr>
           <w:ilvl w:val="0"/>
           <w:numId w:val="18"/>
@@ -7961,7 +8049,7 @@
     </w:p>
     <w:p>
       <w:pPr>
-        <w:pStyle w:val="ListParagraph"/>
+        <w:pStyle w:val="oancuaDanhsach"/>
         <w:numPr>
           <w:ilvl w:val="0"/>
           <w:numId w:val="18"/>
@@ -7973,7 +8061,7 @@
     </w:p>
     <w:p>
       <w:pPr>
-        <w:pStyle w:val="ListParagraph"/>
+        <w:pStyle w:val="oancuaDanhsach"/>
         <w:numPr>
           <w:ilvl w:val="0"/>
           <w:numId w:val="18"/>
@@ -7986,7 +8074,7 @@
     <w:p/>
     <w:p>
       <w:pPr>
-        <w:pStyle w:val="Heading1"/>
+        <w:pStyle w:val="u1"/>
         <w:numPr>
           <w:ilvl w:val="0"/>
           <w:numId w:val="0"/>
@@ -8001,7 +8089,7 @@
     </w:p>
     <w:p>
       <w:pPr>
-        <w:pStyle w:val="Heading2"/>
+        <w:pStyle w:val="u2"/>
         <w:rPr>
           <w:rFonts w:cs="Times New Roman"/>
         </w:rPr>
@@ -8034,7 +8122,7 @@
     </w:p>
     <w:p>
       <w:pPr>
-        <w:pStyle w:val="ListParagraph"/>
+        <w:pStyle w:val="oancuaDanhsach"/>
         <w:numPr>
           <w:ilvl w:val="0"/>
           <w:numId w:val="5"/>
@@ -8047,7 +8135,7 @@
     </w:p>
     <w:p>
       <w:pPr>
-        <w:pStyle w:val="ListParagraph"/>
+        <w:pStyle w:val="oancuaDanhsach"/>
         <w:numPr>
           <w:ilvl w:val="0"/>
           <w:numId w:val="5"/>
@@ -8060,7 +8148,7 @@
     </w:p>
     <w:p>
       <w:pPr>
-        <w:pStyle w:val="ListParagraph"/>
+        <w:pStyle w:val="oancuaDanhsach"/>
         <w:numPr>
           <w:ilvl w:val="0"/>
           <w:numId w:val="5"/>
@@ -8073,7 +8161,7 @@
     </w:p>
     <w:p>
       <w:pPr>
-        <w:pStyle w:val="ListParagraph"/>
+        <w:pStyle w:val="oancuaDanhsach"/>
         <w:numPr>
           <w:ilvl w:val="0"/>
           <w:numId w:val="5"/>
@@ -8086,7 +8174,7 @@
     </w:p>
     <w:p>
       <w:pPr>
-        <w:pStyle w:val="ListParagraph"/>
+        <w:pStyle w:val="oancuaDanhsach"/>
         <w:numPr>
           <w:ilvl w:val="0"/>
           <w:numId w:val="5"/>
@@ -8110,7 +8198,7 @@
     </w:p>
     <w:p>
       <w:pPr>
-        <w:pStyle w:val="Heading2"/>
+        <w:pStyle w:val="u2"/>
         <w:rPr>
           <w:rFonts w:cs="Times New Roman"/>
         </w:rPr>
@@ -8125,7 +8213,7 @@
     </w:p>
     <w:tbl>
       <w:tblPr>
-        <w:tblStyle w:val="TableGrid"/>
+        <w:tblStyle w:val="LiBang"/>
         <w:tblW w:w="0" w:type="auto"/>
         <w:tblLook w:val="04A0" w:firstRow="1" w:lastRow="0" w:firstColumn="1" w:lastColumn="0" w:noHBand="0" w:noVBand="1"/>
       </w:tblPr>
@@ -8339,7 +8427,15 @@
     </w:tbl>
     <w:p>
       <w:pPr>
-        <w:pStyle w:val="Heading2"/>
+        <w:pStyle w:val="u2"/>
+        <w:rPr>
+          <w:rFonts w:cs="Times New Roman"/>
+        </w:rPr>
+      </w:pPr>
+    </w:p>
+    <w:p>
+      <w:pPr>
+        <w:pStyle w:val="u2"/>
         <w:rPr>
           <w:rFonts w:cs="Times New Roman"/>
         </w:rPr>
@@ -8354,7 +8450,7 @@
     </w:p>
     <w:tbl>
       <w:tblPr>
-        <w:tblStyle w:val="TableGrid"/>
+        <w:tblStyle w:val="LiBang"/>
         <w:tblW w:w="0" w:type="auto"/>
         <w:tblLook w:val="04A0" w:firstRow="1" w:lastRow="0" w:firstColumn="1" w:lastColumn="0" w:noHBand="0" w:noVBand="1"/>
       </w:tblPr>
@@ -8431,7 +8527,6 @@
               <w:rPr>
                 <w:rFonts w:ascii="Times New Roman" w:hAnsi="Times New Roman"/>
               </w:rPr>
-              <w:lastRenderedPageBreak/>
               <w:t>Tuần 1</w:t>
             </w:r>
           </w:p>
@@ -8496,7 +8591,7 @@
           </w:tcPr>
           <w:p>
             <w:pPr>
-              <w:pStyle w:val="ListParagraph"/>
+              <w:pStyle w:val="oancuaDanhsach"/>
               <w:numPr>
                 <w:ilvl w:val="0"/>
                 <w:numId w:val="6"/>
@@ -8515,7 +8610,7 @@
           </w:p>
           <w:p>
             <w:pPr>
-              <w:pStyle w:val="ListParagraph"/>
+              <w:pStyle w:val="oancuaDanhsach"/>
               <w:numPr>
                 <w:ilvl w:val="0"/>
                 <w:numId w:val="7"/>
@@ -8534,7 +8629,7 @@
           </w:p>
           <w:p>
             <w:pPr>
-              <w:pStyle w:val="ListParagraph"/>
+              <w:pStyle w:val="oancuaDanhsach"/>
               <w:numPr>
                 <w:ilvl w:val="0"/>
                 <w:numId w:val="6"/>
@@ -8553,7 +8648,7 @@
           </w:p>
           <w:p>
             <w:pPr>
-              <w:pStyle w:val="ListParagraph"/>
+              <w:pStyle w:val="oancuaDanhsach"/>
               <w:numPr>
                 <w:ilvl w:val="0"/>
                 <w:numId w:val="7"/>
@@ -8573,18 +8668,24 @@
               <w:rPr>
                 <w:rFonts w:ascii="Times New Roman" w:hAnsi="Times New Roman"/>
               </w:rPr>
+              <w:t>,</w:t>
+            </w:r>
+            <w:r>
+              <w:rPr>
+                <w:rFonts w:ascii="Times New Roman" w:hAnsi="Times New Roman"/>
+              </w:rPr>
               <w:t xml:space="preserve"> </w:t>
             </w:r>
             <w:r>
               <w:rPr>
                 <w:rFonts w:ascii="Times New Roman" w:hAnsi="Times New Roman"/>
               </w:rPr>
-              <w:t>,….</w:t>
-            </w:r>
-          </w:p>
-          <w:p>
-            <w:pPr>
-              <w:pStyle w:val="ListParagraph"/>
+              <w:t>….</w:t>
+            </w:r>
+          </w:p>
+          <w:p>
+            <w:pPr>
+              <w:pStyle w:val="oancuaDanhsach"/>
               <w:numPr>
                 <w:ilvl w:val="0"/>
                 <w:numId w:val="7"/>
@@ -8603,7 +8704,7 @@
           </w:p>
           <w:p>
             <w:pPr>
-              <w:pStyle w:val="ListParagraph"/>
+              <w:pStyle w:val="oancuaDanhsach"/>
               <w:numPr>
                 <w:ilvl w:val="0"/>
                 <w:numId w:val="7"/>
@@ -8622,7 +8723,7 @@
           </w:p>
           <w:p>
             <w:pPr>
-              <w:pStyle w:val="ListParagraph"/>
+              <w:pStyle w:val="oancuaDanhsach"/>
               <w:numPr>
                 <w:ilvl w:val="0"/>
                 <w:numId w:val="6"/>
@@ -8641,7 +8742,7 @@
           </w:p>
           <w:p>
             <w:pPr>
-              <w:pStyle w:val="ListParagraph"/>
+              <w:pStyle w:val="oancuaDanhsach"/>
               <w:numPr>
                 <w:ilvl w:val="0"/>
                 <w:numId w:val="8"/>
@@ -8666,7 +8767,7 @@
           </w:p>
           <w:p>
             <w:pPr>
-              <w:pStyle w:val="ListParagraph"/>
+              <w:pStyle w:val="oancuaDanhsach"/>
               <w:numPr>
                 <w:ilvl w:val="0"/>
                 <w:numId w:val="8"/>
@@ -8685,7 +8786,7 @@
           </w:p>
           <w:p>
             <w:pPr>
-              <w:pStyle w:val="ListParagraph"/>
+              <w:pStyle w:val="oancuaDanhsach"/>
               <w:numPr>
                 <w:ilvl w:val="0"/>
                 <w:numId w:val="8"/>
@@ -8704,7 +8805,7 @@
           </w:p>
           <w:p>
             <w:pPr>
-              <w:pStyle w:val="ListParagraph"/>
+              <w:pStyle w:val="oancuaDanhsach"/>
               <w:numPr>
                 <w:ilvl w:val="0"/>
                 <w:numId w:val="6"/>
@@ -8723,7 +8824,7 @@
           </w:p>
           <w:p>
             <w:pPr>
-              <w:pStyle w:val="ListParagraph"/>
+              <w:pStyle w:val="oancuaDanhsach"/>
               <w:numPr>
                 <w:ilvl w:val="0"/>
                 <w:numId w:val="9"/>
@@ -8830,7 +8931,7 @@
           </w:tcPr>
           <w:p>
             <w:pPr>
-              <w:pStyle w:val="ListParagraph"/>
+              <w:pStyle w:val="oancuaDanhsach"/>
               <w:numPr>
                 <w:ilvl w:val="0"/>
                 <w:numId w:val="20"/>
@@ -8858,7 +8959,7 @@
           </w:p>
           <w:p>
             <w:pPr>
-              <w:pStyle w:val="ListParagraph"/>
+              <w:pStyle w:val="oancuaDanhsach"/>
               <w:numPr>
                 <w:ilvl w:val="0"/>
                 <w:numId w:val="19"/>
@@ -8877,7 +8978,7 @@
           </w:p>
           <w:p>
             <w:pPr>
-              <w:pStyle w:val="ListParagraph"/>
+              <w:pStyle w:val="oancuaDanhsach"/>
               <w:numPr>
                 <w:ilvl w:val="0"/>
                 <w:numId w:val="19"/>
@@ -8896,7 +8997,7 @@
           </w:p>
           <w:p>
             <w:pPr>
-              <w:pStyle w:val="ListParagraph"/>
+              <w:pStyle w:val="oancuaDanhsach"/>
               <w:numPr>
                 <w:ilvl w:val="0"/>
                 <w:numId w:val="19"/>
@@ -8915,7 +9016,7 @@
           </w:p>
           <w:p>
             <w:pPr>
-              <w:pStyle w:val="ListParagraph"/>
+              <w:pStyle w:val="oancuaDanhsach"/>
               <w:numPr>
                 <w:ilvl w:val="0"/>
                 <w:numId w:val="20"/>
@@ -8934,7 +9035,7 @@
           </w:p>
           <w:p>
             <w:pPr>
-              <w:pStyle w:val="ListParagraph"/>
+              <w:pStyle w:val="oancuaDanhsach"/>
               <w:numPr>
                 <w:ilvl w:val="0"/>
                 <w:numId w:val="19"/>
@@ -8948,19 +9049,13 @@
               <w:rPr>
                 <w:rFonts w:ascii="Times New Roman" w:hAnsi="Times New Roman"/>
               </w:rPr>
-              <w:t xml:space="preserve">   Components and Props, State and Lifecycle, Handling Events, Conditional Rendering, Lists and Keys, Forms, Lifting State Up, Composition vs Inheritance, Thinking </w:t>
-            </w:r>
-            <w:r>
-              <w:rPr>
-                <w:rFonts w:ascii="Times New Roman" w:hAnsi="Times New Roman"/>
-              </w:rPr>
               <w:lastRenderedPageBreak/>
-              <w:t>In React, Code-Splitting, Context, Error Boundaries, Refs and the DOM, Forwarding Refs, Higher-Order Components, Fragments, JSX In Depth, Portals, Render Props, Strict Mode, Uncontrolled Components, Introducing Hooks, Hooks at a Glance, Using the State Hook, Using the Effect Hook, Rules of Hooks, Building Your Own Hooks, Hooks API Reference</w:t>
-            </w:r>
-          </w:p>
-          <w:p>
-            <w:pPr>
-              <w:pStyle w:val="ListParagraph"/>
+              <w:t xml:space="preserve">   Components and Props, State and Lifecycle, Handling Events, Conditional Rendering, Lists and Keys, Forms, Lifting State Up, Composition vs Inheritance, Thinking In React, Code-Splitting, Context, Error Boundaries, Refs and the DOM, Forwarding Refs, Higher-Order Components, Fragments, JSX In Depth, Portals, Render Props, Strict Mode, Uncontrolled Components, Introducing Hooks, Hooks at a Glance, Using the State Hook, Using the Effect Hook, Rules of Hooks, Building Your Own Hooks, Hooks API Reference</w:t>
+            </w:r>
+          </w:p>
+          <w:p>
+            <w:pPr>
+              <w:pStyle w:val="oancuaDanhsach"/>
               <w:numPr>
                 <w:ilvl w:val="0"/>
                 <w:numId w:val="19"/>
@@ -8979,7 +9074,7 @@
           </w:p>
           <w:p>
             <w:pPr>
-              <w:pStyle w:val="ListParagraph"/>
+              <w:pStyle w:val="oancuaDanhsach"/>
               <w:numPr>
                 <w:ilvl w:val="0"/>
                 <w:numId w:val="19"/>
@@ -8998,7 +9093,7 @@
           </w:p>
           <w:p>
             <w:pPr>
-              <w:pStyle w:val="ListParagraph"/>
+              <w:pStyle w:val="oancuaDanhsach"/>
               <w:numPr>
                 <w:ilvl w:val="0"/>
                 <w:numId w:val="20"/>
@@ -9017,7 +9112,7 @@
           </w:p>
           <w:p>
             <w:pPr>
-              <w:pStyle w:val="ListParagraph"/>
+              <w:pStyle w:val="oancuaDanhsach"/>
               <w:numPr>
                 <w:ilvl w:val="0"/>
                 <w:numId w:val="21"/>
@@ -9119,7 +9214,7 @@
           </w:tcPr>
           <w:p>
             <w:pPr>
-              <w:pStyle w:val="ListParagraph"/>
+              <w:pStyle w:val="oancuaDanhsach"/>
               <w:numPr>
                 <w:ilvl w:val="0"/>
                 <w:numId w:val="20"/>
@@ -9138,7 +9233,7 @@
           </w:p>
           <w:p>
             <w:pPr>
-              <w:pStyle w:val="ListParagraph"/>
+              <w:pStyle w:val="oancuaDanhsach"/>
               <w:numPr>
                 <w:ilvl w:val="0"/>
                 <w:numId w:val="21"/>
@@ -9157,7 +9252,7 @@
           </w:p>
           <w:p>
             <w:pPr>
-              <w:pStyle w:val="ListParagraph"/>
+              <w:pStyle w:val="oancuaDanhsach"/>
               <w:numPr>
                 <w:ilvl w:val="0"/>
                 <w:numId w:val="20"/>
@@ -9176,7 +9271,7 @@
           </w:p>
           <w:p>
             <w:pPr>
-              <w:pStyle w:val="ListParagraph"/>
+              <w:pStyle w:val="oancuaDanhsach"/>
               <w:numPr>
                 <w:ilvl w:val="0"/>
                 <w:numId w:val="21"/>
@@ -9190,19 +9285,19 @@
               <w:rPr>
                 <w:rFonts w:ascii="Times New Roman" w:hAnsi="Times New Roman"/>
               </w:rPr>
-              <w:t xml:space="preserve">C# HOME, C# Intro, C# Get Started, C# Syntax, C# Output, C# Comments, C# Variables, C# Data Types, C# Type Casting, C# User Input, C# Operators, C# Math, C# Strings, C# Booleans, C# If...Else, C# Switch, C# While Loop, C# For Loop, C# Break/Continue, C# Arrays, C# Methods, C# Methods, C# Method Parameters, C# Method Overloading, C# Classes, C# OOP, C# </w:t>
+              <w:t xml:space="preserve">C# HOME, C# Intro, C# Get Started, C# Syntax, C# Output, C# Comments, C# Variables, C# Data Types, C# Type Casting, C# User Input, C# Operators, C# Math, C# Strings, C# Booleans, C# If...Else, C# Switch, C# While </w:t>
             </w:r>
             <w:r>
               <w:rPr>
                 <w:rFonts w:ascii="Times New Roman" w:hAnsi="Times New Roman"/>
               </w:rPr>
               <w:lastRenderedPageBreak/>
-              <w:t>Classes/Objects, C# Class Members, C# Constructors, C# Access Modifiers, C# Properties, C# Inheritance, C# Polymorphism, C# Abstraction, C# Interface, C# Enums, C# Files, C# Exceptions, C# How To, Add Two Numbers, C# Examples, C# Examples, C# Compiler, C# Exercises, C# Quiz, C# Certificate</w:t>
-            </w:r>
-          </w:p>
-          <w:p>
-            <w:pPr>
-              <w:pStyle w:val="ListParagraph"/>
+              <w:t>Loop, C# For Loop, C# Break/Continue, C# Arrays, C# Methods, C# Methods, C# Method Parameters, C# Method Overloading, C# Classes, C# OOP, C# Classes/Objects, C# Class Members, C# Constructors, C# Access Modifiers, C# Properties, C# Inheritance, C# Polymorphism, C# Abstraction, C# Interface, C# Enums, C# Files, C# Exceptions, C# How To, Add Two Numbers, C# Examples, C# Examples, C# Compiler, C# Exercises, C# Quiz, C# Certificate</w:t>
+            </w:r>
+          </w:p>
+          <w:p>
+            <w:pPr>
+              <w:pStyle w:val="oancuaDanhsach"/>
               <w:numPr>
                 <w:ilvl w:val="0"/>
                 <w:numId w:val="21"/>
@@ -9221,7 +9316,7 @@
           </w:p>
           <w:p>
             <w:pPr>
-              <w:pStyle w:val="ListParagraph"/>
+              <w:pStyle w:val="oancuaDanhsach"/>
               <w:numPr>
                 <w:ilvl w:val="0"/>
                 <w:numId w:val="20"/>
@@ -9240,7 +9335,7 @@
           </w:p>
           <w:p>
             <w:pPr>
-              <w:pStyle w:val="ListParagraph"/>
+              <w:pStyle w:val="oancuaDanhsach"/>
               <w:numPr>
                 <w:ilvl w:val="0"/>
                 <w:numId w:val="22"/>
@@ -9259,7 +9354,7 @@
           </w:p>
           <w:p>
             <w:pPr>
-              <w:pStyle w:val="ListParagraph"/>
+              <w:pStyle w:val="oancuaDanhsach"/>
               <w:numPr>
                 <w:ilvl w:val="0"/>
                 <w:numId w:val="22"/>
@@ -9278,7 +9373,7 @@
           </w:p>
           <w:p>
             <w:pPr>
-              <w:pStyle w:val="ListParagraph"/>
+              <w:pStyle w:val="oancuaDanhsach"/>
               <w:numPr>
                 <w:ilvl w:val="0"/>
                 <w:numId w:val="22"/>
@@ -9297,7 +9392,7 @@
           </w:p>
           <w:p>
             <w:pPr>
-              <w:pStyle w:val="ListParagraph"/>
+              <w:pStyle w:val="oancuaDanhsach"/>
               <w:numPr>
                 <w:ilvl w:val="0"/>
                 <w:numId w:val="22"/>
@@ -9321,7 +9416,7 @@
           </w:p>
           <w:p>
             <w:pPr>
-              <w:pStyle w:val="ListParagraph"/>
+              <w:pStyle w:val="oancuaDanhsach"/>
               <w:numPr>
                 <w:ilvl w:val="0"/>
                 <w:numId w:val="22"/>
@@ -9345,7 +9440,7 @@
           </w:p>
           <w:p>
             <w:pPr>
-              <w:pStyle w:val="ListParagraph"/>
+              <w:pStyle w:val="oancuaDanhsach"/>
               <w:numPr>
                 <w:ilvl w:val="0"/>
                 <w:numId w:val="24"/>
@@ -9369,7 +9464,7 @@
           </w:p>
           <w:p>
             <w:pPr>
-              <w:pStyle w:val="ListParagraph"/>
+              <w:pStyle w:val="oancuaDanhsach"/>
               <w:numPr>
                 <w:ilvl w:val="0"/>
                 <w:numId w:val="24"/>
@@ -9393,7 +9488,7 @@
           </w:p>
           <w:p>
             <w:pPr>
-              <w:pStyle w:val="ListParagraph"/>
+              <w:pStyle w:val="oancuaDanhsach"/>
               <w:numPr>
                 <w:ilvl w:val="0"/>
                 <w:numId w:val="25"/>
@@ -9412,12 +9507,13 @@
                 <w:color w:val="auto"/>
                 <w:szCs w:val="26"/>
               </w:rPr>
+              <w:lastRenderedPageBreak/>
               <w:t>Nhập dữ liệu demo cho 2 Khoa CNTT và Điện tử viễn thông, nhập dữ liệu 20 sinh viên trong đó 15 sinh viên thuộc khoa CNTT và 5 sinh viên thuộc khoa Điện tử viễn thông.</w:t>
             </w:r>
           </w:p>
           <w:p>
             <w:pPr>
-              <w:pStyle w:val="ListParagraph"/>
+              <w:pStyle w:val="oancuaDanhsach"/>
               <w:numPr>
                 <w:ilvl w:val="0"/>
                 <w:numId w:val="25"/>
@@ -9436,13 +9532,12 @@
                 <w:color w:val="auto"/>
                 <w:szCs w:val="26"/>
               </w:rPr>
-              <w:lastRenderedPageBreak/>
               <w:t>Viết query:</w:t>
             </w:r>
           </w:p>
           <w:p>
             <w:pPr>
-              <w:pStyle w:val="ListParagraph"/>
+              <w:pStyle w:val="oancuaDanhsach"/>
               <w:numPr>
                 <w:ilvl w:val="0"/>
                 <w:numId w:val="25"/>
@@ -9581,7 +9676,7 @@
           </w:p>
           <w:p>
             <w:pPr>
-              <w:pStyle w:val="ListParagraph"/>
+              <w:pStyle w:val="oancuaDanhsach"/>
               <w:numPr>
                 <w:ilvl w:val="0"/>
                 <w:numId w:val="26"/>
@@ -9605,7 +9700,7 @@
           </w:p>
           <w:p>
             <w:pPr>
-              <w:pStyle w:val="ListParagraph"/>
+              <w:pStyle w:val="oancuaDanhsach"/>
               <w:numPr>
                 <w:ilvl w:val="0"/>
                 <w:numId w:val="26"/>
@@ -9755,7 +9850,7 @@
           </w:tcPr>
           <w:p>
             <w:pPr>
-              <w:pStyle w:val="ListParagraph"/>
+              <w:pStyle w:val="oancuaDanhsach"/>
               <w:numPr>
                 <w:ilvl w:val="0"/>
                 <w:numId w:val="20"/>
@@ -9783,13 +9878,12 @@
           </w:p>
           <w:p>
             <w:pPr>
-              <w:pStyle w:val="Heading3"/>
+              <w:pStyle w:val="u3"/>
               <w:numPr>
                 <w:ilvl w:val="0"/>
                 <w:numId w:val="27"/>
               </w:numPr>
               <w:spacing w:before="0" w:after="0"/>
-              <w:outlineLvl w:val="2"/>
               <w:rPr>
                 <w:rFonts w:ascii="Times New Roman" w:hAnsi="Times New Roman" w:cs="Times New Roman"/>
                 <w:color w:val="auto"/>
@@ -9808,7 +9902,7 @@
           </w:p>
           <w:p>
             <w:pPr>
-              <w:pStyle w:val="NormalWeb"/>
+              <w:pStyle w:val="ThngthngWeb"/>
               <w:numPr>
                 <w:ilvl w:val="0"/>
                 <w:numId w:val="28"/>
@@ -9825,18 +9919,35 @@
                 <w:sz w:val="26"/>
                 <w:szCs w:val="26"/>
               </w:rPr>
-              <w:t>Giới thiệu, So sánh, Get started, Tutorials</w:t>
-            </w:r>
-          </w:p>
-          <w:p>
-            <w:pPr>
-              <w:pStyle w:val="Heading3"/>
+              <w:t xml:space="preserve">Giới thiệu, </w:t>
+            </w:r>
+            <w:proofErr w:type="gramStart"/>
+            <w:r>
+              <w:rPr>
+                <w:rFonts w:ascii="Times New Roman" w:hAnsi="Times New Roman"/>
+                <w:sz w:val="26"/>
+                <w:szCs w:val="26"/>
+              </w:rPr>
+              <w:t>So</w:t>
+            </w:r>
+            <w:proofErr w:type="gramEnd"/>
+            <w:r>
+              <w:rPr>
+                <w:rFonts w:ascii="Times New Roman" w:hAnsi="Times New Roman"/>
+                <w:sz w:val="26"/>
+                <w:szCs w:val="26"/>
+              </w:rPr>
+              <w:t xml:space="preserve"> sánh, Get started, Tutorials</w:t>
+            </w:r>
+          </w:p>
+          <w:p>
+            <w:pPr>
+              <w:pStyle w:val="u3"/>
               <w:numPr>
                 <w:ilvl w:val="0"/>
                 <w:numId w:val="27"/>
               </w:numPr>
               <w:spacing w:before="0" w:after="0"/>
-              <w:outlineLvl w:val="2"/>
               <w:rPr>
                 <w:rFonts w:ascii="Times New Roman" w:hAnsi="Times New Roman" w:cs="Times New Roman"/>
                 <w:sz w:val="26"/>
@@ -9854,7 +9965,7 @@
           </w:p>
           <w:p>
             <w:pPr>
-              <w:pStyle w:val="NormalWeb"/>
+              <w:pStyle w:val="ThngthngWeb"/>
               <w:numPr>
                 <w:ilvl w:val="1"/>
                 <w:numId w:val="30"/>
@@ -9876,13 +9987,12 @@
           </w:p>
           <w:p>
             <w:pPr>
-              <w:pStyle w:val="Heading3"/>
+              <w:pStyle w:val="u3"/>
               <w:numPr>
                 <w:ilvl w:val="0"/>
                 <w:numId w:val="31"/>
               </w:numPr>
               <w:spacing w:before="0" w:after="0"/>
-              <w:outlineLvl w:val="2"/>
               <w:rPr>
                 <w:rFonts w:ascii="Times New Roman" w:hAnsi="Times New Roman" w:cs="Times New Roman"/>
                 <w:sz w:val="26"/>
@@ -9900,7 +10010,7 @@
           </w:p>
           <w:p>
             <w:pPr>
-              <w:pStyle w:val="NormalWeb"/>
+              <w:pStyle w:val="ThngthngWeb"/>
               <w:numPr>
                 <w:ilvl w:val="1"/>
                 <w:numId w:val="30"/>
@@ -9922,13 +10032,12 @@
           </w:p>
           <w:p>
             <w:pPr>
-              <w:pStyle w:val="Heading3"/>
+              <w:pStyle w:val="u3"/>
               <w:numPr>
                 <w:ilvl w:val="0"/>
                 <w:numId w:val="31"/>
               </w:numPr>
               <w:spacing w:before="0" w:after="0"/>
-              <w:outlineLvl w:val="2"/>
               <w:rPr>
                 <w:rFonts w:ascii="Times New Roman" w:hAnsi="Times New Roman" w:cs="Times New Roman"/>
                 <w:sz w:val="26"/>
@@ -9946,7 +10055,7 @@
           </w:p>
           <w:p>
             <w:pPr>
-              <w:pStyle w:val="NormalWeb"/>
+              <w:pStyle w:val="ThngthngWeb"/>
               <w:numPr>
                 <w:ilvl w:val="1"/>
                 <w:numId w:val="30"/>
@@ -9968,13 +10077,12 @@
           </w:p>
           <w:p>
             <w:pPr>
-              <w:pStyle w:val="Heading3"/>
+              <w:pStyle w:val="u3"/>
               <w:numPr>
                 <w:ilvl w:val="0"/>
                 <w:numId w:val="31"/>
               </w:numPr>
               <w:spacing w:before="0" w:after="0"/>
-              <w:outlineLvl w:val="2"/>
               <w:rPr>
                 <w:rFonts w:ascii="Times New Roman" w:hAnsi="Times New Roman" w:cs="Times New Roman"/>
                 <w:sz w:val="26"/>
@@ -9992,7 +10100,7 @@
           </w:p>
           <w:p>
             <w:pPr>
-              <w:pStyle w:val="NormalWeb"/>
+              <w:pStyle w:val="ThngthngWeb"/>
               <w:numPr>
                 <w:ilvl w:val="1"/>
                 <w:numId w:val="30"/>
@@ -10009,18 +10117,35 @@
                 <w:sz w:val="26"/>
                 <w:szCs w:val="26"/>
               </w:rPr>
-              <w:t>CRUD, Migrations, Query data, Save data, Change tracking</w:t>
-            </w:r>
-          </w:p>
-          <w:p>
-            <w:pPr>
-              <w:pStyle w:val="Heading3"/>
+              <w:t xml:space="preserve">CRUD, Migrations, Query data, </w:t>
+            </w:r>
+            <w:proofErr w:type="gramStart"/>
+            <w:r>
+              <w:rPr>
+                <w:rFonts w:ascii="Times New Roman" w:hAnsi="Times New Roman"/>
+                <w:sz w:val="26"/>
+                <w:szCs w:val="26"/>
+              </w:rPr>
+              <w:t>Save</w:t>
+            </w:r>
+            <w:proofErr w:type="gramEnd"/>
+            <w:r>
+              <w:rPr>
+                <w:rFonts w:ascii="Times New Roman" w:hAnsi="Times New Roman"/>
+                <w:sz w:val="26"/>
+                <w:szCs w:val="26"/>
+              </w:rPr>
+              <w:t xml:space="preserve"> data, Change tracking</w:t>
+            </w:r>
+          </w:p>
+          <w:p>
+            <w:pPr>
+              <w:pStyle w:val="u3"/>
               <w:numPr>
                 <w:ilvl w:val="0"/>
                 <w:numId w:val="31"/>
               </w:numPr>
               <w:spacing w:before="0" w:after="0"/>
-              <w:outlineLvl w:val="2"/>
               <w:rPr>
                 <w:rFonts w:ascii="Times New Roman" w:hAnsi="Times New Roman" w:cs="Times New Roman"/>
                 <w:sz w:val="26"/>
@@ -10038,7 +10163,7 @@
           </w:p>
           <w:p>
             <w:pPr>
-              <w:pStyle w:val="NormalWeb"/>
+              <w:pStyle w:val="ThngthngWeb"/>
               <w:numPr>
                 <w:ilvl w:val="1"/>
                 <w:numId w:val="30"/>
@@ -10060,13 +10185,12 @@
           </w:p>
           <w:p>
             <w:pPr>
-              <w:pStyle w:val="Heading3"/>
+              <w:pStyle w:val="u3"/>
               <w:numPr>
                 <w:ilvl w:val="0"/>
                 <w:numId w:val="29"/>
               </w:numPr>
               <w:spacing w:before="0" w:after="0"/>
-              <w:outlineLvl w:val="2"/>
               <w:rPr>
                 <w:rFonts w:ascii="Times New Roman" w:hAnsi="Times New Roman" w:cs="Times New Roman"/>
                 <w:sz w:val="26"/>
@@ -10084,7 +10208,7 @@
           </w:p>
           <w:p>
             <w:pPr>
-              <w:pStyle w:val="NormalWeb"/>
+              <w:pStyle w:val="ThngthngWeb"/>
               <w:numPr>
                 <w:ilvl w:val="1"/>
                 <w:numId w:val="30"/>
@@ -10106,13 +10230,12 @@
           </w:p>
           <w:p>
             <w:pPr>
-              <w:pStyle w:val="Heading3"/>
+              <w:pStyle w:val="u3"/>
               <w:numPr>
                 <w:ilvl w:val="0"/>
                 <w:numId w:val="29"/>
               </w:numPr>
               <w:spacing w:before="0" w:after="0"/>
-              <w:outlineLvl w:val="2"/>
               <w:rPr>
                 <w:rFonts w:ascii="Times New Roman" w:hAnsi="Times New Roman" w:cs="Times New Roman"/>
                 <w:sz w:val="26"/>
@@ -10125,12 +10248,13 @@
                 <w:sz w:val="26"/>
                 <w:szCs w:val="26"/>
               </w:rPr>
+              <w:lastRenderedPageBreak/>
               <w:t>Host &amp; Configuration</w:t>
             </w:r>
           </w:p>
           <w:p>
             <w:pPr>
-              <w:pStyle w:val="NormalWeb"/>
+              <w:pStyle w:val="ThngthngWeb"/>
               <w:numPr>
                 <w:ilvl w:val="1"/>
                 <w:numId w:val="30"/>
@@ -10152,13 +10276,12 @@
           </w:p>
           <w:p>
             <w:pPr>
-              <w:pStyle w:val="Heading3"/>
+              <w:pStyle w:val="u3"/>
               <w:numPr>
                 <w:ilvl w:val="0"/>
                 <w:numId w:val="29"/>
               </w:numPr>
               <w:spacing w:before="0" w:after="0"/>
-              <w:outlineLvl w:val="2"/>
               <w:rPr>
                 <w:rFonts w:ascii="Times New Roman" w:hAnsi="Times New Roman" w:cs="Times New Roman"/>
                 <w:sz w:val="26"/>
@@ -10176,7 +10299,7 @@
           </w:p>
           <w:p>
             <w:pPr>
-              <w:pStyle w:val="NormalWeb"/>
+              <w:pStyle w:val="ThngthngWeb"/>
               <w:numPr>
                 <w:ilvl w:val="1"/>
                 <w:numId w:val="30"/>
@@ -10198,13 +10321,12 @@
           </w:p>
           <w:p>
             <w:pPr>
-              <w:pStyle w:val="Heading3"/>
+              <w:pStyle w:val="u3"/>
               <w:numPr>
                 <w:ilvl w:val="0"/>
                 <w:numId w:val="29"/>
               </w:numPr>
               <w:spacing w:before="0" w:after="0"/>
-              <w:outlineLvl w:val="2"/>
               <w:rPr>
                 <w:rFonts w:ascii="Times New Roman" w:hAnsi="Times New Roman" w:cs="Times New Roman"/>
                 <w:sz w:val="26"/>
@@ -10217,13 +10339,12 @@
                 <w:sz w:val="26"/>
                 <w:szCs w:val="26"/>
               </w:rPr>
-              <w:lastRenderedPageBreak/>
               <w:t>Testing &amp; Debugging</w:t>
             </w:r>
           </w:p>
           <w:p>
             <w:pPr>
-              <w:pStyle w:val="NormalWeb"/>
+              <w:pStyle w:val="ThngthngWeb"/>
               <w:numPr>
                 <w:ilvl w:val="1"/>
                 <w:numId w:val="30"/>
@@ -10245,7 +10366,7 @@
           </w:p>
           <w:p>
             <w:pPr>
-              <w:pStyle w:val="NormalWeb"/>
+              <w:pStyle w:val="ThngthngWeb"/>
               <w:numPr>
                 <w:ilvl w:val="0"/>
                 <w:numId w:val="20"/>
@@ -10267,7 +10388,7 @@
           </w:p>
           <w:p>
             <w:pPr>
-              <w:pStyle w:val="NormalWeb"/>
+              <w:pStyle w:val="ThngthngWeb"/>
               <w:numPr>
                 <w:ilvl w:val="0"/>
                 <w:numId w:val="20"/>
@@ -10292,7 +10413,7 @@
     </w:tbl>
     <w:p>
       <w:pPr>
-        <w:pStyle w:val="Heading3"/>
+        <w:pStyle w:val="u3"/>
         <w:rPr>
           <w:rFonts w:cs="Times New Roman"/>
         </w:rPr>
@@ -10307,7 +10428,7 @@
     </w:p>
     <w:p>
       <w:pPr>
-        <w:pStyle w:val="Heading2"/>
+        <w:pStyle w:val="u2"/>
         <w:numPr>
           <w:ilvl w:val="0"/>
           <w:numId w:val="9"/>
@@ -10332,7 +10453,7 @@
     </w:p>
     <w:p>
       <w:pPr>
-        <w:pStyle w:val="Heading2"/>
+        <w:pStyle w:val="u2"/>
         <w:numPr>
           <w:ilvl w:val="0"/>
           <w:numId w:val="9"/>
@@ -10357,7 +10478,7 @@
     </w:p>
     <w:p>
       <w:pPr>
-        <w:pStyle w:val="Heading2"/>
+        <w:pStyle w:val="u2"/>
         <w:numPr>
           <w:ilvl w:val="0"/>
           <w:numId w:val="9"/>
@@ -10382,7 +10503,7 @@
     </w:p>
     <w:p>
       <w:pPr>
-        <w:pStyle w:val="Heading2"/>
+        <w:pStyle w:val="u2"/>
         <w:numPr>
           <w:ilvl w:val="0"/>
           <w:numId w:val="9"/>
@@ -10407,7 +10528,7 @@
     </w:p>
     <w:p>
       <w:pPr>
-        <w:pStyle w:val="Heading2"/>
+        <w:pStyle w:val="u2"/>
         <w:numPr>
           <w:ilvl w:val="0"/>
           <w:numId w:val="9"/>
@@ -10432,7 +10553,7 @@
     </w:p>
     <w:p>
       <w:pPr>
-        <w:pStyle w:val="Heading2"/>
+        <w:pStyle w:val="u2"/>
         <w:numPr>
           <w:ilvl w:val="0"/>
           <w:numId w:val="9"/>
@@ -10457,7 +10578,7 @@
     </w:p>
     <w:p>
       <w:pPr>
-        <w:pStyle w:val="Heading2"/>
+        <w:pStyle w:val="u2"/>
         <w:numPr>
           <w:ilvl w:val="0"/>
           <w:numId w:val="9"/>
@@ -10482,7 +10603,7 @@
     </w:p>
     <w:p>
       <w:pPr>
-        <w:pStyle w:val="Heading2"/>
+        <w:pStyle w:val="u2"/>
         <w:numPr>
           <w:ilvl w:val="0"/>
           <w:numId w:val="9"/>
@@ -10507,7 +10628,7 @@
     </w:p>
     <w:p>
       <w:pPr>
-        <w:pStyle w:val="Heading3"/>
+        <w:pStyle w:val="u3"/>
         <w:rPr>
           <w:rFonts w:cs="Times New Roman"/>
         </w:rPr>
@@ -10596,7 +10717,7 @@
     <w:p/>
     <w:p>
       <w:pPr>
-        <w:pStyle w:val="Heading2"/>
+        <w:pStyle w:val="u2"/>
         <w:rPr>
           <w:rFonts w:cs="Times New Roman"/>
         </w:rPr>
@@ -10611,7 +10732,7 @@
     </w:p>
     <w:p>
       <w:pPr>
-        <w:pStyle w:val="ListParagraph"/>
+        <w:pStyle w:val="oancuaDanhsach"/>
         <w:numPr>
           <w:ilvl w:val="0"/>
           <w:numId w:val="10"/>
@@ -10623,7 +10744,7 @@
     </w:p>
     <w:p>
       <w:pPr>
-        <w:pStyle w:val="ListParagraph"/>
+        <w:pStyle w:val="oancuaDanhsach"/>
         <w:numPr>
           <w:ilvl w:val="0"/>
           <w:numId w:val="11"/>
@@ -10642,7 +10763,7 @@
     </w:p>
     <w:p>
       <w:pPr>
-        <w:pStyle w:val="ListParagraph"/>
+        <w:pStyle w:val="oancuaDanhsach"/>
         <w:numPr>
           <w:ilvl w:val="0"/>
           <w:numId w:val="11"/>
@@ -10661,7 +10782,7 @@
     </w:p>
     <w:p>
       <w:pPr>
-        <w:pStyle w:val="ListParagraph"/>
+        <w:pStyle w:val="oancuaDanhsach"/>
         <w:numPr>
           <w:ilvl w:val="0"/>
           <w:numId w:val="11"/>
@@ -10680,7 +10801,7 @@
     </w:p>
     <w:p>
       <w:pPr>
-        <w:pStyle w:val="ListParagraph"/>
+        <w:pStyle w:val="oancuaDanhsach"/>
         <w:numPr>
           <w:ilvl w:val="0"/>
           <w:numId w:val="11"/>
@@ -10691,6 +10812,7 @@
           <w:b/>
           <w:bCs/>
         </w:rPr>
+        <w:lastRenderedPageBreak/>
         <w:t>C#</w:t>
       </w:r>
       <w:r>
@@ -10699,7 +10821,7 @@
     </w:p>
     <w:p>
       <w:pPr>
-        <w:pStyle w:val="ListParagraph"/>
+        <w:pStyle w:val="oancuaDanhsach"/>
         <w:numPr>
           <w:ilvl w:val="0"/>
           <w:numId w:val="11"/>
@@ -10718,7 +10840,7 @@
     </w:p>
     <w:p>
       <w:pPr>
-        <w:pStyle w:val="ListParagraph"/>
+        <w:pStyle w:val="oancuaDanhsach"/>
         <w:numPr>
           <w:ilvl w:val="0"/>
           <w:numId w:val="10"/>
@@ -10738,7 +10860,7 @@
     </w:p>
     <w:p>
       <w:pPr>
-        <w:pStyle w:val="ListParagraph"/>
+        <w:pStyle w:val="oancuaDanhsach"/>
         <w:numPr>
           <w:ilvl w:val="0"/>
           <w:numId w:val="12"/>
@@ -10757,7 +10879,7 @@
     </w:p>
     <w:p>
       <w:pPr>
-        <w:pStyle w:val="ListParagraph"/>
+        <w:pStyle w:val="oancuaDanhsach"/>
         <w:numPr>
           <w:ilvl w:val="0"/>
           <w:numId w:val="12"/>
@@ -10776,7 +10898,7 @@
     </w:p>
     <w:p>
       <w:pPr>
-        <w:pStyle w:val="ListParagraph"/>
+        <w:pStyle w:val="oancuaDanhsach"/>
         <w:numPr>
           <w:ilvl w:val="0"/>
           <w:numId w:val="12"/>
@@ -10787,7 +10909,6 @@
           <w:b/>
           <w:bCs/>
         </w:rPr>
-        <w:lastRenderedPageBreak/>
         <w:t>VueJS</w:t>
       </w:r>
       <w:r>
@@ -10796,7 +10917,7 @@
     </w:p>
     <w:p>
       <w:pPr>
-        <w:pStyle w:val="ListParagraph"/>
+        <w:pStyle w:val="oancuaDanhsach"/>
         <w:numPr>
           <w:ilvl w:val="0"/>
           <w:numId w:val="12"/>
@@ -10815,7 +10936,7 @@
     </w:p>
     <w:p>
       <w:pPr>
-        <w:pStyle w:val="ListParagraph"/>
+        <w:pStyle w:val="oancuaDanhsach"/>
         <w:numPr>
           <w:ilvl w:val="0"/>
           <w:numId w:val="10"/>
@@ -10835,7 +10956,7 @@
     </w:p>
     <w:p>
       <w:pPr>
-        <w:pStyle w:val="ListParagraph"/>
+        <w:pStyle w:val="oancuaDanhsach"/>
         <w:numPr>
           <w:ilvl w:val="0"/>
           <w:numId w:val="13"/>
@@ -10854,7 +10975,7 @@
     </w:p>
     <w:p>
       <w:pPr>
-        <w:pStyle w:val="ListParagraph"/>
+        <w:pStyle w:val="oancuaDanhsach"/>
         <w:numPr>
           <w:ilvl w:val="0"/>
           <w:numId w:val="13"/>
@@ -10873,7 +10994,7 @@
     </w:p>
     <w:p>
       <w:pPr>
-        <w:pStyle w:val="ListParagraph"/>
+        <w:pStyle w:val="oancuaDanhsach"/>
         <w:numPr>
           <w:ilvl w:val="0"/>
           <w:numId w:val="13"/>
@@ -10892,7 +11013,7 @@
     </w:p>
     <w:p>
       <w:pPr>
-        <w:pStyle w:val="ListParagraph"/>
+        <w:pStyle w:val="oancuaDanhsach"/>
         <w:numPr>
           <w:ilvl w:val="0"/>
           <w:numId w:val="13"/>
@@ -10912,7 +11033,7 @@
     <w:p/>
     <w:p>
       <w:pPr>
-        <w:pStyle w:val="Heading1"/>
+        <w:pStyle w:val="u1"/>
         <w:numPr>
           <w:ilvl w:val="0"/>
           <w:numId w:val="0"/>
@@ -10927,7 +11048,7 @@
     </w:p>
     <w:p>
       <w:pPr>
-        <w:pStyle w:val="Heading2"/>
+        <w:pStyle w:val="u2"/>
         <w:rPr>
           <w:rFonts w:cs="Times New Roman"/>
         </w:rPr>
@@ -11203,7 +11324,7 @@
     </w:p>
     <w:p>
       <w:pPr>
-        <w:pStyle w:val="Heading2"/>
+        <w:pStyle w:val="u2"/>
         <w:rPr>
           <w:rFonts w:cs="Times New Roman"/>
         </w:rPr>
@@ -11219,7 +11340,7 @@
     </w:p>
     <w:p>
       <w:pPr>
-        <w:pStyle w:val="Heading3"/>
+        <w:pStyle w:val="u3"/>
         <w:rPr>
           <w:color w:val="auto"/>
           <w:sz w:val="27"/>
@@ -11231,7 +11352,7 @@
     </w:p>
     <w:p>
       <w:pPr>
-        <w:pStyle w:val="Heading3"/>
+        <w:pStyle w:val="u3"/>
       </w:pPr>
       <w:r>
         <w:t>1. HTML, CSS, JavaScript</w:t>
@@ -11239,7 +11360,7 @@
     </w:p>
     <w:p>
       <w:pPr>
-        <w:pStyle w:val="NormalWeb"/>
+        <w:pStyle w:val="ThngthngWeb"/>
         <w:numPr>
           <w:ilvl w:val="0"/>
           <w:numId w:val="33"/>
@@ -11260,7 +11381,7 @@
     </w:p>
     <w:p>
       <w:pPr>
-        <w:pStyle w:val="NormalWeb"/>
+        <w:pStyle w:val="ThngthngWeb"/>
         <w:numPr>
           <w:ilvl w:val="0"/>
           <w:numId w:val="33"/>
@@ -11282,7 +11403,7 @@
     </w:p>
     <w:p>
       <w:pPr>
-        <w:pStyle w:val="NormalWeb"/>
+        <w:pStyle w:val="ThngthngWeb"/>
         <w:numPr>
           <w:ilvl w:val="0"/>
           <w:numId w:val="33"/>
@@ -11304,7 +11425,7 @@
     </w:p>
     <w:p>
       <w:pPr>
-        <w:pStyle w:val="NormalWeb"/>
+        <w:pStyle w:val="ThngthngWeb"/>
         <w:numPr>
           <w:ilvl w:val="0"/>
           <w:numId w:val="33"/>
@@ -11326,15 +11447,16 @@
     </w:p>
     <w:p>
       <w:pPr>
-        <w:pStyle w:val="Heading3"/>
-      </w:pPr>
-      <w:r>
+        <w:pStyle w:val="u3"/>
+      </w:pPr>
+      <w:r>
+        <w:lastRenderedPageBreak/>
         <w:t>2. ReactJS</w:t>
       </w:r>
     </w:p>
     <w:p>
       <w:pPr>
-        <w:pStyle w:val="NormalWeb"/>
+        <w:pStyle w:val="ThngthngWeb"/>
         <w:numPr>
           <w:ilvl w:val="0"/>
           <w:numId w:val="34"/>
@@ -11356,7 +11478,7 @@
     </w:p>
     <w:p>
       <w:pPr>
-        <w:pStyle w:val="NormalWeb"/>
+        <w:pStyle w:val="ThngthngWeb"/>
         <w:numPr>
           <w:ilvl w:val="0"/>
           <w:numId w:val="34"/>
@@ -11378,7 +11500,7 @@
     </w:p>
     <w:p>
       <w:pPr>
-        <w:pStyle w:val="NormalWeb"/>
+        <w:pStyle w:val="ThngthngWeb"/>
         <w:numPr>
           <w:ilvl w:val="0"/>
           <w:numId w:val="34"/>
@@ -11400,7 +11522,7 @@
     </w:p>
     <w:p>
       <w:pPr>
-        <w:pStyle w:val="NormalWeb"/>
+        <w:pStyle w:val="ThngthngWeb"/>
         <w:numPr>
           <w:ilvl w:val="0"/>
           <w:numId w:val="34"/>
@@ -11422,16 +11544,15 @@
     </w:p>
     <w:p>
       <w:pPr>
-        <w:pStyle w:val="NormalWeb"/>
-      </w:pPr>
-      <w:r>
-        <w:lastRenderedPageBreak/>
+        <w:pStyle w:val="ThngthngWeb"/>
+      </w:pPr>
+      <w:r>
         <w:t>Em hiểu cách chia component và quản lý state trong ứng dụng thực tế.</w:t>
       </w:r>
     </w:p>
     <w:p>
       <w:pPr>
-        <w:pStyle w:val="Heading3"/>
+        <w:pStyle w:val="u3"/>
       </w:pPr>
       <w:r>
         <w:t>3. VueJS</w:t>
@@ -11439,7 +11560,7 @@
     </w:p>
     <w:p>
       <w:pPr>
-        <w:pStyle w:val="NormalWeb"/>
+        <w:pStyle w:val="ThngthngWeb"/>
         <w:numPr>
           <w:ilvl w:val="0"/>
           <w:numId w:val="35"/>
@@ -11460,7 +11581,7 @@
     </w:p>
     <w:p>
       <w:pPr>
-        <w:pStyle w:val="NormalWeb"/>
+        <w:pStyle w:val="ThngthngWeb"/>
         <w:numPr>
           <w:ilvl w:val="0"/>
           <w:numId w:val="35"/>
@@ -11482,7 +11603,7 @@
     </w:p>
     <w:p>
       <w:pPr>
-        <w:pStyle w:val="NormalWeb"/>
+        <w:pStyle w:val="ThngthngWeb"/>
         <w:numPr>
           <w:ilvl w:val="0"/>
           <w:numId w:val="35"/>
@@ -11504,7 +11625,7 @@
     </w:p>
     <w:p>
       <w:pPr>
-        <w:pStyle w:val="Heading3"/>
+        <w:pStyle w:val="u3"/>
       </w:pPr>
       <w:r>
         <w:t>4. C# và OOP</w:t>
@@ -11512,7 +11633,7 @@
     </w:p>
     <w:p>
       <w:pPr>
-        <w:pStyle w:val="NormalWeb"/>
+        <w:pStyle w:val="ThngthngWeb"/>
         <w:numPr>
           <w:ilvl w:val="0"/>
           <w:numId w:val="36"/>
@@ -11533,7 +11654,7 @@
     </w:p>
     <w:p>
       <w:pPr>
-        <w:pStyle w:val="NormalWeb"/>
+        <w:pStyle w:val="ThngthngWeb"/>
         <w:numPr>
           <w:ilvl w:val="0"/>
           <w:numId w:val="36"/>
@@ -11554,7 +11675,7 @@
     </w:p>
     <w:p>
       <w:pPr>
-        <w:pStyle w:val="NormalWeb"/>
+        <w:pStyle w:val="ThngthngWeb"/>
         <w:numPr>
           <w:ilvl w:val="0"/>
           <w:numId w:val="36"/>
@@ -11575,7 +11696,7 @@
     </w:p>
     <w:p>
       <w:pPr>
-        <w:pStyle w:val="Heading3"/>
+        <w:pStyle w:val="u3"/>
       </w:pPr>
       <w:r>
         <w:t>5. SQL Server</w:t>
@@ -11583,7 +11704,7 @@
     </w:p>
     <w:p>
       <w:pPr>
-        <w:pStyle w:val="NormalWeb"/>
+        <w:pStyle w:val="ThngthngWeb"/>
         <w:numPr>
           <w:ilvl w:val="0"/>
           <w:numId w:val="37"/>
@@ -11604,7 +11725,7 @@
     </w:p>
     <w:p>
       <w:pPr>
-        <w:pStyle w:val="NormalWeb"/>
+        <w:pStyle w:val="ThngthngWeb"/>
         <w:numPr>
           <w:ilvl w:val="0"/>
           <w:numId w:val="37"/>
@@ -11625,7 +11746,7 @@
     </w:p>
     <w:p>
       <w:pPr>
-        <w:pStyle w:val="NormalWeb"/>
+        <w:pStyle w:val="ThngthngWeb"/>
         <w:numPr>
           <w:ilvl w:val="0"/>
           <w:numId w:val="37"/>
@@ -11646,7 +11767,7 @@
     </w:p>
     <w:p>
       <w:pPr>
-        <w:pStyle w:val="NormalWeb"/>
+        <w:pStyle w:val="ThngthngWeb"/>
         <w:numPr>
           <w:ilvl w:val="0"/>
           <w:numId w:val="37"/>
@@ -11667,7 +11788,7 @@
     </w:p>
     <w:p>
       <w:pPr>
-        <w:pStyle w:val="NormalWeb"/>
+        <w:pStyle w:val="ThngthngWeb"/>
         <w:numPr>
           <w:ilvl w:val="0"/>
           <w:numId w:val="37"/>
@@ -11688,7 +11809,7 @@
     </w:p>
     <w:p>
       <w:pPr>
-        <w:pStyle w:val="Heading3"/>
+        <w:pStyle w:val="u3"/>
       </w:pPr>
       <w:r>
         <w:t>6. ASP.NET Core và Entity Framework Core</w:t>
@@ -11696,7 +11817,7 @@
     </w:p>
     <w:p>
       <w:pPr>
-        <w:pStyle w:val="NormalWeb"/>
+        <w:pStyle w:val="ThngthngWeb"/>
         <w:numPr>
           <w:ilvl w:val="0"/>
           <w:numId w:val="38"/>
@@ -11717,7 +11838,7 @@
     </w:p>
     <w:p>
       <w:pPr>
-        <w:pStyle w:val="NormalWeb"/>
+        <w:pStyle w:val="ThngthngWeb"/>
         <w:numPr>
           <w:ilvl w:val="0"/>
           <w:numId w:val="38"/>
@@ -11738,7 +11859,7 @@
     </w:p>
     <w:p>
       <w:pPr>
-        <w:pStyle w:val="NormalWeb"/>
+        <w:pStyle w:val="ThngthngWeb"/>
         <w:numPr>
           <w:ilvl w:val="0"/>
           <w:numId w:val="38"/>
@@ -11759,7 +11880,7 @@
     </w:p>
     <w:p>
       <w:pPr>
-        <w:pStyle w:val="NormalWeb"/>
+        <w:pStyle w:val="ThngthngWeb"/>
         <w:numPr>
           <w:ilvl w:val="0"/>
           <w:numId w:val="38"/>
@@ -11780,7 +11901,7 @@
     </w:p>
     <w:p>
       <w:pPr>
-        <w:pStyle w:val="Heading3"/>
+        <w:pStyle w:val="u3"/>
         <w:rPr>
           <w:color w:val="auto"/>
           <w:sz w:val="27"/>
@@ -11792,7 +11913,7 @@
     </w:p>
     <w:p>
       <w:pPr>
-        <w:pStyle w:val="NormalWeb"/>
+        <w:pStyle w:val="ThngthngWeb"/>
         <w:numPr>
           <w:ilvl w:val="0"/>
           <w:numId w:val="39"/>
@@ -11813,7 +11934,7 @@
     </w:p>
     <w:p>
       <w:pPr>
-        <w:pStyle w:val="NormalWeb"/>
+        <w:pStyle w:val="ThngthngWeb"/>
         <w:numPr>
           <w:ilvl w:val="0"/>
           <w:numId w:val="39"/>
@@ -11848,7 +11969,7 @@
     </w:p>
     <w:p>
       <w:pPr>
-        <w:pStyle w:val="NormalWeb"/>
+        <w:pStyle w:val="ThngthngWeb"/>
         <w:numPr>
           <w:ilvl w:val="0"/>
           <w:numId w:val="39"/>
@@ -11869,7 +11990,7 @@
     </w:p>
     <w:p>
       <w:pPr>
-        <w:pStyle w:val="NormalWeb"/>
+        <w:pStyle w:val="ThngthngWeb"/>
         <w:numPr>
           <w:ilvl w:val="0"/>
           <w:numId w:val="39"/>
@@ -11890,7 +12011,7 @@
     </w:p>
     <w:p>
       <w:pPr>
-        <w:pStyle w:val="Heading3"/>
+        <w:pStyle w:val="u3"/>
         <w:rPr>
           <w:color w:val="auto"/>
           <w:sz w:val="27"/>
@@ -11902,7 +12023,7 @@
     </w:p>
     <w:p>
       <w:pPr>
-        <w:pStyle w:val="NormalWeb"/>
+        <w:pStyle w:val="ThngthngWeb"/>
         <w:numPr>
           <w:ilvl w:val="0"/>
           <w:numId w:val="40"/>
@@ -11923,7 +12044,7 @@
     </w:p>
     <w:p>
       <w:pPr>
-        <w:pStyle w:val="NormalWeb"/>
+        <w:pStyle w:val="ThngthngWeb"/>
         <w:numPr>
           <w:ilvl w:val="0"/>
           <w:numId w:val="40"/>
@@ -11944,7 +12065,7 @@
     </w:p>
     <w:p>
       <w:pPr>
-        <w:pStyle w:val="NormalWeb"/>
+        <w:pStyle w:val="ThngthngWeb"/>
         <w:numPr>
           <w:ilvl w:val="0"/>
           <w:numId w:val="40"/>
@@ -11965,7 +12086,7 @@
     </w:p>
     <w:p>
       <w:pPr>
-        <w:pStyle w:val="NormalWeb"/>
+        <w:pStyle w:val="ThngthngWeb"/>
         <w:numPr>
           <w:ilvl w:val="0"/>
           <w:numId w:val="40"/>
@@ -11986,7 +12107,7 @@
     </w:p>
     <w:p>
       <w:pPr>
-        <w:pStyle w:val="Heading2"/>
+        <w:pStyle w:val="u2"/>
         <w:rPr>
           <w:rFonts w:cs="Times New Roman"/>
         </w:rPr>
@@ -11996,13 +12117,14 @@
         <w:rPr>
           <w:rFonts w:cs="Times New Roman"/>
         </w:rPr>
+        <w:lastRenderedPageBreak/>
         <w:t>3.3. Thuận lợi và khó khăn</w:t>
       </w:r>
       <w:bookmarkEnd w:id="16"/>
     </w:p>
     <w:p>
       <w:pPr>
-        <w:pStyle w:val="Heading3"/>
+        <w:pStyle w:val="u3"/>
         <w:rPr>
           <w:color w:val="auto"/>
           <w:sz w:val="27"/>
@@ -12014,7 +12136,7 @@
     </w:p>
     <w:p>
       <w:pPr>
-        <w:pStyle w:val="NormalWeb"/>
+        <w:pStyle w:val="ThngthngWeb"/>
         <w:numPr>
           <w:ilvl w:val="0"/>
           <w:numId w:val="41"/>
@@ -12035,7 +12157,7 @@
     </w:p>
     <w:p>
       <w:pPr>
-        <w:pStyle w:val="NormalWeb"/>
+        <w:pStyle w:val="ThngthngWeb"/>
         <w:numPr>
           <w:ilvl w:val="0"/>
           <w:numId w:val="41"/>
@@ -12056,7 +12178,7 @@
     </w:p>
     <w:p>
       <w:pPr>
-        <w:pStyle w:val="NormalWeb"/>
+        <w:pStyle w:val="ThngthngWeb"/>
         <w:numPr>
           <w:ilvl w:val="0"/>
           <w:numId w:val="41"/>
@@ -12077,20 +12199,19 @@
     </w:p>
     <w:p>
       <w:pPr>
-        <w:pStyle w:val="Heading3"/>
+        <w:pStyle w:val="u3"/>
         <w:rPr>
           <w:color w:val="auto"/>
           <w:sz w:val="27"/>
         </w:rPr>
       </w:pPr>
       <w:r>
-        <w:lastRenderedPageBreak/>
         <w:t>Khó khăn</w:t>
       </w:r>
     </w:p>
     <w:p>
       <w:pPr>
-        <w:pStyle w:val="NormalWeb"/>
+        <w:pStyle w:val="ThngthngWeb"/>
         <w:rPr>
           <w:sz w:val="26"/>
           <w:szCs w:val="26"/>
@@ -12106,7 +12227,7 @@
     </w:p>
     <w:p>
       <w:pPr>
-        <w:pStyle w:val="NormalWeb"/>
+        <w:pStyle w:val="ThngthngWeb"/>
         <w:rPr>
           <w:sz w:val="26"/>
           <w:szCs w:val="26"/>
@@ -12122,7 +12243,7 @@
     </w:p>
     <w:p>
       <w:pPr>
-        <w:pStyle w:val="NormalWeb"/>
+        <w:pStyle w:val="ThngthngWeb"/>
         <w:numPr>
           <w:ilvl w:val="0"/>
           <w:numId w:val="44"/>
@@ -12144,7 +12265,7 @@
     </w:p>
     <w:p>
       <w:pPr>
-        <w:pStyle w:val="NormalWeb"/>
+        <w:pStyle w:val="ThngthngWeb"/>
         <w:numPr>
           <w:ilvl w:val="0"/>
           <w:numId w:val="44"/>
@@ -12166,7 +12287,7 @@
     </w:p>
     <w:p>
       <w:pPr>
-        <w:pStyle w:val="NormalWeb"/>
+        <w:pStyle w:val="ThngthngWeb"/>
         <w:numPr>
           <w:ilvl w:val="0"/>
           <w:numId w:val="44"/>
@@ -12188,7 +12309,7 @@
     </w:p>
     <w:p>
       <w:pPr>
-        <w:pStyle w:val="NormalWeb"/>
+        <w:pStyle w:val="ThngthngWeb"/>
         <w:numPr>
           <w:ilvl w:val="0"/>
           <w:numId w:val="44"/>
@@ -12210,7 +12331,7 @@
     </w:p>
     <w:p>
       <w:pPr>
-        <w:pStyle w:val="NormalWeb"/>
+        <w:pStyle w:val="ThngthngWeb"/>
         <w:rPr>
           <w:sz w:val="26"/>
           <w:szCs w:val="26"/>
@@ -12227,7 +12348,7 @@
     <w:p/>
     <w:p>
       <w:pPr>
-        <w:pStyle w:val="Heading1"/>
+        <w:pStyle w:val="u1"/>
         <w:numPr>
           <w:ilvl w:val="0"/>
           <w:numId w:val="0"/>
@@ -12246,7 +12367,7 @@
     </w:p>
     <w:p>
       <w:pPr>
-        <w:pStyle w:val="Heading2"/>
+        <w:pStyle w:val="u2"/>
         <w:rPr>
           <w:rFonts w:cs="Times New Roman"/>
         </w:rPr>
@@ -12267,7 +12388,7 @@
     </w:p>
     <w:p>
       <w:pPr>
-        <w:pStyle w:val="Heading2"/>
+        <w:pStyle w:val="u2"/>
         <w:rPr>
           <w:rFonts w:cs="Times New Roman"/>
         </w:rPr>
@@ -12283,7 +12404,7 @@
     </w:p>
     <w:p>
       <w:pPr>
-        <w:pStyle w:val="ListParagraph"/>
+        <w:pStyle w:val="oancuaDanhsach"/>
         <w:numPr>
           <w:ilvl w:val="0"/>
           <w:numId w:val="42"/>
@@ -12299,21 +12420,12 @@
           <w:color w:val="auto"/>
           <w:szCs w:val="26"/>
         </w:rPr>
-        <w:t>Phải nắm chắc kiến thức cơ bả</w:t>
-      </w:r>
-      <w:bookmarkStart w:id="20" w:name="_GoBack"/>
-      <w:bookmarkEnd w:id="20"/>
-      <w:r>
-        <w:rPr>
-          <w:color w:val="auto"/>
-          <w:szCs w:val="26"/>
-        </w:rPr>
-        <w:t>n trước khi học framework.</w:t>
-      </w:r>
-    </w:p>
-    <w:p>
-      <w:pPr>
-        <w:pStyle w:val="ListParagraph"/>
+        <w:t>Phải nắm chắc kiến thức cơ bản trước khi học framework.</w:t>
+      </w:r>
+    </w:p>
+    <w:p>
+      <w:pPr>
+        <w:pStyle w:val="oancuaDanhsach"/>
         <w:numPr>
           <w:ilvl w:val="0"/>
           <w:numId w:val="42"/>
@@ -12335,7 +12447,7 @@
     </w:p>
     <w:p>
       <w:pPr>
-        <w:pStyle w:val="ListParagraph"/>
+        <w:pStyle w:val="oancuaDanhsach"/>
         <w:numPr>
           <w:ilvl w:val="0"/>
           <w:numId w:val="42"/>
@@ -12357,7 +12469,7 @@
     </w:p>
     <w:p>
       <w:pPr>
-        <w:pStyle w:val="ListParagraph"/>
+        <w:pStyle w:val="oancuaDanhsach"/>
         <w:numPr>
           <w:ilvl w:val="0"/>
           <w:numId w:val="42"/>
@@ -12379,19 +12491,19 @@
     </w:p>
     <w:p>
       <w:pPr>
-        <w:pStyle w:val="Heading2"/>
+        <w:pStyle w:val="u2"/>
         <w:rPr>
           <w:rFonts w:cs="Times New Roman"/>
         </w:rPr>
       </w:pPr>
-      <w:bookmarkStart w:id="21" w:name="_Toc219921038"/>
+      <w:bookmarkStart w:id="20" w:name="_Toc219921038"/>
       <w:r>
         <w:rPr>
           <w:rFonts w:cs="Times New Roman"/>
         </w:rPr>
         <w:t>4.3. Định hướng nghề nghiệp và học tập sau thực tập</w:t>
       </w:r>
-      <w:bookmarkEnd w:id="21"/>
+      <w:bookmarkEnd w:id="20"/>
     </w:p>
     <w:p>
       <w:pPr>
@@ -12535,25 +12647,52 @@
         <w:t>Thực hành xây dựng các dự án cá nhân để nâng cao kỹ năng.</w:t>
       </w:r>
     </w:p>
+    <w:p>
+      <w:pPr>
+        <w:jc w:val="left"/>
+        <w:rPr>
+          <w:color w:val="auto"/>
+          <w:szCs w:val="26"/>
+        </w:rPr>
+      </w:pPr>
+    </w:p>
+    <w:p>
+      <w:pPr>
+        <w:jc w:val="left"/>
+        <w:rPr>
+          <w:color w:val="auto"/>
+          <w:szCs w:val="26"/>
+        </w:rPr>
+      </w:pPr>
+    </w:p>
+    <w:p>
+      <w:pPr>
+        <w:jc w:val="left"/>
+        <w:rPr>
+          <w:color w:val="auto"/>
+          <w:szCs w:val="26"/>
+        </w:rPr>
+      </w:pPr>
+    </w:p>
     <w:p/>
     <w:p>
       <w:pPr>
-        <w:pStyle w:val="Heading1"/>
+        <w:pStyle w:val="u1"/>
         <w:numPr>
           <w:ilvl w:val="0"/>
           <w:numId w:val="0"/>
         </w:numPr>
         <w:jc w:val="left"/>
       </w:pPr>
-      <w:bookmarkStart w:id="22" w:name="_Toc219921039"/>
+      <w:bookmarkStart w:id="21" w:name="_Toc219921039"/>
       <w:r>
         <w:t>TÀI LIỆU THAM KHẢO</w:t>
       </w:r>
-      <w:bookmarkEnd w:id="22"/>
-    </w:p>
-    <w:p>
-      <w:pPr>
-        <w:pStyle w:val="NormalWeb"/>
+      <w:bookmarkEnd w:id="21"/>
+    </w:p>
+    <w:p>
+      <w:pPr>
+        <w:pStyle w:val="ThngthngWeb"/>
         <w:rPr>
           <w:color w:val="auto"/>
           <w:sz w:val="26"/>
@@ -12569,7 +12708,7 @@
       </w:r>
       <w:r>
         <w:rPr>
-          <w:rStyle w:val="Emphasis"/>
+          <w:rStyle w:val="Nhnmanh"/>
           <w:sz w:val="26"/>
           <w:szCs w:val="26"/>
         </w:rPr>
@@ -12585,7 +12724,7 @@
     </w:p>
     <w:p>
       <w:pPr>
-        <w:pStyle w:val="NormalWeb"/>
+        <w:pStyle w:val="ThngthngWeb"/>
         <w:rPr>
           <w:sz w:val="26"/>
           <w:szCs w:val="26"/>
@@ -12601,7 +12740,7 @@
       <w:hyperlink r:id="rId9" w:tgtFrame="_new" w:history="1">
         <w:r>
           <w:rPr>
-            <w:rStyle w:val="Hyperlink"/>
+            <w:rStyle w:val="Siuktni"/>
             <w:sz w:val="26"/>
             <w:szCs w:val="26"/>
           </w:rPr>
@@ -12611,7 +12750,7 @@
     </w:p>
     <w:p>
       <w:pPr>
-        <w:pStyle w:val="NormalWeb"/>
+        <w:pStyle w:val="ThngthngWeb"/>
         <w:rPr>
           <w:sz w:val="26"/>
           <w:szCs w:val="26"/>
@@ -12622,13 +12761,12 @@
           <w:sz w:val="26"/>
           <w:szCs w:val="26"/>
         </w:rPr>
-        <w:lastRenderedPageBreak/>
         <w:t>[3] Microsoft, “Entity Framework Core Documentation,” 2023. [Online]. Available: https://learn.microsoft.com/ef/core</w:t>
       </w:r>
     </w:p>
     <w:p>
       <w:pPr>
-        <w:pStyle w:val="NormalWeb"/>
+        <w:pStyle w:val="ThngthngWeb"/>
         <w:rPr>
           <w:sz w:val="26"/>
           <w:szCs w:val="26"/>
@@ -12644,7 +12782,7 @@
       <w:hyperlink r:id="rId10" w:tgtFrame="_new" w:history="1">
         <w:r>
           <w:rPr>
-            <w:rStyle w:val="Hyperlink"/>
+            <w:rStyle w:val="Siuktni"/>
             <w:sz w:val="26"/>
             <w:szCs w:val="26"/>
           </w:rPr>
@@ -12654,7 +12792,7 @@
     </w:p>
     <w:p>
       <w:pPr>
-        <w:pStyle w:val="NormalWeb"/>
+        <w:pStyle w:val="ThngthngWeb"/>
         <w:rPr>
           <w:sz w:val="26"/>
           <w:szCs w:val="26"/>
@@ -12670,7 +12808,7 @@
       <w:hyperlink r:id="rId11" w:tgtFrame="_new" w:history="1">
         <w:r>
           <w:rPr>
-            <w:rStyle w:val="Hyperlink"/>
+            <w:rStyle w:val="Siuktni"/>
             <w:sz w:val="26"/>
             <w:szCs w:val="26"/>
           </w:rPr>
@@ -12680,7 +12818,7 @@
     </w:p>
     <w:p>
       <w:pPr>
-        <w:pStyle w:val="NormalWeb"/>
+        <w:pStyle w:val="ThngthngWeb"/>
         <w:rPr>
           <w:sz w:val="26"/>
           <w:szCs w:val="26"/>
@@ -12696,7 +12834,7 @@
       <w:hyperlink r:id="rId12" w:tgtFrame="_new" w:history="1">
         <w:r>
           <w:rPr>
-            <w:rStyle w:val="Hyperlink"/>
+            <w:rStyle w:val="Siuktni"/>
             <w:sz w:val="26"/>
             <w:szCs w:val="26"/>
           </w:rPr>
@@ -12707,19 +12845,19 @@
     <w:p/>
     <w:p>
       <w:pPr>
-        <w:pStyle w:val="Heading1"/>
+        <w:pStyle w:val="u1"/>
         <w:numPr>
           <w:ilvl w:val="0"/>
           <w:numId w:val="0"/>
         </w:numPr>
         <w:jc w:val="left"/>
       </w:pPr>
-      <w:bookmarkStart w:id="23" w:name="_Toc219921040"/>
+      <w:bookmarkStart w:id="22" w:name="_Toc219921040"/>
       <w:r>
         <w:lastRenderedPageBreak/>
         <w:t>PHỤ LỤC (NẾU CÓ)</w:t>
       </w:r>
-      <w:bookmarkEnd w:id="23"/>
+      <w:bookmarkEnd w:id="22"/>
       <w:r>
         <w:rPr>
           <w:noProof/>
@@ -12826,7 +12964,7 @@
 </file>
 
 <file path=word/endnotes.xml><?xml version="1.0" encoding="utf-8"?>
-<w:endnotes xmlns:wpc="http://schemas.microsoft.com/office/word/2010/wordprocessingCanvas" xmlns:cx="http://schemas.microsoft.com/office/drawing/2014/chartex" xmlns:cx1="http://schemas.microsoft.com/office/drawing/2015/9/8/chartex" xmlns:cx2="http://schemas.microsoft.com/office/drawing/2015/10/21/chartex" xmlns:cx3="http://schemas.microsoft.com/office/drawing/2016/5/9/chartex" xmlns:cx4="http://schemas.microsoft.com/office/drawing/2016/5/10/chartex" xmlns:cx5="http://schemas.microsoft.com/office/drawing/2016/5/11/chartex" xmlns:cx6="http://schemas.microsoft.com/office/drawing/2016/5/12/chartex" xmlns:cx7="http://schemas.microsoft.com/office/drawing/2016/5/13/chartex" xmlns:cx8="http://schemas.microsoft.com/office/drawing/2016/5/14/chartex" xmlns:mc="http://schemas.openxmlformats.org/markup-compatibility/2006" xmlns:aink="http://schemas.microsoft.com/office/drawing/2016/ink" xmlns:am3d="http://schemas.microsoft.com/office/drawing/2017/model3d" xmlns:o="urn:schemas-microsoft-com:office:office" xmlns:r="http://schemas.openxmlformats.org/officeDocument/2006/relationships" xmlns:m="http://schemas.openxmlformats.org/officeDocument/2006/math" xmlns:v="urn:schemas-microsoft-com:vml" xmlns:wp14="http://schemas.microsoft.com/office/word/2010/wordprocessingDrawing" xmlns:wp="http://schemas.openxmlformats.org/drawingml/2006/wordprocessingDrawing" xmlns:w10="urn:schemas-microsoft-com:office:word" xmlns:w="http://schemas.openxmlformats.org/wordprocessingml/2006/main" xmlns:w14="http://schemas.microsoft.com/office/word/2010/wordml" xmlns:w15="http://schemas.microsoft.com/office/word/2012/wordml" xmlns:w16cid="http://schemas.microsoft.com/office/word/2016/wordml/cid" xmlns:w16se="http://schemas.microsoft.com/office/word/2015/wordml/symex" xmlns:wpg="http://schemas.microsoft.com/office/word/2010/wordprocessingGroup" xmlns:wpi="http://schemas.microsoft.com/office/word/2010/wordprocessingInk" xmlns:wne="http://schemas.microsoft.com/office/word/2006/wordml" xmlns:wps="http://schemas.microsoft.com/office/word/2010/wordprocessingShape" mc:Ignorable="w14 w15 w16se w16cid wp14">
+<w:endnotes xmlns:wpc="http://schemas.microsoft.com/office/word/2010/wordprocessingCanvas" xmlns:cx="http://schemas.microsoft.com/office/drawing/2014/chartex" xmlns:cx1="http://schemas.microsoft.com/office/drawing/2015/9/8/chartex" xmlns:cx2="http://schemas.microsoft.com/office/drawing/2015/10/21/chartex" xmlns:cx3="http://schemas.microsoft.com/office/drawing/2016/5/9/chartex" xmlns:cx4="http://schemas.microsoft.com/office/drawing/2016/5/10/chartex" xmlns:cx5="http://schemas.microsoft.com/office/drawing/2016/5/11/chartex" xmlns:cx6="http://schemas.microsoft.com/office/drawing/2016/5/12/chartex" xmlns:cx7="http://schemas.microsoft.com/office/drawing/2016/5/13/chartex" xmlns:cx8="http://schemas.microsoft.com/office/drawing/2016/5/14/chartex" xmlns:mc="http://schemas.openxmlformats.org/markup-compatibility/2006" xmlns:aink="http://schemas.microsoft.com/office/drawing/2016/ink" xmlns:am3d="http://schemas.microsoft.com/office/drawing/2017/model3d" xmlns:o="urn:schemas-microsoft-com:office:office" xmlns:oel="http://schemas.microsoft.com/office/2019/extlst" xmlns:r="http://schemas.openxmlformats.org/officeDocument/2006/relationships" xmlns:m="http://schemas.openxmlformats.org/officeDocument/2006/math" xmlns:v="urn:schemas-microsoft-com:vml" xmlns:wp14="http://schemas.microsoft.com/office/word/2010/wordprocessingDrawing" xmlns:wp="http://schemas.openxmlformats.org/drawingml/2006/wordprocessingDrawing" xmlns:w10="urn:schemas-microsoft-com:office:word" xmlns:w="http://schemas.openxmlformats.org/wordprocessingml/2006/main" xmlns:w14="http://schemas.microsoft.com/office/word/2010/wordml" xmlns:w15="http://schemas.microsoft.com/office/word/2012/wordml" xmlns:w16cex="http://schemas.microsoft.com/office/word/2018/wordml/cex" xmlns:w16cid="http://schemas.microsoft.com/office/word/2016/wordml/cid" xmlns:w16="http://schemas.microsoft.com/office/word/2018/wordml" xmlns:w16sdtdh="http://schemas.microsoft.com/office/word/2020/wordml/sdtdatahash" xmlns:w16se="http://schemas.microsoft.com/office/word/2015/wordml/symex" xmlns:wpg="http://schemas.microsoft.com/office/word/2010/wordprocessingGroup" xmlns:wpi="http://schemas.microsoft.com/office/word/2010/wordprocessingInk" xmlns:wne="http://schemas.microsoft.com/office/word/2006/wordml" xmlns:wps="http://schemas.microsoft.com/office/word/2010/wordprocessingShape" mc:Ignorable="w14 w15 w16se w16cid w16 w16cex w16sdtdh wp14">
   <w:endnote w:type="separator" w:id="-1">
     <w:p>
       <w:r>
@@ -12845,7 +12983,7 @@
 </file>
 
 <file path=word/footnotes.xml><?xml version="1.0" encoding="utf-8"?>
-<w:footnotes xmlns:wpc="http://schemas.microsoft.com/office/word/2010/wordprocessingCanvas" xmlns:cx="http://schemas.microsoft.com/office/drawing/2014/chartex" xmlns:cx1="http://schemas.microsoft.com/office/drawing/2015/9/8/chartex" xmlns:cx2="http://schemas.microsoft.com/office/drawing/2015/10/21/chartex" xmlns:cx3="http://schemas.microsoft.com/office/drawing/2016/5/9/chartex" xmlns:cx4="http://schemas.microsoft.com/office/drawing/2016/5/10/chartex" xmlns:cx5="http://schemas.microsoft.com/office/drawing/2016/5/11/chartex" xmlns:cx6="http://schemas.microsoft.com/office/drawing/2016/5/12/chartex" xmlns:cx7="http://schemas.microsoft.com/office/drawing/2016/5/13/chartex" xmlns:cx8="http://schemas.microsoft.com/office/drawing/2016/5/14/chartex" xmlns:mc="http://schemas.openxmlformats.org/markup-compatibility/2006" xmlns:aink="http://schemas.microsoft.com/office/drawing/2016/ink" xmlns:am3d="http://schemas.microsoft.com/office/drawing/2017/model3d" xmlns:o="urn:schemas-microsoft-com:office:office" xmlns:r="http://schemas.openxmlformats.org/officeDocument/2006/relationships" xmlns:m="http://schemas.openxmlformats.org/officeDocument/2006/math" xmlns:v="urn:schemas-microsoft-com:vml" xmlns:wp14="http://schemas.microsoft.com/office/word/2010/wordprocessingDrawing" xmlns:wp="http://schemas.openxmlformats.org/drawingml/2006/wordprocessingDrawing" xmlns:w10="urn:schemas-microsoft-com:office:word" xmlns:w="http://schemas.openxmlformats.org/wordprocessingml/2006/main" xmlns:w14="http://schemas.microsoft.com/office/word/2010/wordml" xmlns:w15="http://schemas.microsoft.com/office/word/2012/wordml" xmlns:w16cid="http://schemas.microsoft.com/office/word/2016/wordml/cid" xmlns:w16se="http://schemas.microsoft.com/office/word/2015/wordml/symex" xmlns:wpg="http://schemas.microsoft.com/office/word/2010/wordprocessingGroup" xmlns:wpi="http://schemas.microsoft.com/office/word/2010/wordprocessingInk" xmlns:wne="http://schemas.microsoft.com/office/word/2006/wordml" xmlns:wps="http://schemas.microsoft.com/office/word/2010/wordprocessingShape" mc:Ignorable="w14 w15 w16se w16cid wp14">
+<w:footnotes xmlns:wpc="http://schemas.microsoft.com/office/word/2010/wordprocessingCanvas" xmlns:cx="http://schemas.microsoft.com/office/drawing/2014/chartex" xmlns:cx1="http://schemas.microsoft.com/office/drawing/2015/9/8/chartex" xmlns:cx2="http://schemas.microsoft.com/office/drawing/2015/10/21/chartex" xmlns:cx3="http://schemas.microsoft.com/office/drawing/2016/5/9/chartex" xmlns:cx4="http://schemas.microsoft.com/office/drawing/2016/5/10/chartex" xmlns:cx5="http://schemas.microsoft.com/office/drawing/2016/5/11/chartex" xmlns:cx6="http://schemas.microsoft.com/office/drawing/2016/5/12/chartex" xmlns:cx7="http://schemas.microsoft.com/office/drawing/2016/5/13/chartex" xmlns:cx8="http://schemas.microsoft.com/office/drawing/2016/5/14/chartex" xmlns:mc="http://schemas.openxmlformats.org/markup-compatibility/2006" xmlns:aink="http://schemas.microsoft.com/office/drawing/2016/ink" xmlns:am3d="http://schemas.microsoft.com/office/drawing/2017/model3d" xmlns:o="urn:schemas-microsoft-com:office:office" xmlns:oel="http://schemas.microsoft.com/office/2019/extlst" xmlns:r="http://schemas.openxmlformats.org/officeDocument/2006/relationships" xmlns:m="http://schemas.openxmlformats.org/officeDocument/2006/math" xmlns:v="urn:schemas-microsoft-com:vml" xmlns:wp14="http://schemas.microsoft.com/office/word/2010/wordprocessingDrawing" xmlns:wp="http://schemas.openxmlformats.org/drawingml/2006/wordprocessingDrawing" xmlns:w10="urn:schemas-microsoft-com:office:word" xmlns:w="http://schemas.openxmlformats.org/wordprocessingml/2006/main" xmlns:w14="http://schemas.microsoft.com/office/word/2010/wordml" xmlns:w15="http://schemas.microsoft.com/office/word/2012/wordml" xmlns:w16cex="http://schemas.microsoft.com/office/word/2018/wordml/cex" xmlns:w16cid="http://schemas.microsoft.com/office/word/2016/wordml/cid" xmlns:w16="http://schemas.microsoft.com/office/word/2018/wordml" xmlns:w16sdtdh="http://schemas.microsoft.com/office/word/2020/wordml/sdtdatahash" xmlns:w16se="http://schemas.microsoft.com/office/word/2015/wordml/symex" xmlns:wpg="http://schemas.microsoft.com/office/word/2010/wordprocessingGroup" xmlns:wpi="http://schemas.microsoft.com/office/word/2010/wordprocessingInk" xmlns:wne="http://schemas.microsoft.com/office/word/2006/wordml" xmlns:wps="http://schemas.microsoft.com/office/word/2010/wordprocessingShape" mc:Ignorable="w14 w15 w16se w16cid w16 w16cex w16sdtdh wp14">
   <w:footnote w:type="separator" w:id="-1">
     <w:p>
       <w:r>
@@ -12864,7 +13002,7 @@
 </file>
 
 <file path=word/numbering.xml><?xml version="1.0" encoding="utf-8"?>
-<w:numbering xmlns:wpc="http://schemas.microsoft.com/office/word/2010/wordprocessingCanvas" xmlns:cx="http://schemas.microsoft.com/office/drawing/2014/chartex" xmlns:cx1="http://schemas.microsoft.com/office/drawing/2015/9/8/chartex" xmlns:cx2="http://schemas.microsoft.com/office/drawing/2015/10/21/chartex" xmlns:cx3="http://schemas.microsoft.com/office/drawing/2016/5/9/chartex" xmlns:cx4="http://schemas.microsoft.com/office/drawing/2016/5/10/chartex" xmlns:cx5="http://schemas.microsoft.com/office/drawing/2016/5/11/chartex" xmlns:cx6="http://schemas.microsoft.com/office/drawing/2016/5/12/chartex" xmlns:cx7="http://schemas.microsoft.com/office/drawing/2016/5/13/chartex" xmlns:cx8="http://schemas.microsoft.com/office/drawing/2016/5/14/chartex" xmlns:mc="http://schemas.openxmlformats.org/markup-compatibility/2006" xmlns:aink="http://schemas.microsoft.com/office/drawing/2016/ink" xmlns:am3d="http://schemas.microsoft.com/office/drawing/2017/model3d" xmlns:o="urn:schemas-microsoft-com:office:office" xmlns:r="http://schemas.openxmlformats.org/officeDocument/2006/relationships" xmlns:m="http://schemas.openxmlformats.org/officeDocument/2006/math" xmlns:v="urn:schemas-microsoft-com:vml" xmlns:wp14="http://schemas.microsoft.com/office/word/2010/wordprocessingDrawing" xmlns:wp="http://schemas.openxmlformats.org/drawingml/2006/wordprocessingDrawing" xmlns:w10="urn:schemas-microsoft-com:office:word" xmlns:w="http://schemas.openxmlformats.org/wordprocessingml/2006/main" xmlns:w14="http://schemas.microsoft.com/office/word/2010/wordml" xmlns:w15="http://schemas.microsoft.com/office/word/2012/wordml" xmlns:w16cid="http://schemas.microsoft.com/office/word/2016/wordml/cid" xmlns:w16se="http://schemas.microsoft.com/office/word/2015/wordml/symex" xmlns:wpg="http://schemas.microsoft.com/office/word/2010/wordprocessingGroup" xmlns:wpi="http://schemas.microsoft.com/office/word/2010/wordprocessingInk" xmlns:wne="http://schemas.microsoft.com/office/word/2006/wordml" xmlns:wps="http://schemas.microsoft.com/office/word/2010/wordprocessingShape" mc:Ignorable="w14 w15 w16se w16cid wp14">
+<w:numbering xmlns:wpc="http://schemas.microsoft.com/office/word/2010/wordprocessingCanvas" xmlns:cx="http://schemas.microsoft.com/office/drawing/2014/chartex" xmlns:cx1="http://schemas.microsoft.com/office/drawing/2015/9/8/chartex" xmlns:cx2="http://schemas.microsoft.com/office/drawing/2015/10/21/chartex" xmlns:cx3="http://schemas.microsoft.com/office/drawing/2016/5/9/chartex" xmlns:cx4="http://schemas.microsoft.com/office/drawing/2016/5/10/chartex" xmlns:cx5="http://schemas.microsoft.com/office/drawing/2016/5/11/chartex" xmlns:cx6="http://schemas.microsoft.com/office/drawing/2016/5/12/chartex" xmlns:cx7="http://schemas.microsoft.com/office/drawing/2016/5/13/chartex" xmlns:cx8="http://schemas.microsoft.com/office/drawing/2016/5/14/chartex" xmlns:mc="http://schemas.openxmlformats.org/markup-compatibility/2006" xmlns:aink="http://schemas.microsoft.com/office/drawing/2016/ink" xmlns:am3d="http://schemas.microsoft.com/office/drawing/2017/model3d" xmlns:o="urn:schemas-microsoft-com:office:office" xmlns:oel="http://schemas.microsoft.com/office/2019/extlst" xmlns:r="http://schemas.openxmlformats.org/officeDocument/2006/relationships" xmlns:m="http://schemas.openxmlformats.org/officeDocument/2006/math" xmlns:v="urn:schemas-microsoft-com:vml" xmlns:wp14="http://schemas.microsoft.com/office/word/2010/wordprocessingDrawing" xmlns:wp="http://schemas.openxmlformats.org/drawingml/2006/wordprocessingDrawing" xmlns:w10="urn:schemas-microsoft-com:office:word" xmlns:w="http://schemas.openxmlformats.org/wordprocessingml/2006/main" xmlns:w14="http://schemas.microsoft.com/office/word/2010/wordml" xmlns:w15="http://schemas.microsoft.com/office/word/2012/wordml" xmlns:w16cex="http://schemas.microsoft.com/office/word/2018/wordml/cex" xmlns:w16cid="http://schemas.microsoft.com/office/word/2016/wordml/cid" xmlns:w16="http://schemas.microsoft.com/office/word/2018/wordml" xmlns:w16sdtdh="http://schemas.microsoft.com/office/word/2020/wordml/sdtdatahash" xmlns:w16se="http://schemas.microsoft.com/office/word/2015/wordml/symex" xmlns:wpg="http://schemas.microsoft.com/office/word/2010/wordprocessingGroup" xmlns:wpi="http://schemas.microsoft.com/office/word/2010/wordprocessingInk" xmlns:wne="http://schemas.microsoft.com/office/word/2006/wordml" xmlns:wps="http://schemas.microsoft.com/office/word/2010/wordprocessingShape" mc:Ignorable="w14 w15 w16se w16cid w16 w16cex w16sdtdh wp14">
   <w:abstractNum w:abstractNumId="0" w15:restartNumberingAfterBreak="0">
     <w:nsid w:val="00271690"/>
     <w:multiLevelType w:val="hybridMultilevel"/>
@@ -15830,7 +15968,7 @@
     <w:lvl w:ilvl="0" w:tplc="BDC6F914">
       <w:start w:val="1"/>
       <w:numFmt w:val="upperRoman"/>
-      <w:pStyle w:val="Heading1"/>
+      <w:pStyle w:val="u1"/>
       <w:lvlText w:val="%1."/>
       <w:lvlJc w:val="left"/>
       <w:pPr>
@@ -18318,136 +18456,136 @@
       </w:rPr>
     </w:lvl>
   </w:abstractNum>
-  <w:num w:numId="1">
+  <w:num w:numId="1" w16cid:durableId="1750351407">
     <w:abstractNumId w:val="23"/>
   </w:num>
-  <w:num w:numId="2">
+  <w:num w:numId="2" w16cid:durableId="309864842">
     <w:abstractNumId w:val="25"/>
   </w:num>
-  <w:num w:numId="3">
+  <w:num w:numId="3" w16cid:durableId="240482460">
     <w:abstractNumId w:val="7"/>
   </w:num>
-  <w:num w:numId="4">
+  <w:num w:numId="4" w16cid:durableId="364333636">
     <w:abstractNumId w:val="30"/>
   </w:num>
-  <w:num w:numId="5">
+  <w:num w:numId="5" w16cid:durableId="979771781">
     <w:abstractNumId w:val="24"/>
   </w:num>
-  <w:num w:numId="6">
+  <w:num w:numId="6" w16cid:durableId="1363897363">
     <w:abstractNumId w:val="40"/>
   </w:num>
-  <w:num w:numId="7">
+  <w:num w:numId="7" w16cid:durableId="1676420797">
     <w:abstractNumId w:val="39"/>
   </w:num>
-  <w:num w:numId="8">
+  <w:num w:numId="8" w16cid:durableId="899052901">
     <w:abstractNumId w:val="28"/>
   </w:num>
-  <w:num w:numId="9">
+  <w:num w:numId="9" w16cid:durableId="1984965969">
     <w:abstractNumId w:val="18"/>
   </w:num>
-  <w:num w:numId="10">
+  <w:num w:numId="10" w16cid:durableId="1697579461">
     <w:abstractNumId w:val="33"/>
   </w:num>
-  <w:num w:numId="11">
+  <w:num w:numId="11" w16cid:durableId="1371760047">
     <w:abstractNumId w:val="2"/>
   </w:num>
-  <w:num w:numId="12">
+  <w:num w:numId="12" w16cid:durableId="736321592">
     <w:abstractNumId w:val="6"/>
   </w:num>
-  <w:num w:numId="13">
+  <w:num w:numId="13" w16cid:durableId="964119405">
     <w:abstractNumId w:val="4"/>
   </w:num>
-  <w:num w:numId="14">
+  <w:num w:numId="14" w16cid:durableId="1182083571">
     <w:abstractNumId w:val="1"/>
   </w:num>
-  <w:num w:numId="15">
+  <w:num w:numId="15" w16cid:durableId="659773974">
     <w:abstractNumId w:val="5"/>
   </w:num>
-  <w:num w:numId="16">
+  <w:num w:numId="16" w16cid:durableId="1311981024">
     <w:abstractNumId w:val="34"/>
   </w:num>
-  <w:num w:numId="17">
+  <w:num w:numId="17" w16cid:durableId="1738743506">
     <w:abstractNumId w:val="14"/>
   </w:num>
-  <w:num w:numId="18">
+  <w:num w:numId="18" w16cid:durableId="567570541">
     <w:abstractNumId w:val="19"/>
   </w:num>
-  <w:num w:numId="19">
+  <w:num w:numId="19" w16cid:durableId="1927692691">
     <w:abstractNumId w:val="35"/>
   </w:num>
-  <w:num w:numId="20">
+  <w:num w:numId="20" w16cid:durableId="225458016">
     <w:abstractNumId w:val="29"/>
   </w:num>
-  <w:num w:numId="21">
+  <w:num w:numId="21" w16cid:durableId="355154943">
     <w:abstractNumId w:val="8"/>
   </w:num>
-  <w:num w:numId="22">
+  <w:num w:numId="22" w16cid:durableId="374430620">
     <w:abstractNumId w:val="26"/>
   </w:num>
-  <w:num w:numId="23">
+  <w:num w:numId="23" w16cid:durableId="454178882">
     <w:abstractNumId w:val="38"/>
   </w:num>
-  <w:num w:numId="24">
+  <w:num w:numId="24" w16cid:durableId="151221911">
     <w:abstractNumId w:val="32"/>
   </w:num>
-  <w:num w:numId="25">
+  <w:num w:numId="25" w16cid:durableId="250357032">
     <w:abstractNumId w:val="0"/>
   </w:num>
-  <w:num w:numId="26">
+  <w:num w:numId="26" w16cid:durableId="165900055">
     <w:abstractNumId w:val="13"/>
   </w:num>
-  <w:num w:numId="27">
+  <w:num w:numId="27" w16cid:durableId="872352653">
     <w:abstractNumId w:val="37"/>
   </w:num>
-  <w:num w:numId="28">
+  <w:num w:numId="28" w16cid:durableId="1215046460">
     <w:abstractNumId w:val="11"/>
   </w:num>
-  <w:num w:numId="29">
+  <w:num w:numId="29" w16cid:durableId="1206405368">
     <w:abstractNumId w:val="43"/>
   </w:num>
-  <w:num w:numId="30">
+  <w:num w:numId="30" w16cid:durableId="1014648360">
     <w:abstractNumId w:val="10"/>
   </w:num>
-  <w:num w:numId="31">
+  <w:num w:numId="31" w16cid:durableId="94324632">
     <w:abstractNumId w:val="41"/>
   </w:num>
-  <w:num w:numId="32">
+  <w:num w:numId="32" w16cid:durableId="1600140807">
     <w:abstractNumId w:val="9"/>
   </w:num>
-  <w:num w:numId="33">
+  <w:num w:numId="33" w16cid:durableId="283655805">
     <w:abstractNumId w:val="27"/>
   </w:num>
-  <w:num w:numId="34">
+  <w:num w:numId="34" w16cid:durableId="1582716097">
     <w:abstractNumId w:val="16"/>
   </w:num>
-  <w:num w:numId="35">
+  <w:num w:numId="35" w16cid:durableId="459155118">
     <w:abstractNumId w:val="17"/>
   </w:num>
-  <w:num w:numId="36">
+  <w:num w:numId="36" w16cid:durableId="1396662997">
     <w:abstractNumId w:val="3"/>
   </w:num>
-  <w:num w:numId="37">
+  <w:num w:numId="37" w16cid:durableId="1515000064">
     <w:abstractNumId w:val="15"/>
   </w:num>
-  <w:num w:numId="38">
+  <w:num w:numId="38" w16cid:durableId="698747169">
     <w:abstractNumId w:val="21"/>
   </w:num>
-  <w:num w:numId="39">
+  <w:num w:numId="39" w16cid:durableId="342705578">
     <w:abstractNumId w:val="20"/>
   </w:num>
-  <w:num w:numId="40">
+  <w:num w:numId="40" w16cid:durableId="1562329176">
     <w:abstractNumId w:val="36"/>
   </w:num>
-  <w:num w:numId="41">
+  <w:num w:numId="41" w16cid:durableId="1737436650">
     <w:abstractNumId w:val="22"/>
   </w:num>
-  <w:num w:numId="42">
+  <w:num w:numId="42" w16cid:durableId="794834643">
     <w:abstractNumId w:val="42"/>
   </w:num>
-  <w:num w:numId="43">
+  <w:num w:numId="43" w16cid:durableId="1257984482">
     <w:abstractNumId w:val="12"/>
   </w:num>
-  <w:num w:numId="44">
+  <w:num w:numId="44" w16cid:durableId="1522427429">
     <w:abstractNumId w:val="31"/>
   </w:num>
   <w:numIdMacAtCleanup w:val="44"/>
@@ -18455,7 +18593,7 @@
 </file>
 
 <file path=word/styles.xml><?xml version="1.0" encoding="utf-8"?>
-<w:styles xmlns:mc="http://schemas.openxmlformats.org/markup-compatibility/2006" xmlns:r="http://schemas.openxmlformats.org/officeDocument/2006/relationships" xmlns:w="http://schemas.openxmlformats.org/wordprocessingml/2006/main" xmlns:w14="http://schemas.microsoft.com/office/word/2010/wordml" xmlns:w15="http://schemas.microsoft.com/office/word/2012/wordml" xmlns:w16cid="http://schemas.microsoft.com/office/word/2016/wordml/cid" xmlns:w16se="http://schemas.microsoft.com/office/word/2015/wordml/symex" mc:Ignorable="w14 w15 w16se w16cid">
+<w:styles xmlns:mc="http://schemas.openxmlformats.org/markup-compatibility/2006" xmlns:r="http://schemas.openxmlformats.org/officeDocument/2006/relationships" xmlns:w="http://schemas.openxmlformats.org/wordprocessingml/2006/main" xmlns:w14="http://schemas.microsoft.com/office/word/2010/wordml" xmlns:w15="http://schemas.microsoft.com/office/word/2012/wordml" xmlns:w16cex="http://schemas.microsoft.com/office/word/2018/wordml/cex" xmlns:w16cid="http://schemas.microsoft.com/office/word/2016/wordml/cid" xmlns:w16="http://schemas.microsoft.com/office/word/2018/wordml" xmlns:w16sdtdh="http://schemas.microsoft.com/office/word/2020/wordml/sdtdatahash" xmlns:w16se="http://schemas.microsoft.com/office/word/2015/wordml/symex" mc:Ignorable="w14 w15 w16se w16cid w16 w16cex w16sdtdh">
   <w:docDefaults>
     <w:rPrDefault>
       <w:rPr>
@@ -18471,7 +18609,7 @@
       </w:pPr>
     </w:pPrDefault>
   </w:docDefaults>
-  <w:latentStyles w:defLockedState="0" w:defUIPriority="99" w:defSemiHidden="0" w:defUnhideWhenUsed="0" w:defQFormat="0" w:count="375">
+  <w:latentStyles w:defLockedState="0" w:defUIPriority="99" w:defSemiHidden="0" w:defUnhideWhenUsed="0" w:defQFormat="0" w:count="376">
     <w:lsdException w:name="Normal" w:uiPriority="0" w:qFormat="1"/>
     <w:lsdException w:name="heading 1" w:uiPriority="0" w:qFormat="1"/>
     <w:lsdException w:name="heading 2" w:semiHidden="1" w:uiPriority="9" w:unhideWhenUsed="1" w:qFormat="1"/>
@@ -18847,8 +18985,9 @@
     <w:lsdException w:name="Smart Hyperlink" w:semiHidden="1" w:unhideWhenUsed="1"/>
     <w:lsdException w:name="Hashtag" w:semiHidden="1" w:unhideWhenUsed="1"/>
     <w:lsdException w:name="Unresolved Mention" w:semiHidden="1" w:unhideWhenUsed="1"/>
+    <w:lsdException w:name="Smart Link" w:semiHidden="1" w:unhideWhenUsed="1"/>
   </w:latentStyles>
-  <w:style w:type="paragraph" w:default="1" w:styleId="Normal">
+  <w:style w:type="paragraph" w:default="1" w:styleId="Binhthng">
     <w:name w:val="Normal"/>
     <w:qFormat/>
     <w:rsid w:val="00B13A93"/>
@@ -18862,11 +19001,11 @@
       <w:sz w:val="26"/>
     </w:rPr>
   </w:style>
-  <w:style w:type="paragraph" w:styleId="Heading1">
+  <w:style w:type="paragraph" w:styleId="u1">
     <w:name w:val="heading 1"/>
-    <w:basedOn w:val="Normal"/>
-    <w:next w:val="Normal"/>
-    <w:link w:val="Heading1Char"/>
+    <w:basedOn w:val="Binhthng"/>
+    <w:next w:val="Binhthng"/>
+    <w:link w:val="u1Char"/>
     <w:qFormat/>
     <w:rsid w:val="00A369FA"/>
     <w:pPr>
@@ -18891,11 +19030,11 @@
       <w:szCs w:val="26"/>
     </w:rPr>
   </w:style>
-  <w:style w:type="paragraph" w:styleId="Heading2">
+  <w:style w:type="paragraph" w:styleId="u2">
     <w:name w:val="heading 2"/>
-    <w:basedOn w:val="Normal"/>
-    <w:next w:val="Normal"/>
-    <w:link w:val="Heading2Char"/>
+    <w:basedOn w:val="Binhthng"/>
+    <w:next w:val="Binhthng"/>
+    <w:link w:val="u2Char"/>
     <w:uiPriority w:val="9"/>
     <w:unhideWhenUsed/>
     <w:qFormat/>
@@ -18914,11 +19053,11 @@
       <w:szCs w:val="26"/>
     </w:rPr>
   </w:style>
-  <w:style w:type="paragraph" w:styleId="Heading3">
+  <w:style w:type="paragraph" w:styleId="u3">
     <w:name w:val="heading 3"/>
-    <w:basedOn w:val="Normal"/>
-    <w:next w:val="Normal"/>
-    <w:link w:val="Heading3Char"/>
+    <w:basedOn w:val="Binhthng"/>
+    <w:next w:val="Binhthng"/>
+    <w:link w:val="u3Char"/>
     <w:uiPriority w:val="9"/>
     <w:unhideWhenUsed/>
     <w:qFormat/>
@@ -18937,11 +19076,11 @@
       <w:szCs w:val="24"/>
     </w:rPr>
   </w:style>
-  <w:style w:type="paragraph" w:styleId="Heading5">
+  <w:style w:type="paragraph" w:styleId="u5">
     <w:name w:val="heading 5"/>
-    <w:basedOn w:val="Normal"/>
-    <w:next w:val="Normal"/>
-    <w:link w:val="Heading5Char"/>
+    <w:basedOn w:val="Binhthng"/>
+    <w:next w:val="Binhthng"/>
+    <w:link w:val="u5Char"/>
     <w:uiPriority w:val="9"/>
     <w:semiHidden/>
     <w:unhideWhenUsed/>
@@ -18958,13 +19097,13 @@
       <w:color w:val="2E74B5" w:themeColor="accent1" w:themeShade="BF"/>
     </w:rPr>
   </w:style>
-  <w:style w:type="character" w:default="1" w:styleId="DefaultParagraphFont">
+  <w:style w:type="character" w:default="1" w:styleId="Phngmcinhcuaoanvn">
     <w:name w:val="Default Paragraph Font"/>
     <w:uiPriority w:val="1"/>
     <w:semiHidden/>
     <w:unhideWhenUsed/>
   </w:style>
-  <w:style w:type="table" w:default="1" w:styleId="TableNormal">
+  <w:style w:type="table" w:default="1" w:styleId="BangThngthng">
     <w:name w:val="Normal Table"/>
     <w:uiPriority w:val="99"/>
     <w:semiHidden/>
@@ -18979,16 +19118,16 @@
       </w:tblCellMar>
     </w:tblPr>
   </w:style>
-  <w:style w:type="numbering" w:default="1" w:styleId="NoList">
+  <w:style w:type="numbering" w:default="1" w:styleId="Khngco">
     <w:name w:val="No List"/>
     <w:uiPriority w:val="99"/>
     <w:semiHidden/>
     <w:unhideWhenUsed/>
   </w:style>
-  <w:style w:type="character" w:customStyle="1" w:styleId="Heading1Char">
-    <w:name w:val="Heading 1 Char"/>
-    <w:basedOn w:val="DefaultParagraphFont"/>
-    <w:link w:val="Heading1"/>
+  <w:style w:type="character" w:customStyle="1" w:styleId="u1Char">
+    <w:name w:val="Đầu đề 1 Char"/>
+    <w:basedOn w:val="Phngmcinhcuaoanvn"/>
+    <w:link w:val="u1"/>
     <w:rsid w:val="00A369FA"/>
     <w:rPr>
       <w:rFonts w:eastAsia="Times New Roman" w:cs="Times New Roman"/>
@@ -18999,7 +19138,7 @@
       <w:szCs w:val="26"/>
     </w:rPr>
   </w:style>
-  <w:style w:type="paragraph" w:styleId="NoSpacing">
+  <w:style w:type="paragraph" w:styleId="KhngDncch">
     <w:name w:val="No Spacing"/>
     <w:uiPriority w:val="1"/>
     <w:qFormat/>
@@ -19016,7 +19155,7 @@
   </w:style>
   <w:style w:type="paragraph" w:customStyle="1" w:styleId="bang">
     <w:name w:val="bang"/>
-    <w:basedOn w:val="Normal"/>
+    <w:basedOn w:val="Binhthng"/>
     <w:qFormat/>
     <w:rsid w:val="0090161D"/>
     <w:pPr>
@@ -19031,7 +19170,7 @@
   </w:style>
   <w:style w:type="paragraph" w:customStyle="1" w:styleId="hinh">
     <w:name w:val="hinh"/>
-    <w:basedOn w:val="Normal"/>
+    <w:basedOn w:val="Binhthng"/>
     <w:qFormat/>
     <w:rsid w:val="0090161D"/>
     <w:pPr>
@@ -19045,10 +19184,10 @@
       <w:color w:val="000000" w:themeColor="text1"/>
     </w:rPr>
   </w:style>
-  <w:style w:type="character" w:customStyle="1" w:styleId="Heading2Char">
-    <w:name w:val="Heading 2 Char"/>
-    <w:basedOn w:val="DefaultParagraphFont"/>
-    <w:link w:val="Heading2"/>
+  <w:style w:type="character" w:customStyle="1" w:styleId="u2Char">
+    <w:name w:val="Đầu đề 2 Char"/>
+    <w:basedOn w:val="Phngmcinhcuaoanvn"/>
+    <w:link w:val="u2"/>
     <w:uiPriority w:val="9"/>
     <w:rsid w:val="00A369FA"/>
     <w:rPr>
@@ -19058,10 +19197,10 @@
       <w:szCs w:val="26"/>
     </w:rPr>
   </w:style>
-  <w:style w:type="character" w:customStyle="1" w:styleId="Heading3Char">
-    <w:name w:val="Heading 3 Char"/>
-    <w:basedOn w:val="DefaultParagraphFont"/>
-    <w:link w:val="Heading3"/>
+  <w:style w:type="character" w:customStyle="1" w:styleId="u3Char">
+    <w:name w:val="Đầu đề 3 Char"/>
+    <w:basedOn w:val="Phngmcinhcuaoanvn"/>
+    <w:link w:val="u3"/>
     <w:uiPriority w:val="9"/>
     <w:rsid w:val="0090161D"/>
     <w:rPr>
@@ -19071,9 +19210,9 @@
       <w:szCs w:val="24"/>
     </w:rPr>
   </w:style>
-  <w:style w:type="table" w:styleId="TableGrid">
+  <w:style w:type="table" w:styleId="LiBang">
     <w:name w:val="Table Grid"/>
-    <w:basedOn w:val="TableNormal"/>
+    <w:basedOn w:val="BangThngthng"/>
     <w:uiPriority w:val="59"/>
     <w:rsid w:val="00795347"/>
     <w:pPr>
@@ -19094,10 +19233,10 @@
       </w:tblBorders>
     </w:tblPr>
   </w:style>
-  <w:style w:type="paragraph" w:styleId="Header">
+  <w:style w:type="paragraph" w:styleId="utrang">
     <w:name w:val="header"/>
-    <w:basedOn w:val="Normal"/>
-    <w:link w:val="HeaderChar"/>
+    <w:basedOn w:val="Binhthng"/>
+    <w:link w:val="utrangChar"/>
     <w:uiPriority w:val="99"/>
     <w:unhideWhenUsed/>
     <w:rsid w:val="003B7F00"/>
@@ -19108,10 +19247,10 @@
       </w:tabs>
     </w:pPr>
   </w:style>
-  <w:style w:type="character" w:customStyle="1" w:styleId="HeaderChar">
-    <w:name w:val="Header Char"/>
-    <w:basedOn w:val="DefaultParagraphFont"/>
-    <w:link w:val="Header"/>
+  <w:style w:type="character" w:customStyle="1" w:styleId="utrangChar">
+    <w:name w:val="Đầu trang Char"/>
+    <w:basedOn w:val="Phngmcinhcuaoanvn"/>
+    <w:link w:val="utrang"/>
     <w:uiPriority w:val="99"/>
     <w:rsid w:val="003B7F00"/>
     <w:rPr>
@@ -19120,10 +19259,10 @@
       <w:sz w:val="22"/>
     </w:rPr>
   </w:style>
-  <w:style w:type="paragraph" w:styleId="Footer">
+  <w:style w:type="paragraph" w:styleId="Chntrang">
     <w:name w:val="footer"/>
-    <w:basedOn w:val="Normal"/>
-    <w:link w:val="FooterChar"/>
+    <w:basedOn w:val="Binhthng"/>
+    <w:link w:val="ChntrangChar"/>
     <w:uiPriority w:val="99"/>
     <w:unhideWhenUsed/>
     <w:rsid w:val="003B7F00"/>
@@ -19134,10 +19273,10 @@
       </w:tabs>
     </w:pPr>
   </w:style>
-  <w:style w:type="character" w:customStyle="1" w:styleId="FooterChar">
-    <w:name w:val="Footer Char"/>
-    <w:basedOn w:val="DefaultParagraphFont"/>
-    <w:link w:val="Footer"/>
+  <w:style w:type="character" w:customStyle="1" w:styleId="ChntrangChar">
+    <w:name w:val="Chân trang Char"/>
+    <w:basedOn w:val="Phngmcinhcuaoanvn"/>
+    <w:link w:val="Chntrang"/>
     <w:uiPriority w:val="99"/>
     <w:rsid w:val="003B7F00"/>
     <w:rPr>
@@ -19146,9 +19285,9 @@
       <w:sz w:val="22"/>
     </w:rPr>
   </w:style>
-  <w:style w:type="paragraph" w:styleId="ListParagraph">
+  <w:style w:type="paragraph" w:styleId="oancuaDanhsach">
     <w:name w:val="List Paragraph"/>
-    <w:basedOn w:val="Normal"/>
+    <w:basedOn w:val="Binhthng"/>
     <w:uiPriority w:val="34"/>
     <w:qFormat/>
     <w:rsid w:val="003B7F00"/>
@@ -19157,10 +19296,10 @@
       <w:contextualSpacing/>
     </w:pPr>
   </w:style>
-  <w:style w:type="paragraph" w:styleId="TOCHeading">
+  <w:style w:type="paragraph" w:styleId="uMucluc">
     <w:name w:val="TOC Heading"/>
-    <w:basedOn w:val="Heading1"/>
-    <w:next w:val="Normal"/>
+    <w:basedOn w:val="u1"/>
+    <w:next w:val="Binhthng"/>
     <w:uiPriority w:val="39"/>
     <w:unhideWhenUsed/>
     <w:qFormat/>
@@ -19186,10 +19325,10 @@
       <w:szCs w:val="32"/>
     </w:rPr>
   </w:style>
-  <w:style w:type="paragraph" w:styleId="TOC1">
+  <w:style w:type="paragraph" w:styleId="Mucluc1">
     <w:name w:val="toc 1"/>
-    <w:basedOn w:val="Normal"/>
-    <w:next w:val="Normal"/>
+    <w:basedOn w:val="Binhthng"/>
+    <w:next w:val="Binhthng"/>
     <w:autoRedefine/>
     <w:uiPriority w:val="39"/>
     <w:unhideWhenUsed/>
@@ -19198,10 +19337,10 @@
       <w:spacing w:after="100"/>
     </w:pPr>
   </w:style>
-  <w:style w:type="paragraph" w:styleId="TOC2">
+  <w:style w:type="paragraph" w:styleId="Mucluc2">
     <w:name w:val="toc 2"/>
-    <w:basedOn w:val="Normal"/>
-    <w:next w:val="Normal"/>
+    <w:basedOn w:val="Binhthng"/>
+    <w:next w:val="Binhthng"/>
     <w:autoRedefine/>
     <w:uiPriority w:val="39"/>
     <w:unhideWhenUsed/>
@@ -19211,9 +19350,9 @@
       <w:ind w:left="260"/>
     </w:pPr>
   </w:style>
-  <w:style w:type="character" w:styleId="Hyperlink">
+  <w:style w:type="character" w:styleId="Siuktni">
     <w:name w:val="Hyperlink"/>
-    <w:basedOn w:val="DefaultParagraphFont"/>
+    <w:basedOn w:val="Phngmcinhcuaoanvn"/>
     <w:uiPriority w:val="99"/>
     <w:unhideWhenUsed/>
     <w:rsid w:val="001A1D35"/>
@@ -19222,10 +19361,10 @@
       <w:u w:val="single"/>
     </w:rPr>
   </w:style>
-  <w:style w:type="character" w:customStyle="1" w:styleId="Heading5Char">
-    <w:name w:val="Heading 5 Char"/>
-    <w:basedOn w:val="DefaultParagraphFont"/>
-    <w:link w:val="Heading5"/>
+  <w:style w:type="character" w:customStyle="1" w:styleId="u5Char">
+    <w:name w:val="Đầu đề 5 Char"/>
+    <w:basedOn w:val="Phngmcinhcuaoanvn"/>
+    <w:link w:val="u5"/>
     <w:uiPriority w:val="9"/>
     <w:semiHidden/>
     <w:rsid w:val="00B13A93"/>
@@ -19235,9 +19374,9 @@
       <w:sz w:val="26"/>
     </w:rPr>
   </w:style>
-  <w:style w:type="paragraph" w:styleId="NormalWeb">
+  <w:style w:type="paragraph" w:styleId="ThngthngWeb">
     <w:name w:val="Normal (Web)"/>
-    <w:basedOn w:val="Normal"/>
+    <w:basedOn w:val="Binhthng"/>
     <w:uiPriority w:val="99"/>
     <w:unhideWhenUsed/>
     <w:rsid w:val="00224263"/>
@@ -19248,7 +19387,7 @@
   </w:style>
   <w:style w:type="paragraph" w:customStyle="1" w:styleId="rtejustify">
     <w:name w:val="rtejustify"/>
-    <w:basedOn w:val="Normal"/>
+    <w:basedOn w:val="Binhthng"/>
     <w:rsid w:val="00514356"/>
     <w:pPr>
       <w:spacing w:before="100" w:beforeAutospacing="1" w:after="100" w:afterAutospacing="1"/>
@@ -19260,9 +19399,9 @@
       <w:szCs w:val="24"/>
     </w:rPr>
   </w:style>
-  <w:style w:type="character" w:styleId="Strong">
+  <w:style w:type="character" w:styleId="Manh">
     <w:name w:val="Strong"/>
-    <w:basedOn w:val="DefaultParagraphFont"/>
+    <w:basedOn w:val="Phngmcinhcuaoanvn"/>
     <w:uiPriority w:val="22"/>
     <w:qFormat/>
     <w:rsid w:val="00514356"/>
@@ -19273,12 +19412,12 @@
   </w:style>
   <w:style w:type="character" w:customStyle="1" w:styleId="text-xs">
     <w:name w:val="text-xs"/>
-    <w:basedOn w:val="DefaultParagraphFont"/>
+    <w:basedOn w:val="Phngmcinhcuaoanvn"/>
     <w:rsid w:val="007312B5"/>
   </w:style>
-  <w:style w:type="character" w:styleId="Emphasis">
+  <w:style w:type="character" w:styleId="Nhnmanh">
     <w:name w:val="Emphasis"/>
-    <w:basedOn w:val="DefaultParagraphFont"/>
+    <w:basedOn w:val="Phngmcinhcuaoanvn"/>
     <w:uiPriority w:val="20"/>
     <w:qFormat/>
     <w:rsid w:val="00F36CAE"/>
